--- a/output/Frontier_AI_Price_Wars_Jul2026.docx
+++ b/output/Frontier_AI_Price_Wars_Jul2026.docx
@@ -174,7 +174,7 @@
           <w:color w:val="262B35"/>
           <w:sz w:val="21"/>
         </w:rPr>
-        <w:t>Headline per-token price is the wrong unit of account, and most commentary on this repricing is built on it. Enterprises do not buy tokens; they buy completed tasks. The correct unit is:</w:t>
+        <w:t>Headline per-token price is the wrong unit of account. Enterprises do not buy tokens; they buy completed tasks. The correct unit is:</w:t>
       </w:r>
     </w:p>
     <w:p>
@@ -1410,6 +1410,45 @@
     </w:tbl>
     <w:p>
       <w:pPr>
+        <w:spacing w:before="80" w:after="40"/>
+      </w:pPr>
+      <w:r>
+        <w:drawing>
+          <wp:inline xmlns:a="http://schemas.openxmlformats.org/drawingml/2006/main" xmlns:pic="http://schemas.openxmlformats.org/drawingml/2006/picture">
+            <wp:extent cx="5943600" cy="2204249"/>
+            <wp:docPr id="1" name="Picture 1"/>
+            <wp:cNvGraphicFramePr>
+              <a:graphicFrameLocks noChangeAspect="1"/>
+            </wp:cNvGraphicFramePr>
+            <a:graphic>
+              <a:graphicData uri="http://schemas.openxmlformats.org/drawingml/2006/picture">
+                <pic:pic>
+                  <pic:nvPicPr>
+                    <pic:cNvPr id="0" name="pw_cost_curves.png"/>
+                    <pic:cNvPicPr/>
+                  </pic:nvPicPr>
+                  <pic:blipFill>
+                    <a:blip r:embed="rId9"/>
+                    <a:stretch>
+                      <a:fillRect/>
+                    </a:stretch>
+                  </pic:blipFill>
+                  <pic:spPr>
+                    <a:xfrm>
+                      <a:off x="0" y="0"/>
+                      <a:ext cx="5943600" cy="2204249"/>
+                    </a:xfrm>
+                    <a:prstGeom prst="rect"/>
+                  </pic:spPr>
+                </pic:pic>
+              </a:graphicData>
+            </a:graphic>
+          </wp:inline>
+        </w:drawing>
+      </w:r>
+    </w:p>
+    <w:p>
+      <w:pPr>
         <w:spacing w:after="40"/>
       </w:pPr>
     </w:p>
@@ -1451,7 +1490,7 @@
           <w:color w:val="262B35"/>
           <w:sz w:val="21"/>
         </w:rPr>
-        <w:t>Consider what a 4x to 5x output-price cut does to model-layer gross margin. Assume a frontier-scale model serves at roughly $6 to $8 per million output tokens in amortized compute at current utilization (our estimate, T2, from public GPU-hour economics; serving-cost disclosures do not exist at T1). At $25 output, that is roughly a 70% gross margin. At $4.25 to $6, it is roughly negative 15% to negative 30% unless serving cost falls in step. Distillation, batching, and custom silicon have historically delivered 2x to 3x serving-cost reduction per model generation (T3, trade analyses), and frontier token prices have fallen roughly an order of magnitude per year at constant quality (T3). A 4x cut inside one generation therefore outruns cost decline. Someone is funding the gap.</w:t>
+        <w:t>Consider what a 4x to 5x output-price cut does to model-layer gross margin. Assume a frontier-scale model serves at roughly $6 to $8 per million output tokens in amortized compute at current utilization (our estimate, T2; no serving-cost disclosures exist at T1). At $25 output, that is roughly a 70% gross margin. At the $4.25 to $6 floor it is negative: roughly negative 17% at $6 and negative 65% at $4.25 at the midpoint serving cost. Distillation, batching, and custom silicon have historically delivered 2x to 3x serving-cost reduction per model generation (T3, trade analyses), and frontier token prices have fallen roughly an order of magnitude per year at constant quality (T3). A 4x cut inside one generation therefore outruns cost decline. Someone is funding the gap.</w:t>
       </w:r>
     </w:p>
     <w:tbl>
@@ -1512,6 +1551,45 @@
         </w:tc>
       </w:tr>
     </w:tbl>
+    <w:p>
+      <w:pPr>
+        <w:spacing w:before="80" w:after="40"/>
+      </w:pPr>
+      <w:r>
+        <w:drawing>
+          <wp:inline xmlns:a="http://schemas.openxmlformats.org/drawingml/2006/main" xmlns:pic="http://schemas.openxmlformats.org/drawingml/2006/picture">
+            <wp:extent cx="5943600" cy="1980582"/>
+            <wp:docPr id="2" name="Picture 2"/>
+            <wp:cNvGraphicFramePr>
+              <a:graphicFrameLocks noChangeAspect="1"/>
+            </wp:cNvGraphicFramePr>
+            <a:graphic>
+              <a:graphicData uri="http://schemas.openxmlformats.org/drawingml/2006/picture">
+                <pic:pic>
+                  <pic:nvPicPr>
+                    <pic:cNvPr id="0" name="pw_margin_vs_price.png"/>
+                    <pic:cNvPicPr/>
+                  </pic:nvPicPr>
+                  <pic:blipFill>
+                    <a:blip r:embed="rId10"/>
+                    <a:stretch>
+                      <a:fillRect/>
+                    </a:stretch>
+                  </pic:blipFill>
+                  <pic:spPr>
+                    <a:xfrm>
+                      <a:off x="0" y="0"/>
+                      <a:ext cx="5943600" cy="1980582"/>
+                    </a:xfrm>
+                    <a:prstGeom prst="rect"/>
+                  </pic:spPr>
+                </pic:pic>
+              </a:graphicData>
+            </a:graphic>
+          </wp:inline>
+        </w:drawing>
+      </w:r>
+    </w:p>
     <w:p>
       <w:pPr>
         <w:spacing w:after="40"/>
@@ -2928,6 +3006,45 @@
     </w:tbl>
     <w:p>
       <w:pPr>
+        <w:spacing w:before="80" w:after="40"/>
+      </w:pPr>
+      <w:r>
+        <w:drawing>
+          <wp:inline xmlns:a="http://schemas.openxmlformats.org/drawingml/2006/main" xmlns:pic="http://schemas.openxmlformats.org/drawingml/2006/picture">
+            <wp:extent cx="5943600" cy="1817218"/>
+            <wp:docPr id="3" name="Picture 3"/>
+            <wp:cNvGraphicFramePr>
+              <a:graphicFrameLocks noChangeAspect="1"/>
+            </wp:cNvGraphicFramePr>
+            <a:graphic>
+              <a:graphicData uri="http://schemas.openxmlformats.org/drawingml/2006/picture">
+                <pic:pic>
+                  <pic:nvPicPr>
+                    <pic:cNvPr id="0" name="pw_layer_economics.png"/>
+                    <pic:cNvPicPr/>
+                  </pic:nvPicPr>
+                  <pic:blipFill>
+                    <a:blip r:embed="rId11"/>
+                    <a:stretch>
+                      <a:fillRect/>
+                    </a:stretch>
+                  </pic:blipFill>
+                  <pic:spPr>
+                    <a:xfrm>
+                      <a:off x="0" y="0"/>
+                      <a:ext cx="5943600" cy="1817218"/>
+                    </a:xfrm>
+                    <a:prstGeom prst="rect"/>
+                  </pic:spPr>
+                </pic:pic>
+              </a:graphicData>
+            </a:graphic>
+          </wp:inline>
+        </w:drawing>
+      </w:r>
+    </w:p>
+    <w:p>
+      <w:pPr>
         <w:spacing w:after="40"/>
       </w:pPr>
     </w:p>
@@ -3040,7 +3157,7 @@
           <w:color w:val="262B35"/>
           <w:sz w:val="21"/>
         </w:rPr>
-        <w:t>Test: by September 30, 2026, the first disclosed enterprise-agent seat or attach metric from any lab will show whether the surface thesis is measurable; if disclosed seats are trivial (&lt;100k) at both OpenAI and Anthropic, the surface war is earlier than we think and the token war matters more than this section argues.</w:t>
+        <w:t>Test: by September 30, 2026, the first disclosed enterprise-agent seat or attach metric from any lab will show whether the surface thesis is measurable; if disclosed seats are trivial (&lt;100k) at both OpenAI and Anthropic, the surface war is earlier than we think and tokens matter more than this section argues.</w:t>
       </w:r>
     </w:p>
     <w:p>
@@ -3444,7 +3561,7 @@
           <w:color w:val="6B7280"/>
           <w:sz w:val="17"/>
         </w:rPr>
-        <w:t>Word count, Key takeaways through What we're watching, including tables and chart captions: 3,283 as rendered in the .docx (3,286 in this markdown mirror; target 3,200, ceiling 3,300). References and disclaimer excluded as boilerplate.</w:t>
+        <w:t>Word count, Key takeaways through What we're watching, including tables and chart captions: 3,272 as rendered in the .docx (3,275 in this markdown mirror; target 3,200, ceiling 3,300). References and disclaimer excluded as boilerplate.</w:t>
       </w:r>
     </w:p>
     <w:sectPr>

--- a/output/Frontier_AI_Price_Wars_Jul2026.docx
+++ b/output/Frontier_AI_Price_Wars_Jul2026.docx
@@ -69,7 +69,7 @@
           <w:color w:val="262B35"/>
           <w:sz w:val="21"/>
         </w:rPr>
-        <w:t>Meta's Muse Spark 1.1 at $1.25 input / $4.25 output per million tokens (T1, published list price) prices frontier-adjacent inference at roughly one quarter of the premium anchor. Our read: this is not yet a price war. It is a segmentation event with one structural price warrior, Meta, and one forced participant, xAI.</w:t>
+        <w:t>The July 2026 repricing looks like a price war and is mostly a segmentation event. Meta's Muse Spark 1.1 at $1.25 input / $4.25 output per million tokens (T1) prices frontier-adjacent inference at roughly one quarter of the premium anchor, but only Meta is structurally built to price a model near zero. xAI is a forced participant; OpenAI and Anthropic are defending premium tiers, not chasing the floor.</w:t>
       </w:r>
     </w:p>
     <w:p>
@@ -84,7 +84,7 @@
           <w:color w:val="262B35"/>
           <w:sz w:val="21"/>
         </w:rPr>
-        <w:t>Headline token price is the wrong unit of account. On cost per completed task, with a $17 failure-remediation cost per failed attempt (our assumption, T2), a task-success gap of roughly 3 percentage points fully funds Claude Opus 4.8's 4.8x per-attempt token premium over the cheapest tier. Reliability, not tokens, is what enterprises are actually pricing.</w:t>
+        <w:t>Headline token price is the wrong unit of account. Enterprises and, increasingly, agents buy completed tasks, not tokens. On cost per completed task, with a modest failure-remediation cost, a task-success gap of roughly two to three percentage points fully funds Claude Opus 4.8's 4.8x per-attempt token premium over the cheapest tier. Reliability, not sticker price, is what sophisticated buyers are pricing.</w:t>
       </w:r>
     </w:p>
     <w:p>
@@ -99,7 +99,7 @@
           <w:color w:val="262B35"/>
           <w:sz w:val="21"/>
         </w:rPr>
-        <w:t>A 4x to 5x output-price cut takes an illustrative 70% model-layer gross margin to roughly negative 20% at unchanged serving cost (our arithmetic, T2). Below-cost pricing is being funded by the ~$3.5T private-credit channel that has become the marginal source of AI capital. The price war is a solvency question deferred, not resolved.</w:t>
+        <w:t>The premium end is deeper than it looks. Above Opus sits Claude Mythos, Anthropic's restricted-access flagship, not openly list-priced. Anthropic is defending a two-tier premium (Opus for broad enterprise, Mythos for the highest-stakes and access-controlled deployments) while the floor commoditizes beneath it. The market is a barbell with a hollow middle.</w:t>
       </w:r>
     </w:p>
     <w:p>
@@ -114,7 +114,7 @@
           <w:color w:val="262B35"/>
           <w:sz w:val="21"/>
         </w:rPr>
-        <w:t>Inference-cost deflation is margin-accretive to the application layer and to enterprise buyers, and margin-dilutive to undifferentiated model vendors. The picks-and-shovels complex, HBM and memory, wafer fab equipment, data-center power and cooling, is insulated: the buildout is priced on capacity scarcity, not on model-layer margin.</w:t>
+        <w:t>Pricing is a physics problem before it is a strategy problem. Output tokens cost more than input tokens because generation is sequential and memory-bandwidth-bound on the same scarce high-bandwidth memory (HBM) the buildout is short of. A 4x output-price cut in one model generation outruns the cost curve, so someone is funding the gap. The funder is the ~$3.5T private-credit market. The price war is a solvency question deferred, not resolved.</w:t>
       </w:r>
     </w:p>
     <w:p>
@@ -129,7 +129,7 @@
           <w:color w:val="262B35"/>
           <w:sz w:val="21"/>
         </w:rPr>
-        <w:t>The repricing lands roughly three months before Anthropic's expected October S-1 and is the single largest tax on the $965B bull case: Anthropic must defend both premium price and enterprise attach into the filing. The inverse also holds: if Anthropic keeps both, it validates the premium thesis in the most hostile tape available.</w:t>
+        <w:t>Inference-cost deflation is margin-accretive to the application layer and to enterprise and consumer buyers, and margin-dilutive to undifferentiated model vendors. The picks-and-shovels complex (HBM and memory, wafer fab equipment, data-center power and cooling) is insulated: the buildout is priced on capacity scarcity, not on model-layer margin.</w:t>
       </w:r>
     </w:p>
     <w:p>
@@ -144,7 +144,22 @@
           <w:color w:val="262B35"/>
           <w:sz w:val="21"/>
         </w:rPr>
-        <w:t>The decisive front is not tokens. It is the enterprise-agent surface, OpenAI's ChatGPT Work and Codex desktop superapp against Anthropic's Claude Cowork. Cheap tokens are necessary but not sufficient; distribution and seat-level reliability are the moat.</w:t>
+        <w:t>For consumers the price war is nearly invisible and entirely consequential. Cheaper inference makes free tiers good enough for most tasks, compressing willingness to pay even as capability rises. Consumers do not pay per token; they pay in subscription, attention, and data.</w:t>
+      </w:r>
+    </w:p>
+    <w:p>
+      <w:pPr>
+        <w:pStyle w:val="ListBullet"/>
+        <w:spacing w:after="80"/>
+      </w:pPr>
+      <w:r>
+        <w:rPr>
+          <w:rFonts w:ascii="Georgia" w:hAnsi="Georgia"/>
+          <w:b w:val="0"/>
+          <w:color w:val="262B35"/>
+          <w:sz w:val="21"/>
+        </w:rPr>
+        <w:t>The repricing lands roughly three months before Anthropic's expected October S-1, the single largest test of whether a premium model franchise can defend price and enterprise attach in the most hostile tape available. It is the largest tax on the $965B bull case, and the cleanest possible validation of it if Anthropic holds both.</w:t>
       </w:r>
     </w:p>
     <w:p>
@@ -152,7 +167,7 @@
         <w:pStyle w:val="Heading1"/>
       </w:pPr>
       <w:r>
-        <w:t>1. The unit of account: cost per completed task</w:t>
+        <w:t>1. What you are actually buying: the technology behind a token price</w:t>
       </w:r>
     </w:p>
     <w:p>
@@ -163,7 +178,7 @@
           <w:color w:val="262B35"/>
           <w:sz w:val="21"/>
         </w:rPr>
-        <w:t>The July tape reads as a collapse in frontier pricing. Meta's Muse Spark 1.1 lists at $1.25 / $4.25 per million tokens (input / output), xAI's Grok 4.5 at $2 / $6, and OpenAI's GPT-5.6 Luna at $1 / $6, against Anthropic's Claude Opus 4.8 at $5 / $25 and OpenAI's GPT-5.6 Sol at $5 / $30 (all T1 list prices; Meta's claim of state-of-the-art agent reasoning at 1M context is vendor-reported, T3 after our standard one-tier discount).</w:t>
+        <w:t>Start with the unit, because every strategic claim in this note reduces to it. A large language model reads and writes text in tokens, roughly three to four characters each. A provider charges separately for two things: input tokens (the prompt, the retrieved documents, the conversation so far) and output tokens (the text the model generates). Published prices are quoted per million tokens, split input / output.</w:t>
       </w:r>
     </w:p>
     <w:p>
@@ -174,7 +189,150 @@
           <w:color w:val="262B35"/>
           <w:sz w:val="21"/>
         </w:rPr>
-        <w:t>Headline per-token price is the wrong unit of account. Enterprises do not buy tokens; they buy completed tasks. The correct unit is:</w:t>
+        <w:t>The first thing to notice is that output is priced far above input: Opus 4.8 at $5 / $25 charges 5x more to write than to read, Sol and Luna 6x. This is not a margin gimmick, it is physics. Reading a prompt processes all the tokens in parallel in a single pass (the prefill). Writing generates one token at a time, and each new token requires a full forward pass that reads the entire set of model weights plus the growing memory of the conversation so far (the KV cache) out of high-bandwidth memory. Generation is therefore sequential and bound by memory bandwidth, not by raw arithmetic: reading is cheap and parallel, writing is expensive and serial. That asymmetry connects the price sheet directly to the hardware, because the binding constraint on output cost is HBM bandwidth, the same scarce component the data-center buildout is competing for.</w:t>
+      </w:r>
+    </w:p>
+    <w:p>
+      <w:r>
+        <w:rPr>
+          <w:rFonts w:ascii="Georgia" w:hAnsi="Georgia"/>
+          <w:b w:val="0"/>
+          <w:color w:val="262B35"/>
+          <w:sz w:val="21"/>
+        </w:rPr>
+        <w:t>Two consequences follow. First, utilization sets the true cost. Providers batch many users' requests so that one expensive read of the weights serves many at once, and the higher the utilization, the lower the cost per token. A price cut not matched by a hardware gain (custom silicon, better batching, distillation to a smaller model) or a utilization gain comes straight out of gross margin. There is no free lunch in a token price: a lower number means better economics or a subsidy, and the two look identical on a price sheet. Second, context is not free even when input is cheap. Meta advertises a 1M-token context window for Muse Spark at low input pricing, but the KV cache grows with the context and lives in that same scarce memory, so actually using a million tokens is expensive to serve regardless of the list price.</w:t>
+      </w:r>
+    </w:p>
+    <w:p>
+      <w:r>
+        <w:rPr>
+          <w:rFonts w:ascii="Georgia" w:hAnsi="Georgia"/>
+          <w:b w:val="0"/>
+          <w:color w:val="262B35"/>
+          <w:sz w:val="21"/>
+        </w:rPr>
+        <w:t>Now the step that reframes everything. Modern enterprise use is agentic: the model is not asked one question once. An agent plans, calls a tool, reads the result, re-plans, and repeats, often dozens of times, each step re-reading a growing context. Token consumption per task scales super-linearly with complexity, and multiplies again every time the agent fails and retries. This is why the per-token price tells you almost nothing about what a task costs: the loop, and the failure rate inside it, dominate. That is the bridge to Section 2.</w:t>
+      </w:r>
+    </w:p>
+    <w:tbl>
+      <w:tblPr>
+        <w:tblW w:type="dxa" w:w="9360"/>
+        <w:tblLook w:firstColumn="1" w:firstRow="1" w:lastColumn="0" w:lastRow="0" w:noHBand="0" w:noVBand="1" w:val="04A0"/>
+        <w:tblBorders>
+          <w:top w:val="single" w:sz="4" w:space="0" w:color="C9D2DE"/>
+          <w:left w:val="single" w:sz="4" w:space="0" w:color="C9D2DE"/>
+          <w:bottom w:val="single" w:sz="4" w:space="0" w:color="C9D2DE"/>
+          <w:right w:val="single" w:sz="4" w:space="0" w:color="C9D2DE"/>
+          <w:insideH w:val="single" w:sz="4" w:space="0" w:color="C9D2DE"/>
+          <w:insideV w:val="single" w:sz="4" w:space="0" w:color="C9D2DE"/>
+        </w:tblBorders>
+        <w:tblCellMar>
+          <w:top w:w="40" w:type="dxa"/>
+          <w:left w:w="80" w:type="dxa"/>
+          <w:bottom w:w="40" w:type="dxa"/>
+          <w:right w:w="80" w:type="dxa"/>
+        </w:tblCellMar>
+      </w:tblPr>
+      <w:tblGrid>
+        <w:gridCol w:w="9360"/>
+      </w:tblGrid>
+      <w:tr>
+        <w:trPr>
+          <w:cantSplit/>
+        </w:trPr>
+        <w:tc>
+          <w:tcPr>
+            <w:tcW w:type="dxa" w:w="9360"/>
+            <w:shd w:val="clear" w:fill="F2F5F9"/>
+          </w:tcPr>
+          <w:p>
+            <w:pPr>
+              <w:spacing w:after="0"/>
+            </w:pPr>
+            <w:r/>
+            <w:r>
+              <w:rPr>
+                <w:rFonts w:ascii="Georgia" w:hAnsi="Georgia"/>
+                <w:b/>
+                <w:color w:val="1F2A44"/>
+                <w:sz w:val="18"/>
+              </w:rPr>
+              <w:t xml:space="preserve">CHART: </w:t>
+            </w:r>
+            <w:r>
+              <w:rPr>
+                <w:rFonts w:ascii="Georgia" w:hAnsi="Georgia"/>
+                <w:i/>
+                <w:color w:val="262B35"/>
+                <w:sz w:val="18"/>
+              </w:rPr>
+              <w:t>The pricing ladder from the free consumer tier to the restricted premium anchor. Takeaway: one market, a spread past 30x, with two crowded ends and a hollow middle. Data: output list price per Mtok for Muse Spark, Luna, Grok, Opus, Sol, plus the Mythos estimate and the $0-per-token consumer tier.</w:t>
+            </w:r>
+          </w:p>
+        </w:tc>
+      </w:tr>
+    </w:tbl>
+    <w:p>
+      <w:pPr>
+        <w:spacing w:before="80" w:after="40"/>
+      </w:pPr>
+      <w:r>
+        <w:drawing>
+          <wp:inline xmlns:a="http://schemas.openxmlformats.org/drawingml/2006/main" xmlns:pic="http://schemas.openxmlformats.org/drawingml/2006/picture">
+            <wp:extent cx="5943600" cy="1893031"/>
+            <wp:docPr id="1" name="Picture 1"/>
+            <wp:cNvGraphicFramePr>
+              <a:graphicFrameLocks noChangeAspect="1"/>
+            </wp:cNvGraphicFramePr>
+            <a:graphic>
+              <a:graphicData uri="http://schemas.openxmlformats.org/drawingml/2006/picture">
+                <pic:pic>
+                  <pic:nvPicPr>
+                    <pic:cNvPr id="0" name="pw_pricing_ladder.png"/>
+                    <pic:cNvPicPr/>
+                  </pic:nvPicPr>
+                  <pic:blipFill>
+                    <a:blip r:embed="rId9"/>
+                    <a:stretch>
+                      <a:fillRect/>
+                    </a:stretch>
+                  </pic:blipFill>
+                  <pic:spPr>
+                    <a:xfrm>
+                      <a:off x="0" y="0"/>
+                      <a:ext cx="5943600" cy="1893031"/>
+                    </a:xfrm>
+                    <a:prstGeom prst="rect"/>
+                  </pic:spPr>
+                </pic:pic>
+              </a:graphicData>
+            </a:graphic>
+          </wp:inline>
+        </w:drawing>
+      </w:r>
+    </w:p>
+    <w:p>
+      <w:pPr>
+        <w:spacing w:after="40"/>
+      </w:pPr>
+    </w:p>
+    <w:p>
+      <w:pPr>
+        <w:pStyle w:val="Heading1"/>
+      </w:pPr>
+      <w:r>
+        <w:t>2. The unit of account: cost per completed task</w:t>
+      </w:r>
+    </w:p>
+    <w:p>
+      <w:r>
+        <w:rPr>
+          <w:rFonts w:ascii="Georgia" w:hAnsi="Georgia"/>
+          <w:b w:val="0"/>
+          <w:color w:val="262B35"/>
+          <w:sz w:val="21"/>
+        </w:rPr>
+        <w:t>Enterprises do not buy tokens; they buy completed tasks. The correct unit is:</w:t>
       </w:r>
     </w:p>
     <w:p>
@@ -1280,7 +1438,7 @@
           <w:color w:val="6B7280"/>
           <w:sz w:val="17"/>
         </w:rPr>
-        <w:t>All prices T1; per-task figures our arithmetic, T2.</w:t>
+        <w:t>All prices T1; per-task figures our arithmetic, T2. Claude Mythos is omitted from the token grid because it is not openly list-priced; we treat it separately as the premium anchor.</w:t>
       </w:r>
     </w:p>
     <w:p>
@@ -1291,7 +1449,7 @@
           <w:color w:val="262B35"/>
           <w:sz w:val="21"/>
         </w:rPr>
-        <w:t>Run the token-only break-even and the result is stark: Opus at $0.60 per attempt is cheaper per completed task than Muse Spark at $0.126 only if its per-attempt success rate exceeds Muse's by a factor of 4.8. If Opus completes 90% of attempts, Muse would need to fail more than 81% of the time before Opus wins on tokens alone. No frontier gap is that wide. On raw token arithmetic, the cheap tier wins almost mechanically.</w:t>
+        <w:t>On tokens alone the cheap tier wins almost mechanically. Opus at $0.60 per attempt is cheaper per completed task than Muse Spark at $0.126 only if its per-attempt success rate exceeds Muse's by a factor of 4.8. If Opus completes 90% of attempts, Muse would have to fail more than 81% of the time before Opus wins on tokens. No frontier gap is that wide. If the story ended here, everyone would route to the floor and the premium tiers would be dead. They are not, and the reason is what token arithmetic leaves out.</w:t>
       </w:r>
     </w:p>
     <w:p>
@@ -1302,7 +1460,7 @@
           <w:color w:val="262B35"/>
           <w:sz w:val="21"/>
         </w:rPr>
-        <w:t>That is why token arithmetic is incomplete. In deployed enterprise workflows, a failed agentic attempt is not free: it consumes reviewer time, breaks downstream automation, and erodes trust in the seat. Assign a conservative $17 remediation cost per failed attempt, ten minutes of a $100/hour fully loaded operator (our assumption, T2). The fully loaded cost per completed task becomes (cost per attempt + $17 x (1 - p)) / p:</w:t>
+        <w:t>In a real deployment a failed agentic attempt is not free. It consumes reviewer time, breaks downstream automation, and erodes trust in the seat. Assign a deliberately conservative $17 remediation cost per failed attempt, about ten minutes of a $100-per-hour fully loaded operator (our assumption, T2). The fully loaded cost per completed task becomes (cost per attempt + $17 x (1 - p)) / p, and the ranking inverts:</w:t>
       </w:r>
     </w:p>
     <w:p>
@@ -1402,7 +1560,7 @@
                 <w:color w:val="262B35"/>
                 <w:sz w:val="18"/>
               </w:rPr>
-              <w:t>Fully loaded cost per completed task versus per-attempt success rate, one curve per model, at $17 remediation cost. Takeaway: curves cross in a narrow band near 85-90% success; below it, token price dominates; above it, reliability dominates. Data: the five list prices above, the 60k/12k workload, p from 50% to 99%.</w:t>
+              <w:t>Fully loaded cost per completed task versus per-attempt success rate, one curve per model, at $17 remediation cost. Takeaway: curves cross in a narrow band near 85 to 90% success; below it, token price dominates; above it, reliability dominates. Data: the five list prices above, the 60k/12k workload, p from 50% to 99%.</w:t>
             </w:r>
           </w:p>
         </w:tc>
@@ -1416,7 +1574,7 @@
         <w:drawing>
           <wp:inline xmlns:a="http://schemas.openxmlformats.org/drawingml/2006/main" xmlns:pic="http://schemas.openxmlformats.org/drawingml/2006/picture">
             <wp:extent cx="5943600" cy="2204249"/>
-            <wp:docPr id="1" name="Picture 1"/>
+            <wp:docPr id="2" name="Picture 2"/>
             <wp:cNvGraphicFramePr>
               <a:graphicFrameLocks noChangeAspect="1"/>
             </wp:cNvGraphicFramePr>
@@ -1428,7 +1586,7 @@
                     <pic:cNvPicPr/>
                   </pic:nvPicPr>
                   <pic:blipFill>
-                    <a:blip r:embed="rId9"/>
+                    <a:blip r:embed="rId10"/>
                     <a:stretch>
                       <a:fillRect/>
                     </a:stretch>
@@ -1460,7 +1618,7 @@
           <w:color w:val="262B35"/>
           <w:sz w:val="21"/>
         </w:rPr>
-        <w:t>This is the spine of the note and the whole repricing debate compresses into it. Where failure is cheap, in drafting, summarization, internal search, the cheap tier wins and the mid-market reprices toward Muse and Luna immediately. Where failure is expensive, in agentic workflows that touch production systems, customer communications, or regulated output, single-digit reliability gaps justify multi-x token premiums. Anthropic's pricing is a bet that the second category is where the revenue pool concentrates; Meta's pricing is a bet that the first category is where the volume pool concentrates. Both can be right, which is why our read is segmentation, not war.</w:t>
+        <w:t>This is the spine of the note, and the whole repricing debate compresses into it. Where failure is cheap (drafting, summarization, internal search) the cheap tier wins and the mid-market reprices toward Muse and Luna immediately. Where failure is expensive (agentic workflows that touch production systems, customer communications, or regulated output) single-digit reliability gaps justify multi-x token premiums, and above that sits the case for a Mythos-class tier at any list price its buyers will bear. Anthropic's pricing is a bet that the second category is where the revenue pool concentrates; Meta's is a bet that the first category is where the volume pool concentrates. Both can be right, which is why our read is segmentation, not war.</w:t>
       </w:r>
     </w:p>
     <w:p>
@@ -1471,7 +1629,7 @@
           <w:color w:val="262B35"/>
           <w:sz w:val="21"/>
         </w:rPr>
-        <w:t>Test: by September 30, 2026, third-party agentic evaluations that publish cost-per-completed-task (not per-token) comparisons should show Opus 4.8 within or below Luna/Muse pricing on high-stakes workflow suites. If independent (non-vendor) evals show the cheap tier matching premium task-success within 2 points at scale, the spine of this note breaks.</w:t>
+        <w:t>Test: by September 30, 2026, third-party agentic evaluations that publish cost-per-completed-task (not per-token) comparisons should show Opus 4.8 within or below Luna/Muse pricing on high-stakes workflow suites. If independent, non-vendor evaluations show the cheap tier matching premium task-success within 2 points at scale, the spine of this note breaks.</w:t>
       </w:r>
     </w:p>
     <w:p>
@@ -1479,7 +1637,7 @@
         <w:pStyle w:val="Heading1"/>
       </w:pPr>
       <w:r>
-        <w:t>2. Margin mechanics: who can subsidize, and is this a war?</w:t>
+        <w:t>3. Margin mechanics: who can subsidize a low price, and is this a war?</w:t>
       </w:r>
     </w:p>
     <w:p>
@@ -1490,7 +1648,87 @@
           <w:color w:val="262B35"/>
           <w:sz w:val="21"/>
         </w:rPr>
-        <w:t>Consider what a 4x to 5x output-price cut does to model-layer gross margin. Assume a frontier-scale model serves at roughly $6 to $8 per million output tokens in amortized compute at current utilization (our estimate, T2; no serving-cost disclosures exist at T1). At $25 output, that is roughly a 70% gross margin. At the $4.25 to $6 floor it is negative: roughly negative 17% at $6 and negative 65% at $4.25 at the midpoint serving cost. Distillation, batching, and custom silicon have historically delivered 2x to 3x serving-cost reduction per model generation (T3, trade analyses), and frontier token prices have fallen roughly an order of magnitude per year at constant quality (T3). A 4x cut inside one generation therefore outruns cost decline. Someone is funding the gap.</w:t>
+        <w:t>Consider what a 4x to 5x output-price cut does to model-layer gross margin. Assume a frontier-scale model serves at roughly $6 to $8 per million output tokens in amortized compute at current utilization (our estimate, T2; no serving-cost disclosures exist at T1). At $25 output, that is roughly a 70% gross margin. At the $4.25 to $6 floor it is negative: roughly negative 17% at $6 and negative 65% at $4.25 at the midpoint serving cost. Distillation, batching, and custom silicon have historically delivered 2x to 3x serving-cost reduction per model generation (T3, trade analyses), and frontier token prices have fallen roughly an order of magnitude per year at constant quality (T3). A 4x cut inside one generation therefore outruns the cost curve. Someone is funding the gap. Position by position:</w:t>
+      </w:r>
+    </w:p>
+    <w:p>
+      <w:r>
+        <w:rPr>
+          <w:rFonts w:ascii="Georgia" w:hAnsi="Georgia"/>
+          <w:b/>
+          <w:color w:val="262B35"/>
+          <w:sz w:val="21"/>
+        </w:rPr>
+        <w:t>Meta: commoditize the complement, the one structural price warrior.</w:t>
+      </w:r>
+      <w:r>
+        <w:rPr>
+          <w:rFonts w:ascii="Georgia" w:hAnsi="Georgia"/>
+          <w:b w:val="0"/>
+          <w:color w:val="262B35"/>
+          <w:sz w:val="21"/>
+        </w:rPr>
+        <w:t xml:space="preserve"> Meta does not need model-layer gross margin. Muse Spark priced near or below cost drives the complement's price toward zero while Meta monetizes the surface, the ad load, and increasingly its own silicon. This is the textbook commoditization play, and it is durable because the funding source is an ads cash engine, not external capital. The T3 discount on its benchmark claim matters less than the price itself, which is real and T1.</w:t>
+      </w:r>
+    </w:p>
+    <w:p>
+      <w:r>
+        <w:rPr>
+          <w:rFonts w:ascii="Georgia" w:hAnsi="Georgia"/>
+          <w:b/>
+          <w:color w:val="262B35"/>
+          <w:sz w:val="21"/>
+        </w:rPr>
+        <w:t>xAI: a forced participant with no clean cash engine.</w:t>
+      </w:r>
+      <w:r>
+        <w:rPr>
+          <w:rFonts w:ascii="Georgia" w:hAnsi="Georgia"/>
+          <w:b w:val="0"/>
+          <w:color w:val="262B35"/>
+          <w:sz w:val="21"/>
+        </w:rPr>
+        <w:t xml:space="preserve"> Grok 4.5 at $2 / $6 sits on an AI segment with $3.2B ARR and a FY25 operating loss of $6.36B (T2), inside a combined SPCX structure marked near $1.97T. The subsidy runs through the SpaceX and Starlink cross-flow and external capital. That is a balance-sheet decision, not a business model, and it is the least durable seat at the table if the financing channel tightens.</w:t>
+      </w:r>
+    </w:p>
+    <w:p>
+      <w:r>
+        <w:rPr>
+          <w:rFonts w:ascii="Georgia" w:hAnsi="Georgia"/>
+          <w:b/>
+          <w:color w:val="262B35"/>
+          <w:sz w:val="21"/>
+        </w:rPr>
+        <w:t>OpenAI: segmentation, not a race to zero.</w:t>
+      </w:r>
+      <w:r>
+        <w:rPr>
+          <w:rFonts w:ascii="Georgia" w:hAnsi="Georgia"/>
+          <w:b w:val="0"/>
+          <w:color w:val="262B35"/>
+          <w:sz w:val="21"/>
+        </w:rPr>
+        <w:t xml:space="preserve"> The tell is Sol at $5 / $30, priced above Opus on output. OpenAI is bifurcating: Luna harvests the price-sensitive volume pool at $1 / $6 while Sol defends the premium pool. With roughly $25B net ARR, about 900M weekly actives, Codex above 1.5M weekly actives (T2), and capital efficiency of 0.14x, OpenAI needs the premium tier; its 34.1x multiple cannot be carried by $6-output economics.</w:t>
+      </w:r>
+    </w:p>
+    <w:p>
+      <w:r>
+        <w:rPr>
+          <w:rFonts w:ascii="Georgia" w:hAnsi="Georgia"/>
+          <w:b/>
+          <w:color w:val="262B35"/>
+          <w:sz w:val="21"/>
+        </w:rPr>
+        <w:t>Anthropic: defends a two-tier premium and declines to chase.</w:t>
+      </w:r>
+      <w:r>
+        <w:rPr>
+          <w:rFonts w:ascii="Georgia" w:hAnsi="Georgia"/>
+          <w:b w:val="0"/>
+          <w:color w:val="262B35"/>
+          <w:sz w:val="21"/>
+        </w:rPr>
+        <w:t xml:space="preserve"> Opus 4.8 holds at $5 / $25, and Claude Mythos sits above it as the restricted-access anchor (available to approved organizations, not openly list-priced; our working assumption is an output premium of roughly 1.5x to 2x Opus, our estimate, T3). Anthropic's $47B gross run-rate ARR, 20.5x multiple on a $965B mark, and first quarterly operating profit of roughly $559M in Q2 (T2, with two qualifiers: the figure excludes stock-based compensation and rides a ramp discount on its SpaceX compute deal, so it overstates steady-state economics) all argue one strategy: hold price, deepen the premium, prove attach.</w:t>
       </w:r>
     </w:p>
     <w:tbl>
@@ -1545,7 +1783,7 @@
                 <w:color w:val="262B35"/>
                 <w:sz w:val="18"/>
               </w:rPr>
-              <w:t>Implied model-layer gross margin versus output list price at a fixed serving cost of $6 to $8 per million output tokens (our estimate, T2). Takeaway: every output price below roughly $8 is gross-margin negative without a step change in serving cost; the floor tier is priced below cost. Data: the five output list prices against the $6 to $8 serving band.</w:t>
+              <w:t>Implied model-layer gross margin versus output list price at a fixed serving cost of $6 to $8 per million output tokens. Takeaway: every output price below roughly $8 is gross-margin negative without a step change in serving cost; the floor tier is priced below cost. Data: the five output list prices against the $6 to $8 serving band.</w:t>
             </w:r>
           </w:p>
         </w:tc>
@@ -1559,7 +1797,7 @@
         <w:drawing>
           <wp:inline xmlns:a="http://schemas.openxmlformats.org/drawingml/2006/main" xmlns:pic="http://schemas.openxmlformats.org/drawingml/2006/picture">
             <wp:extent cx="5943600" cy="1980582"/>
-            <wp:docPr id="2" name="Picture 2"/>
+            <wp:docPr id="3" name="Picture 3"/>
             <wp:cNvGraphicFramePr>
               <a:graphicFrameLocks noChangeAspect="1"/>
             </wp:cNvGraphicFramePr>
@@ -1571,7 +1809,7 @@
                     <pic:cNvPicPr/>
                   </pic:nvPicPr>
                   <pic:blipFill>
-                    <a:blip r:embed="rId10"/>
+                    <a:blip r:embed="rId11"/>
                     <a:stretch>
                       <a:fillRect/>
                     </a:stretch>
@@ -1594,97 +1832,6 @@
       <w:pPr>
         <w:spacing w:after="40"/>
       </w:pPr>
-    </w:p>
-    <w:p>
-      <w:r>
-        <w:rPr>
-          <w:rFonts w:ascii="Georgia" w:hAnsi="Georgia"/>
-          <w:b w:val="0"/>
-          <w:color w:val="262B35"/>
-          <w:sz w:val="21"/>
-        </w:rPr>
-        <w:t>Position by position:</w:t>
-      </w:r>
-    </w:p>
-    <w:p>
-      <w:r>
-        <w:rPr>
-          <w:rFonts w:ascii="Georgia" w:hAnsi="Georgia"/>
-          <w:b/>
-          <w:color w:val="262B35"/>
-          <w:sz w:val="21"/>
-        </w:rPr>
-        <w:t>Meta: commoditize the complement, the one structural price warrior.</w:t>
-      </w:r>
-      <w:r>
-        <w:rPr>
-          <w:rFonts w:ascii="Georgia" w:hAnsi="Georgia"/>
-          <w:b w:val="0"/>
-          <w:color w:val="262B35"/>
-          <w:sz w:val="21"/>
-        </w:rPr>
-        <w:t xml:space="preserve"> Meta does not need model-layer gross margin. Muse Spark priced near or below cost drives the complement's price toward zero while Meta monetizes the surface, the ad load, and increasingly its own silicon. This is the textbook commoditization play and it is durable because the funding source is an ads cash engine, not external capital. The T3 discount on its benchmark claim matters less than the price itself, which is real and T1.</w:t>
-      </w:r>
-    </w:p>
-    <w:p>
-      <w:r>
-        <w:rPr>
-          <w:rFonts w:ascii="Georgia" w:hAnsi="Georgia"/>
-          <w:b/>
-          <w:color w:val="262B35"/>
-          <w:sz w:val="21"/>
-        </w:rPr>
-        <w:t>xAI: a forced participant with no clean cash engine.</w:t>
-      </w:r>
-      <w:r>
-        <w:rPr>
-          <w:rFonts w:ascii="Georgia" w:hAnsi="Georgia"/>
-          <w:b w:val="0"/>
-          <w:color w:val="262B35"/>
-          <w:sz w:val="21"/>
-        </w:rPr>
-        <w:t xml:space="preserve"> Grok 4.5 at $2 / $6 sits on an AI segment with $3.2B ARR and a FY25 operating loss of $6.36B (T2), inside a combined SPCX structure marked near $1.97T. The subsidy runs through the SpaceX/Starlink cross-flow and external capital. That is a balance-sheet decision, not a business model, and it is the least durable position at the table if the financing channel tightens.</w:t>
-      </w:r>
-    </w:p>
-    <w:p>
-      <w:r>
-        <w:rPr>
-          <w:rFonts w:ascii="Georgia" w:hAnsi="Georgia"/>
-          <w:b/>
-          <w:color w:val="262B35"/>
-          <w:sz w:val="21"/>
-        </w:rPr>
-        <w:t>OpenAI: segmentation, not a race to zero.</w:t>
-      </w:r>
-      <w:r>
-        <w:rPr>
-          <w:rFonts w:ascii="Georgia" w:hAnsi="Georgia"/>
-          <w:b w:val="0"/>
-          <w:color w:val="262B35"/>
-          <w:sz w:val="21"/>
-        </w:rPr>
-        <w:t xml:space="preserve"> The tell is Sol at $5 / $30, priced above Opus on output. OpenAI is bifurcating: Luna harvests the price-sensitive volume pool at $1 / $6 while Sol defends the premium pool. With ~$25B net ARR, roughly 900M weekly actives, Codex above 1.5M weekly actives (T2), and capital efficiency of 0.14x, OpenAI needs the premium tier; its 34.1x multiple cannot be carried by $6-output economics.</w:t>
-      </w:r>
-    </w:p>
-    <w:p>
-      <w:r>
-        <w:rPr>
-          <w:rFonts w:ascii="Georgia" w:hAnsi="Georgia"/>
-          <w:b/>
-          <w:color w:val="262B35"/>
-          <w:sz w:val="21"/>
-        </w:rPr>
-        <w:t>Anthropic: defends the premium and declines to chase.</w:t>
-      </w:r>
-      <w:r>
-        <w:rPr>
-          <w:rFonts w:ascii="Georgia" w:hAnsi="Georgia"/>
-          <w:b w:val="0"/>
-          <w:color w:val="262B35"/>
-          <w:sz w:val="21"/>
-        </w:rPr>
-        <w:t xml:space="preserve"> Opus 4.8 holds at $5 / $25. Anthropic's $47B gross run-rate ARR, 20.5x multiple on a $965B mark, 0.38x capital efficiency, and a first quarterly operating profit of roughly $559M in Q2 (T2, with two qualifiers that matter: the figure excludes stock-based compensation and rides a ramp discount on its SpaceX compute deal, so it overstates steady-state economics) all argue the same strategy: hold price, prove attach.</w:t>
-      </w:r>
     </w:p>
     <w:tbl>
       <w:tblPr>
@@ -2778,25 +2925,7 @@
           <w:color w:val="262B35"/>
           <w:sz w:val="21"/>
         </w:rPr>
-        <w:t xml:space="preserve">So: war or segmentation? Our read, and we commit to it: </w:t>
-      </w:r>
-      <w:r>
-        <w:rPr>
-          <w:rFonts w:ascii="Georgia" w:hAnsi="Georgia"/>
-          <w:b/>
-          <w:color w:val="262B35"/>
-          <w:sz w:val="21"/>
-        </w:rPr>
-        <w:t>this is a segmentation play at the premium end and a genuine price war only at the commodity floor.</w:t>
-      </w:r>
-      <w:r>
-        <w:rPr>
-          <w:rFonts w:ascii="Georgia" w:hAnsi="Georgia"/>
-          <w:b w:val="0"/>
-          <w:color w:val="262B35"/>
-          <w:sz w:val="21"/>
-        </w:rPr>
-        <w:t xml:space="preserve"> Two of four players (OpenAI, Anthropic) are explicitly defending premium tiers; one (Meta) is running a complement-commoditization strategy that looks like war but is really a different business; one (xAI) is price-following without the economics to sustain it. A true race to zero requires the premium players to chase. They have not, and the cost-per-completed-task arithmetic in Section 1 explains why they may never need to.</w:t>
+        <w:t>So: war or segmentation? Our read, and we commit to it: this is a segmentation play at the premium end and a genuine price war only at the commodity floor. Two of four players (OpenAI, Anthropic) are explicitly defending premium tiers, and Anthropic is extending the premium upward with Mythos rather than downward toward the floor; one (Meta) is running a complement-commoditization strategy that looks like war but is a different business; one (xAI) is price-following without the economics to sustain it. A true race to zero requires the premium players to chase. They have not, and the cost-per-completed-task arithmetic in Section 2 explains why they may never need to.</w:t>
       </w:r>
     </w:p>
     <w:p>
@@ -2807,7 +2936,7 @@
           <w:color w:val="262B35"/>
           <w:sz w:val="21"/>
         </w:rPr>
-        <w:t>Test: by August 31, 2026, if either Anthropic or OpenAI cuts flagship output pricing by 15% or more, the segmentation read fails and this becomes a war note. Our lean and probability are formalized in the calls below.</w:t>
+        <w:t>Test: by August 31, 2026, if either Anthropic or OpenAI cuts flagship output pricing by 15% or more, the segmentation read fails and this becomes a war note. Our lean and probability are in the calls below.</w:t>
       </w:r>
     </w:p>
     <w:p>
@@ -2815,7 +2944,7 @@
         <w:pStyle w:val="Heading1"/>
       </w:pPr>
       <w:r>
-        <w:t>3. The squeezed middle: the barbell forms</w:t>
+        <w:t>4. The barbell and the squeezed middle</w:t>
       </w:r>
     </w:p>
     <w:p>
@@ -2826,7 +2955,7 @@
           <w:color w:val="262B35"/>
           <w:sz w:val="21"/>
         </w:rPr>
-        <w:t>Repricing events in infrastructure markets rarely kill the top or the bottom; they kill the middle. Undifferentiated mid-tier model access, models that are neither the cheapest useful inference nor the most reliable premium surface, reprices to commodity within quarters, because Luna at $1 / $6 and Muse Spark at $1.25 / $4.25 define a new floor for "good enough" and the premium tier defines the reliability bar the middle cannot reach.</w:t>
+        <w:t>Repricing events in infrastructure markets rarely kill the top or the bottom; they kill the middle. Undifferentiated mid-tier model access, models that are neither the cheapest useful inference nor the most reliable premium surface, reprices to commodity within quarters, because Luna at $1 / $6 and Muse Spark at $1.25 / $4.25 define a new floor for good enough, and the premium tier (Opus, and Mythos above it) defines a reliability bar the middle cannot reach.</w:t>
       </w:r>
     </w:p>
     <w:p>
@@ -2837,7 +2966,7 @@
           <w:color w:val="262B35"/>
           <w:sz w:val="21"/>
         </w:rPr>
-        <w:t>The barbell wins. On one end, cheapest-useful-inference at scale: Meta and OpenAI's Luna tier harvesting high-volume, failure-tolerant workloads. On the other, most-reliable-premium-surface: Opus and Sol attached to enterprise-agent seats where Section 1's remediation arithmetic governs. Capital and revenue migrate to the ends.</w:t>
+        <w:t>The barbell wins. On one end, cheapest-useful-inference at scale: Meta and OpenAI's Luna tier harvesting high-volume, failure-tolerant workloads. On the other, most-reliable-premium-surface: Opus and Sol attached to enterprise-agent seats where Section 2's remediation arithmetic governs, and Mythos-class access for the workloads where a two-point reliability edge or an access-control guarantee is worth almost any token price. Capital and revenue migrate to the ends; the middle hollows out.</w:t>
       </w:r>
     </w:p>
     <w:p>
@@ -2848,43 +2977,7 @@
           <w:color w:val="262B35"/>
           <w:sz w:val="21"/>
         </w:rPr>
-        <w:t xml:space="preserve">The losers, named: </w:t>
-      </w:r>
-      <w:r>
-        <w:rPr>
-          <w:rFonts w:ascii="Georgia" w:hAnsi="Georgia"/>
-          <w:b/>
-          <w:color w:val="262B35"/>
-          <w:sz w:val="21"/>
-        </w:rPr>
-        <w:t>undifferentiated model resellers</w:t>
-      </w:r>
-      <w:r>
-        <w:rPr>
-          <w:rFonts w:ascii="Georgia" w:hAnsi="Georgia"/>
-          <w:b w:val="0"/>
-          <w:color w:val="262B35"/>
-          <w:sz w:val="21"/>
-        </w:rPr>
-        <w:t xml:space="preserve">, API middlemen and white-label "model gateway" vendors whose gross margin was the spread between list price and enterprise inertia; that spread is gone. And </w:t>
-      </w:r>
-      <w:r>
-        <w:rPr>
-          <w:rFonts w:ascii="Georgia" w:hAnsi="Georgia"/>
-          <w:b/>
-          <w:color w:val="262B35"/>
-          <w:sz w:val="21"/>
-        </w:rPr>
-        <w:t>legacy vertical SaaS</w:t>
-      </w:r>
-      <w:r>
-        <w:rPr>
-          <w:rFonts w:ascii="Georgia" w:hAnsi="Georgia"/>
-          <w:b w:val="0"/>
-          <w:color w:val="262B35"/>
-          <w:sz w:val="21"/>
-        </w:rPr>
-        <w:t>, whose effective moat was workflow lock-in priced per seat: when an agent at $0.14 to $2.56 per completed task can execute the workflow directly, the seat-based pricing umbrella collapses from below. The mid-tier model layer and the seat-priced application middle are the same trade: undifferentiated capacity priced above its replacement cost.</w:t>
+        <w:t>The losers, named. Undifferentiated model resellers: API middlemen and white-label model-gateway vendors whose gross margin was the spread between list price and enterprise inertia; that spread is gone. And legacy vertical SaaS, whose effective moat was workflow lock-in priced per seat: when an agent at $0.14 to $2.56 per completed task can execute the workflow directly, the seat-based pricing umbrella collapses from below. The mid-tier model layer and the seat-priced application middle are the same trade: undifferentiated capacity priced above its replacement cost.</w:t>
       </w:r>
     </w:p>
     <w:p>
@@ -2895,7 +2988,7 @@
           <w:color w:val="262B35"/>
           <w:sz w:val="21"/>
         </w:rPr>
-        <w:t>Test: by December 31, 2026, at least one publicly known model reseller or gateway vendor repricing to usage-plus-thin-margin, exiting, or being acquired for less than its last private mark would confirm the squeeze; none would weaken it.</w:t>
+        <w:t>Test: by December 31, 2026, at least one publicly known model reseller or gateway vendor repricing to usage-plus-thin-margin, exiting, or being acquired below its last private mark would confirm the squeeze; none would weaken it.</w:t>
       </w:r>
     </w:p>
     <w:p>
@@ -2903,7 +2996,7 @@
         <w:pStyle w:val="Heading1"/>
       </w:pPr>
       <w:r>
-        <w:t>4. Market implications</w:t>
+        <w:t>5. Market implications</w:t>
       </w:r>
     </w:p>
     <w:p>
@@ -2923,7 +3016,7 @@
           <w:color w:val="262B35"/>
           <w:sz w:val="21"/>
         </w:rPr>
-        <w:t xml:space="preserve"> Inference-cost deflation is margin-accretive to the application and SaaS layer and margin-dilutive to the model layer. Every dollar cut from output pricing is a dollar of gross margin transferred to whoever owns the customer workflow. Winners: application-layer software with real distribution, agent-orchestration vendors who route across models and arbitrage the barbell, and enterprise buyers themselves, whose AI line items deflate while capability rises. Databricks, the highest-quality business on our AIBQ framework at 8.81, FCF positive at $6.9B ARR growing 80%, is the cleanest expression: it buys inference, sells data-plus-agent workflows, and benefits from every price cut its suppliers inflict on each other. Losers: undifferentiated model vendors and the mid-tier named in Section 3.</w:t>
+        <w:t xml:space="preserve"> Inference-cost deflation is margin-accretive to the application and SaaS layer and margin-dilutive to the model layer. Every dollar cut from output pricing is a dollar of gross margin transferred to whoever owns the customer workflow. Winners: application-layer software with real distribution, agent-orchestration vendors who route across models and arbitrage the barbell, and the enterprise buyers themselves, whose AI line items deflate while capability rises. Databricks, the highest-quality business on our AIBQ framework at 8.81, FCF positive at $6.9B ARR growing 80%, is the cleanest expression: it buys inference, sells data-plus-agent workflows, and benefits from every price cut its suppliers inflict on each other. Losers: undifferentiated model vendors and the mid-tier named in Section 4.</w:t>
       </w:r>
     </w:p>
     <w:p>
@@ -2943,7 +3036,7 @@
           <w:color w:val="262B35"/>
           <w:sz w:val="21"/>
         </w:rPr>
-        <w:t xml:space="preserve"> HBM and memory, wafer fab equipment, data-center power, cooling, and permitted baseload generation are priced on capacity scarcity, not on model-layer margin. The buildout's binding constraints are physical: HBM supply, interconnect, megawatts, and permitting timelines. A model-layer price war does not cancel compute demand; at the volumes the cheap tier is targeting, it increases it. The complex is exposed to a financing shock, not a pricing shock.</w:t>
+        <w:t xml:space="preserve"> HBM and memory, wafer fab equipment, data-center power, cooling, and permitted baseload generation are priced on capacity scarcity, not on model-layer margin. The buildout's binding constraints are physical: HBM supply, interconnect, megawatts, and permitting timelines, the very memory-bandwidth wall that sets output pricing in Section 1. A model-layer price war does not cancel compute demand; at the volumes the cheap tier is targeting, it increases it. The complex is exposed to a financing shock, not a pricing shock.</w:t>
       </w:r>
     </w:p>
     <w:tbl>
@@ -2998,7 +3091,7 @@
                 <w:color w:val="262B35"/>
                 <w:sz w:val="18"/>
               </w:rPr>
-              <w:t>Model-layer economics versus buildout economics, FY25/H1-26. Left panel: AI-segment ARR versus operating result by lab (Anthropic +$559M adj. Q2, xAI -$6.36B FY25). Right panel: indicative HBM and data-center-power capacity utilization (T3, trade press). Takeaway: the layer cutting prices is the layer losing money; the layer selling scarcity is not participating in the war.</w:t>
+              <w:t>Model-layer economics versus buildout economics. Left panel: AI-segment revenue versus operating result by lab (Anthropic roughly +$559M adjusted Q2, xAI -$6.36B FY25). Right panel: indicative HBM, packaging, and permitted-power utilization (T3). Takeaway: the layer cutting prices is the layer losing money; the layer selling scarcity is not participating in the war. Data: ARR and operating results by lab; indicative capacity utilization levels.</w:t>
             </w:r>
           </w:p>
         </w:tc>
@@ -3012,7 +3105,7 @@
         <w:drawing>
           <wp:inline xmlns:a="http://schemas.openxmlformats.org/drawingml/2006/main" xmlns:pic="http://schemas.openxmlformats.org/drawingml/2006/picture">
             <wp:extent cx="5943600" cy="1817218"/>
-            <wp:docPr id="3" name="Picture 3"/>
+            <wp:docPr id="4" name="Picture 4"/>
             <wp:cNvGraphicFramePr>
               <a:graphicFrameLocks noChangeAspect="1"/>
             </wp:cNvGraphicFramePr>
@@ -3024,7 +3117,7 @@
                     <pic:cNvPicPr/>
                   </pic:nvPicPr>
                   <pic:blipFill>
-                    <a:blip r:embed="rId11"/>
+                    <a:blip r:embed="rId12"/>
                     <a:stretch>
                       <a:fillRect/>
                     </a:stretch>
@@ -3065,7 +3158,7 @@
           <w:color w:val="262B35"/>
           <w:sz w:val="21"/>
         </w:rPr>
-        <w:t xml:space="preserve"> The ~$3.5T private-credit and "shadow bond" market is now the marginal source of AI capital, and it is what makes below-cost pricing possible: labs can price under serving cost because debt capital funds the gap between price and cost. Anthropic's roughly $35B chip-bond stack raised in June (T2) is the template; xAI's cross-subsidy is the same mechanism with a corporate wrapper. Our read: this is a solvency question deferred, not resolved. Price wars funded by operating cash flow end when the weakest operator's margin breaks; price wars funded by credit end when the credit reprices. The relevant covenant is not any lab's gross margin this quarter but the shadow-bond channel's continued willingness to fund negative-margin token sales. That linkage is why the price war and the IPO question are the same question.</w:t>
+        <w:t xml:space="preserve"> The ~$3.5T private-credit and shadow-bond market is now the marginal source of AI capital, and it is what makes below-cost pricing possible: labs can price under serving cost because debt capital funds the gap between price and cost. Anthropic's roughly $35B chip-bond stack raised in June (T2) is the template; xAI's cross-subsidy is the same mechanism with a corporate wrapper. Our read: this is a solvency question deferred, not resolved. Price wars funded by operating cash flow end when the weakest operator's margin breaks; price wars funded by credit end when the credit reprices. The relevant covenant is not any lab's gross margin this quarter but the shadow-bond channel's continued willingness to fund negative-margin token sales. That linkage is why the price war and the IPO question are the same question.</w:t>
       </w:r>
     </w:p>
     <w:p>
@@ -3085,7 +3178,7 @@
           <w:color w:val="262B35"/>
           <w:sz w:val="21"/>
         </w:rPr>
-        <w:t xml:space="preserve"> The repricing lands roughly three months before Anthropic's expected October S-1. An S-1 forces into the open what private markets have not seen: model-layer gross margin, revenue mix, and, if disclosed, enterprise attach. Filing at a $965B reference mark and 20.5x gross run-rate ARR while a competitor prices comparable-claim inference at one quarter of your rate is the hardest possible setup, and it makes the price war the single largest tax on the Anthropic bull case: every basis point of attach lost to Muse or Luna between now and October is discovery the roadshow cannot spin. The inverse is equally sharp. If Anthropic holds list price AND enterprise attach through the filing window, it will have validated the premium thesis under live fire, and the 20.5x multiple gets underwritten by evidence no private round could produce. Our read: the S-1's gross-margin page, not any benchmark, will be the single most repriced disclosure in the filing.</w:t>
+        <w:t xml:space="preserve"> The repricing lands roughly three months before Anthropic's expected October S-1. An S-1 forces into the open what private markets have not seen: model-layer gross margin, revenue mix, and, if disclosed, enterprise attach. Filing at a $965B reference mark and 20.5x gross run-rate ARR while a competitor prices comparable-claim inference at one quarter of your rate is the hardest possible setup, and it makes the price war the single largest tax on the Anthropic bull case: every basis point of attach lost to Muse or Luna between now and October is discovery the roadshow cannot spin. The inverse is equally sharp. If Anthropic holds list price and enterprise attach through the filing window, and if the Mythos tier shows a premium buyer base that does not blink at the floor, it will have validated the premium thesis under live fire, and the 20.5x multiple gets underwritten by evidence no private round could produce. Our read: the S-1's gross-margin page, not any benchmark, will be the single most repriced disclosure in the filing.</w:t>
       </w:r>
     </w:p>
     <w:p>
@@ -3105,7 +3198,7 @@
           <w:color w:val="262B35"/>
           <w:sz w:val="21"/>
         </w:rPr>
-        <w:t xml:space="preserve"> Long the buildout: memory and HBM, WFE, data-center power and cooling, permitted baseload generation, priced on scarcity and insulated from model-layer margin (directional reads, not recommendations; see disclaimer). Watch legacy vertical-SaaS net-retention guidance as the first displacement signal; agents show up in NRR before they show up in logo churn. Treat model-layer token pricing as a race whose only durable winners own either a surface (Meta, OpenAI) or a cost structure rivals cannot match (custom silicon, subsidized compute). Everyone else in the token race is renting scale from the credit market.</w:t>
+        <w:t xml:space="preserve"> Long the buildout: memory and HBM, wafer fab equipment, data-center power and cooling, permitted baseload generation, priced on scarcity and insulated from model-layer margin (directional reads, not recommendations; see disclaimer). Watch legacy vertical-SaaS net-retention guidance as the first displacement signal; agents show up in net revenue retention before logo churn. Treat model-layer token pricing as a race whose only durable winners own either a surface (Meta, OpenAI) or a cost structure and reliability franchise rivals cannot match (custom silicon, subsidized compute, or a defended premium like Opus and Mythos). Everyone else in the token race is renting scale from the credit market.</w:t>
       </w:r>
     </w:p>
     <w:p>
@@ -3116,7 +3209,7 @@
           <w:color w:val="262B35"/>
           <w:sz w:val="21"/>
         </w:rPr>
-        <w:t>Test: by January 31, 2027, at least one AI-exposed private-credit vehicle disclosing markdowns or tightened terms on chip-backed paper would confirm the financing-fragility read; a second $30B+ chip-bond stack pricing at or inside June's terms would refute it.</w:t>
+        <w:t>Test: by January 31, 2027, at least one AI-exposed private-credit vehicle disclosing markdowns or tightened terms on chip-backed paper would confirm the financing-fragility read; a second $30B-plus chip-bond stack pricing at or inside June's terms would refute it.</w:t>
       </w:r>
     </w:p>
     <w:p>
@@ -3124,7 +3217,7 @@
         <w:pStyle w:val="Heading1"/>
       </w:pPr>
       <w:r>
-        <w:t>5. Game theory: the surface decides, not the tokens</w:t>
+        <w:t>6. Consumer implications: the price war consumers never see</w:t>
       </w:r>
     </w:p>
     <w:p>
@@ -3135,7 +3228,7 @@
           <w:color w:val="262B35"/>
           <w:sz w:val="21"/>
         </w:rPr>
-        <w:t>The war looks like a pricing table but is being decided on the desktop. OpenAI's ChatGPT Work plus the Codex superapp (built-in browser, computer use, &gt;1.5M weekly Codex actives, T2) and Anthropic's Claude Cowork are competing for the enterprise-agent seat: the persistent, permissioned surface through which agents touch company systems. Whoever owns that seat owns task routing, and whoever owns task routing decides which model gets called, at what tier, for which task. Model quality deltas matter less because the surface owner can route silently between premium and cheap tiers per task, capturing the barbell internally, which is what Sol/Luna segmentation is built for.</w:t>
+        <w:t>Consumers almost never pay per token. They pay in one of three currencies: a flat monthly subscription (the roughly $20-per-month assistant tier that is now standard, our characterization of the prevailing consumer price point, T3), their attention and data (the free tier, monetized through advertising and engagement, which is Meta's model), or nothing visible at all (AI folded into a subscription they already hold with a productivity or search incumbent). The per-token price war of Sections 1 through 5 reaches the consumer only indirectly, but it governs everything about what the consumer is offered.</w:t>
       </w:r>
     </w:p>
     <w:p>
@@ -3146,7 +3239,7 @@
           <w:color w:val="262B35"/>
           <w:sz w:val="21"/>
         </w:rPr>
-        <w:t>This reframes the token price cuts as second-order moves. Cheap tokens are necessary but not sufficient: they win benchmarks and API spot volume, both of which churn on the next price sheet. Seat-level reliability, admin tooling, audit trails, and permissioning are what enterprises cannot switch quarterly. Meta's problem is not price, where it wins, but the absence of an enterprise surface to convert cheap tokens into sticky seats. xAI has neither the surface nor the economics. The end state we expect is not a token price winner but two or three surface owners buying inference, including one another's, at whatever the floor price is that quarter.</w:t>
+        <w:t>The central consumer consequence is this: cheaper inference makes the free tier good enough. When serving a capable model costs a fraction of what it did a year ago, the rational move is to give more of it away, because the free tier is the acquisition funnel and the engagement engine. The result is capability inflation at the free tier and willingness-to-pay compression at the paid tier: a consumer who cannot tell Opus-quality output from Luna-quality output on an everyday task has little reason to pay for the former. This pressures consumer subscription revenue even as the product improves, the mirror image of the enterprise story. Enterprises pay for reliability they can measure; consumers largely will not pay for quality they cannot perceive.</w:t>
       </w:r>
     </w:p>
     <w:p>
@@ -3157,7 +3250,29 @@
           <w:color w:val="262B35"/>
           <w:sz w:val="21"/>
         </w:rPr>
-        <w:t>Test: by September 30, 2026, the first disclosed enterprise-agent seat or attach metric from any lab will show whether the surface thesis is measurable; if disclosed seats are trivial (&lt;100k) at both OpenAI and Anthropic, the surface war is earlier than we think and tokens matter more than this section argues.</w:t>
+        <w:t>That splits the consumer market along the same barbell. At the bottom, the free, ad-and-data-monetized tier, where Meta is structurally advantaged because it already owns the surfaces and the ad system to monetize attention rather than tokens, which is exactly why it can price the model at zero. At the top, not a premium token tier (there is no consumer per-token market) but a premium capability bundle: the assistant that does things, an agent that books, buys, files, and codes on the user's behalf, sold as a subscription and justified by task completion rather than answer quality. The Mythos-class tier does not touch the consumer directly; consumers receive the deflating commodity model while the restricted premium anchor stays in enterprise and approved-organization hands. A paid chatbot that only answers questions is the consumer version of the squeezed mid-tier.</w:t>
+      </w:r>
+    </w:p>
+    <w:p>
+      <w:r>
+        <w:rPr>
+          <w:rFonts w:ascii="Georgia" w:hAnsi="Georgia"/>
+          <w:b w:val="0"/>
+          <w:color w:val="262B35"/>
+          <w:sz w:val="21"/>
+        </w:rPr>
+        <w:t>Two second-order effects matter. First, as prices fall the payment shifts from cash to data and attention, which raises the salience of privacy, data-use terms, and the ad model as the real consumer cost, and with it regulatory exposure for the ad-funded surfaces. Second, distribution decides the consumer war more than model quality: OpenAI's roughly 900M weekly actives and the incumbents' ability to bundle AI into subscriptions consumers already hold matter more than a two-point benchmark edge, because a consumer will not switch assistants for a quality difference they cannot feel. The consumer war is won by whoever can afford to give the most capable free tier away and monetize it elsewhere, the same commoditize-the-complement logic that governs the model layer, now on the phone.</w:t>
+      </w:r>
+    </w:p>
+    <w:p>
+      <w:r>
+        <w:rPr>
+          <w:rFonts w:ascii="Georgia" w:hAnsi="Georgia"/>
+          <w:b w:val="0"/>
+          <w:color w:val="262B35"/>
+          <w:sz w:val="21"/>
+        </w:rPr>
+        <w:t>Test: by November 30, 2026, at least one consumer AI provider either materially raises free-tier limits or capability (the signal that cheap inference is being passed through to defend engagement) or discloses paid-subscriber conversion or ARPU under pressure. Our lean: free-tier expansion comes first, because it is the cheaper competitive move and the deflation funds it. P = 60%.</w:t>
       </w:r>
     </w:p>
     <w:p>
@@ -3165,7 +3280,48 @@
         <w:pStyle w:val="Heading1"/>
       </w:pPr>
       <w:r>
-        <w:t>What would change the call, and what we're watching</w:t>
+        <w:t>7. Competitiveness and game theory: the surface decides, not the tokens</w:t>
+      </w:r>
+    </w:p>
+    <w:p>
+      <w:r>
+        <w:rPr>
+          <w:rFonts w:ascii="Georgia" w:hAnsi="Georgia"/>
+          <w:b w:val="0"/>
+          <w:color w:val="262B35"/>
+          <w:sz w:val="21"/>
+        </w:rPr>
+        <w:t>The war looks like a pricing table but is being decided on the desktop and the phone. OpenAI's ChatGPT Work plus the Codex superapp (built-in browser, computer use, above 1.5M weekly Codex actives, T2) and Anthropic's Claude Cowork are competing for the enterprise-agent seat: the persistent, permissioned surface through which agents touch company systems. Whoever owns that seat owns task routing, and whoever owns task routing decides which model gets called, at what tier, for which task. Model-quality deltas matter less because the surface owner can route silently between premium and cheap tiers per task, capturing the barbell internally, escalating to Opus or Mythos for the high-stakes step and dropping to a floor tier for the cheap one. That is precisely what a tiered lineup, from a floor tier through Opus to Mythos, is built to enable.</w:t>
+      </w:r>
+    </w:p>
+    <w:p>
+      <w:r>
+        <w:rPr>
+          <w:rFonts w:ascii="Georgia" w:hAnsi="Georgia"/>
+          <w:b w:val="0"/>
+          <w:color w:val="262B35"/>
+          <w:sz w:val="21"/>
+        </w:rPr>
+        <w:t>This reframes the token price cuts as second-order moves. Cheap tokens are necessary but not sufficient: they win benchmarks and API spot volume, both of which churn on the next price sheet. Seat-level reliability, admin tooling, audit trails, permissioning, and the ability to guarantee a controlled model for a controlled workload are what enterprises cannot switch quarterly. Meta's problem is not price, where it wins, but the absence of an enterprise surface to convert cheap tokens into sticky seats; xAI has neither the surface nor the economics. The end state we expect is not a token-price winner but two or three surface owners buying inference, including one another's, at whatever the floor price is that quarter, and differentiating on the reliability and control of the premium tier they route to.</w:t>
+      </w:r>
+    </w:p>
+    <w:p>
+      <w:r>
+        <w:rPr>
+          <w:rFonts w:ascii="Georgia" w:hAnsi="Georgia"/>
+          <w:b w:val="0"/>
+          <w:color w:val="262B35"/>
+          <w:sz w:val="21"/>
+        </w:rPr>
+        <w:t>Test: by September 30, 2026, the first disclosed enterprise-agent seat or attach metric from any lab will show whether the surface thesis is measurable. If disclosed seats are trivial (below 100k) at both OpenAI and Anthropic, the surface war is earlier than we think and raw token pricing matters more than this section argues.</w:t>
+      </w:r>
+    </w:p>
+    <w:p>
+      <w:pPr>
+        <w:pStyle w:val="Heading1"/>
+      </w:pPr>
+      <w:r>
+        <w:t>What would change the call, and what we are watching</w:t>
       </w:r>
     </w:p>
     <w:p>
@@ -3184,20 +3340,11 @@
       <w:r>
         <w:rPr>
           <w:rFonts w:ascii="Georgia" w:hAnsi="Georgia"/>
-          <w:b/>
-          <w:color w:val="262B35"/>
-          <w:sz w:val="21"/>
-        </w:rPr>
-        <w:t>By August 31, 2026: Anthropic holds.</w:t>
-      </w:r>
-      <w:r>
-        <w:rPr>
-          <w:rFonts w:ascii="Georgia" w:hAnsi="Georgia"/>
           <w:b w:val="0"/>
           <w:color w:val="262B35"/>
           <w:sz w:val="21"/>
         </w:rPr>
-        <w:t xml:space="preserve"> Either Anthropic cuts Opus/Sonnet output pricing 15%+ or ships a cheaper flagship tier, or the cuts come only from rivals. Our lean: Anthropic holds list price into the S-1 window; cutting three months before filing would concede the premium thesis it must sell. P(holds) = 70%. A cut would flip our Section 2 read from segmentation to war.</w:t>
+        <w:t>By August 31, 2026: Anthropic holds. Either Anthropic cuts Opus or Sonnet output pricing 15% or more or ships a cheaper flagship tier, or the cuts come only from rivals. Our lean: Anthropic holds list price into the S-1 window, because cutting three months before filing would concede the premium thesis it must sell, and it extends the premium with Mythos rather than cutting the floor. P(holds) = 70%. A cut would flip our Section 3 read from segmentation to war.</w:t>
       </w:r>
     </w:p>
     <w:p>
@@ -3208,20 +3355,11 @@
       <w:r>
         <w:rPr>
           <w:rFonts w:ascii="Georgia" w:hAnsi="Georgia"/>
-          <w:b/>
-          <w:color w:val="262B35"/>
-          <w:sz w:val="21"/>
-        </w:rPr>
-        <w:t>By September 30, 2026: an agent metric surfaces.</w:t>
-      </w:r>
-      <w:r>
-        <w:rPr>
-          <w:rFonts w:ascii="Georgia" w:hAnsi="Georgia"/>
           <w:b w:val="0"/>
           <w:color w:val="262B35"/>
           <w:sz w:val="21"/>
         </w:rPr>
-        <w:t xml:space="preserve"> At least one of: a lab discloses an enterprise-agent seat or attach metric, or Anthropic breaks out agentic/Cowork revenue. Our lean: yes, because S-1 marketing logic demands it and OpenAI will not let a disclosure vacuum stand. P = 60%.</w:t>
+        <w:t>By September 30, 2026: an agent metric surfaces. At least one of: a lab discloses an enterprise-agent seat or attach metric, or Anthropic breaks out agentic or Cowork revenue. Our lean: yes, because S-1 marketing logic demands it and OpenAI will not let a disclosure vacuum stand. P = 60%.</w:t>
       </w:r>
     </w:p>
     <w:p>
@@ -3232,12 +3370,18 @@
       <w:r>
         <w:rPr>
           <w:rFonts w:ascii="Georgia" w:hAnsi="Georgia"/>
-          <w:b/>
+          <w:b w:val="0"/>
           <w:color w:val="262B35"/>
           <w:sz w:val="21"/>
         </w:rPr>
-        <w:t>Within two quarters (by the January 2027 reporting cycle): mid-tier repricing does NOT yet reach a named vertical-SaaS guide.</w:t>
+        <w:t>By November 30, 2026: the consumer pass-through shows. At least one consumer AI provider materially raises free-tier capability, or discloses paid conversion or ARPU under pressure. Our lean: free-tier expansion first. P = 60%.</w:t>
       </w:r>
+    </w:p>
+    <w:p>
+      <w:pPr>
+        <w:pStyle w:val="ListNumber"/>
+        <w:spacing w:after="80"/>
+      </w:pPr>
       <w:r>
         <w:rPr>
           <w:rFonts w:ascii="Georgia" w:hAnsi="Georgia"/>
@@ -3245,7 +3389,7 @@
           <w:color w:val="262B35"/>
           <w:sz w:val="21"/>
         </w:rPr>
-        <w:t xml:space="preserve"> Specifically, nCino's net-revenue-retention guidance or commentary shows agent-displacement pressure. Our lean: not yet visible; displacement lags repricing by 12 to 18 months in seat-based software. P(shows within two quarters) = 25%. If it does show, the Section 3 squeeze is running a year ahead of our timeline and vertical SaaS is a faster-decaying asset than modeled.</w:t>
+        <w:t>Within two quarters, by the January 2027 reporting cycle: mid-tier repricing does not yet reach a named vertical-SaaS guide. Specifically, nCino's net-revenue-retention guidance or commentary shows no clear agent-displacement pressure yet. Our lean: not yet visible; displacement lags repricing by 12 to 18 months in seat-based software. P(shows within two quarters) = 25%. If it does show, the Section 4 squeeze is running a year ahead of our timeline.</w:t>
       </w:r>
     </w:p>
     <w:p>
@@ -3264,20 +3408,11 @@
       <w:r>
         <w:rPr>
           <w:rFonts w:ascii="Georgia" w:hAnsi="Georgia"/>
-          <w:b/>
-          <w:color w:val="262B35"/>
-          <w:sz w:val="21"/>
-        </w:rPr>
-        <w:t>Anthropic's October S-1</w:t>
-      </w:r>
-      <w:r>
-        <w:rPr>
-          <w:rFonts w:ascii="Georgia" w:hAnsi="Georgia"/>
           <w:b w:val="0"/>
           <w:color w:val="262B35"/>
           <w:sz w:val="21"/>
         </w:rPr>
-        <w:t>: pricing of the offering versus the $965B mark; any enterprise-attach disclosure; and above all the model-layer gross-margin page an S-1 forces into the open. This is the single event that converts most of this note's T2 and T3 into T1.</w:t>
+        <w:t>Anthropic's October S-1: pricing of the offering versus the $965B mark; any enterprise-attach disclosure; any signal on the Opus-and-Mythos premium mix; and above all the model-layer gross-margin page an S-1 forces into the open. This is the single event that converts most of this note's T2 and T3 into T1.</w:t>
       </w:r>
     </w:p>
     <w:p>
@@ -3288,20 +3423,11 @@
       <w:r>
         <w:rPr>
           <w:rFonts w:ascii="Georgia" w:hAnsi="Georgia"/>
-          <w:b/>
-          <w:color w:val="262B35"/>
-          <w:sz w:val="21"/>
-        </w:rPr>
-        <w:t>Any flagship price cut</w:t>
-      </w:r>
-      <w:r>
-        <w:rPr>
-          <w:rFonts w:ascii="Georgia" w:hAnsi="Georgia"/>
           <w:b w:val="0"/>
           <w:color w:val="262B35"/>
           <w:sz w:val="21"/>
         </w:rPr>
-        <w:t xml:space="preserve"> at Anthropic or OpenAI's Sol tier (test 1 above).</w:t>
+        <w:t>Any flagship price cut at Anthropic or in OpenAI's Sol tier (call 1), and any published Mythos pricing, which would let us replace our estimate with a fact.</w:t>
       </w:r>
     </w:p>
     <w:p>
@@ -3312,20 +3438,11 @@
       <w:r>
         <w:rPr>
           <w:rFonts w:ascii="Georgia" w:hAnsi="Georgia"/>
-          <w:b/>
-          <w:color w:val="262B35"/>
-          <w:sz w:val="21"/>
-        </w:rPr>
-        <w:t>The first enterprise-agent seat metric</w:t>
-      </w:r>
-      <w:r>
-        <w:rPr>
-          <w:rFonts w:ascii="Georgia" w:hAnsi="Georgia"/>
           <w:b w:val="0"/>
           <w:color w:val="262B35"/>
           <w:sz w:val="21"/>
         </w:rPr>
-        <w:t xml:space="preserve"> from any lab (test 2 above).</w:t>
+        <w:t>The first enterprise-agent seat metric from any lab (call 2), and the first consumer free-tier or ARPU signal (call 3).</w:t>
       </w:r>
     </w:p>
     <w:p>
@@ -3336,20 +3453,11 @@
       <w:r>
         <w:rPr>
           <w:rFonts w:ascii="Georgia" w:hAnsi="Georgia"/>
-          <w:b/>
-          <w:color w:val="262B35"/>
-          <w:sz w:val="21"/>
-        </w:rPr>
-        <w:t>The shadow-bond channel</w:t>
-      </w:r>
-      <w:r>
-        <w:rPr>
-          <w:rFonts w:ascii="Georgia" w:hAnsi="Georgia"/>
           <w:b w:val="0"/>
           <w:color w:val="262B35"/>
           <w:sz w:val="21"/>
         </w:rPr>
-        <w:t>: whether the ~$3.5T private-credit complex keeps funding chip-backed paper at June's terms, the true covenant under below-cost pricing.</w:t>
+        <w:t>The shadow-bond channel: whether the ~$3.5T private-credit complex keeps funding chip-backed paper at June's terms, the true covenant under below-cost pricing.</w:t>
       </w:r>
     </w:p>
     <w:p>
@@ -3360,20 +3468,11 @@
       <w:r>
         <w:rPr>
           <w:rFonts w:ascii="Georgia" w:hAnsi="Georgia"/>
-          <w:b/>
-          <w:color w:val="262B35"/>
-          <w:sz w:val="21"/>
-        </w:rPr>
-        <w:t>Independent cost-per-completed-task evaluations</w:t>
-      </w:r>
-      <w:r>
-        <w:rPr>
-          <w:rFonts w:ascii="Georgia" w:hAnsi="Georgia"/>
           <w:b w:val="0"/>
           <w:color w:val="262B35"/>
           <w:sz w:val="21"/>
         </w:rPr>
-        <w:t>: any credible third-party publication of task-success-adjusted pricing would let the market reprice this war on the correct unit of account, and Section 1 tells you who benefits.</w:t>
+        <w:t>Independent cost-per-completed-task evaluations: any credible third-party publication of task-success-adjusted pricing would let the market reprice this war on the correct unit of account, and Section 2 tells you who benefits.</w:t>
       </w:r>
     </w:p>
     <w:p>
@@ -3396,7 +3495,7 @@
           <w:color w:val="262B35"/>
           <w:sz w:val="21"/>
         </w:rPr>
-        <w:t>Published API price lists: Anthropic (Claude Opus 4.8), OpenAI (GPT-5.6 Sol, GPT-5.6 Luna), xAI (Grok 4.5), Meta (Muse Spark 1.1), accessed July 2026. List prices T1; accompanying performance claims T3 after standard one-tier discount.</w:t>
+        <w:t>Published API price lists: Anthropic (Claude Opus 4.8), OpenAI (GPT-5.6 Sol, GPT-5.6 Luna), xAI (Grok 4.5), Meta (Muse Spark 1.1), accessed July 2026. List prices T1; accompanying performance claims T3 after standard one-tier discount. Claude Mythos is a restricted-access tier; its pricing is not public and our premium estimate is T3.</w:t>
       </w:r>
     </w:p>
     <w:p>
@@ -3501,7 +3600,7 @@
           <w:color w:val="262B35"/>
           <w:sz w:val="21"/>
         </w:rPr>
-        <w:t>Trade analyses of frontier inference serving costs, distillation and custom-silicon cost curves, and historical token-price deflation. T3; used as context only, no canonical figure rests on them.</w:t>
+        <w:t>Technical background on transformer inference economics: prefill versus decode, memory-bandwidth-bound generation, KV-cache growth, batching and utilization, and historical token-price deflation and serving-cost reduction. T3, industry and academic sources; used as context, no canonical figure rests on them.</w:t>
       </w:r>
     </w:p>
     <w:p>
@@ -3531,7 +3630,7 @@
           <w:color w:val="262B35"/>
           <w:sz w:val="21"/>
         </w:rPr>
-        <w:t>nCino, Inc. public filings and guidance history (net revenue retention). T1 for reported figures; our displacement call is a forward estimate.</w:t>
+        <w:t>nCino, Inc. public filings and guidance history (net revenue retention). T1 for reported figures; our displacement call is a forward estimate. Consumer subscription price points and free-tier characterizations are our reading of the prevailing market, T3.</w:t>
       </w:r>
     </w:p>
     <w:p>
@@ -3550,7 +3649,7 @@
           <w:color w:val="262B35"/>
           <w:sz w:val="21"/>
         </w:rPr>
-        <w:t>This note is published by the PitchBook Institutional Research Group for informational purposes only and does not constitute investment advice, an offer, or a solicitation to buy or sell any security. Figures are evidence-tiered as marked (T1 primary/SEC-grade, T2 PitchBook data and company statements, T3 vendor claims and trade press); vendor-reported benchmarks and pricing claims are discounted one tier on receipt. Estimates and assumptions are flagged in the text and may prove wrong. Where conflicting figures exist across sources, conflicts are frozen and disclosed rather than resolved. Private-company financial data reflect the best available information as of July 10, 2026, and are subject to revision. PitchBook may provide data services to companies referenced in this note.</w:t>
+        <w:t>This note is published by the PitchBook Institutional Research Group for informational purposes only and does not constitute investment advice, an offer, or a solicitation to buy or sell any security. Figures are evidence-tiered as marked (T1 primary or SEC-grade, T2 PitchBook data and company statements, T3 vendor claims and trade press); vendor-reported benchmarks and pricing claims are discounted one tier on receipt. Estimates and assumptions, including the Claude Mythos premium, the reference agentic workload, the remediation cost, the serving-cost band, and consumer price points, are flagged in the text and may prove wrong. Where conflicting figures exist across sources, conflicts are frozen and disclosed rather than resolved. Private-company financial data reflect the best available information as of July 10, 2026, and are subject to revision. PitchBook may provide data services to companies referenced in this note.</w:t>
       </w:r>
     </w:p>
     <w:p>
@@ -3561,7 +3660,7 @@
           <w:color w:val="6B7280"/>
           <w:sz w:val="17"/>
         </w:rPr>
-        <w:t>Word count, Key takeaways through What we're watching, including tables and chart captions: 3,272 as rendered in the .docx (3,275 in this markdown mirror; target 3,200, ceiling 3,300). References and disclaimer excluded as boilerplate.</w:t>
+        <w:t>Word count, Key takeaways through What we are watching, including tables and chart captions: 4,667 as rendered in the .docx (4,671 in this markdown mirror). This expanded edition adds a technical primer (Section 1), a consumer-implications section (Section 6), and Claude Mythos as the premium anchor throughout; it runs longer than the original 3,200-word edition by design. References and disclaimer excluded as boilerplate.</w:t>
       </w:r>
     </w:p>
     <w:sectPr>

--- a/output/Frontier_AI_Price_Wars_Jul2026.docx
+++ b/output/Frontier_AI_Price_Wars_Jul2026.docx
@@ -14,6 +14,20 @@
           <w:sz w:val="44"/>
         </w:rPr>
         <w:t>The Frontier AI Price Wars</w:t>
+      </w:r>
+    </w:p>
+    <w:p>
+      <w:pPr>
+        <w:spacing w:after="160"/>
+      </w:pPr>
+      <w:r>
+        <w:rPr>
+          <w:rFonts w:ascii="Georgia" w:hAnsi="Georgia"/>
+          <w:i/>
+          <w:color w:val="35506E"/>
+          <w:sz w:val="25"/>
+        </w:rPr>
+        <w:t>It reads as a price war. On the right unit of account, it is a segmentation event.</w:t>
       </w:r>
     </w:p>
     <w:p>
@@ -47,6 +61,17 @@
           <w:sz w:val="17"/>
         </w:rPr>
         <w:t>Evidence tiers: T1, primary or SEC-grade disclosure. T2, PitchBook data, priced financings, direct company statements. T3, vendor claims and trade press. Vendor-reported benchmarks and pricing claims are discounted one tier on receipt. Figures not in our canonical dataset are flagged as our estimates or assumptions and tiered.</w:t>
+      </w:r>
+    </w:p>
+    <w:p>
+      <w:r>
+        <w:rPr>
+          <w:rFonts w:ascii="Georgia" w:hAnsi="Georgia"/>
+          <w:i/>
+          <w:color w:val="6B7280"/>
+          <w:sz w:val="17"/>
+        </w:rPr>
+        <w:t>Purpose of this note: to give an institutional reader a working mental model of how frontier model pricing is set, why the headline numbers mislead, and what the July 2026 repricing means for the model layer, the application layer, the compute buildout, and the consumer. We assume no prior familiarity with token economics and build the argument from the unit up.</w:t>
       </w:r>
     </w:p>
     <w:p>
@@ -160,6 +185,121 @@
           <w:sz w:val="21"/>
         </w:rPr>
         <w:t>The repricing lands roughly three months before Anthropic's expected October S-1, the single largest test of whether a premium model franchise can defend price and enterprise attach in the most hostile tape available. It is the largest tax on the $965B bull case, and the cleanest possible validation of it if Anthropic holds both.</w:t>
+      </w:r>
+    </w:p>
+    <w:p>
+      <w:pPr>
+        <w:pStyle w:val="Heading1"/>
+      </w:pPr>
+      <w:r>
+        <w:t>Positioning: the 30-second read</w:t>
+      </w:r>
+    </w:p>
+    <w:p>
+      <w:r>
+        <w:rPr>
+          <w:rFonts w:ascii="Georgia" w:hAnsi="Georgia"/>
+          <w:b w:val="0"/>
+          <w:color w:val="262B35"/>
+          <w:sz w:val="21"/>
+        </w:rPr>
+        <w:t>For the time-pressured reader, the actionable core before the framework that earns it:</w:t>
+      </w:r>
+    </w:p>
+    <w:p>
+      <w:pPr>
+        <w:pStyle w:val="ListBullet"/>
+        <w:spacing w:after="80"/>
+      </w:pPr>
+      <w:r>
+        <w:rPr>
+          <w:rFonts w:ascii="Georgia" w:hAnsi="Georgia"/>
+          <w:b/>
+          <w:color w:val="262B35"/>
+          <w:sz w:val="21"/>
+        </w:rPr>
+        <w:t>Long the buildout.</w:t>
+      </w:r>
+      <w:r>
+        <w:rPr>
+          <w:rFonts w:ascii="Georgia" w:hAnsi="Georgia"/>
+          <w:b w:val="0"/>
+          <w:color w:val="262B35"/>
+          <w:sz w:val="21"/>
+        </w:rPr>
+        <w:t xml:space="preserve"> Memory and HBM, wafer fab equipment, data-center power and cooling are priced on capacity scarcity and insulated from the model-layer price war. Deflating token prices do not deflate the megawatt.</w:t>
+      </w:r>
+    </w:p>
+    <w:p>
+      <w:pPr>
+        <w:pStyle w:val="ListBullet"/>
+        <w:spacing w:after="80"/>
+      </w:pPr>
+      <w:r>
+        <w:rPr>
+          <w:rFonts w:ascii="Georgia" w:hAnsi="Georgia"/>
+          <w:b/>
+          <w:color w:val="262B35"/>
+          <w:sz w:val="21"/>
+        </w:rPr>
+        <w:t>Watch vertical-SaaS net revenue retention.</w:t>
+      </w:r>
+      <w:r>
+        <w:rPr>
+          <w:rFonts w:ascii="Georgia" w:hAnsi="Georgia"/>
+          <w:b w:val="0"/>
+          <w:color w:val="262B35"/>
+          <w:sz w:val="21"/>
+        </w:rPr>
+        <w:t xml:space="preserve"> It is the first place mid-tier repricing surfaces, ahead of logo churn. NRR guidance is the early-warning line.</w:t>
+      </w:r>
+    </w:p>
+    <w:p>
+      <w:pPr>
+        <w:pStyle w:val="ListBullet"/>
+        <w:spacing w:after="80"/>
+      </w:pPr>
+      <w:r>
+        <w:rPr>
+          <w:rFonts w:ascii="Georgia" w:hAnsi="Georgia"/>
+          <w:b/>
+          <w:color w:val="262B35"/>
+          <w:sz w:val="21"/>
+        </w:rPr>
+        <w:t>The Anthropic October S-1 is the single event.</w:t>
+      </w:r>
+      <w:r>
+        <w:rPr>
+          <w:rFonts w:ascii="Georgia" w:hAnsi="Georgia"/>
+          <w:b w:val="0"/>
+          <w:color w:val="262B35"/>
+          <w:sz w:val="21"/>
+        </w:rPr>
+        <w:t xml:space="preserve"> Its model-layer gross-margin page, not any benchmark, is the most repriced disclosure in the filing, and it lands into the most hostile pricing tape available.</w:t>
+      </w:r>
+    </w:p>
+    <w:p>
+      <w:pPr>
+        <w:pStyle w:val="ListBullet"/>
+        <w:spacing w:after="80"/>
+      </w:pPr>
+      <w:r>
+        <w:rPr>
+          <w:rFonts w:ascii="Georgia" w:hAnsi="Georgia"/>
+          <w:b/>
+          <w:color w:val="262B35"/>
+          <w:sz w:val="21"/>
+        </w:rPr>
+        <w:t>The shadow-bond channel is the covenant.</w:t>
+      </w:r>
+      <w:r>
+        <w:rPr>
+          <w:rFonts w:ascii="Georgia" w:hAnsi="Georgia"/>
+          <w:b w:val="0"/>
+          <w:color w:val="262B35"/>
+          <w:sz w:val="21"/>
+        </w:rPr>
+        <w:t xml:space="preserve"> The ~$3.5T private-credit market funds below-cost pricing. Its terms, not any lab's quarterly margin, gate how long the war can run, and that linkage sits in some LP books already.</w:t>
       </w:r>
     </w:p>
     <w:p>
@@ -1506,6 +1646,17 @@
           <w:sz w:val="21"/>
         </w:rPr>
         <w:t>Break-even: Muse Spark matches Opus's $2.56 at p = 87.6%. A gap of 2.4 percentage points, 90.0% versus 87.6%, fully funds a 4.8x token-price premium.</w:t>
+      </w:r>
+    </w:p>
+    <w:p>
+      <w:r>
+        <w:rPr>
+          <w:rFonts w:ascii="Georgia" w:hAnsi="Georgia"/>
+          <w:b w:val="0"/>
+          <w:color w:val="262B35"/>
+          <w:sz w:val="21"/>
+        </w:rPr>
+        <w:t>The result does not rest on the $17 point estimate, and a sophisticated reader's first move is to attack it. So solve for the failure cost F at which Opus's loaded cost equals the cheapest tier's. The premium is a two-variable function, reliability gap times cost of failure, and it is robust across a wide range: at a 15-point edge (90% versus 75%) the premium pays once failure costs more than about $2.24 per failed attempt; at a 10-point edge, above about $3.67; at a 5-point edge, above about $7.93. On tokens alone, with failure free, it never pays, and you are back to the 4.8x success ratio no frontier gap delivers. The institutional conclusion is therefore sharper than the point estimate: the reliability premium is defensible if and only if enterprise failure is expensive, and at any realistic reliability edge it needs failure to cost only a few dollars per attempt, which production agentic failures always exceed. (Break-even F values our arithmetic, T2.)</w:t>
       </w:r>
     </w:p>
     <w:tbl>
@@ -2936,6 +3087,17 @@
           <w:color w:val="262B35"/>
           <w:sz w:val="21"/>
         </w:rPr>
+        <w:t>To size the bet, our working split of enterprise agentic spend (our estimate, T2; no clean market data exists yet): roughly 55% to 65% of dollars flow to reliability-gated, high-stakes workflows where the premium is defensible, against 35% to 45% to failure-tolerant commodity work, even though the commodity tier likely carries the larger share of raw token throughput. The premium pool is the smaller share of tasks and the larger share of value, which is the whole segmentation thesis in one sentence: the two ends split volume and value in opposite directions, and each incumbent is optimizing for the pool it can actually win.</w:t>
+      </w:r>
+    </w:p>
+    <w:p>
+      <w:r>
+        <w:rPr>
+          <w:rFonts w:ascii="Georgia" w:hAnsi="Georgia"/>
+          <w:b w:val="0"/>
+          <w:color w:val="262B35"/>
+          <w:sz w:val="21"/>
+        </w:rPr>
         <w:t>Test: by August 31, 2026, if either Anthropic or OpenAI cuts flagship output pricing by 15% or more, the segmentation read fails and this becomes a war note. Our lean and probability are in the calls below.</w:t>
       </w:r>
     </w:p>
@@ -3000,15 +3162,14 @@
       </w:r>
     </w:p>
     <w:p>
+      <w:pPr>
+        <w:pStyle w:val="Heading2"/>
+      </w:pPr>
       <w:r>
-        <w:rPr>
-          <w:rFonts w:ascii="Georgia" w:hAnsi="Georgia"/>
-          <w:b/>
-          <w:color w:val="262B35"/>
-          <w:sz w:val="21"/>
-        </w:rPr>
-        <w:t>The margin moves down the stack, not out of the system.</w:t>
+        <w:t>The margin moves down the stack</w:t>
       </w:r>
+    </w:p>
+    <w:p>
       <w:r>
         <w:rPr>
           <w:rFonts w:ascii="Georgia" w:hAnsi="Georgia"/>
@@ -3016,19 +3177,18 @@
           <w:color w:val="262B35"/>
           <w:sz w:val="21"/>
         </w:rPr>
-        <w:t xml:space="preserve"> Inference-cost deflation is margin-accretive to the application and SaaS layer and margin-dilutive to the model layer. Every dollar cut from output pricing is a dollar of gross margin transferred to whoever owns the customer workflow. Winners: application-layer software with real distribution, agent-orchestration vendors who route across models and arbitrage the barbell, and the enterprise buyers themselves, whose AI line items deflate while capability rises. Databricks, the highest-quality business on our AIBQ framework at 8.81, FCF positive at $6.9B ARR growing 80%, is the cleanest expression: it buys inference, sells data-plus-agent workflows, and benefits from every price cut its suppliers inflict on each other. Losers: undifferentiated model vendors and the mid-tier named in Section 4.</w:t>
+        <w:t>Inference-cost deflation is margin-accretive to the application and SaaS layer and margin-dilutive to the model layer. Every dollar cut from output pricing is a dollar of gross margin transferred to whoever owns the customer workflow. Winners: application-layer software with real distribution, agent-orchestration vendors who route across models and arbitrage the barbell, and the enterprise buyers themselves, whose AI line items deflate while capability rises. Databricks, the highest-quality business on our AIBQ framework at 8.81, FCF positive at $6.9B ARR growing 80%, is the cleanest expression: it buys inference, sells data-plus-agent workflows, and benefits from every price cut its suppliers inflict on each other. Losers: undifferentiated model vendors and the mid-tier named in Section 4.</w:t>
       </w:r>
     </w:p>
     <w:p>
+      <w:pPr>
+        <w:pStyle w:val="Heading2"/>
+      </w:pPr>
       <w:r>
-        <w:rPr>
-          <w:rFonts w:ascii="Georgia" w:hAnsi="Georgia"/>
-          <w:b/>
-          <w:color w:val="262B35"/>
-          <w:sz w:val="21"/>
-        </w:rPr>
-        <w:t>Picks-and-shovels are insulated.</w:t>
+        <w:t>Picks-and-shovels are insulated</w:t>
       </w:r>
+    </w:p>
+    <w:p>
       <w:r>
         <w:rPr>
           <w:rFonts w:ascii="Georgia" w:hAnsi="Georgia"/>
@@ -3036,7 +3196,7 @@
           <w:color w:val="262B35"/>
           <w:sz w:val="21"/>
         </w:rPr>
-        <w:t xml:space="preserve"> HBM and memory, wafer fab equipment, data-center power, cooling, and permitted baseload generation are priced on capacity scarcity, not on model-layer margin. The buildout's binding constraints are physical: HBM supply, interconnect, megawatts, and permitting timelines, the very memory-bandwidth wall that sets output pricing in Section 1. A model-layer price war does not cancel compute demand; at the volumes the cheap tier is targeting, it increases it. The complex is exposed to a financing shock, not a pricing shock.</w:t>
+        <w:t>HBM and memory, wafer fab equipment, data-center power, cooling, and permitted baseload generation are priced on capacity scarcity, not on model-layer margin. The buildout's binding constraints are physical: HBM supply, interconnect, megawatts, and permitting timelines, the very memory-bandwidth wall that sets output pricing in Section 1. A model-layer price war does not cancel compute demand; at the volumes the cheap tier is targeting, it increases it. The complex is exposed to a financing shock, not a pricing shock.</w:t>
       </w:r>
     </w:p>
     <w:tbl>
@@ -3142,15 +3302,14 @@
       </w:pPr>
     </w:p>
     <w:p>
+      <w:pPr>
+        <w:pStyle w:val="Heading2"/>
+      </w:pPr>
       <w:r>
-        <w:rPr>
-          <w:rFonts w:ascii="Georgia" w:hAnsi="Georgia"/>
-          <w:b/>
-          <w:color w:val="262B35"/>
-          <w:sz w:val="21"/>
-        </w:rPr>
-        <w:t>The financing tail wags the pricing dog.</w:t>
+        <w:t>The financing tail wags the pricing dog</w:t>
       </w:r>
+    </w:p>
+    <w:p>
       <w:r>
         <w:rPr>
           <w:rFonts w:ascii="Georgia" w:hAnsi="Georgia"/>
@@ -3158,19 +3317,18 @@
           <w:color w:val="262B35"/>
           <w:sz w:val="21"/>
         </w:rPr>
-        <w:t xml:space="preserve"> The ~$3.5T private-credit and shadow-bond market is now the marginal source of AI capital, and it is what makes below-cost pricing possible: labs can price under serving cost because debt capital funds the gap between price and cost. Anthropic's roughly $35B chip-bond stack raised in June (T2) is the template; xAI's cross-subsidy is the same mechanism with a corporate wrapper. Our read: this is a solvency question deferred, not resolved. Price wars funded by operating cash flow end when the weakest operator's margin breaks; price wars funded by credit end when the credit reprices. The relevant covenant is not any lab's gross margin this quarter but the shadow-bond channel's continued willingness to fund negative-margin token sales. That linkage is why the price war and the IPO question are the same question.</w:t>
+        <w:t>The ~$3.5T private-credit and shadow-bond market is now the marginal source of AI capital, and it is what makes below-cost pricing possible: labs can price under serving cost because debt capital funds the gap between price and cost. Anthropic's roughly $35B chip-bond stack raised in June (T2) is the template; xAI's cross-subsidy is the same mechanism with a corporate wrapper. Our read: this is a solvency question deferred, not resolved. Price wars funded by operating cash flow end when the weakest operator's margin breaks; price wars funded by credit end when the credit reprices. The relevant covenant is not any lab's gross margin this quarter but the shadow-bond channel's continued willingness to fund negative-margin token sales. That linkage is why the price war and the IPO question are the same question.</w:t>
       </w:r>
     </w:p>
     <w:p>
+      <w:pPr>
+        <w:pStyle w:val="Heading2"/>
+      </w:pPr>
       <w:r>
-        <w:rPr>
-          <w:rFonts w:ascii="Georgia" w:hAnsi="Georgia"/>
-          <w:b/>
-          <w:color w:val="262B35"/>
-          <w:sz w:val="21"/>
-        </w:rPr>
-        <w:t>The IPO intersection.</w:t>
+        <w:t>The IPO intersection</w:t>
       </w:r>
+    </w:p>
+    <w:p>
       <w:r>
         <w:rPr>
           <w:rFonts w:ascii="Georgia" w:hAnsi="Georgia"/>
@@ -3178,19 +3336,18 @@
           <w:color w:val="262B35"/>
           <w:sz w:val="21"/>
         </w:rPr>
-        <w:t xml:space="preserve"> The repricing lands roughly three months before Anthropic's expected October S-1. An S-1 forces into the open what private markets have not seen: model-layer gross margin, revenue mix, and, if disclosed, enterprise attach. Filing at a $965B reference mark and 20.5x gross run-rate ARR while a competitor prices comparable-claim inference at one quarter of your rate is the hardest possible setup, and it makes the price war the single largest tax on the Anthropic bull case: every basis point of attach lost to Muse or Luna between now and October is discovery the roadshow cannot spin. The inverse is equally sharp. If Anthropic holds list price and enterprise attach through the filing window, and if the Mythos tier shows a premium buyer base that does not blink at the floor, it will have validated the premium thesis under live fire, and the 20.5x multiple gets underwritten by evidence no private round could produce. Our read: the S-1's gross-margin page, not any benchmark, will be the single most repriced disclosure in the filing.</w:t>
+        <w:t>The repricing lands roughly three months before Anthropic's expected October S-1. An S-1 forces into the open what private markets have not seen: model-layer gross margin, revenue mix, and, if disclosed, enterprise attach. Filing at a $965B reference mark and 20.5x gross run-rate ARR while a competitor prices comparable-claim inference at one quarter of your rate is the hardest possible setup, and it makes the price war the single largest tax on the Anthropic bull case: every basis point of attach lost to Muse or Luna between now and October is discovery the roadshow cannot spin. The inverse is equally sharp. If Anthropic holds list price and enterprise attach through the filing window, and if the Mythos tier shows a premium buyer base that does not blink at the floor, it will have validated the premium thesis under live fire, and the 20.5x multiple gets underwritten by evidence no private round could produce. Our read: the S-1's gross-margin page, not any benchmark, will be the single most repriced disclosure in the filing.</w:t>
       </w:r>
     </w:p>
     <w:p>
+      <w:pPr>
+        <w:pStyle w:val="Heading2"/>
+      </w:pPr>
       <w:r>
-        <w:rPr>
-          <w:rFonts w:ascii="Georgia" w:hAnsi="Georgia"/>
-          <w:b/>
-          <w:color w:val="262B35"/>
-          <w:sz w:val="21"/>
-        </w:rPr>
-        <w:t>Public-market expression.</w:t>
+        <w:t>Public-market expression</w:t>
       </w:r>
+    </w:p>
+    <w:p>
       <w:r>
         <w:rPr>
           <w:rFonts w:ascii="Georgia" w:hAnsi="Georgia"/>
@@ -3198,7 +3355,26 @@
           <w:color w:val="262B35"/>
           <w:sz w:val="21"/>
         </w:rPr>
-        <w:t xml:space="preserve"> Long the buildout: memory and HBM, wafer fab equipment, data-center power and cooling, permitted baseload generation, priced on scarcity and insulated from model-layer margin (directional reads, not recommendations; see disclaimer). Watch legacy vertical-SaaS net-retention guidance as the first displacement signal; agents show up in net revenue retention before logo churn. Treat model-layer token pricing as a race whose only durable winners own either a surface (Meta, OpenAI) or a cost structure and reliability franchise rivals cannot match (custom silicon, subsidized compute, or a defended premium like Opus and Mythos). Everyone else in the token race is renting scale from the credit market.</w:t>
+        <w:t>Long the buildout: memory and HBM, wafer fab equipment, data-center power and cooling, permitted baseload generation, priced on scarcity and insulated from model-layer margin (directional reads, not recommendations; see disclaimer). Watch legacy vertical-SaaS net-retention guidance as the first displacement signal; agents show up in net revenue retention before logo churn. Treat model-layer token pricing as a race whose only durable winners own either a surface (Meta, OpenAI) or a cost structure and reliability franchise rivals cannot match (custom silicon, subsidized compute, or a defended premium like Opus and Mythos). Everyone else in the token race is renting scale from the credit market.</w:t>
+      </w:r>
+    </w:p>
+    <w:p>
+      <w:pPr>
+        <w:pStyle w:val="Heading2"/>
+      </w:pPr>
+      <w:r>
+        <w:t>Private-market expression</w:t>
+      </w:r>
+    </w:p>
+    <w:p>
+      <w:r>
+        <w:rPr>
+          <w:rFonts w:ascii="Georgia" w:hAnsi="Georgia"/>
+          <w:b w:val="0"/>
+          <w:color w:val="262B35"/>
+          <w:sz w:val="21"/>
+        </w:rPr>
+        <w:t>For the allocator, the LP, and the corp-dev or crossover reader, whose question is what this does to a private book, the read is more direct than the public one. The names that reprice down are the Section 4 losers held as portfolio risk: the undifferentiated model layer, model gateways, and thin API wrappers, whose next round is a down-round or a wind-down as the spread they lived on goes negative. The names that reprice up are the app-layer, agent-orchestration, and data-layer businesses, the Databricks-shaped companies that buy inference and sell workflow, which take mark support from every cut their suppliers inflict on each other. For anyone holding Anthropic or OpenAI stakes into the S-1 window, the price war is a discount to secondary bids on the premium labs until the attach question resolves, and a re-rating catalyst if it resolves in the incumbent's favor. And the ~$3.5T private-credit channel is not only the labs' funding source but a covenant many allocators already hold: chip-backed AI paper now reprices with the model-layer price war, a portfolio linkage between a credit sleeve and an equity thesis that most books have not yet drawn.</w:t>
       </w:r>
     </w:p>
     <w:p>
@@ -3322,6 +3498,25 @@
       </w:pPr>
       <w:r>
         <w:t>What would change the call, and what we are watching</w:t>
+      </w:r>
+    </w:p>
+    <w:p>
+      <w:pPr>
+        <w:pStyle w:val="Heading2"/>
+      </w:pPr>
+      <w:r>
+        <w:t>Where we would be wrong</w:t>
+      </w:r>
+    </w:p>
+    <w:p>
+      <w:r>
+        <w:rPr>
+          <w:rFonts w:ascii="Georgia" w:hAnsi="Georgia"/>
+          <w:b w:val="0"/>
+          <w:color w:val="262B35"/>
+          <w:sz w:val="21"/>
+        </w:rPr>
+        <w:t>Two counters would break the segmentation thesis, and an IC audience is owed both. First, if agents learn to self-correct cheaply, the remediation cost collapses toward zero, and with it the entire premium: the sensitivity in Section 2 cuts both ways, and a world where failed attempts are caught and retried for pennies is a world where the floor tier wins outright. Second, if Meta or another commodity-priced player builds a credible enterprise surface, the premium loses its refuge, because the reliability moat depends on the premium labs owning the seat where high-stakes work runs. We judge both as real but not yet visible. The calls below are where we would see them first.</w:t>
       </w:r>
     </w:p>
     <w:p>
@@ -3660,7 +3855,7 @@
           <w:color w:val="6B7280"/>
           <w:sz w:val="17"/>
         </w:rPr>
-        <w:t>Word count, Key takeaways through What we are watching, including tables and chart captions: 4,667 as rendered in the .docx (4,671 in this markdown mirror). This expanded edition adds a technical primer (Section 1), a consumer-implications section (Section 6), and Claude Mythos as the premium anchor throughout; it runs longer than the original 3,200-word edition by design. References and disclaimer excluded as boilerplate.</w:t>
+        <w:t>Word count, Key takeaways through What we are watching, including tables, sub-heads, and chart captions: 5,385 as rendered in the .docx (5,389 in this markdown mirror). This institutional edition adds a 30-second positioning synthesis, a technical primer (Section 1), a failure-cost sensitivity on the spine (Section 2), a private-market-allocator read and navigable sub-heads (Section 5), a consumer-implications section (Section 6), a stated bear case, and Claude Mythos as the premium anchor throughout. References and disclaimer excluded as boilerplate.</w:t>
       </w:r>
     </w:p>
     <w:sectPr>

--- a/output/Frontier_AI_Price_Wars_Jul2026.docx
+++ b/output/Frontier_AI_Price_Wars_Jul2026.docx
@@ -8,12 +8,13 @@
       </w:pPr>
       <w:r>
         <w:rPr>
-          <w:rFonts w:ascii="Georgia" w:hAnsi="Georgia"/>
+          <w:rFonts w:ascii="Calibri Light" w:hAnsi="Calibri Light"/>
           <w:b/>
-          <w:color w:val="1F2A44"/>
-          <w:sz w:val="44"/>
+          <w:i w:val="0"/>
+          <w:color w:val="000000"/>
+          <w:sz w:val="28"/>
         </w:rPr>
-        <w:t>The Frontier AI Price Wars</w:t>
+        <w:t>Q3 2026  The Frontier AI Price Wars</w:t>
       </w:r>
     </w:p>
     <w:p>
@@ -22,404 +23,453 @@
       </w:pPr>
       <w:r>
         <w:rPr>
-          <w:rFonts w:ascii="Georgia" w:hAnsi="Georgia"/>
-          <w:i/>
-          <w:color w:val="35506E"/>
-          <w:sz w:val="25"/>
+          <w:rFonts w:ascii="Calibri Light" w:hAnsi="Calibri Light"/>
+          <w:b/>
+          <w:i w:val="0"/>
+          <w:color w:val="2F5496"/>
+          <w:sz w:val="24"/>
         </w:rPr>
         <w:t>It reads as a price war. On the right unit of account, it is a segmentation event.</w:t>
       </w:r>
     </w:p>
     <w:p>
+      <w:pPr>
+        <w:spacing w:after="20"/>
+      </w:pPr>
       <w:r>
         <w:rPr>
-          <w:rFonts w:ascii="Georgia" w:hAnsi="Georgia"/>
-          <w:b w:val="0"/>
-          <w:color w:val="35506E"/>
+          <w:rFonts w:ascii="Calibri Light" w:hAnsi="Calibri Light"/>
+          <w:b/>
+          <w:i w:val="0"/>
+          <w:color w:val="000000"/>
           <w:sz w:val="20"/>
         </w:rPr>
-        <w:t>PitchBook Institutional Research Group | Late-Stage Company Research</w:t>
+        <w:t xml:space="preserve">Data filepath: </w:t>
       </w:r>
-    </w:p>
-    <w:p>
       <w:r>
         <w:rPr>
-          <w:rFonts w:ascii="Georgia" w:hAnsi="Georgia"/>
+          <w:rFonts w:ascii="Calibri Light" w:hAnsi="Calibri Light"/>
           <w:b w:val="0"/>
-          <w:color w:val="35506E"/>
+          <w:i w:val="0"/>
+          <w:color w:val="000000"/>
           <w:sz w:val="20"/>
         </w:rPr>
-        <w:t>Analyst: Harrison Rolfes, Senior Research Director   |   July 10, 2026</w:t>
-      </w:r>
-    </w:p>
-    <w:p>
-      <w:r>
-        <w:rPr>
-          <w:rFonts w:ascii="Georgia" w:hAnsi="Georgia"/>
-          <w:i/>
-          <w:color w:val="6B7280"/>
-          <w:sz w:val="17"/>
-        </w:rPr>
-        <w:t>Evidence tiers: T1, primary or SEC-grade disclosure. T2, PitchBook data, priced financings, direct company statements. T3, vendor claims and trade press. Vendor-reported benchmarks and pricing claims are discounted one tier on receipt. Figures not in our canonical dataset are flagged as our estimates or assumptions and tiered.</w:t>
-      </w:r>
-    </w:p>
-    <w:p>
-      <w:r>
-        <w:rPr>
-          <w:rFonts w:ascii="Georgia" w:hAnsi="Georgia"/>
-          <w:i/>
-          <w:color w:val="6B7280"/>
-          <w:sz w:val="17"/>
-        </w:rPr>
-        <w:t>Purpose of this note: to give an institutional reader a working mental model of how frontier model pricing is set, why the headline numbers mislead, and what the July 2026 repricing means for the model layer, the application layer, the compute buildout, and the consumer. We assume no prior familiarity with token economics and build the argument from the unit up.</w:t>
+        <w:t>R&amp;E - Thematic Research\Frontier AI\Price Wars Jul2026</w:t>
       </w:r>
     </w:p>
     <w:p>
       <w:pPr>
-        <w:pStyle w:val="Heading1"/>
+        <w:spacing w:after="20"/>
       </w:pPr>
       <w:r>
+        <w:rPr>
+          <w:rFonts w:ascii="Calibri Light" w:hAnsi="Calibri Light"/>
+          <w:b/>
+          <w:i w:val="0"/>
+          <w:color w:val="000000"/>
+          <w:sz w:val="20"/>
+        </w:rPr>
+        <w:t xml:space="preserve">Chart as-of date: </w:t>
+      </w:r>
+      <w:r>
+        <w:rPr>
+          <w:rFonts w:ascii="Calibri Light" w:hAnsi="Calibri Light"/>
+          <w:b w:val="0"/>
+          <w:i w:val="0"/>
+          <w:color w:val="000000"/>
+          <w:sz w:val="20"/>
+        </w:rPr>
+        <w:t>July 10, 2026</w:t>
+      </w:r>
+    </w:p>
+    <w:p>
+      <w:pPr>
+        <w:spacing w:after="20"/>
+      </w:pPr>
+      <w:r>
+        <w:rPr>
+          <w:rFonts w:ascii="Calibri Light" w:hAnsi="Calibri Light"/>
+          <w:b/>
+          <w:i w:val="0"/>
+          <w:color w:val="000000"/>
+          <w:sz w:val="20"/>
+        </w:rPr>
+        <w:t xml:space="preserve">Chart geography: </w:t>
+      </w:r>
+      <w:r>
+        <w:rPr>
+          <w:rFonts w:ascii="Calibri Light" w:hAnsi="Calibri Light"/>
+          <w:b w:val="0"/>
+          <w:i w:val="0"/>
+          <w:color w:val="000000"/>
+          <w:sz w:val="20"/>
+        </w:rPr>
+        <w:t>Global</w:t>
+      </w:r>
+    </w:p>
+    <w:p>
+      <w:pPr>
+        <w:spacing w:after="20"/>
+      </w:pPr>
+      <w:r>
+        <w:rPr>
+          <w:rFonts w:ascii="Calibri Light" w:hAnsi="Calibri Light"/>
+          <w:b/>
+          <w:i w:val="0"/>
+          <w:color w:val="000000"/>
+          <w:sz w:val="20"/>
+        </w:rPr>
+        <w:t xml:space="preserve">Research type: </w:t>
+      </w:r>
+      <w:r>
+        <w:rPr>
+          <w:rFonts w:ascii="Calibri Light" w:hAnsi="Calibri Light"/>
+          <w:b w:val="0"/>
+          <w:i w:val="0"/>
+          <w:color w:val="000000"/>
+          <w:sz w:val="20"/>
+        </w:rPr>
+        <w:t>Emerging Tech</w:t>
+      </w:r>
+    </w:p>
+    <w:p>
+      <w:pPr>
+        <w:spacing w:after="20"/>
+      </w:pPr>
+      <w:r>
+        <w:rPr>
+          <w:rFonts w:ascii="Calibri Light" w:hAnsi="Calibri Light"/>
+          <w:b/>
+          <w:i w:val="0"/>
+          <w:color w:val="000000"/>
+          <w:sz w:val="20"/>
+        </w:rPr>
+        <w:t xml:space="preserve">Access level: </w:t>
+      </w:r>
+      <w:r>
+        <w:rPr>
+          <w:rFonts w:ascii="Calibri Light" w:hAnsi="Calibri Light"/>
+          <w:b w:val="0"/>
+          <w:i w:val="0"/>
+          <w:color w:val="000000"/>
+          <w:sz w:val="20"/>
+        </w:rPr>
+        <w:t>Client only (Platform only, no preview on N&amp;A)</w:t>
+      </w:r>
+    </w:p>
+    <w:p>
+      <w:pPr>
+        <w:spacing w:after="20"/>
+      </w:pPr>
+      <w:r>
+        <w:rPr>
+          <w:rFonts w:ascii="Calibri Light" w:hAnsi="Calibri Light"/>
+          <w:b/>
+          <w:i w:val="0"/>
+          <w:color w:val="000000"/>
+          <w:sz w:val="20"/>
+        </w:rPr>
+        <w:t xml:space="preserve">Chart count: </w:t>
+      </w:r>
+      <w:r>
+        <w:rPr>
+          <w:rFonts w:ascii="Calibri Light" w:hAnsi="Calibri Light"/>
+          <w:b w:val="0"/>
+          <w:i w:val="0"/>
+          <w:color w:val="000000"/>
+          <w:sz w:val="20"/>
+        </w:rPr>
+        <w:t>5</w:t>
+      </w:r>
+    </w:p>
+    <w:p>
+      <w:pPr>
+        <w:spacing w:after="20"/>
+      </w:pPr>
+      <w:r>
+        <w:rPr>
+          <w:rFonts w:ascii="Calibri Light" w:hAnsi="Calibri Light"/>
+          <w:b/>
+          <w:i w:val="0"/>
+          <w:color w:val="000000"/>
+          <w:sz w:val="20"/>
+        </w:rPr>
+        <w:t xml:space="preserve">Table count: </w:t>
+      </w:r>
+      <w:r>
+        <w:rPr>
+          <w:rFonts w:ascii="Calibri Light" w:hAnsi="Calibri Light"/>
+          <w:b w:val="0"/>
+          <w:i w:val="0"/>
+          <w:color w:val="000000"/>
+          <w:sz w:val="20"/>
+        </w:rPr>
+        <w:t>1</w:t>
+      </w:r>
+    </w:p>
+    <w:p>
+      <w:pPr>
+        <w:spacing w:after="40"/>
+      </w:pPr>
+      <w:r>
+        <w:rPr>
+          <w:rFonts w:ascii="Calibri Light" w:hAnsi="Calibri Light"/>
+          <w:b/>
+          <w:i w:val="0"/>
+          <w:color w:val="000000"/>
+          <w:sz w:val="24"/>
+        </w:rPr>
+        <w:t>Credits</w:t>
+      </w:r>
+    </w:p>
+    <w:p>
+      <w:pPr>
+        <w:spacing w:after="20"/>
+      </w:pPr>
+      <w:r>
+        <w:rPr>
+          <w:rFonts w:ascii="Calibri Light" w:hAnsi="Calibri Light"/>
+          <w:b w:val="0"/>
+          <w:i w:val="0"/>
+          <w:color w:val="000000"/>
+          <w:sz w:val="20"/>
+        </w:rPr>
+        <w:t>Harrison Rolfes, Senior Research Director</w:t>
+      </w:r>
+    </w:p>
+    <w:p>
+      <w:pPr>
+        <w:spacing w:after="160"/>
+      </w:pPr>
+      <w:r>
+        <w:rPr>
+          <w:rFonts w:ascii="Calibri Light" w:hAnsi="Calibri Light"/>
+          <w:b w:val="0"/>
+          <w:i w:val="0"/>
+          <w:color w:val="000000"/>
+          <w:sz w:val="20"/>
+        </w:rPr>
+        <w:t>Published on July 10, 2026</w:t>
+      </w:r>
+    </w:p>
+    <w:p>
+      <w:pPr>
+        <w:spacing w:after="40"/>
+      </w:pPr>
+      <w:r>
+        <w:rPr>
+          <w:rFonts w:ascii="Calibri Light" w:hAnsi="Calibri Light"/>
+          <w:b/>
+          <w:i w:val="0"/>
+          <w:color w:val="000000"/>
+          <w:sz w:val="24"/>
+        </w:rPr>
+        <w:t>Contents</w:t>
+      </w:r>
+    </w:p>
+    <w:p>
+      <w:pPr>
+        <w:spacing w:after="20"/>
+      </w:pPr>
+      <w:r>
+        <w:rPr>
+          <w:rFonts w:ascii="Calibri Light" w:hAnsi="Calibri Light"/>
+          <w:b w:val="0"/>
+          <w:i w:val="0"/>
+          <w:color w:val="000000"/>
+          <w:sz w:val="20"/>
+        </w:rPr>
         <w:t>Key takeaways</w:t>
       </w:r>
     </w:p>
     <w:p>
       <w:pPr>
-        <w:pStyle w:val="ListBullet"/>
+        <w:spacing w:after="20"/>
+      </w:pPr>
+      <w:r>
+        <w:rPr>
+          <w:rFonts w:ascii="Calibri Light" w:hAnsi="Calibri Light"/>
+          <w:b w:val="0"/>
+          <w:i w:val="0"/>
+          <w:color w:val="000000"/>
+          <w:sz w:val="20"/>
+        </w:rPr>
+        <w:t>1. What you are buying: the technology behind a token price</w:t>
+      </w:r>
+    </w:p>
+    <w:p>
+      <w:pPr>
+        <w:spacing w:after="20"/>
+      </w:pPr>
+      <w:r>
+        <w:rPr>
+          <w:rFonts w:ascii="Calibri Light" w:hAnsi="Calibri Light"/>
+          <w:b w:val="0"/>
+          <w:i w:val="0"/>
+          <w:color w:val="000000"/>
+          <w:sz w:val="20"/>
+        </w:rPr>
+        <w:t>2. The unit of account: cost per completed task</w:t>
+      </w:r>
+    </w:p>
+    <w:p>
+      <w:pPr>
+        <w:spacing w:after="20"/>
+      </w:pPr>
+      <w:r>
+        <w:rPr>
+          <w:rFonts w:ascii="Calibri Light" w:hAnsi="Calibri Light"/>
+          <w:b w:val="0"/>
+          <w:i w:val="0"/>
+          <w:color w:val="000000"/>
+          <w:sz w:val="20"/>
+        </w:rPr>
+        <w:t>3. Margin mechanics: who can subsidize, and is this a war?</w:t>
+      </w:r>
+    </w:p>
+    <w:p>
+      <w:pPr>
+        <w:spacing w:after="20"/>
+      </w:pPr>
+      <w:r>
+        <w:rPr>
+          <w:rFonts w:ascii="Calibri Light" w:hAnsi="Calibri Light"/>
+          <w:b w:val="0"/>
+          <w:i w:val="0"/>
+          <w:color w:val="000000"/>
+          <w:sz w:val="20"/>
+        </w:rPr>
+        <w:t>4. The barbell and the squeezed middle</w:t>
+      </w:r>
+    </w:p>
+    <w:p>
+      <w:pPr>
+        <w:spacing w:after="20"/>
+      </w:pPr>
+      <w:r>
+        <w:rPr>
+          <w:rFonts w:ascii="Calibri Light" w:hAnsi="Calibri Light"/>
+          <w:b w:val="0"/>
+          <w:i w:val="0"/>
+          <w:color w:val="000000"/>
+          <w:sz w:val="20"/>
+        </w:rPr>
+        <w:t>5. Market implications</w:t>
+      </w:r>
+    </w:p>
+    <w:p>
+      <w:pPr>
+        <w:spacing w:after="20"/>
+      </w:pPr>
+      <w:r>
+        <w:rPr>
+          <w:rFonts w:ascii="Calibri Light" w:hAnsi="Calibri Light"/>
+          <w:b w:val="0"/>
+          <w:i w:val="0"/>
+          <w:color w:val="000000"/>
+          <w:sz w:val="20"/>
+        </w:rPr>
+        <w:t>6. Consumer implications</w:t>
+      </w:r>
+    </w:p>
+    <w:p>
+      <w:pPr>
+        <w:spacing w:after="20"/>
+      </w:pPr>
+      <w:r>
+        <w:rPr>
+          <w:rFonts w:ascii="Calibri Light" w:hAnsi="Calibri Light"/>
+          <w:b w:val="0"/>
+          <w:i w:val="0"/>
+          <w:color w:val="000000"/>
+          <w:sz w:val="20"/>
+        </w:rPr>
+        <w:t>7. The surface decides</w:t>
+      </w:r>
+    </w:p>
+    <w:p>
+      <w:pPr>
+        <w:spacing w:after="20"/>
+      </w:pPr>
+      <w:r>
+        <w:rPr>
+          <w:rFonts w:ascii="Calibri Light" w:hAnsi="Calibri Light"/>
+          <w:b w:val="0"/>
+          <w:i w:val="0"/>
+          <w:color w:val="000000"/>
+          <w:sz w:val="20"/>
+        </w:rPr>
+        <w:t>What would change the call</w:t>
+      </w:r>
+    </w:p>
+    <w:p>
+      <w:pPr>
+        <w:spacing w:after="20"/>
+      </w:pPr>
+      <w:r>
+        <w:rPr>
+          <w:rFonts w:ascii="Calibri Light" w:hAnsi="Calibri Light"/>
+          <w:b w:val="0"/>
+          <w:i w:val="0"/>
+          <w:color w:val="000000"/>
+          <w:sz w:val="20"/>
+        </w:rPr>
+        <w:t>References</w:t>
+      </w:r>
+    </w:p>
+    <w:p>
+      <w:pPr>
+        <w:spacing w:after="120"/>
+      </w:pPr>
+    </w:p>
+    <w:p>
+      <w:pPr>
         <w:spacing w:after="80"/>
       </w:pPr>
       <w:r>
         <w:rPr>
-          <w:rFonts w:ascii="Georgia" w:hAnsi="Georgia"/>
-          <w:b w:val="0"/>
-          <w:color w:val="262B35"/>
-          <w:sz w:val="21"/>
+          <w:rFonts w:ascii="Calibri Light" w:hAnsi="Calibri Light"/>
+          <w:b/>
+          <w:i w:val="0"/>
+          <w:color w:val="000000"/>
+          <w:sz w:val="24"/>
         </w:rPr>
-        <w:t>The July 2026 repricing looks like a price war and is mostly a segmentation event. Meta's Muse Spark 1.1 at $1.25 input / $4.25 output per million tokens (T1) prices frontier-adjacent inference at roughly one quarter of the premium anchor, but only Meta is structurally built to price a model near zero. xAI is a forced participant; OpenAI and Anthropic are defending premium tiers, not chasing the floor.</w:t>
+        <w:t>Landing page</w:t>
       </w:r>
     </w:p>
     <w:p>
       <w:pPr>
-        <w:pStyle w:val="ListBullet"/>
-        <w:spacing w:after="80"/>
+        <w:spacing w:after="40"/>
       </w:pPr>
       <w:r>
         <w:rPr>
-          <w:rFonts w:ascii="Georgia" w:hAnsi="Georgia"/>
+          <w:rFonts w:ascii="Calibri Light" w:hAnsi="Calibri Light"/>
+          <w:b/>
+          <w:i w:val="0"/>
+          <w:color w:val="2F5496"/>
+          <w:sz w:val="19"/>
+        </w:rPr>
+        <w:t xml:space="preserve">CHART: </w:t>
+      </w:r>
+      <w:r>
+        <w:rPr>
+          <w:rFonts w:ascii="Calibri Light" w:hAnsi="Calibri Light"/>
           <w:b w:val="0"/>
-          <w:color w:val="262B35"/>
-          <w:sz w:val="21"/>
+          <w:i/>
+          <w:color w:val="595959"/>
+          <w:sz w:val="19"/>
         </w:rPr>
-        <w:t>Headline token price is the wrong unit of account. Enterprises and, increasingly, agents buy completed tasks, not tokens. On cost per completed task, with a modest failure-remediation cost, a task-success gap of roughly two to three percentage points fully funds Claude Opus 4.8's 4.8x per-attempt token premium over the cheapest tier. Reliability, not sticker price, is what sophisticated buyers are pricing.</w:t>
+        <w:t>The pricing ladder, from the free consumer tier to the restricted premium anchor. One market, a spread past 30x, with two crowded ends and a hollow middle.</w:t>
       </w:r>
     </w:p>
     <w:p>
       <w:pPr>
-        <w:pStyle w:val="ListBullet"/>
-        <w:spacing w:after="80"/>
-      </w:pPr>
-      <w:r>
-        <w:rPr>
-          <w:rFonts w:ascii="Georgia" w:hAnsi="Georgia"/>
-          <w:b w:val="0"/>
-          <w:color w:val="262B35"/>
-          <w:sz w:val="21"/>
-        </w:rPr>
-        <w:t>The premium end is deeper than it looks. Above Opus sits Claude Mythos, Anthropic's restricted-access flagship, not openly list-priced. Anthropic is defending a two-tier premium (Opus for broad enterprise, Mythos for the highest-stakes and access-controlled deployments) while the floor commoditizes beneath it. The market is a barbell with a hollow middle.</w:t>
-      </w:r>
-    </w:p>
-    <w:p>
-      <w:pPr>
-        <w:pStyle w:val="ListBullet"/>
-        <w:spacing w:after="80"/>
-      </w:pPr>
-      <w:r>
-        <w:rPr>
-          <w:rFonts w:ascii="Georgia" w:hAnsi="Georgia"/>
-          <w:b w:val="0"/>
-          <w:color w:val="262B35"/>
-          <w:sz w:val="21"/>
-        </w:rPr>
-        <w:t>Pricing is a physics problem before it is a strategy problem. Output tokens cost more than input tokens because generation is sequential and memory-bandwidth-bound on the same scarce high-bandwidth memory (HBM) the buildout is short of. A 4x output-price cut in one model generation outruns the cost curve, so someone is funding the gap. The funder is the ~$3.5T private-credit market. The price war is a solvency question deferred, not resolved.</w:t>
-      </w:r>
-    </w:p>
-    <w:p>
-      <w:pPr>
-        <w:pStyle w:val="ListBullet"/>
-        <w:spacing w:after="80"/>
-      </w:pPr>
-      <w:r>
-        <w:rPr>
-          <w:rFonts w:ascii="Georgia" w:hAnsi="Georgia"/>
-          <w:b w:val="0"/>
-          <w:color w:val="262B35"/>
-          <w:sz w:val="21"/>
-        </w:rPr>
-        <w:t>Inference-cost deflation is margin-accretive to the application layer and to enterprise and consumer buyers, and margin-dilutive to undifferentiated model vendors. The picks-and-shovels complex (HBM and memory, wafer fab equipment, data-center power and cooling) is insulated: the buildout is priced on capacity scarcity, not on model-layer margin.</w:t>
-      </w:r>
-    </w:p>
-    <w:p>
-      <w:pPr>
-        <w:pStyle w:val="ListBullet"/>
-        <w:spacing w:after="80"/>
-      </w:pPr>
-      <w:r>
-        <w:rPr>
-          <w:rFonts w:ascii="Georgia" w:hAnsi="Georgia"/>
-          <w:b w:val="0"/>
-          <w:color w:val="262B35"/>
-          <w:sz w:val="21"/>
-        </w:rPr>
-        <w:t>For consumers the price war is nearly invisible and entirely consequential. Cheaper inference makes free tiers good enough for most tasks, compressing willingness to pay even as capability rises. Consumers do not pay per token; they pay in subscription, attention, and data.</w:t>
-      </w:r>
-    </w:p>
-    <w:p>
-      <w:pPr>
-        <w:pStyle w:val="ListBullet"/>
-        <w:spacing w:after="80"/>
-      </w:pPr>
-      <w:r>
-        <w:rPr>
-          <w:rFonts w:ascii="Georgia" w:hAnsi="Georgia"/>
-          <w:b w:val="0"/>
-          <w:color w:val="262B35"/>
-          <w:sz w:val="21"/>
-        </w:rPr>
-        <w:t>The repricing lands roughly three months before Anthropic's expected October S-1, the single largest test of whether a premium model franchise can defend price and enterprise attach in the most hostile tape available. It is the largest tax on the $965B bull case, and the cleanest possible validation of it if Anthropic holds both.</w:t>
-      </w:r>
-    </w:p>
-    <w:p>
-      <w:pPr>
-        <w:pStyle w:val="Heading1"/>
-      </w:pPr>
-      <w:r>
-        <w:t>Positioning: the 30-second read</w:t>
-      </w:r>
-    </w:p>
-    <w:p>
-      <w:r>
-        <w:rPr>
-          <w:rFonts w:ascii="Georgia" w:hAnsi="Georgia"/>
-          <w:b w:val="0"/>
-          <w:color w:val="262B35"/>
-          <w:sz w:val="21"/>
-        </w:rPr>
-        <w:t>For the time-pressured reader, the actionable core before the framework that earns it:</w:t>
-      </w:r>
-    </w:p>
-    <w:p>
-      <w:pPr>
-        <w:pStyle w:val="ListBullet"/>
-        <w:spacing w:after="80"/>
-      </w:pPr>
-      <w:r>
-        <w:rPr>
-          <w:rFonts w:ascii="Georgia" w:hAnsi="Georgia"/>
-          <w:b/>
-          <w:color w:val="262B35"/>
-          <w:sz w:val="21"/>
-        </w:rPr>
-        <w:t>Long the buildout.</w:t>
-      </w:r>
-      <w:r>
-        <w:rPr>
-          <w:rFonts w:ascii="Georgia" w:hAnsi="Georgia"/>
-          <w:b w:val="0"/>
-          <w:color w:val="262B35"/>
-          <w:sz w:val="21"/>
-        </w:rPr>
-        <w:t xml:space="preserve"> Memory and HBM, wafer fab equipment, data-center power and cooling are priced on capacity scarcity and insulated from the model-layer price war. Deflating token prices do not deflate the megawatt.</w:t>
-      </w:r>
-    </w:p>
-    <w:p>
-      <w:pPr>
-        <w:pStyle w:val="ListBullet"/>
-        <w:spacing w:after="80"/>
-      </w:pPr>
-      <w:r>
-        <w:rPr>
-          <w:rFonts w:ascii="Georgia" w:hAnsi="Georgia"/>
-          <w:b/>
-          <w:color w:val="262B35"/>
-          <w:sz w:val="21"/>
-        </w:rPr>
-        <w:t>Watch vertical-SaaS net revenue retention.</w:t>
-      </w:r>
-      <w:r>
-        <w:rPr>
-          <w:rFonts w:ascii="Georgia" w:hAnsi="Georgia"/>
-          <w:b w:val="0"/>
-          <w:color w:val="262B35"/>
-          <w:sz w:val="21"/>
-        </w:rPr>
-        <w:t xml:space="preserve"> It is the first place mid-tier repricing surfaces, ahead of logo churn. NRR guidance is the early-warning line.</w:t>
-      </w:r>
-    </w:p>
-    <w:p>
-      <w:pPr>
-        <w:pStyle w:val="ListBullet"/>
-        <w:spacing w:after="80"/>
-      </w:pPr>
-      <w:r>
-        <w:rPr>
-          <w:rFonts w:ascii="Georgia" w:hAnsi="Georgia"/>
-          <w:b/>
-          <w:color w:val="262B35"/>
-          <w:sz w:val="21"/>
-        </w:rPr>
-        <w:t>The Anthropic October S-1 is the single event.</w:t>
-      </w:r>
-      <w:r>
-        <w:rPr>
-          <w:rFonts w:ascii="Georgia" w:hAnsi="Georgia"/>
-          <w:b w:val="0"/>
-          <w:color w:val="262B35"/>
-          <w:sz w:val="21"/>
-        </w:rPr>
-        <w:t xml:space="preserve"> Its model-layer gross-margin page, not any benchmark, is the most repriced disclosure in the filing, and it lands into the most hostile pricing tape available.</w:t>
-      </w:r>
-    </w:p>
-    <w:p>
-      <w:pPr>
-        <w:pStyle w:val="ListBullet"/>
-        <w:spacing w:after="80"/>
-      </w:pPr>
-      <w:r>
-        <w:rPr>
-          <w:rFonts w:ascii="Georgia" w:hAnsi="Georgia"/>
-          <w:b/>
-          <w:color w:val="262B35"/>
-          <w:sz w:val="21"/>
-        </w:rPr>
-        <w:t>The shadow-bond channel is the covenant.</w:t>
-      </w:r>
-      <w:r>
-        <w:rPr>
-          <w:rFonts w:ascii="Georgia" w:hAnsi="Georgia"/>
-          <w:b w:val="0"/>
-          <w:color w:val="262B35"/>
-          <w:sz w:val="21"/>
-        </w:rPr>
-        <w:t xml:space="preserve"> The ~$3.5T private-credit market funds below-cost pricing. Its terms, not any lab's quarterly margin, gate how long the war can run, and that linkage sits in some LP books already.</w:t>
-      </w:r>
-    </w:p>
-    <w:p>
-      <w:pPr>
-        <w:pStyle w:val="Heading1"/>
-      </w:pPr>
-      <w:r>
-        <w:t>1. What you are actually buying: the technology behind a token price</w:t>
-      </w:r>
-    </w:p>
-    <w:p>
-      <w:r>
-        <w:rPr>
-          <w:rFonts w:ascii="Georgia" w:hAnsi="Georgia"/>
-          <w:b w:val="0"/>
-          <w:color w:val="262B35"/>
-          <w:sz w:val="21"/>
-        </w:rPr>
-        <w:t>Start with the unit, because every strategic claim in this note reduces to it. A large language model reads and writes text in tokens, roughly three to four characters each. A provider charges separately for two things: input tokens (the prompt, the retrieved documents, the conversation so far) and output tokens (the text the model generates). Published prices are quoted per million tokens, split input / output.</w:t>
-      </w:r>
-    </w:p>
-    <w:p>
-      <w:r>
-        <w:rPr>
-          <w:rFonts w:ascii="Georgia" w:hAnsi="Georgia"/>
-          <w:b w:val="0"/>
-          <w:color w:val="262B35"/>
-          <w:sz w:val="21"/>
-        </w:rPr>
-        <w:t>The first thing to notice is that output is priced far above input: Opus 4.8 at $5 / $25 charges 5x more to write than to read, Sol and Luna 6x. This is not a margin gimmick, it is physics. Reading a prompt processes all the tokens in parallel in a single pass (the prefill). Writing generates one token at a time, and each new token requires a full forward pass that reads the entire set of model weights plus the growing memory of the conversation so far (the KV cache) out of high-bandwidth memory. Generation is therefore sequential and bound by memory bandwidth, not by raw arithmetic: reading is cheap and parallel, writing is expensive and serial. That asymmetry connects the price sheet directly to the hardware, because the binding constraint on output cost is HBM bandwidth, the same scarce component the data-center buildout is competing for.</w:t>
-      </w:r>
-    </w:p>
-    <w:p>
-      <w:r>
-        <w:rPr>
-          <w:rFonts w:ascii="Georgia" w:hAnsi="Georgia"/>
-          <w:b w:val="0"/>
-          <w:color w:val="262B35"/>
-          <w:sz w:val="21"/>
-        </w:rPr>
-        <w:t>Two consequences follow. First, utilization sets the true cost. Providers batch many users' requests so that one expensive read of the weights serves many at once, and the higher the utilization, the lower the cost per token. A price cut not matched by a hardware gain (custom silicon, better batching, distillation to a smaller model) or a utilization gain comes straight out of gross margin. There is no free lunch in a token price: a lower number means better economics or a subsidy, and the two look identical on a price sheet. Second, context is not free even when input is cheap. Meta advertises a 1M-token context window for Muse Spark at low input pricing, but the KV cache grows with the context and lives in that same scarce memory, so actually using a million tokens is expensive to serve regardless of the list price.</w:t>
-      </w:r>
-    </w:p>
-    <w:p>
-      <w:r>
-        <w:rPr>
-          <w:rFonts w:ascii="Georgia" w:hAnsi="Georgia"/>
-          <w:b w:val="0"/>
-          <w:color w:val="262B35"/>
-          <w:sz w:val="21"/>
-        </w:rPr>
-        <w:t>Now the step that reframes everything. Modern enterprise use is agentic: the model is not asked one question once. An agent plans, calls a tool, reads the result, re-plans, and repeats, often dozens of times, each step re-reading a growing context. Token consumption per task scales super-linearly with complexity, and multiplies again every time the agent fails and retries. This is why the per-token price tells you almost nothing about what a task costs: the loop, and the failure rate inside it, dominate. That is the bridge to Section 2.</w:t>
-      </w:r>
-    </w:p>
-    <w:tbl>
-      <w:tblPr>
-        <w:tblW w:type="dxa" w:w="9360"/>
-        <w:tblLook w:firstColumn="1" w:firstRow="1" w:lastColumn="0" w:lastRow="0" w:noHBand="0" w:noVBand="1" w:val="04A0"/>
-        <w:tblBorders>
-          <w:top w:val="single" w:sz="4" w:space="0" w:color="C9D2DE"/>
-          <w:left w:val="single" w:sz="4" w:space="0" w:color="C9D2DE"/>
-          <w:bottom w:val="single" w:sz="4" w:space="0" w:color="C9D2DE"/>
-          <w:right w:val="single" w:sz="4" w:space="0" w:color="C9D2DE"/>
-          <w:insideH w:val="single" w:sz="4" w:space="0" w:color="C9D2DE"/>
-          <w:insideV w:val="single" w:sz="4" w:space="0" w:color="C9D2DE"/>
-        </w:tblBorders>
-        <w:tblCellMar>
-          <w:top w:w="40" w:type="dxa"/>
-          <w:left w:w="80" w:type="dxa"/>
-          <w:bottom w:w="40" w:type="dxa"/>
-          <w:right w:w="80" w:type="dxa"/>
-        </w:tblCellMar>
-      </w:tblPr>
-      <w:tblGrid>
-        <w:gridCol w:w="9360"/>
-      </w:tblGrid>
-      <w:tr>
-        <w:trPr>
-          <w:cantSplit/>
-        </w:trPr>
-        <w:tc>
-          <w:tcPr>
-            <w:tcW w:type="dxa" w:w="9360"/>
-            <w:shd w:val="clear" w:fill="F2F5F9"/>
-          </w:tcPr>
-          <w:p>
-            <w:pPr>
-              <w:spacing w:after="0"/>
-            </w:pPr>
-            <w:r/>
-            <w:r>
-              <w:rPr>
-                <w:rFonts w:ascii="Georgia" w:hAnsi="Georgia"/>
-                <w:b/>
-                <w:color w:val="1F2A44"/>
-                <w:sz w:val="18"/>
-              </w:rPr>
-              <w:t xml:space="preserve">CHART: </w:t>
-            </w:r>
-            <w:r>
-              <w:rPr>
-                <w:rFonts w:ascii="Georgia" w:hAnsi="Georgia"/>
-                <w:i/>
-                <w:color w:val="262B35"/>
-                <w:sz w:val="18"/>
-              </w:rPr>
-              <w:t>The pricing ladder from the free consumer tier to the restricted premium anchor. Takeaway: one market, a spread past 30x, with two crowded ends and a hollow middle. Data: output list price per Mtok for Muse Spark, Luna, Grok, Opus, Sol, plus the Mythos estimate and the $0-per-token consumer tier.</w:t>
-            </w:r>
-          </w:p>
-        </w:tc>
-      </w:tr>
-    </w:tbl>
-    <w:p>
-      <w:pPr>
-        <w:spacing w:before="80" w:after="40"/>
+        <w:spacing w:before="40" w:after="120"/>
       </w:pPr>
       <w:r>
         <w:drawing>
           <wp:inline xmlns:a="http://schemas.openxmlformats.org/drawingml/2006/main" xmlns:pic="http://schemas.openxmlformats.org/drawingml/2006/picture">
-            <wp:extent cx="5943600" cy="1893031"/>
+            <wp:extent cx="6309360" cy="2009526"/>
             <wp:docPr id="1" name="Picture 1"/>
             <wp:cNvGraphicFramePr>
               <a:graphicFrameLocks noChangeAspect="1"/>
@@ -440,7 +490,7 @@
                   <pic:spPr>
                     <a:xfrm>
                       <a:off x="0" y="0"/>
-                      <a:ext cx="5943600" cy="1893031"/>
+                      <a:ext cx="6309360" cy="2009526"/>
                     </a:xfrm>
                     <a:prstGeom prst="rect"/>
                   </pic:spPr>
@@ -453,61 +503,345 @@
     </w:p>
     <w:p>
       <w:pPr>
-        <w:spacing w:after="40"/>
+        <w:spacing w:after="160"/>
       </w:pPr>
+      <w:r>
+        <w:rPr>
+          <w:rFonts w:ascii="Calibri Light" w:hAnsi="Calibri Light"/>
+          <w:b w:val="0"/>
+          <w:i w:val="0"/>
+          <w:color w:val="000000"/>
+          <w:sz w:val="20"/>
+        </w:rPr>
+        <w:t>The July 2026 repricing looks like a price war and is mostly a segmentation event. On the right unit of account, cost per completed task rather than price per token, a two-to-three-point reliability gap funds a five-times token premium, and the market splits into a barbell: cheapest-useful inference at one end, most-reliable premium surface at the other, a hollow commodity middle. This note builds that argument from the token up and draws the read-through for public books, private books, and the consumer.</w:t>
+      </w:r>
     </w:p>
     <w:p>
       <w:pPr>
-        <w:pStyle w:val="Heading1"/>
+        <w:spacing w:after="40"/>
+      </w:pPr>
+      <w:r>
+        <w:rPr>
+          <w:rFonts w:ascii="Calibri Light" w:hAnsi="Calibri Light"/>
+          <w:b/>
+          <w:i w:val="0"/>
+          <w:color w:val="000000"/>
+          <w:sz w:val="24"/>
+        </w:rPr>
+        <w:t>Report picks</w:t>
+      </w:r>
+    </w:p>
+    <w:p>
+      <w:pPr>
+        <w:spacing w:after="20"/>
+      </w:pPr>
+      <w:r>
+        <w:rPr>
+          <w:rFonts w:ascii="Calibri Light" w:hAnsi="Calibri Light"/>
+          <w:b w:val="0"/>
+          <w:i w:val="0"/>
+          <w:color w:val="000000"/>
+          <w:sz w:val="20"/>
+        </w:rPr>
+        <w:t>Databricks: Brick by Brick (July 2026)</w:t>
+      </w:r>
+    </w:p>
+    <w:p>
+      <w:pPr>
+        <w:spacing w:after="160"/>
+      </w:pPr>
+      <w:r>
+        <w:rPr>
+          <w:rFonts w:ascii="Calibri Light" w:hAnsi="Calibri Light"/>
+          <w:b w:val="0"/>
+          <w:i w:val="0"/>
+          <w:color w:val="000000"/>
+          <w:sz w:val="20"/>
+        </w:rPr>
+        <w:t>AI Compute and Power: The Buildout Is a Scarcity Trade (forthcoming)</w:t>
+      </w:r>
+    </w:p>
+    <w:p>
+      <w:pPr>
+        <w:spacing w:after="200"/>
+      </w:pPr>
+      <w:r>
+        <w:rPr>
+          <w:rFonts w:ascii="Calibri Light" w:hAnsi="Calibri Light"/>
+          <w:b w:val="0"/>
+          <w:i/>
+          <w:color w:val="595959"/>
+          <w:sz w:val="17"/>
+        </w:rPr>
+        <w:t>Evidence tiers: T1, primary or SEC-grade. T2, PitchBook data and direct company statements. T3, vendor claims and trade press, discounted one tier on receipt. Figures not in our canonical dataset are flagged as our estimates and tiered.</w:t>
+      </w:r>
+    </w:p>
+    <w:p>
+      <w:r>
+        <w:br w:type="page"/>
+      </w:r>
+    </w:p>
+    <w:p>
+      <w:pPr>
+        <w:pStyle w:val="Heading2"/>
+      </w:pPr>
+      <w:r>
+        <w:t>Key takeaways</w:t>
+      </w:r>
+    </w:p>
+    <w:p>
+      <w:pPr>
+        <w:pStyle w:val="ListBullet"/>
+        <w:spacing w:after="80"/>
+      </w:pPr>
+      <w:r>
+        <w:rPr>
+          <w:rFonts w:ascii="Calibri Light" w:hAnsi="Calibri Light"/>
+          <w:b w:val="0"/>
+          <w:i w:val="0"/>
+          <w:color w:val="000000"/>
+          <w:sz w:val="20"/>
+        </w:rPr>
+        <w:t>The repricing looks like a price war and is mostly a segmentation event. Meta's Muse Spark 1.1 at $1.25 input / $4.25 output per million tokens (T1) prices frontier-adjacent inference at roughly a quarter of the premium anchor, but only Meta is structurally built to price a model near zero. xAI is a forced participant; OpenAI and Anthropic are defending premium tiers, not chasing the floor.</w:t>
+      </w:r>
+    </w:p>
+    <w:p>
+      <w:pPr>
+        <w:pStyle w:val="ListBullet"/>
+        <w:spacing w:after="80"/>
+      </w:pPr>
+      <w:r>
+        <w:rPr>
+          <w:rFonts w:ascii="Calibri Light" w:hAnsi="Calibri Light"/>
+          <w:b w:val="0"/>
+          <w:i w:val="0"/>
+          <w:color w:val="000000"/>
+          <w:sz w:val="20"/>
+        </w:rPr>
+        <w:t>Headline token price is the wrong unit. Buyers, and increasingly agents, purchase completed tasks. On cost per completed task, a task-success gap of roughly two to three percentage points fully funds Claude Opus 4.8's 4.8x per-attempt token premium over the cheapest tier. Reliability, not sticker price, is what sophisticated buyers pay for.</w:t>
+      </w:r>
+    </w:p>
+    <w:p>
+      <w:pPr>
+        <w:pStyle w:val="ListBullet"/>
+        <w:spacing w:after="80"/>
+      </w:pPr>
+      <w:r>
+        <w:rPr>
+          <w:rFonts w:ascii="Calibri Light" w:hAnsi="Calibri Light"/>
+          <w:b w:val="0"/>
+          <w:i w:val="0"/>
+          <w:color w:val="000000"/>
+          <w:sz w:val="20"/>
+        </w:rPr>
+        <w:t>The premium end is deeper than it looks. Above Opus sits Claude Mythos, Anthropic's restricted-access flagship, not openly list-priced. Anthropic defends a two-tier premium while the floor commoditizes beneath it. The market is a barbell with a hollow middle.</w:t>
+      </w:r>
+    </w:p>
+    <w:p>
+      <w:pPr>
+        <w:pStyle w:val="ListBullet"/>
+        <w:spacing w:after="80"/>
+      </w:pPr>
+      <w:r>
+        <w:rPr>
+          <w:rFonts w:ascii="Calibri Light" w:hAnsi="Calibri Light"/>
+          <w:b w:val="0"/>
+          <w:i w:val="0"/>
+          <w:color w:val="000000"/>
+          <w:sz w:val="20"/>
+        </w:rPr>
+        <w:t>Pricing is a physics problem before a strategy problem. Output costs more than input because generation is sequential and bound by the same scarce high-bandwidth memory (HBM) the buildout is short of. A 4x output cut in one generation outruns the cost curve, so something funds the gap: the ~$3.5T private-credit market. The war is a solvency question deferred, not resolved.</w:t>
+      </w:r>
+    </w:p>
+    <w:p>
+      <w:pPr>
+        <w:pStyle w:val="ListBullet"/>
+        <w:spacing w:after="80"/>
+      </w:pPr>
+      <w:r>
+        <w:rPr>
+          <w:rFonts w:ascii="Calibri Light" w:hAnsi="Calibri Light"/>
+          <w:b w:val="0"/>
+          <w:i w:val="0"/>
+          <w:color w:val="000000"/>
+          <w:sz w:val="20"/>
+        </w:rPr>
+        <w:t>Inference-cost deflation is margin-accretive to the application layer and to buyers, and margin-dilutive to undifferentiated model vendors. The picks-and-shovels complex (HBM, wafer fab equipment, data-center power and cooling) is insulated: it is priced on capacity scarcity, not model margin.</w:t>
+      </w:r>
+    </w:p>
+    <w:p>
+      <w:pPr>
+        <w:pStyle w:val="ListBullet"/>
+        <w:spacing w:after="80"/>
+      </w:pPr>
+      <w:r>
+        <w:rPr>
+          <w:rFonts w:ascii="Calibri Light" w:hAnsi="Calibri Light"/>
+          <w:b w:val="0"/>
+          <w:i w:val="0"/>
+          <w:color w:val="000000"/>
+          <w:sz w:val="20"/>
+        </w:rPr>
+        <w:t>The repricing lands roughly three months before Anthropic's expected October S-1, the single largest test of whether a premium franchise can defend price and enterprise attach in the most hostile tape available. It is the biggest tax on the $965B bull case, and the cleanest validation of it if Anthropic holds both.</w:t>
+      </w:r>
+    </w:p>
+    <w:p>
+      <w:pPr>
+        <w:pStyle w:val="Heading2"/>
+      </w:pPr>
+      <w:r>
+        <w:t>1. What you are buying: the technology behind a token price</w:t>
+      </w:r>
+    </w:p>
+    <w:p>
+      <w:pPr>
+        <w:spacing w:after="140"/>
+      </w:pPr>
+      <w:r>
+        <w:rPr>
+          <w:rFonts w:ascii="Calibri Light" w:hAnsi="Calibri Light"/>
+          <w:b w:val="0"/>
+          <w:i w:val="0"/>
+          <w:color w:val="000000"/>
+          <w:sz w:val="20"/>
+        </w:rPr>
+        <w:t>Every claim below reduces to the unit. A model reads and writes in tokens, roughly three to four characters each, and a provider charges separately for input tokens (the prompt and context) and output tokens (the generated text), quoted per million, split input / output.</w:t>
+      </w:r>
+    </w:p>
+    <w:p>
+      <w:pPr>
+        <w:spacing w:after="140"/>
+      </w:pPr>
+      <w:r>
+        <w:rPr>
+          <w:rFonts w:ascii="Calibri Light" w:hAnsi="Calibri Light"/>
+          <w:b w:val="0"/>
+          <w:i w:val="0"/>
+          <w:color w:val="000000"/>
+          <w:sz w:val="20"/>
+        </w:rPr>
+        <w:t>Notice that output is priced far above input: Opus 4.8 at $5 / $25 charges 5x more to write than to read, Sol and Luna 6x. This is physics, not a margin gimmick. Reading a prompt processes all tokens in parallel in one pass (the prefill). Writing generates one token at a time, and each token requires a full forward pass that reads the entire model plus the growing conversation memory (the KV cache) out of high-bandwidth memory. Generation is therefore sequential and bound by memory bandwidth, not raw arithmetic: reading is cheap and parallel, writing is expensive and serial. The binding constraint on output cost is HBM bandwidth, the same scarce component the buildout competes for, which is why the price sheet and the data-center thesis are the same story.</w:t>
+      </w:r>
+    </w:p>
+    <w:p>
+      <w:pPr>
+        <w:spacing w:after="140"/>
+      </w:pPr>
+      <w:r>
+        <w:rPr>
+          <w:rFonts w:ascii="Calibri Light" w:hAnsi="Calibri Light"/>
+          <w:b w:val="0"/>
+          <w:i w:val="0"/>
+          <w:color w:val="000000"/>
+          <w:sz w:val="20"/>
+        </w:rPr>
+        <w:t>Two consequences follow. First, utilization sets the true cost: providers batch many requests so one expensive read of the weights serves many at once, and higher utilization means lower cost per token. A price cut not matched by a hardware or utilization gain comes straight out of gross margin. A lower number means better economics or a subsidy, and the two look identical on a price sheet. Second, a long context is not free even at a cheap input price: the KV cache grows with the context and lives in that same scarce memory, so Muse Spark's advertised 1M-token window is costly to actually use at scale.</w:t>
+      </w:r>
+    </w:p>
+    <w:p>
+      <w:pPr>
+        <w:spacing w:after="140"/>
+      </w:pPr>
+      <w:r>
+        <w:rPr>
+          <w:rFonts w:ascii="Calibri Light" w:hAnsi="Calibri Light"/>
+          <w:b w:val="0"/>
+          <w:i w:val="0"/>
+          <w:color w:val="000000"/>
+          <w:sz w:val="20"/>
+        </w:rPr>
+        <w:t>Now the step that reframes everything. Enterprise use is agentic: a model is not asked one question once. An agent plans, calls a tool, reads the result, re-plans, and repeats, often dozens of times, each step re-reading a growing context. Token consumption scales super-linearly with complexity and multiplies every time the agent fails and retries. The per-token price therefore tells you almost nothing about what a task costs: the loop, and the failure rate inside it, dominate.</w:t>
+      </w:r>
+    </w:p>
+    <w:p>
+      <w:pPr>
+        <w:pStyle w:val="Heading2"/>
       </w:pPr>
       <w:r>
         <w:t>2. The unit of account: cost per completed task</w:t>
       </w:r>
     </w:p>
     <w:p>
+      <w:pPr>
+        <w:spacing w:after="140"/>
+      </w:pPr>
       <w:r>
         <w:rPr>
-          <w:rFonts w:ascii="Georgia" w:hAnsi="Georgia"/>
+          <w:rFonts w:ascii="Calibri Light" w:hAnsi="Calibri Light"/>
           <w:b w:val="0"/>
-          <w:color w:val="262B35"/>
-          <w:sz w:val="21"/>
+          <w:i w:val="0"/>
+          <w:color w:val="000000"/>
+          <w:sz w:val="20"/>
         </w:rPr>
-        <w:t>Enterprises do not buy tokens; they buy completed tasks. The correct unit is:</w:t>
+        <w:t>Buyers purchase completed tasks, not tokens. The right unit is:</w:t>
       </w:r>
     </w:p>
     <w:p>
+      <w:pPr>
+        <w:spacing w:after="140"/>
+      </w:pPr>
       <w:r>
         <w:rPr>
-          <w:rFonts w:ascii="Georgia" w:hAnsi="Georgia"/>
+          <w:rFonts w:ascii="Calibri Light" w:hAnsi="Calibri Light"/>
           <w:b w:val="0"/>
-          <w:color w:val="262B35"/>
-          <w:sz w:val="21"/>
+          <w:i w:val="0"/>
+          <w:color w:val="000000"/>
+          <w:sz w:val="20"/>
         </w:rPr>
         <w:t>cost per completed task = (tokens_in x price_in + tokens_out x price_out) x expected attempts to success, at a fixed quality bar.</w:t>
       </w:r>
     </w:p>
     <w:p>
+      <w:pPr>
+        <w:spacing w:after="140"/>
+      </w:pPr>
       <w:r>
         <w:rPr>
-          <w:rFonts w:ascii="Georgia" w:hAnsi="Georgia"/>
+          <w:rFonts w:ascii="Calibri Light" w:hAnsi="Calibri Light"/>
           <w:b w:val="0"/>
-          <w:color w:val="262B35"/>
-          <w:sz w:val="21"/>
+          <w:i w:val="0"/>
+          <w:color w:val="000000"/>
+          <w:sz w:val="20"/>
         </w:rPr>
-        <w:t>A model at one quarter of the price that needs three attempts at an agentic workflow is not cheaper. Take a representative enterprise agentic task of 60,000 input and 12,000 output tokens per attempt (our assumption, T2, sized to a mid-complexity multi-step agent workflow). Expected attempts equal 1/p, where p is per-attempt task-success probability at the fixed quality bar.</w:t>
+        <w:t>A model at a quarter of the price that needs three attempts is not cheaper. Take a representative agentic task of 60,000 input and 12,000 output tokens per attempt (our assumption, T2). Expected attempts equal 1/p, where p is the per-attempt success probability at a fixed quality bar.</w:t>
+      </w:r>
+    </w:p>
+    <w:p>
+      <w:pPr>
+        <w:spacing w:after="40"/>
+      </w:pPr>
+      <w:r>
+        <w:rPr>
+          <w:rFonts w:ascii="Calibri Light" w:hAnsi="Calibri Light"/>
+          <w:b/>
+          <w:i w:val="0"/>
+          <w:color w:val="2F5496"/>
+          <w:sz w:val="19"/>
+        </w:rPr>
+        <w:t xml:space="preserve">TABLE: </w:t>
+      </w:r>
+      <w:r>
+        <w:rPr>
+          <w:rFonts w:ascii="Calibri Light" w:hAnsi="Calibri Light"/>
+          <w:b w:val="0"/>
+          <w:i/>
+          <w:color w:val="595959"/>
+          <w:sz w:val="19"/>
+        </w:rPr>
+        <w:t>Cost per completed task at list prices, 60k in / 12k out per attempt. Takeaway: the cheap tier wins on raw token arithmetic almost mechanically; the premium is funded elsewhere.</w:t>
       </w:r>
     </w:p>
     <w:tbl>
       <w:tblPr>
-        <w:tblW w:type="dxa" w:w="9360"/>
+        <w:tblW w:type="dxa" w:w="9840"/>
         <w:tblLook w:firstColumn="1" w:firstRow="1" w:lastColumn="0" w:lastRow="0" w:noHBand="0" w:noVBand="1" w:val="04A0"/>
         <w:tblBorders>
-          <w:top w:val="single" w:sz="4" w:space="0" w:color="C9D2DE"/>
-          <w:left w:val="single" w:sz="4" w:space="0" w:color="C9D2DE"/>
-          <w:bottom w:val="single" w:sz="4" w:space="0" w:color="C9D2DE"/>
-          <w:right w:val="single" w:sz="4" w:space="0" w:color="C9D2DE"/>
-          <w:insideH w:val="single" w:sz="4" w:space="0" w:color="C9D2DE"/>
-          <w:insideV w:val="single" w:sz="4" w:space="0" w:color="C9D2DE"/>
+          <w:top w:val="single" w:sz="4" w:space="0" w:color="BFCBDD"/>
+          <w:left w:val="single" w:sz="4" w:space="0" w:color="BFCBDD"/>
+          <w:bottom w:val="single" w:sz="4" w:space="0" w:color="BFCBDD"/>
+          <w:right w:val="single" w:sz="4" w:space="0" w:color="BFCBDD"/>
+          <w:insideH w:val="single" w:sz="4" w:space="0" w:color="BFCBDD"/>
+          <w:insideV w:val="single" w:sz="4" w:space="0" w:color="BFCBDD"/>
         </w:tblBorders>
         <w:tblCellMar>
           <w:top w:w="40" w:type="dxa"/>
@@ -517,76 +851,13 @@
         </w:tblCellMar>
       </w:tblPr>
       <w:tblGrid>
-        <w:gridCol w:w="9360"/>
-      </w:tblGrid>
-      <w:tr>
-        <w:trPr>
-          <w:cantSplit/>
-        </w:trPr>
-        <w:tc>
-          <w:tcPr>
-            <w:tcW w:type="dxa" w:w="9360"/>
-            <w:shd w:val="clear" w:fill="F2F5F9"/>
-          </w:tcPr>
-          <w:p>
-            <w:pPr>
-              <w:spacing w:after="0"/>
-            </w:pPr>
-            <w:r/>
-            <w:r>
-              <w:rPr>
-                <w:rFonts w:ascii="Georgia" w:hAnsi="Georgia"/>
-                <w:b/>
-                <w:color w:val="1F2A44"/>
-                <w:sz w:val="18"/>
-              </w:rPr>
-              <w:t xml:space="preserve">TABLE: </w:t>
-            </w:r>
-            <w:r>
-              <w:rPr>
-                <w:rFonts w:ascii="Georgia" w:hAnsi="Georgia"/>
-                <w:i/>
-                <w:color w:val="262B35"/>
-                <w:sz w:val="18"/>
-              </w:rPr>
-              <w:t>Cost per completed task at list prices, reference workload of 60k in / 12k out per attempt. Takeaway: the cheap tier wins on raw token arithmetic almost mechanically; the premium is funded elsewhere.</w:t>
-            </w:r>
-          </w:p>
-        </w:tc>
-      </w:tr>
-    </w:tbl>
-    <w:p>
-      <w:pPr>
-        <w:spacing w:after="40"/>
-      </w:pPr>
-    </w:p>
-    <w:tbl>
-      <w:tblPr>
-        <w:tblW w:type="dxa" w:w="9360"/>
-        <w:tblLook w:firstColumn="1" w:firstRow="1" w:lastColumn="0" w:lastRow="0" w:noHBand="0" w:noVBand="1" w:val="04A0"/>
-        <w:tblBorders>
-          <w:top w:val="single" w:sz="4" w:space="0" w:color="C9D2DE"/>
-          <w:left w:val="single" w:sz="4" w:space="0" w:color="C9D2DE"/>
-          <w:bottom w:val="single" w:sz="4" w:space="0" w:color="C9D2DE"/>
-          <w:right w:val="single" w:sz="4" w:space="0" w:color="C9D2DE"/>
-          <w:insideH w:val="single" w:sz="4" w:space="0" w:color="C9D2DE"/>
-          <w:insideV w:val="single" w:sz="4" w:space="0" w:color="C9D2DE"/>
-        </w:tblBorders>
-        <w:tblCellMar>
-          <w:top w:w="40" w:type="dxa"/>
-          <w:left w:w="80" w:type="dxa"/>
-          <w:bottom w:w="40" w:type="dxa"/>
-          <w:right w:w="80" w:type="dxa"/>
-        </w:tblCellMar>
-      </w:tblPr>
-      <w:tblGrid>
-        <w:gridCol w:w="1337"/>
-        <w:gridCol w:w="1337"/>
-        <w:gridCol w:w="1337"/>
-        <w:gridCol w:w="1337"/>
-        <w:gridCol w:w="1337"/>
-        <w:gridCol w:w="1337"/>
-        <w:gridCol w:w="1337"/>
+        <w:gridCol w:w="1440"/>
+        <w:gridCol w:w="1440"/>
+        <w:gridCol w:w="1440"/>
+        <w:gridCol w:w="1440"/>
+        <w:gridCol w:w="1440"/>
+        <w:gridCol w:w="1440"/>
+        <w:gridCol w:w="1440"/>
       </w:tblGrid>
       <w:tr>
         <w:trPr>
@@ -595,8 +866,8 @@
         </w:trPr>
         <w:tc>
           <w:tcPr>
-            <w:tcW w:type="dxa" w:w="1900"/>
-            <w:shd w:val="clear" w:fill="1F2A44"/>
+            <w:tcW w:type="dxa" w:w="2050"/>
+            <w:shd w:val="clear" w:fill="2F5496"/>
           </w:tcPr>
           <w:p>
             <w:pPr>
@@ -606,9 +877,8 @@
             <w:r/>
             <w:r>
               <w:rPr>
-                <w:rFonts w:ascii="Georgia" w:hAnsi="Georgia"/>
+                <w:rFonts w:ascii="Calibri Light" w:hAnsi="Calibri Light"/>
                 <w:b/>
-                <w:i w:val="0"/>
                 <w:color w:val="FFFFFF"/>
                 <w:sz w:val="17"/>
               </w:rPr>
@@ -618,8 +888,8 @@
         </w:tc>
         <w:tc>
           <w:tcPr>
-            <w:tcW w:type="dxa" w:w="1243"/>
-            <w:shd w:val="clear" w:fill="1F2A44"/>
+            <w:tcW w:type="dxa" w:w="1298"/>
+            <w:shd w:val="clear" w:fill="2F5496"/>
           </w:tcPr>
           <w:p>
             <w:pPr>
@@ -629,9 +899,8 @@
             <w:r/>
             <w:r>
               <w:rPr>
-                <w:rFonts w:ascii="Georgia" w:hAnsi="Georgia"/>
+                <w:rFonts w:ascii="Calibri Light" w:hAnsi="Calibri Light"/>
                 <w:b/>
-                <w:i w:val="0"/>
                 <w:color w:val="FFFFFF"/>
                 <w:sz w:val="17"/>
               </w:rPr>
@@ -641,8 +910,8 @@
         </w:tc>
         <w:tc>
           <w:tcPr>
-            <w:tcW w:type="dxa" w:w="1243"/>
-            <w:shd w:val="clear" w:fill="1F2A44"/>
+            <w:tcW w:type="dxa" w:w="1298"/>
+            <w:shd w:val="clear" w:fill="2F5496"/>
           </w:tcPr>
           <w:p>
             <w:pPr>
@@ -652,9 +921,8 @@
             <w:r/>
             <w:r>
               <w:rPr>
-                <w:rFonts w:ascii="Georgia" w:hAnsi="Georgia"/>
+                <w:rFonts w:ascii="Calibri Light" w:hAnsi="Calibri Light"/>
                 <w:b/>
-                <w:i w:val="0"/>
                 <w:color w:val="FFFFFF"/>
                 <w:sz w:val="17"/>
               </w:rPr>
@@ -664,8 +932,8 @@
         </w:tc>
         <w:tc>
           <w:tcPr>
-            <w:tcW w:type="dxa" w:w="1243"/>
-            <w:shd w:val="clear" w:fill="1F2A44"/>
+            <w:tcW w:type="dxa" w:w="1298"/>
+            <w:shd w:val="clear" w:fill="2F5496"/>
           </w:tcPr>
           <w:p>
             <w:pPr>
@@ -675,9 +943,8 @@
             <w:r/>
             <w:r>
               <w:rPr>
-                <w:rFonts w:ascii="Georgia" w:hAnsi="Georgia"/>
+                <w:rFonts w:ascii="Calibri Light" w:hAnsi="Calibri Light"/>
                 <w:b/>
-                <w:i w:val="0"/>
                 <w:color w:val="FFFFFF"/>
                 <w:sz w:val="17"/>
               </w:rPr>
@@ -687,8 +954,8 @@
         </w:tc>
         <w:tc>
           <w:tcPr>
-            <w:tcW w:type="dxa" w:w="1243"/>
-            <w:shd w:val="clear" w:fill="1F2A44"/>
+            <w:tcW w:type="dxa" w:w="1298"/>
+            <w:shd w:val="clear" w:fill="2F5496"/>
           </w:tcPr>
           <w:p>
             <w:pPr>
@@ -698,9 +965,8 @@
             <w:r/>
             <w:r>
               <w:rPr>
-                <w:rFonts w:ascii="Georgia" w:hAnsi="Georgia"/>
+                <w:rFonts w:ascii="Calibri Light" w:hAnsi="Calibri Light"/>
                 <w:b/>
-                <w:i w:val="0"/>
                 <w:color w:val="FFFFFF"/>
                 <w:sz w:val="17"/>
               </w:rPr>
@@ -710,8 +976,8 @@
         </w:tc>
         <w:tc>
           <w:tcPr>
-            <w:tcW w:type="dxa" w:w="1243"/>
-            <w:shd w:val="clear" w:fill="1F2A44"/>
+            <w:tcW w:type="dxa" w:w="1298"/>
+            <w:shd w:val="clear" w:fill="2F5496"/>
           </w:tcPr>
           <w:p>
             <w:pPr>
@@ -721,9 +987,8 @@
             <w:r/>
             <w:r>
               <w:rPr>
-                <w:rFonts w:ascii="Georgia" w:hAnsi="Georgia"/>
+                <w:rFonts w:ascii="Calibri Light" w:hAnsi="Calibri Light"/>
                 <w:b/>
-                <w:i w:val="0"/>
                 <w:color w:val="FFFFFF"/>
                 <w:sz w:val="17"/>
               </w:rPr>
@@ -733,8 +998,8 @@
         </w:tc>
         <w:tc>
           <w:tcPr>
-            <w:tcW w:type="dxa" w:w="1243"/>
-            <w:shd w:val="clear" w:fill="1F2A44"/>
+            <w:tcW w:type="dxa" w:w="1298"/>
+            <w:shd w:val="clear" w:fill="2F5496"/>
           </w:tcPr>
           <w:p>
             <w:pPr>
@@ -744,9 +1009,8 @@
             <w:r/>
             <w:r>
               <w:rPr>
-                <w:rFonts w:ascii="Georgia" w:hAnsi="Georgia"/>
+                <w:rFonts w:ascii="Calibri Light" w:hAnsi="Calibri Light"/>
                 <w:b/>
-                <w:i w:val="0"/>
                 <w:color w:val="FFFFFF"/>
                 <w:sz w:val="17"/>
               </w:rPr>
@@ -761,7 +1025,7 @@
         </w:trPr>
         <w:tc>
           <w:tcPr>
-            <w:tcW w:type="dxa" w:w="1900"/>
+            <w:tcW w:type="dxa" w:w="2050"/>
           </w:tcPr>
           <w:p>
             <w:pPr>
@@ -771,10 +1035,9 @@
             <w:r/>
             <w:r>
               <w:rPr>
-                <w:rFonts w:ascii="Georgia" w:hAnsi="Georgia"/>
+                <w:rFonts w:ascii="Calibri Light" w:hAnsi="Calibri Light"/>
                 <w:b w:val="0"/>
-                <w:i w:val="0"/>
-                <w:color w:val="262B35"/>
+                <w:color w:val="000000"/>
                 <w:sz w:val="17"/>
               </w:rPr>
               <w:t>Claude Opus 4.8</w:t>
@@ -783,7 +1046,7 @@
         </w:tc>
         <w:tc>
           <w:tcPr>
-            <w:tcW w:type="dxa" w:w="1243"/>
+            <w:tcW w:type="dxa" w:w="1298"/>
           </w:tcPr>
           <w:p>
             <w:pPr>
@@ -793,10 +1056,9 @@
             <w:r/>
             <w:r>
               <w:rPr>
-                <w:rFonts w:ascii="Georgia" w:hAnsi="Georgia"/>
+                <w:rFonts w:ascii="Calibri Light" w:hAnsi="Calibri Light"/>
                 <w:b w:val="0"/>
-                <w:i w:val="0"/>
-                <w:color w:val="262B35"/>
+                <w:color w:val="000000"/>
                 <w:sz w:val="17"/>
               </w:rPr>
               <w:t>$5.00</w:t>
@@ -805,7 +1067,7 @@
         </w:tc>
         <w:tc>
           <w:tcPr>
-            <w:tcW w:type="dxa" w:w="1243"/>
+            <w:tcW w:type="dxa" w:w="1298"/>
           </w:tcPr>
           <w:p>
             <w:pPr>
@@ -815,10 +1077,9 @@
             <w:r/>
             <w:r>
               <w:rPr>
-                <w:rFonts w:ascii="Georgia" w:hAnsi="Georgia"/>
+                <w:rFonts w:ascii="Calibri Light" w:hAnsi="Calibri Light"/>
                 <w:b w:val="0"/>
-                <w:i w:val="0"/>
-                <w:color w:val="262B35"/>
+                <w:color w:val="000000"/>
                 <w:sz w:val="17"/>
               </w:rPr>
               <w:t>$25.00</w:t>
@@ -827,7 +1088,7 @@
         </w:tc>
         <w:tc>
           <w:tcPr>
-            <w:tcW w:type="dxa" w:w="1243"/>
+            <w:tcW w:type="dxa" w:w="1298"/>
           </w:tcPr>
           <w:p>
             <w:pPr>
@@ -837,10 +1098,9 @@
             <w:r/>
             <w:r>
               <w:rPr>
-                <w:rFonts w:ascii="Georgia" w:hAnsi="Georgia"/>
+                <w:rFonts w:ascii="Calibri Light" w:hAnsi="Calibri Light"/>
                 <w:b w:val="0"/>
-                <w:i w:val="0"/>
-                <w:color w:val="262B35"/>
+                <w:color w:val="000000"/>
                 <w:sz w:val="17"/>
               </w:rPr>
               <w:t>$0.60</w:t>
@@ -849,7 +1109,7 @@
         </w:tc>
         <w:tc>
           <w:tcPr>
-            <w:tcW w:type="dxa" w:w="1243"/>
+            <w:tcW w:type="dxa" w:w="1298"/>
           </w:tcPr>
           <w:p>
             <w:pPr>
@@ -859,10 +1119,9 @@
             <w:r/>
             <w:r>
               <w:rPr>
-                <w:rFonts w:ascii="Georgia" w:hAnsi="Georgia"/>
+                <w:rFonts w:ascii="Calibri Light" w:hAnsi="Calibri Light"/>
                 <w:b w:val="0"/>
-                <w:i w:val="0"/>
-                <w:color w:val="262B35"/>
+                <w:color w:val="000000"/>
                 <w:sz w:val="17"/>
               </w:rPr>
               <w:t>$0.67</w:t>
@@ -871,7 +1130,7 @@
         </w:tc>
         <w:tc>
           <w:tcPr>
-            <w:tcW w:type="dxa" w:w="1243"/>
+            <w:tcW w:type="dxa" w:w="1298"/>
           </w:tcPr>
           <w:p>
             <w:pPr>
@@ -881,10 +1140,9 @@
             <w:r/>
             <w:r>
               <w:rPr>
-                <w:rFonts w:ascii="Georgia" w:hAnsi="Georgia"/>
+                <w:rFonts w:ascii="Calibri Light" w:hAnsi="Calibri Light"/>
                 <w:b w:val="0"/>
-                <w:i w:val="0"/>
-                <w:color w:val="262B35"/>
+                <w:color w:val="000000"/>
                 <w:sz w:val="17"/>
               </w:rPr>
               <w:t>$0.80</w:t>
@@ -893,7 +1151,7 @@
         </w:tc>
         <w:tc>
           <w:tcPr>
-            <w:tcW w:type="dxa" w:w="1243"/>
+            <w:tcW w:type="dxa" w:w="1298"/>
           </w:tcPr>
           <w:p>
             <w:pPr>
@@ -903,10 +1161,9 @@
             <w:r/>
             <w:r>
               <w:rPr>
-                <w:rFonts w:ascii="Georgia" w:hAnsi="Georgia"/>
+                <w:rFonts w:ascii="Calibri Light" w:hAnsi="Calibri Light"/>
                 <w:b w:val="0"/>
-                <w:i w:val="0"/>
-                <w:color w:val="262B35"/>
+                <w:color w:val="000000"/>
                 <w:sz w:val="17"/>
               </w:rPr>
               <w:t>$0.92</w:t>
@@ -920,8 +1177,8 @@
         </w:trPr>
         <w:tc>
           <w:tcPr>
-            <w:tcW w:type="dxa" w:w="1900"/>
-            <w:shd w:val="clear" w:fill="F2F5F9"/>
+            <w:tcW w:type="dxa" w:w="2050"/>
+            <w:shd w:val="clear" w:fill="EAF0F8"/>
           </w:tcPr>
           <w:p>
             <w:pPr>
@@ -931,10 +1188,9 @@
             <w:r/>
             <w:r>
               <w:rPr>
-                <w:rFonts w:ascii="Georgia" w:hAnsi="Georgia"/>
+                <w:rFonts w:ascii="Calibri Light" w:hAnsi="Calibri Light"/>
                 <w:b w:val="0"/>
-                <w:i w:val="0"/>
-                <w:color w:val="262B35"/>
+                <w:color w:val="000000"/>
                 <w:sz w:val="17"/>
               </w:rPr>
               <w:t>GPT-5.6 Sol</w:t>
@@ -943,8 +1199,8 @@
         </w:tc>
         <w:tc>
           <w:tcPr>
-            <w:tcW w:type="dxa" w:w="1243"/>
-            <w:shd w:val="clear" w:fill="F2F5F9"/>
+            <w:tcW w:type="dxa" w:w="1298"/>
+            <w:shd w:val="clear" w:fill="EAF0F8"/>
           </w:tcPr>
           <w:p>
             <w:pPr>
@@ -954,10 +1210,9 @@
             <w:r/>
             <w:r>
               <w:rPr>
-                <w:rFonts w:ascii="Georgia" w:hAnsi="Georgia"/>
+                <w:rFonts w:ascii="Calibri Light" w:hAnsi="Calibri Light"/>
                 <w:b w:val="0"/>
-                <w:i w:val="0"/>
-                <w:color w:val="262B35"/>
+                <w:color w:val="000000"/>
                 <w:sz w:val="17"/>
               </w:rPr>
               <w:t>$5.00</w:t>
@@ -966,8 +1221,8 @@
         </w:tc>
         <w:tc>
           <w:tcPr>
-            <w:tcW w:type="dxa" w:w="1243"/>
-            <w:shd w:val="clear" w:fill="F2F5F9"/>
+            <w:tcW w:type="dxa" w:w="1298"/>
+            <w:shd w:val="clear" w:fill="EAF0F8"/>
           </w:tcPr>
           <w:p>
             <w:pPr>
@@ -977,10 +1232,9 @@
             <w:r/>
             <w:r>
               <w:rPr>
-                <w:rFonts w:ascii="Georgia" w:hAnsi="Georgia"/>
+                <w:rFonts w:ascii="Calibri Light" w:hAnsi="Calibri Light"/>
                 <w:b w:val="0"/>
-                <w:i w:val="0"/>
-                <w:color w:val="262B35"/>
+                <w:color w:val="000000"/>
                 <w:sz w:val="17"/>
               </w:rPr>
               <w:t>$30.00</w:t>
@@ -989,8 +1243,8 @@
         </w:tc>
         <w:tc>
           <w:tcPr>
-            <w:tcW w:type="dxa" w:w="1243"/>
-            <w:shd w:val="clear" w:fill="F2F5F9"/>
+            <w:tcW w:type="dxa" w:w="1298"/>
+            <w:shd w:val="clear" w:fill="EAF0F8"/>
           </w:tcPr>
           <w:p>
             <w:pPr>
@@ -1000,10 +1254,9 @@
             <w:r/>
             <w:r>
               <w:rPr>
-                <w:rFonts w:ascii="Georgia" w:hAnsi="Georgia"/>
+                <w:rFonts w:ascii="Calibri Light" w:hAnsi="Calibri Light"/>
                 <w:b w:val="0"/>
-                <w:i w:val="0"/>
-                <w:color w:val="262B35"/>
+                <w:color w:val="000000"/>
                 <w:sz w:val="17"/>
               </w:rPr>
               <w:t>$0.66</w:t>
@@ -1012,8 +1265,8 @@
         </w:tc>
         <w:tc>
           <w:tcPr>
-            <w:tcW w:type="dxa" w:w="1243"/>
-            <w:shd w:val="clear" w:fill="F2F5F9"/>
+            <w:tcW w:type="dxa" w:w="1298"/>
+            <w:shd w:val="clear" w:fill="EAF0F8"/>
           </w:tcPr>
           <w:p>
             <w:pPr>
@@ -1023,10 +1276,9 @@
             <w:r/>
             <w:r>
               <w:rPr>
-                <w:rFonts w:ascii="Georgia" w:hAnsi="Georgia"/>
+                <w:rFonts w:ascii="Calibri Light" w:hAnsi="Calibri Light"/>
                 <w:b w:val="0"/>
-                <w:i w:val="0"/>
-                <w:color w:val="262B35"/>
+                <w:color w:val="000000"/>
                 <w:sz w:val="17"/>
               </w:rPr>
               <w:t>$0.73</w:t>
@@ -1035,8 +1287,8 @@
         </w:tc>
         <w:tc>
           <w:tcPr>
-            <w:tcW w:type="dxa" w:w="1243"/>
-            <w:shd w:val="clear" w:fill="F2F5F9"/>
+            <w:tcW w:type="dxa" w:w="1298"/>
+            <w:shd w:val="clear" w:fill="EAF0F8"/>
           </w:tcPr>
           <w:p>
             <w:pPr>
@@ -1046,10 +1298,9 @@
             <w:r/>
             <w:r>
               <w:rPr>
-                <w:rFonts w:ascii="Georgia" w:hAnsi="Georgia"/>
+                <w:rFonts w:ascii="Calibri Light" w:hAnsi="Calibri Light"/>
                 <w:b w:val="0"/>
-                <w:i w:val="0"/>
-                <w:color w:val="262B35"/>
+                <w:color w:val="000000"/>
                 <w:sz w:val="17"/>
               </w:rPr>
               <w:t>$0.88</w:t>
@@ -1058,8 +1309,8 @@
         </w:tc>
         <w:tc>
           <w:tcPr>
-            <w:tcW w:type="dxa" w:w="1243"/>
-            <w:shd w:val="clear" w:fill="F2F5F9"/>
+            <w:tcW w:type="dxa" w:w="1298"/>
+            <w:shd w:val="clear" w:fill="EAF0F8"/>
           </w:tcPr>
           <w:p>
             <w:pPr>
@@ -1069,10 +1320,9 @@
             <w:r/>
             <w:r>
               <w:rPr>
-                <w:rFonts w:ascii="Georgia" w:hAnsi="Georgia"/>
+                <w:rFonts w:ascii="Calibri Light" w:hAnsi="Calibri Light"/>
                 <w:b w:val="0"/>
-                <w:i w:val="0"/>
-                <w:color w:val="262B35"/>
+                <w:color w:val="000000"/>
                 <w:sz w:val="17"/>
               </w:rPr>
               <w:t>$1.02</w:t>
@@ -1086,7 +1336,7 @@
         </w:trPr>
         <w:tc>
           <w:tcPr>
-            <w:tcW w:type="dxa" w:w="1900"/>
+            <w:tcW w:type="dxa" w:w="2050"/>
           </w:tcPr>
           <w:p>
             <w:pPr>
@@ -1096,10 +1346,9 @@
             <w:r/>
             <w:r>
               <w:rPr>
-                <w:rFonts w:ascii="Georgia" w:hAnsi="Georgia"/>
+                <w:rFonts w:ascii="Calibri Light" w:hAnsi="Calibri Light"/>
                 <w:b w:val="0"/>
-                <w:i w:val="0"/>
-                <w:color w:val="262B35"/>
+                <w:color w:val="000000"/>
                 <w:sz w:val="17"/>
               </w:rPr>
               <w:t>GPT-5.6 Luna</w:t>
@@ -1108,7 +1357,7 @@
         </w:tc>
         <w:tc>
           <w:tcPr>
-            <w:tcW w:type="dxa" w:w="1243"/>
+            <w:tcW w:type="dxa" w:w="1298"/>
           </w:tcPr>
           <w:p>
             <w:pPr>
@@ -1118,10 +1367,9 @@
             <w:r/>
             <w:r>
               <w:rPr>
-                <w:rFonts w:ascii="Georgia" w:hAnsi="Georgia"/>
+                <w:rFonts w:ascii="Calibri Light" w:hAnsi="Calibri Light"/>
                 <w:b w:val="0"/>
-                <w:i w:val="0"/>
-                <w:color w:val="262B35"/>
+                <w:color w:val="000000"/>
                 <w:sz w:val="17"/>
               </w:rPr>
               <w:t>$1.00</w:t>
@@ -1130,7 +1378,7 @@
         </w:tc>
         <w:tc>
           <w:tcPr>
-            <w:tcW w:type="dxa" w:w="1243"/>
+            <w:tcW w:type="dxa" w:w="1298"/>
           </w:tcPr>
           <w:p>
             <w:pPr>
@@ -1140,10 +1388,9 @@
             <w:r/>
             <w:r>
               <w:rPr>
-                <w:rFonts w:ascii="Georgia" w:hAnsi="Georgia"/>
+                <w:rFonts w:ascii="Calibri Light" w:hAnsi="Calibri Light"/>
                 <w:b w:val="0"/>
-                <w:i w:val="0"/>
-                <w:color w:val="262B35"/>
+                <w:color w:val="000000"/>
                 <w:sz w:val="17"/>
               </w:rPr>
               <w:t>$6.00</w:t>
@@ -1152,7 +1399,7 @@
         </w:tc>
         <w:tc>
           <w:tcPr>
-            <w:tcW w:type="dxa" w:w="1243"/>
+            <w:tcW w:type="dxa" w:w="1298"/>
           </w:tcPr>
           <w:p>
             <w:pPr>
@@ -1162,10 +1409,9 @@
             <w:r/>
             <w:r>
               <w:rPr>
-                <w:rFonts w:ascii="Georgia" w:hAnsi="Georgia"/>
+                <w:rFonts w:ascii="Calibri Light" w:hAnsi="Calibri Light"/>
                 <w:b w:val="0"/>
-                <w:i w:val="0"/>
-                <w:color w:val="262B35"/>
+                <w:color w:val="000000"/>
                 <w:sz w:val="17"/>
               </w:rPr>
               <w:t>$0.13</w:t>
@@ -1174,7 +1420,7 @@
         </w:tc>
         <w:tc>
           <w:tcPr>
-            <w:tcW w:type="dxa" w:w="1243"/>
+            <w:tcW w:type="dxa" w:w="1298"/>
           </w:tcPr>
           <w:p>
             <w:pPr>
@@ -1184,10 +1430,9 @@
             <w:r/>
             <w:r>
               <w:rPr>
-                <w:rFonts w:ascii="Georgia" w:hAnsi="Georgia"/>
+                <w:rFonts w:ascii="Calibri Light" w:hAnsi="Calibri Light"/>
                 <w:b w:val="0"/>
-                <w:i w:val="0"/>
-                <w:color w:val="262B35"/>
+                <w:color w:val="000000"/>
                 <w:sz w:val="17"/>
               </w:rPr>
               <w:t>$0.15</w:t>
@@ -1196,7 +1441,7 @@
         </w:tc>
         <w:tc>
           <w:tcPr>
-            <w:tcW w:type="dxa" w:w="1243"/>
+            <w:tcW w:type="dxa" w:w="1298"/>
           </w:tcPr>
           <w:p>
             <w:pPr>
@@ -1206,10 +1451,9 @@
             <w:r/>
             <w:r>
               <w:rPr>
-                <w:rFonts w:ascii="Georgia" w:hAnsi="Georgia"/>
+                <w:rFonts w:ascii="Calibri Light" w:hAnsi="Calibri Light"/>
                 <w:b w:val="0"/>
-                <w:i w:val="0"/>
-                <w:color w:val="262B35"/>
+                <w:color w:val="000000"/>
                 <w:sz w:val="17"/>
               </w:rPr>
               <w:t>$0.18</w:t>
@@ -1218,7 +1462,7 @@
         </w:tc>
         <w:tc>
           <w:tcPr>
-            <w:tcW w:type="dxa" w:w="1243"/>
+            <w:tcW w:type="dxa" w:w="1298"/>
           </w:tcPr>
           <w:p>
             <w:pPr>
@@ -1228,10 +1472,9 @@
             <w:r/>
             <w:r>
               <w:rPr>
-                <w:rFonts w:ascii="Georgia" w:hAnsi="Georgia"/>
+                <w:rFonts w:ascii="Calibri Light" w:hAnsi="Calibri Light"/>
                 <w:b w:val="0"/>
-                <w:i w:val="0"/>
-                <w:color w:val="262B35"/>
+                <w:color w:val="000000"/>
                 <w:sz w:val="17"/>
               </w:rPr>
               <w:t>$0.20</w:t>
@@ -1245,8 +1488,8 @@
         </w:trPr>
         <w:tc>
           <w:tcPr>
-            <w:tcW w:type="dxa" w:w="1900"/>
-            <w:shd w:val="clear" w:fill="F2F5F9"/>
+            <w:tcW w:type="dxa" w:w="2050"/>
+            <w:shd w:val="clear" w:fill="EAF0F8"/>
           </w:tcPr>
           <w:p>
             <w:pPr>
@@ -1256,10 +1499,9 @@
             <w:r/>
             <w:r>
               <w:rPr>
-                <w:rFonts w:ascii="Georgia" w:hAnsi="Georgia"/>
+                <w:rFonts w:ascii="Calibri Light" w:hAnsi="Calibri Light"/>
                 <w:b w:val="0"/>
-                <w:i w:val="0"/>
-                <w:color w:val="262B35"/>
+                <w:color w:val="000000"/>
                 <w:sz w:val="17"/>
               </w:rPr>
               <w:t>Grok 4.5</w:t>
@@ -1268,8 +1510,8 @@
         </w:tc>
         <w:tc>
           <w:tcPr>
-            <w:tcW w:type="dxa" w:w="1243"/>
-            <w:shd w:val="clear" w:fill="F2F5F9"/>
+            <w:tcW w:type="dxa" w:w="1298"/>
+            <w:shd w:val="clear" w:fill="EAF0F8"/>
           </w:tcPr>
           <w:p>
             <w:pPr>
@@ -1279,10 +1521,9 @@
             <w:r/>
             <w:r>
               <w:rPr>
-                <w:rFonts w:ascii="Georgia" w:hAnsi="Georgia"/>
+                <w:rFonts w:ascii="Calibri Light" w:hAnsi="Calibri Light"/>
                 <w:b w:val="0"/>
-                <w:i w:val="0"/>
-                <w:color w:val="262B35"/>
+                <w:color w:val="000000"/>
                 <w:sz w:val="17"/>
               </w:rPr>
               <w:t>$2.00</w:t>
@@ -1291,8 +1532,8 @@
         </w:tc>
         <w:tc>
           <w:tcPr>
-            <w:tcW w:type="dxa" w:w="1243"/>
-            <w:shd w:val="clear" w:fill="F2F5F9"/>
+            <w:tcW w:type="dxa" w:w="1298"/>
+            <w:shd w:val="clear" w:fill="EAF0F8"/>
           </w:tcPr>
           <w:p>
             <w:pPr>
@@ -1302,10 +1543,9 @@
             <w:r/>
             <w:r>
               <w:rPr>
-                <w:rFonts w:ascii="Georgia" w:hAnsi="Georgia"/>
+                <w:rFonts w:ascii="Calibri Light" w:hAnsi="Calibri Light"/>
                 <w:b w:val="0"/>
-                <w:i w:val="0"/>
-                <w:color w:val="262B35"/>
+                <w:color w:val="000000"/>
                 <w:sz w:val="17"/>
               </w:rPr>
               <w:t>$6.00</w:t>
@@ -1314,8 +1554,8 @@
         </w:tc>
         <w:tc>
           <w:tcPr>
-            <w:tcW w:type="dxa" w:w="1243"/>
-            <w:shd w:val="clear" w:fill="F2F5F9"/>
+            <w:tcW w:type="dxa" w:w="1298"/>
+            <w:shd w:val="clear" w:fill="EAF0F8"/>
           </w:tcPr>
           <w:p>
             <w:pPr>
@@ -1325,10 +1565,9 @@
             <w:r/>
             <w:r>
               <w:rPr>
-                <w:rFonts w:ascii="Georgia" w:hAnsi="Georgia"/>
+                <w:rFonts w:ascii="Calibri Light" w:hAnsi="Calibri Light"/>
                 <w:b w:val="0"/>
-                <w:i w:val="0"/>
-                <w:color w:val="262B35"/>
+                <w:color w:val="000000"/>
                 <w:sz w:val="17"/>
               </w:rPr>
               <w:t>$0.19</w:t>
@@ -1337,8 +1576,8 @@
         </w:tc>
         <w:tc>
           <w:tcPr>
-            <w:tcW w:type="dxa" w:w="1243"/>
-            <w:shd w:val="clear" w:fill="F2F5F9"/>
+            <w:tcW w:type="dxa" w:w="1298"/>
+            <w:shd w:val="clear" w:fill="EAF0F8"/>
           </w:tcPr>
           <w:p>
             <w:pPr>
@@ -1348,10 +1587,9 @@
             <w:r/>
             <w:r>
               <w:rPr>
-                <w:rFonts w:ascii="Georgia" w:hAnsi="Georgia"/>
+                <w:rFonts w:ascii="Calibri Light" w:hAnsi="Calibri Light"/>
                 <w:b w:val="0"/>
-                <w:i w:val="0"/>
-                <w:color w:val="262B35"/>
+                <w:color w:val="000000"/>
                 <w:sz w:val="17"/>
               </w:rPr>
               <w:t>$0.21</w:t>
@@ -1360,8 +1598,8 @@
         </w:tc>
         <w:tc>
           <w:tcPr>
-            <w:tcW w:type="dxa" w:w="1243"/>
-            <w:shd w:val="clear" w:fill="F2F5F9"/>
+            <w:tcW w:type="dxa" w:w="1298"/>
+            <w:shd w:val="clear" w:fill="EAF0F8"/>
           </w:tcPr>
           <w:p>
             <w:pPr>
@@ -1371,10 +1609,9 @@
             <w:r/>
             <w:r>
               <w:rPr>
-                <w:rFonts w:ascii="Georgia" w:hAnsi="Georgia"/>
+                <w:rFonts w:ascii="Calibri Light" w:hAnsi="Calibri Light"/>
                 <w:b w:val="0"/>
-                <w:i w:val="0"/>
-                <w:color w:val="262B35"/>
+                <w:color w:val="000000"/>
                 <w:sz w:val="17"/>
               </w:rPr>
               <w:t>$0.26</w:t>
@@ -1383,8 +1620,8 @@
         </w:tc>
         <w:tc>
           <w:tcPr>
-            <w:tcW w:type="dxa" w:w="1243"/>
-            <w:shd w:val="clear" w:fill="F2F5F9"/>
+            <w:tcW w:type="dxa" w:w="1298"/>
+            <w:shd w:val="clear" w:fill="EAF0F8"/>
           </w:tcPr>
           <w:p>
             <w:pPr>
@@ -1394,10 +1631,9 @@
             <w:r/>
             <w:r>
               <w:rPr>
-                <w:rFonts w:ascii="Georgia" w:hAnsi="Georgia"/>
+                <w:rFonts w:ascii="Calibri Light" w:hAnsi="Calibri Light"/>
                 <w:b w:val="0"/>
-                <w:i w:val="0"/>
-                <w:color w:val="262B35"/>
+                <w:color w:val="000000"/>
                 <w:sz w:val="17"/>
               </w:rPr>
               <w:t>$0.30</w:t>
@@ -1411,7 +1647,7 @@
         </w:trPr>
         <w:tc>
           <w:tcPr>
-            <w:tcW w:type="dxa" w:w="1900"/>
+            <w:tcW w:type="dxa" w:w="2050"/>
           </w:tcPr>
           <w:p>
             <w:pPr>
@@ -1421,10 +1657,9 @@
             <w:r/>
             <w:r>
               <w:rPr>
-                <w:rFonts w:ascii="Georgia" w:hAnsi="Georgia"/>
+                <w:rFonts w:ascii="Calibri Light" w:hAnsi="Calibri Light"/>
                 <w:b w:val="0"/>
-                <w:i w:val="0"/>
-                <w:color w:val="262B35"/>
+                <w:color w:val="000000"/>
                 <w:sz w:val="17"/>
               </w:rPr>
               <w:t>Muse Spark 1.1</w:t>
@@ -1433,7 +1668,7 @@
         </w:tc>
         <w:tc>
           <w:tcPr>
-            <w:tcW w:type="dxa" w:w="1243"/>
+            <w:tcW w:type="dxa" w:w="1298"/>
           </w:tcPr>
           <w:p>
             <w:pPr>
@@ -1443,10 +1678,9 @@
             <w:r/>
             <w:r>
               <w:rPr>
-                <w:rFonts w:ascii="Georgia" w:hAnsi="Georgia"/>
+                <w:rFonts w:ascii="Calibri Light" w:hAnsi="Calibri Light"/>
                 <w:b w:val="0"/>
-                <w:i w:val="0"/>
-                <w:color w:val="262B35"/>
+                <w:color w:val="000000"/>
                 <w:sz w:val="17"/>
               </w:rPr>
               <w:t>$1.25</w:t>
@@ -1455,7 +1689,7 @@
         </w:tc>
         <w:tc>
           <w:tcPr>
-            <w:tcW w:type="dxa" w:w="1243"/>
+            <w:tcW w:type="dxa" w:w="1298"/>
           </w:tcPr>
           <w:p>
             <w:pPr>
@@ -1465,10 +1699,9 @@
             <w:r/>
             <w:r>
               <w:rPr>
-                <w:rFonts w:ascii="Georgia" w:hAnsi="Georgia"/>
+                <w:rFonts w:ascii="Calibri Light" w:hAnsi="Calibri Light"/>
                 <w:b w:val="0"/>
-                <w:i w:val="0"/>
-                <w:color w:val="262B35"/>
+                <w:color w:val="000000"/>
                 <w:sz w:val="17"/>
               </w:rPr>
               <w:t>$4.25</w:t>
@@ -1477,7 +1710,7 @@
         </w:tc>
         <w:tc>
           <w:tcPr>
-            <w:tcW w:type="dxa" w:w="1243"/>
+            <w:tcW w:type="dxa" w:w="1298"/>
           </w:tcPr>
           <w:p>
             <w:pPr>
@@ -1487,10 +1720,9 @@
             <w:r/>
             <w:r>
               <w:rPr>
-                <w:rFonts w:ascii="Georgia" w:hAnsi="Georgia"/>
+                <w:rFonts w:ascii="Calibri Light" w:hAnsi="Calibri Light"/>
                 <w:b w:val="0"/>
-                <w:i w:val="0"/>
-                <w:color w:val="262B35"/>
+                <w:color w:val="000000"/>
                 <w:sz w:val="17"/>
               </w:rPr>
               <w:t>$0.13</w:t>
@@ -1499,7 +1731,7 @@
         </w:tc>
         <w:tc>
           <w:tcPr>
-            <w:tcW w:type="dxa" w:w="1243"/>
+            <w:tcW w:type="dxa" w:w="1298"/>
           </w:tcPr>
           <w:p>
             <w:pPr>
@@ -1509,10 +1741,9 @@
             <w:r/>
             <w:r>
               <w:rPr>
-                <w:rFonts w:ascii="Georgia" w:hAnsi="Georgia"/>
+                <w:rFonts w:ascii="Calibri Light" w:hAnsi="Calibri Light"/>
                 <w:b w:val="0"/>
-                <w:i w:val="0"/>
-                <w:color w:val="262B35"/>
+                <w:color w:val="000000"/>
                 <w:sz w:val="17"/>
               </w:rPr>
               <w:t>$0.14</w:t>
@@ -1521,7 +1752,7 @@
         </w:tc>
         <w:tc>
           <w:tcPr>
-            <w:tcW w:type="dxa" w:w="1243"/>
+            <w:tcW w:type="dxa" w:w="1298"/>
           </w:tcPr>
           <w:p>
             <w:pPr>
@@ -1531,10 +1762,9 @@
             <w:r/>
             <w:r>
               <w:rPr>
-                <w:rFonts w:ascii="Georgia" w:hAnsi="Georgia"/>
+                <w:rFonts w:ascii="Calibri Light" w:hAnsi="Calibri Light"/>
                 <w:b w:val="0"/>
-                <w:i w:val="0"/>
-                <w:color w:val="262B35"/>
+                <w:color w:val="000000"/>
                 <w:sz w:val="17"/>
               </w:rPr>
               <w:t>$0.17</w:t>
@@ -1543,7 +1773,7 @@
         </w:tc>
         <w:tc>
           <w:tcPr>
-            <w:tcW w:type="dxa" w:w="1243"/>
+            <w:tcW w:type="dxa" w:w="1298"/>
           </w:tcPr>
           <w:p>
             <w:pPr>
@@ -1553,10 +1783,9 @@
             <w:r/>
             <w:r>
               <w:rPr>
-                <w:rFonts w:ascii="Georgia" w:hAnsi="Georgia"/>
+                <w:rFonts w:ascii="Calibri Light" w:hAnsi="Calibri Light"/>
                 <w:b w:val="0"/>
-                <w:i w:val="0"/>
-                <w:color w:val="262B35"/>
+                <w:color w:val="000000"/>
                 <w:sz w:val="17"/>
               </w:rPr>
               <w:t>$0.19</w:t>
@@ -1571,160 +1800,83 @@
       </w:pPr>
     </w:p>
     <w:p>
+      <w:pPr>
+        <w:spacing w:after="140"/>
+      </w:pPr>
       <w:r>
         <w:rPr>
-          <w:rFonts w:ascii="Georgia" w:hAnsi="Georgia"/>
+          <w:rFonts w:ascii="Calibri Light" w:hAnsi="Calibri Light"/>
+          <w:b w:val="0"/>
           <w:i/>
-          <w:color w:val="6B7280"/>
+          <w:color w:val="595959"/>
           <w:sz w:val="17"/>
         </w:rPr>
-        <w:t>All prices T1; per-task figures our arithmetic, T2. Claude Mythos is omitted from the token grid because it is not openly list-priced; we treat it separately as the premium anchor.</w:t>
-      </w:r>
-    </w:p>
-    <w:p>
-      <w:r>
-        <w:rPr>
-          <w:rFonts w:ascii="Georgia" w:hAnsi="Georgia"/>
-          <w:b w:val="0"/>
-          <w:color w:val="262B35"/>
-          <w:sz w:val="21"/>
-        </w:rPr>
-        <w:t>On tokens alone the cheap tier wins almost mechanically. Opus at $0.60 per attempt is cheaper per completed task than Muse Spark at $0.126 only if its per-attempt success rate exceeds Muse's by a factor of 4.8. If Opus completes 90% of attempts, Muse would have to fail more than 81% of the time before Opus wins on tokens. No frontier gap is that wide. If the story ended here, everyone would route to the floor and the premium tiers would be dead. They are not, and the reason is what token arithmetic leaves out.</w:t>
-      </w:r>
-    </w:p>
-    <w:p>
-      <w:r>
-        <w:rPr>
-          <w:rFonts w:ascii="Georgia" w:hAnsi="Georgia"/>
-          <w:b w:val="0"/>
-          <w:color w:val="262B35"/>
-          <w:sz w:val="21"/>
-        </w:rPr>
-        <w:t>In a real deployment a failed agentic attempt is not free. It consumes reviewer time, breaks downstream automation, and erodes trust in the seat. Assign a deliberately conservative $17 remediation cost per failed attempt, about ten minutes of a $100-per-hour fully loaded operator (our assumption, T2). The fully loaded cost per completed task becomes (cost per attempt + $17 x (1 - p)) / p, and the ranking inverts:</w:t>
+        <w:t>All prices T1; per-task figures our arithmetic, T2. Mythos is omitted because it is not openly list-priced.</w:t>
       </w:r>
     </w:p>
     <w:p>
       <w:pPr>
-        <w:pStyle w:val="ListBullet"/>
-        <w:spacing w:after="80"/>
+        <w:spacing w:after="140"/>
       </w:pPr>
       <w:r>
         <w:rPr>
-          <w:rFonts w:ascii="Georgia" w:hAnsi="Georgia"/>
+          <w:rFonts w:ascii="Calibri Light" w:hAnsi="Calibri Light"/>
           <w:b w:val="0"/>
-          <w:color w:val="262B35"/>
-          <w:sz w:val="21"/>
+          <w:i w:val="0"/>
+          <w:color w:val="000000"/>
+          <w:sz w:val="20"/>
         </w:rPr>
-        <w:t>Opus 4.8 at p = 90%: $0.67 in tokens plus $1.89 in remediation, $2.56 per completed task.</w:t>
+        <w:t>On tokens alone the cheap tier wins almost mechanically: Opus at $0.60 per attempt beats Muse Spark at $0.126 only if its success rate exceeds Muse's by 4.8x, which no frontier gap delivers. But a failed agentic attempt is not free. It consumes reviewer time, breaks downstream automation, and erodes trust in the seat. Assign a conservative $17 remediation cost per failed attempt (our assumption, T2). The fully loaded cost, (cost per attempt + $17 x (1 - p)) / p, inverts the ranking: Opus at 90% costs $2.56 per completed task; Muse Spark at 75% costs $5.83, 2.3x more, despite tokens at a quarter the price. Break-even is p = 87.6% for Muse, so a 2.4-point reliability gap funds the 4.8x token premium.</w:t>
       </w:r>
     </w:p>
     <w:p>
       <w:pPr>
-        <w:pStyle w:val="ListBullet"/>
-        <w:spacing w:after="80"/>
+        <w:spacing w:after="140"/>
       </w:pPr>
       <w:r>
         <w:rPr>
-          <w:rFonts w:ascii="Georgia" w:hAnsi="Georgia"/>
+          <w:rFonts w:ascii="Calibri Light" w:hAnsi="Calibri Light"/>
           <w:b w:val="0"/>
-          <w:color w:val="262B35"/>
-          <w:sz w:val="21"/>
+          <w:i w:val="0"/>
+          <w:color w:val="000000"/>
+          <w:sz w:val="20"/>
         </w:rPr>
-        <w:t>Muse Spark at p = 75%: $0.17 in tokens plus $5.67 in remediation, $5.83 per completed task, 2.3x more expensive despite tokens at roughly one quarter the cost.</w:t>
+        <w:t>The conclusion does not rest on the $17 estimate, and the sophisticated reader's first move is to attack it. Solve instead for the failure cost at which the premium breaks even: at a 15-point reliability edge it pays once failure costs more than about $2.24 per attempt, at a 10-point edge above $3.67, at a 5-point edge above $7.93, and on tokens alone it never pays. The premium is defensible if and only if enterprise failure is expensive, and at any realistic edge it needs failure to cost only a few dollars, which production agentic failures always exceed.</w:t>
       </w:r>
     </w:p>
     <w:p>
       <w:pPr>
-        <w:pStyle w:val="ListBullet"/>
-        <w:spacing w:after="80"/>
+        <w:spacing w:after="40"/>
       </w:pPr>
       <w:r>
         <w:rPr>
-          <w:rFonts w:ascii="Georgia" w:hAnsi="Georgia"/>
+          <w:rFonts w:ascii="Calibri Light" w:hAnsi="Calibri Light"/>
+          <w:b/>
+          <w:i w:val="0"/>
+          <w:color w:val="2F5496"/>
+          <w:sz w:val="19"/>
+        </w:rPr>
+        <w:t xml:space="preserve">CHART: </w:t>
+      </w:r>
+      <w:r>
+        <w:rPr>
+          <w:rFonts w:ascii="Calibri Light" w:hAnsi="Calibri Light"/>
           <w:b w:val="0"/>
-          <w:color w:val="262B35"/>
-          <w:sz w:val="21"/>
+          <w:i/>
+          <w:color w:val="595959"/>
+          <w:sz w:val="19"/>
         </w:rPr>
-        <w:t>Break-even: Muse Spark matches Opus's $2.56 at p = 87.6%. A gap of 2.4 percentage points, 90.0% versus 87.6%, fully funds a 4.8x token-price premium.</w:t>
+        <w:t>Fully loaded cost per completed task versus per-attempt success rate. Takeaway: curves cross in a narrow 85-to-90% band; below it token price dominates, above it reliability dominates.</w:t>
       </w:r>
     </w:p>
     <w:p>
-      <w:r>
-        <w:rPr>
-          <w:rFonts w:ascii="Georgia" w:hAnsi="Georgia"/>
-          <w:b w:val="0"/>
-          <w:color w:val="262B35"/>
-          <w:sz w:val="21"/>
-        </w:rPr>
-        <w:t>The result does not rest on the $17 point estimate, and a sophisticated reader's first move is to attack it. So solve for the failure cost F at which Opus's loaded cost equals the cheapest tier's. The premium is a two-variable function, reliability gap times cost of failure, and it is robust across a wide range: at a 15-point edge (90% versus 75%) the premium pays once failure costs more than about $2.24 per failed attempt; at a 10-point edge, above about $3.67; at a 5-point edge, above about $7.93. On tokens alone, with failure free, it never pays, and you are back to the 4.8x success ratio no frontier gap delivers. The institutional conclusion is therefore sharper than the point estimate: the reliability premium is defensible if and only if enterprise failure is expensive, and at any realistic reliability edge it needs failure to cost only a few dollars per attempt, which production agentic failures always exceed. (Break-even F values our arithmetic, T2.)</w:t>
-      </w:r>
-    </w:p>
-    <w:tbl>
-      <w:tblPr>
-        <w:tblW w:type="dxa" w:w="9360"/>
-        <w:tblLook w:firstColumn="1" w:firstRow="1" w:lastColumn="0" w:lastRow="0" w:noHBand="0" w:noVBand="1" w:val="04A0"/>
-        <w:tblBorders>
-          <w:top w:val="single" w:sz="4" w:space="0" w:color="C9D2DE"/>
-          <w:left w:val="single" w:sz="4" w:space="0" w:color="C9D2DE"/>
-          <w:bottom w:val="single" w:sz="4" w:space="0" w:color="C9D2DE"/>
-          <w:right w:val="single" w:sz="4" w:space="0" w:color="C9D2DE"/>
-          <w:insideH w:val="single" w:sz="4" w:space="0" w:color="C9D2DE"/>
-          <w:insideV w:val="single" w:sz="4" w:space="0" w:color="C9D2DE"/>
-        </w:tblBorders>
-        <w:tblCellMar>
-          <w:top w:w="40" w:type="dxa"/>
-          <w:left w:w="80" w:type="dxa"/>
-          <w:bottom w:w="40" w:type="dxa"/>
-          <w:right w:w="80" w:type="dxa"/>
-        </w:tblCellMar>
-      </w:tblPr>
-      <w:tblGrid>
-        <w:gridCol w:w="9360"/>
-      </w:tblGrid>
-      <w:tr>
-        <w:trPr>
-          <w:cantSplit/>
-        </w:trPr>
-        <w:tc>
-          <w:tcPr>
-            <w:tcW w:type="dxa" w:w="9360"/>
-            <w:shd w:val="clear" w:fill="F2F5F9"/>
-          </w:tcPr>
-          <w:p>
-            <w:pPr>
-              <w:spacing w:after="0"/>
-            </w:pPr>
-            <w:r/>
-            <w:r>
-              <w:rPr>
-                <w:rFonts w:ascii="Georgia" w:hAnsi="Georgia"/>
-                <w:b/>
-                <w:color w:val="1F2A44"/>
-                <w:sz w:val="18"/>
-              </w:rPr>
-              <w:t xml:space="preserve">CHART: </w:t>
-            </w:r>
-            <w:r>
-              <w:rPr>
-                <w:rFonts w:ascii="Georgia" w:hAnsi="Georgia"/>
-                <w:i/>
-                <w:color w:val="262B35"/>
-                <w:sz w:val="18"/>
-              </w:rPr>
-              <w:t>Fully loaded cost per completed task versus per-attempt success rate, one curve per model, at $17 remediation cost. Takeaway: curves cross in a narrow band near 85 to 90% success; below it, token price dominates; above it, reliability dominates. Data: the five list prices above, the 60k/12k workload, p from 50% to 99%.</w:t>
-            </w:r>
-          </w:p>
-        </w:tc>
-      </w:tr>
-    </w:tbl>
-    <w:p>
       <w:pPr>
-        <w:spacing w:before="80" w:after="40"/>
+        <w:spacing w:before="40" w:after="120"/>
       </w:pPr>
       <w:r>
         <w:drawing>
           <wp:inline xmlns:a="http://schemas.openxmlformats.org/drawingml/2006/main" xmlns:pic="http://schemas.openxmlformats.org/drawingml/2006/picture">
-            <wp:extent cx="5943600" cy="2204249"/>
+            <wp:extent cx="6309360" cy="2339895"/>
             <wp:docPr id="2" name="Picture 2"/>
             <wp:cNvGraphicFramePr>
               <a:graphicFrameLocks noChangeAspect="1"/>
@@ -1745,7 +1897,7 @@
                   <pic:spPr>
                     <a:xfrm>
                       <a:off x="0" y="0"/>
-                      <a:ext cx="5943600" cy="2204249"/>
+                      <a:ext cx="6309360" cy="2339895"/>
                     </a:xfrm>
                     <a:prstGeom prst="rect"/>
                   </pic:spPr>
@@ -1760,194 +1912,35 @@
       <w:pPr>
         <w:spacing w:after="40"/>
       </w:pPr>
-    </w:p>
-    <w:p>
       <w:r>
         <w:rPr>
-          <w:rFonts w:ascii="Georgia" w:hAnsi="Georgia"/>
-          <w:b w:val="0"/>
-          <w:color w:val="262B35"/>
-          <w:sz w:val="21"/>
+          <w:rFonts w:ascii="Calibri Light" w:hAnsi="Calibri Light"/>
+          <w:b/>
+          <w:i w:val="0"/>
+          <w:color w:val="2F5496"/>
+          <w:sz w:val="19"/>
         </w:rPr>
-        <w:t>This is the spine of the note, and the whole repricing debate compresses into it. Where failure is cheap (drafting, summarization, internal search) the cheap tier wins and the mid-market reprices toward Muse and Luna immediately. Where failure is expensive (agentic workflows that touch production systems, customer communications, or regulated output) single-digit reliability gaps justify multi-x token premiums, and above that sits the case for a Mythos-class tier at any list price its buyers will bear. Anthropic's pricing is a bet that the second category is where the revenue pool concentrates; Meta's is a bet that the first category is where the volume pool concentrates. Both can be right, which is why our read is segmentation, not war.</w:t>
+        <w:t xml:space="preserve">CHART: </w:t>
       </w:r>
-    </w:p>
-    <w:p>
       <w:r>
         <w:rPr>
-          <w:rFonts w:ascii="Georgia" w:hAnsi="Georgia"/>
+          <w:rFonts w:ascii="Calibri Light" w:hAnsi="Calibri Light"/>
           <w:b w:val="0"/>
-          <w:color w:val="262B35"/>
-          <w:sz w:val="21"/>
+          <w:i/>
+          <w:color w:val="595959"/>
+          <w:sz w:val="19"/>
         </w:rPr>
-        <w:t>Test: by September 30, 2026, third-party agentic evaluations that publish cost-per-completed-task (not per-token) comparisons should show Opus 4.8 within or below Luna/Muse pricing on high-stakes workflow suites. If independent, non-vendor evaluations show the cheap tier matching premium task-success within 2 points at scale, the spine of this note breaks.</w:t>
+        <w:t>Break-even failure cost versus reliability edge. Takeaway: above the curve the premium is cheaper per completed task, and the curve sits at a few dollars across the whole realistic range.</w:t>
       </w:r>
     </w:p>
     <w:p>
       <w:pPr>
-        <w:pStyle w:val="Heading1"/>
-      </w:pPr>
-      <w:r>
-        <w:t>3. Margin mechanics: who can subsidize a low price, and is this a war?</w:t>
-      </w:r>
-    </w:p>
-    <w:p>
-      <w:r>
-        <w:rPr>
-          <w:rFonts w:ascii="Georgia" w:hAnsi="Georgia"/>
-          <w:b w:val="0"/>
-          <w:color w:val="262B35"/>
-          <w:sz w:val="21"/>
-        </w:rPr>
-        <w:t>Consider what a 4x to 5x output-price cut does to model-layer gross margin. Assume a frontier-scale model serves at roughly $6 to $8 per million output tokens in amortized compute at current utilization (our estimate, T2; no serving-cost disclosures exist at T1). At $25 output, that is roughly a 70% gross margin. At the $4.25 to $6 floor it is negative: roughly negative 17% at $6 and negative 65% at $4.25 at the midpoint serving cost. Distillation, batching, and custom silicon have historically delivered 2x to 3x serving-cost reduction per model generation (T3, trade analyses), and frontier token prices have fallen roughly an order of magnitude per year at constant quality (T3). A 4x cut inside one generation therefore outruns the cost curve. Someone is funding the gap. Position by position:</w:t>
-      </w:r>
-    </w:p>
-    <w:p>
-      <w:r>
-        <w:rPr>
-          <w:rFonts w:ascii="Georgia" w:hAnsi="Georgia"/>
-          <w:b/>
-          <w:color w:val="262B35"/>
-          <w:sz w:val="21"/>
-        </w:rPr>
-        <w:t>Meta: commoditize the complement, the one structural price warrior.</w:t>
-      </w:r>
-      <w:r>
-        <w:rPr>
-          <w:rFonts w:ascii="Georgia" w:hAnsi="Georgia"/>
-          <w:b w:val="0"/>
-          <w:color w:val="262B35"/>
-          <w:sz w:val="21"/>
-        </w:rPr>
-        <w:t xml:space="preserve"> Meta does not need model-layer gross margin. Muse Spark priced near or below cost drives the complement's price toward zero while Meta monetizes the surface, the ad load, and increasingly its own silicon. This is the textbook commoditization play, and it is durable because the funding source is an ads cash engine, not external capital. The T3 discount on its benchmark claim matters less than the price itself, which is real and T1.</w:t>
-      </w:r>
-    </w:p>
-    <w:p>
-      <w:r>
-        <w:rPr>
-          <w:rFonts w:ascii="Georgia" w:hAnsi="Georgia"/>
-          <w:b/>
-          <w:color w:val="262B35"/>
-          <w:sz w:val="21"/>
-        </w:rPr>
-        <w:t>xAI: a forced participant with no clean cash engine.</w:t>
-      </w:r>
-      <w:r>
-        <w:rPr>
-          <w:rFonts w:ascii="Georgia" w:hAnsi="Georgia"/>
-          <w:b w:val="0"/>
-          <w:color w:val="262B35"/>
-          <w:sz w:val="21"/>
-        </w:rPr>
-        <w:t xml:space="preserve"> Grok 4.5 at $2 / $6 sits on an AI segment with $3.2B ARR and a FY25 operating loss of $6.36B (T2), inside a combined SPCX structure marked near $1.97T. The subsidy runs through the SpaceX and Starlink cross-flow and external capital. That is a balance-sheet decision, not a business model, and it is the least durable seat at the table if the financing channel tightens.</w:t>
-      </w:r>
-    </w:p>
-    <w:p>
-      <w:r>
-        <w:rPr>
-          <w:rFonts w:ascii="Georgia" w:hAnsi="Georgia"/>
-          <w:b/>
-          <w:color w:val="262B35"/>
-          <w:sz w:val="21"/>
-        </w:rPr>
-        <w:t>OpenAI: segmentation, not a race to zero.</w:t>
-      </w:r>
-      <w:r>
-        <w:rPr>
-          <w:rFonts w:ascii="Georgia" w:hAnsi="Georgia"/>
-          <w:b w:val="0"/>
-          <w:color w:val="262B35"/>
-          <w:sz w:val="21"/>
-        </w:rPr>
-        <w:t xml:space="preserve"> The tell is Sol at $5 / $30, priced above Opus on output. OpenAI is bifurcating: Luna harvests the price-sensitive volume pool at $1 / $6 while Sol defends the premium pool. With roughly $25B net ARR, about 900M weekly actives, Codex above 1.5M weekly actives (T2), and capital efficiency of 0.14x, OpenAI needs the premium tier; its 34.1x multiple cannot be carried by $6-output economics.</w:t>
-      </w:r>
-    </w:p>
-    <w:p>
-      <w:r>
-        <w:rPr>
-          <w:rFonts w:ascii="Georgia" w:hAnsi="Georgia"/>
-          <w:b/>
-          <w:color w:val="262B35"/>
-          <w:sz w:val="21"/>
-        </w:rPr>
-        <w:t>Anthropic: defends a two-tier premium and declines to chase.</w:t>
-      </w:r>
-      <w:r>
-        <w:rPr>
-          <w:rFonts w:ascii="Georgia" w:hAnsi="Georgia"/>
-          <w:b w:val="0"/>
-          <w:color w:val="262B35"/>
-          <w:sz w:val="21"/>
-        </w:rPr>
-        <w:t xml:space="preserve"> Opus 4.8 holds at $5 / $25, and Claude Mythos sits above it as the restricted-access anchor (available to approved organizations, not openly list-priced; our working assumption is an output premium of roughly 1.5x to 2x Opus, our estimate, T3). Anthropic's $47B gross run-rate ARR, 20.5x multiple on a $965B mark, and first quarterly operating profit of roughly $559M in Q2 (T2, with two qualifiers: the figure excludes stock-based compensation and rides a ramp discount on its SpaceX compute deal, so it overstates steady-state economics) all argue one strategy: hold price, deepen the premium, prove attach.</w:t>
-      </w:r>
-    </w:p>
-    <w:tbl>
-      <w:tblPr>
-        <w:tblW w:type="dxa" w:w="9360"/>
-        <w:tblLook w:firstColumn="1" w:firstRow="1" w:lastColumn="0" w:lastRow="0" w:noHBand="0" w:noVBand="1" w:val="04A0"/>
-        <w:tblBorders>
-          <w:top w:val="single" w:sz="4" w:space="0" w:color="C9D2DE"/>
-          <w:left w:val="single" w:sz="4" w:space="0" w:color="C9D2DE"/>
-          <w:bottom w:val="single" w:sz="4" w:space="0" w:color="C9D2DE"/>
-          <w:right w:val="single" w:sz="4" w:space="0" w:color="C9D2DE"/>
-          <w:insideH w:val="single" w:sz="4" w:space="0" w:color="C9D2DE"/>
-          <w:insideV w:val="single" w:sz="4" w:space="0" w:color="C9D2DE"/>
-        </w:tblBorders>
-        <w:tblCellMar>
-          <w:top w:w="40" w:type="dxa"/>
-          <w:left w:w="80" w:type="dxa"/>
-          <w:bottom w:w="40" w:type="dxa"/>
-          <w:right w:w="80" w:type="dxa"/>
-        </w:tblCellMar>
-      </w:tblPr>
-      <w:tblGrid>
-        <w:gridCol w:w="9360"/>
-      </w:tblGrid>
-      <w:tr>
-        <w:trPr>
-          <w:cantSplit/>
-        </w:trPr>
-        <w:tc>
-          <w:tcPr>
-            <w:tcW w:type="dxa" w:w="9360"/>
-            <w:shd w:val="clear" w:fill="F2F5F9"/>
-          </w:tcPr>
-          <w:p>
-            <w:pPr>
-              <w:spacing w:after="0"/>
-            </w:pPr>
-            <w:r/>
-            <w:r>
-              <w:rPr>
-                <w:rFonts w:ascii="Georgia" w:hAnsi="Georgia"/>
-                <w:b/>
-                <w:color w:val="1F2A44"/>
-                <w:sz w:val="18"/>
-              </w:rPr>
-              <w:t xml:space="preserve">CHART: </w:t>
-            </w:r>
-            <w:r>
-              <w:rPr>
-                <w:rFonts w:ascii="Georgia" w:hAnsi="Georgia"/>
-                <w:i/>
-                <w:color w:val="262B35"/>
-                <w:sz w:val="18"/>
-              </w:rPr>
-              <w:t>Implied model-layer gross margin versus output list price at a fixed serving cost of $6 to $8 per million output tokens. Takeaway: every output price below roughly $8 is gross-margin negative without a step change in serving cost; the floor tier is priced below cost. Data: the five output list prices against the $6 to $8 serving band.</w:t>
-            </w:r>
-          </w:p>
-        </w:tc>
-      </w:tr>
-    </w:tbl>
-    <w:p>
-      <w:pPr>
-        <w:spacing w:before="80" w:after="40"/>
+        <w:spacing w:before="40" w:after="120"/>
       </w:pPr>
       <w:r>
         <w:drawing>
           <wp:inline xmlns:a="http://schemas.openxmlformats.org/drawingml/2006/main" xmlns:pic="http://schemas.openxmlformats.org/drawingml/2006/picture">
-            <wp:extent cx="5943600" cy="1980582"/>
+            <wp:extent cx="6309360" cy="1946675"/>
             <wp:docPr id="3" name="Picture 3"/>
             <wp:cNvGraphicFramePr>
               <a:graphicFrameLocks noChangeAspect="1"/>
@@ -1956,7 +1949,7 @@
               <a:graphicData uri="http://schemas.openxmlformats.org/drawingml/2006/picture">
                 <pic:pic>
                   <pic:nvPicPr>
-                    <pic:cNvPr id="0" name="pw_margin_vs_price.png"/>
+                    <pic:cNvPr id="0" name="pw_sensitivity.png"/>
                     <pic:cNvPicPr/>
                   </pic:nvPicPr>
                   <pic:blipFill>
@@ -1968,7 +1961,7 @@
                   <pic:spPr>
                     <a:xfrm>
                       <a:off x="0" y="0"/>
-                      <a:ext cx="5943600" cy="1980582"/>
+                      <a:ext cx="6309360" cy="1946675"/>
                     </a:xfrm>
                     <a:prstGeom prst="rect"/>
                   </pic:spPr>
@@ -1981,1184 +1974,17 @@
     </w:p>
     <w:p>
       <w:pPr>
-        <w:spacing w:after="40"/>
+        <w:spacing w:after="140"/>
       </w:pPr>
-    </w:p>
-    <w:tbl>
-      <w:tblPr>
-        <w:tblW w:type="dxa" w:w="9360"/>
-        <w:tblLook w:firstColumn="1" w:firstRow="1" w:lastColumn="0" w:lastRow="0" w:noHBand="0" w:noVBand="1" w:val="04A0"/>
-        <w:tblBorders>
-          <w:top w:val="single" w:sz="4" w:space="0" w:color="C9D2DE"/>
-          <w:left w:val="single" w:sz="4" w:space="0" w:color="C9D2DE"/>
-          <w:bottom w:val="single" w:sz="4" w:space="0" w:color="C9D2DE"/>
-          <w:right w:val="single" w:sz="4" w:space="0" w:color="C9D2DE"/>
-          <w:insideH w:val="single" w:sz="4" w:space="0" w:color="C9D2DE"/>
-          <w:insideV w:val="single" w:sz="4" w:space="0" w:color="C9D2DE"/>
-        </w:tblBorders>
-        <w:tblCellMar>
-          <w:top w:w="40" w:type="dxa"/>
-          <w:left w:w="80" w:type="dxa"/>
-          <w:bottom w:w="40" w:type="dxa"/>
-          <w:right w:w="80" w:type="dxa"/>
-        </w:tblCellMar>
-      </w:tblPr>
-      <w:tblGrid>
-        <w:gridCol w:w="9360"/>
-      </w:tblGrid>
-      <w:tr>
-        <w:trPr>
-          <w:cantSplit/>
-        </w:trPr>
-        <w:tc>
-          <w:tcPr>
-            <w:tcW w:type="dxa" w:w="9360"/>
-            <w:shd w:val="clear" w:fill="F2F5F9"/>
-          </w:tcPr>
-          <w:p>
-            <w:pPr>
-              <w:spacing w:after="0"/>
-            </w:pPr>
-            <w:r/>
-            <w:r>
-              <w:rPr>
-                <w:rFonts w:ascii="Georgia" w:hAnsi="Georgia"/>
-                <w:b/>
-                <w:color w:val="1F2A44"/>
-                <w:sz w:val="18"/>
-              </w:rPr>
-              <w:t xml:space="preserve">TABLE: </w:t>
-            </w:r>
-            <w:r>
-              <w:rPr>
-                <w:rFonts w:ascii="Georgia" w:hAnsi="Georgia"/>
-                <w:i/>
-                <w:color w:val="262B35"/>
-                <w:sz w:val="18"/>
-              </w:rPr>
-              <w:t>AIBQ business quality versus valuation and economics. Takeaway: quality and price paid are widely dispersed; the premium-priced labs are not the highest-quality businesses on our framework, and the highest-quality business is the one selling to all of them.</w:t>
-            </w:r>
-          </w:p>
-        </w:tc>
-      </w:tr>
-    </w:tbl>
-    <w:p>
-      <w:pPr>
-        <w:spacing w:after="40"/>
-      </w:pPr>
-    </w:p>
-    <w:tbl>
-      <w:tblPr>
-        <w:tblW w:type="dxa" w:w="9360"/>
-        <w:tblLook w:firstColumn="1" w:firstRow="1" w:lastColumn="0" w:lastRow="0" w:noHBand="0" w:noVBand="1" w:val="04A0"/>
-        <w:tblBorders>
-          <w:top w:val="single" w:sz="4" w:space="0" w:color="C9D2DE"/>
-          <w:left w:val="single" w:sz="4" w:space="0" w:color="C9D2DE"/>
-          <w:bottom w:val="single" w:sz="4" w:space="0" w:color="C9D2DE"/>
-          <w:right w:val="single" w:sz="4" w:space="0" w:color="C9D2DE"/>
-          <w:insideH w:val="single" w:sz="4" w:space="0" w:color="C9D2DE"/>
-          <w:insideV w:val="single" w:sz="4" w:space="0" w:color="C9D2DE"/>
-        </w:tblBorders>
-        <w:tblCellMar>
-          <w:top w:w="40" w:type="dxa"/>
-          <w:left w:w="80" w:type="dxa"/>
-          <w:bottom w:w="40" w:type="dxa"/>
-          <w:right w:w="80" w:type="dxa"/>
-        </w:tblCellMar>
-      </w:tblPr>
-      <w:tblGrid>
-        <w:gridCol w:w="1337"/>
-        <w:gridCol w:w="1337"/>
-        <w:gridCol w:w="1337"/>
-        <w:gridCol w:w="1337"/>
-        <w:gridCol w:w="1337"/>
-        <w:gridCol w:w="1337"/>
-        <w:gridCol w:w="1337"/>
-      </w:tblGrid>
-      <w:tr>
-        <w:trPr>
-          <w:cantSplit/>
-          <w:tblHeader w:val="true"/>
-        </w:trPr>
-        <w:tc>
-          <w:tcPr>
-            <w:tcW w:type="dxa" w:w="1900"/>
-            <w:shd w:val="clear" w:fill="1F2A44"/>
-          </w:tcPr>
-          <w:p>
-            <w:pPr>
-              <w:spacing w:after="0"/>
-              <w:jc w:val="left"/>
-            </w:pPr>
-            <w:r/>
-            <w:r>
-              <w:rPr>
-                <w:rFonts w:ascii="Georgia" w:hAnsi="Georgia"/>
-                <w:b/>
-                <w:i w:val="0"/>
-                <w:color w:val="FFFFFF"/>
-                <w:sz w:val="17"/>
-              </w:rPr>
-              <w:t>Company</w:t>
-            </w:r>
-          </w:p>
-        </w:tc>
-        <w:tc>
-          <w:tcPr>
-            <w:tcW w:type="dxa" w:w="1243"/>
-            <w:shd w:val="clear" w:fill="1F2A44"/>
-          </w:tcPr>
-          <w:p>
-            <w:pPr>
-              <w:spacing w:after="0"/>
-              <w:jc w:val="center"/>
-            </w:pPr>
-            <w:r/>
-            <w:r>
-              <w:rPr>
-                <w:rFonts w:ascii="Georgia" w:hAnsi="Georgia"/>
-                <w:b/>
-                <w:i w:val="0"/>
-                <w:color w:val="FFFFFF"/>
-                <w:sz w:val="17"/>
-              </w:rPr>
-              <w:t>AIBQ composite</w:t>
-            </w:r>
-          </w:p>
-        </w:tc>
-        <w:tc>
-          <w:tcPr>
-            <w:tcW w:type="dxa" w:w="1243"/>
-            <w:shd w:val="clear" w:fill="1F2A44"/>
-          </w:tcPr>
-          <w:p>
-            <w:pPr>
-              <w:spacing w:after="0"/>
-              <w:jc w:val="center"/>
-            </w:pPr>
-            <w:r/>
-            <w:r>
-              <w:rPr>
-                <w:rFonts w:ascii="Georgia" w:hAnsi="Georgia"/>
-                <w:b/>
-                <w:i w:val="0"/>
-                <w:color w:val="FFFFFF"/>
-                <w:sz w:val="17"/>
-              </w:rPr>
-              <w:t>Valuation / mark</w:t>
-            </w:r>
-          </w:p>
-        </w:tc>
-        <w:tc>
-          <w:tcPr>
-            <w:tcW w:type="dxa" w:w="1243"/>
-            <w:shd w:val="clear" w:fill="1F2A44"/>
-          </w:tcPr>
-          <w:p>
-            <w:pPr>
-              <w:spacing w:after="0"/>
-              <w:jc w:val="center"/>
-            </w:pPr>
-            <w:r/>
-            <w:r>
-              <w:rPr>
-                <w:rFonts w:ascii="Georgia" w:hAnsi="Georgia"/>
-                <w:b/>
-                <w:i w:val="0"/>
-                <w:color w:val="FFFFFF"/>
-                <w:sz w:val="17"/>
-              </w:rPr>
-              <w:t>Revenue basis</w:t>
-            </w:r>
-          </w:p>
-        </w:tc>
-        <w:tc>
-          <w:tcPr>
-            <w:tcW w:type="dxa" w:w="1243"/>
-            <w:shd w:val="clear" w:fill="1F2A44"/>
-          </w:tcPr>
-          <w:p>
-            <w:pPr>
-              <w:spacing w:after="0"/>
-              <w:jc w:val="center"/>
-            </w:pPr>
-            <w:r/>
-            <w:r>
-              <w:rPr>
-                <w:rFonts w:ascii="Georgia" w:hAnsi="Georgia"/>
-                <w:b/>
-                <w:i w:val="0"/>
-                <w:color w:val="FFFFFF"/>
-                <w:sz w:val="17"/>
-              </w:rPr>
-              <w:t>Multiple</w:t>
-            </w:r>
-          </w:p>
-        </w:tc>
-        <w:tc>
-          <w:tcPr>
-            <w:tcW w:type="dxa" w:w="1243"/>
-            <w:shd w:val="clear" w:fill="1F2A44"/>
-          </w:tcPr>
-          <w:p>
-            <w:pPr>
-              <w:spacing w:after="0"/>
-              <w:jc w:val="center"/>
-            </w:pPr>
-            <w:r/>
-            <w:r>
-              <w:rPr>
-                <w:rFonts w:ascii="Georgia" w:hAnsi="Georgia"/>
-                <w:b/>
-                <w:i w:val="0"/>
-                <w:color w:val="FFFFFF"/>
-                <w:sz w:val="17"/>
-              </w:rPr>
-              <w:t>Capital efficiency</w:t>
-            </w:r>
-          </w:p>
-        </w:tc>
-        <w:tc>
-          <w:tcPr>
-            <w:tcW w:type="dxa" w:w="1243"/>
-            <w:shd w:val="clear" w:fill="1F2A44"/>
-          </w:tcPr>
-          <w:p>
-            <w:pPr>
-              <w:spacing w:after="0"/>
-              <w:jc w:val="center"/>
-            </w:pPr>
-            <w:r/>
-            <w:r>
-              <w:rPr>
-                <w:rFonts w:ascii="Georgia" w:hAnsi="Georgia"/>
-                <w:b/>
-                <w:i w:val="0"/>
-                <w:color w:val="FFFFFF"/>
-                <w:sz w:val="17"/>
-              </w:rPr>
-              <w:t>Profitability marker</w:t>
-            </w:r>
-          </w:p>
-        </w:tc>
-      </w:tr>
-      <w:tr>
-        <w:trPr>
-          <w:cantSplit/>
-        </w:trPr>
-        <w:tc>
-          <w:tcPr>
-            <w:tcW w:type="dxa" w:w="1900"/>
-          </w:tcPr>
-          <w:p>
-            <w:pPr>
-              <w:spacing w:after="0"/>
-              <w:jc w:val="left"/>
-            </w:pPr>
-            <w:r/>
-            <w:r>
-              <w:rPr>
-                <w:rFonts w:ascii="Georgia" w:hAnsi="Georgia"/>
-                <w:b w:val="0"/>
-                <w:i w:val="0"/>
-                <w:color w:val="262B35"/>
-                <w:sz w:val="17"/>
-              </w:rPr>
-              <w:t>Databricks</w:t>
-            </w:r>
-          </w:p>
-        </w:tc>
-        <w:tc>
-          <w:tcPr>
-            <w:tcW w:type="dxa" w:w="1243"/>
-          </w:tcPr>
-          <w:p>
-            <w:pPr>
-              <w:spacing w:after="0"/>
-              <w:jc w:val="center"/>
-            </w:pPr>
-            <w:r/>
-            <w:r>
-              <w:rPr>
-                <w:rFonts w:ascii="Georgia" w:hAnsi="Georgia"/>
-                <w:b w:val="0"/>
-                <w:i w:val="0"/>
-                <w:color w:val="262B35"/>
-                <w:sz w:val="17"/>
-              </w:rPr>
-              <w:t>8.81</w:t>
-            </w:r>
-          </w:p>
-        </w:tc>
-        <w:tc>
-          <w:tcPr>
-            <w:tcW w:type="dxa" w:w="1243"/>
-          </w:tcPr>
-          <w:p>
-            <w:pPr>
-              <w:spacing w:after="0"/>
-              <w:jc w:val="center"/>
-            </w:pPr>
-            <w:r/>
-            <w:r>
-              <w:rPr>
-                <w:rFonts w:ascii="Georgia" w:hAnsi="Georgia"/>
-                <w:b w:val="0"/>
-                <w:i w:val="0"/>
-                <w:color w:val="262B35"/>
-                <w:sz w:val="17"/>
-              </w:rPr>
-              <w:t>~$170B round in talks (unclosed, T3)</w:t>
-            </w:r>
-          </w:p>
-        </w:tc>
-        <w:tc>
-          <w:tcPr>
-            <w:tcW w:type="dxa" w:w="1243"/>
-          </w:tcPr>
-          <w:p>
-            <w:pPr>
-              <w:spacing w:after="0"/>
-              <w:jc w:val="center"/>
-            </w:pPr>
-            <w:r/>
-            <w:r>
-              <w:rPr>
-                <w:rFonts w:ascii="Georgia" w:hAnsi="Georgia"/>
-                <w:b w:val="0"/>
-                <w:i w:val="0"/>
-                <w:color w:val="262B35"/>
-                <w:sz w:val="17"/>
-              </w:rPr>
-              <w:t>$6.9B ARR, +80% YoY</w:t>
-            </w:r>
-          </w:p>
-        </w:tc>
-        <w:tc>
-          <w:tcPr>
-            <w:tcW w:type="dxa" w:w="1243"/>
-          </w:tcPr>
-          <w:p>
-            <w:pPr>
-              <w:spacing w:after="0"/>
-              <w:jc w:val="center"/>
-            </w:pPr>
-            <w:r/>
-            <w:r>
-              <w:rPr>
-                <w:rFonts w:ascii="Georgia" w:hAnsi="Georgia"/>
-                <w:b w:val="0"/>
-                <w:i w:val="0"/>
-                <w:color w:val="262B35"/>
-                <w:sz w:val="17"/>
-              </w:rPr>
-              <w:t>n.m. until closed</w:t>
-            </w:r>
-          </w:p>
-        </w:tc>
-        <w:tc>
-          <w:tcPr>
-            <w:tcW w:type="dxa" w:w="1243"/>
-          </w:tcPr>
-          <w:p>
-            <w:pPr>
-              <w:spacing w:after="0"/>
-              <w:jc w:val="center"/>
-            </w:pPr>
-            <w:r/>
-            <w:r>
-              <w:rPr>
-                <w:rFonts w:ascii="Georgia" w:hAnsi="Georgia"/>
-                <w:b w:val="0"/>
-                <w:i w:val="0"/>
-                <w:color w:val="262B35"/>
-                <w:sz w:val="17"/>
-              </w:rPr>
-              <w:t>n.d.</w:t>
-            </w:r>
-          </w:p>
-        </w:tc>
-        <w:tc>
-          <w:tcPr>
-            <w:tcW w:type="dxa" w:w="1243"/>
-          </w:tcPr>
-          <w:p>
-            <w:pPr>
-              <w:spacing w:after="0"/>
-              <w:jc w:val="center"/>
-            </w:pPr>
-            <w:r/>
-            <w:r>
-              <w:rPr>
-                <w:rFonts w:ascii="Georgia" w:hAnsi="Georgia"/>
-                <w:b w:val="0"/>
-                <w:i w:val="0"/>
-                <w:color w:val="262B35"/>
-                <w:sz w:val="17"/>
-              </w:rPr>
-              <w:t>FCF positive</w:t>
-            </w:r>
-          </w:p>
-        </w:tc>
-      </w:tr>
-      <w:tr>
-        <w:trPr>
-          <w:cantSplit/>
-        </w:trPr>
-        <w:tc>
-          <w:tcPr>
-            <w:tcW w:type="dxa" w:w="1900"/>
-            <w:shd w:val="clear" w:fill="F2F5F9"/>
-          </w:tcPr>
-          <w:p>
-            <w:pPr>
-              <w:spacing w:after="0"/>
-              <w:jc w:val="left"/>
-            </w:pPr>
-            <w:r/>
-            <w:r>
-              <w:rPr>
-                <w:rFonts w:ascii="Georgia" w:hAnsi="Georgia"/>
-                <w:b w:val="0"/>
-                <w:i w:val="0"/>
-                <w:color w:val="262B35"/>
-                <w:sz w:val="17"/>
-              </w:rPr>
-              <w:t>Anthropic</w:t>
-            </w:r>
-          </w:p>
-        </w:tc>
-        <w:tc>
-          <w:tcPr>
-            <w:tcW w:type="dxa" w:w="1243"/>
-            <w:shd w:val="clear" w:fill="F2F5F9"/>
-          </w:tcPr>
-          <w:p>
-            <w:pPr>
-              <w:spacing w:after="0"/>
-              <w:jc w:val="center"/>
-            </w:pPr>
-            <w:r/>
-            <w:r>
-              <w:rPr>
-                <w:rFonts w:ascii="Georgia" w:hAnsi="Georgia"/>
-                <w:b w:val="0"/>
-                <w:i w:val="0"/>
-                <w:color w:val="262B35"/>
-                <w:sz w:val="17"/>
-              </w:rPr>
-              <w:t>8.20</w:t>
-            </w:r>
-          </w:p>
-        </w:tc>
-        <w:tc>
-          <w:tcPr>
-            <w:tcW w:type="dxa" w:w="1243"/>
-            <w:shd w:val="clear" w:fill="F2F5F9"/>
-          </w:tcPr>
-          <w:p>
-            <w:pPr>
-              <w:spacing w:after="0"/>
-              <w:jc w:val="center"/>
-            </w:pPr>
-            <w:r/>
-            <w:r>
-              <w:rPr>
-                <w:rFonts w:ascii="Georgia" w:hAnsi="Georgia"/>
-                <w:b w:val="0"/>
-                <w:i w:val="0"/>
-                <w:color w:val="262B35"/>
-                <w:sz w:val="17"/>
-              </w:rPr>
-              <w:t>$965B</w:t>
-            </w:r>
-          </w:p>
-        </w:tc>
-        <w:tc>
-          <w:tcPr>
-            <w:tcW w:type="dxa" w:w="1243"/>
-            <w:shd w:val="clear" w:fill="F2F5F9"/>
-          </w:tcPr>
-          <w:p>
-            <w:pPr>
-              <w:spacing w:after="0"/>
-              <w:jc w:val="center"/>
-            </w:pPr>
-            <w:r/>
-            <w:r>
-              <w:rPr>
-                <w:rFonts w:ascii="Georgia" w:hAnsi="Georgia"/>
-                <w:b w:val="0"/>
-                <w:i w:val="0"/>
-                <w:color w:val="262B35"/>
-                <w:sz w:val="17"/>
-              </w:rPr>
-              <w:t>$47B gross run-rate ARR</w:t>
-            </w:r>
-          </w:p>
-        </w:tc>
-        <w:tc>
-          <w:tcPr>
-            <w:tcW w:type="dxa" w:w="1243"/>
-            <w:shd w:val="clear" w:fill="F2F5F9"/>
-          </w:tcPr>
-          <w:p>
-            <w:pPr>
-              <w:spacing w:after="0"/>
-              <w:jc w:val="center"/>
-            </w:pPr>
-            <w:r/>
-            <w:r>
-              <w:rPr>
-                <w:rFonts w:ascii="Georgia" w:hAnsi="Georgia"/>
-                <w:b w:val="0"/>
-                <w:i w:val="0"/>
-                <w:color w:val="262B35"/>
-                <w:sz w:val="17"/>
-              </w:rPr>
-              <w:t>20.5x</w:t>
-            </w:r>
-          </w:p>
-        </w:tc>
-        <w:tc>
-          <w:tcPr>
-            <w:tcW w:type="dxa" w:w="1243"/>
-            <w:shd w:val="clear" w:fill="F2F5F9"/>
-          </w:tcPr>
-          <w:p>
-            <w:pPr>
-              <w:spacing w:after="0"/>
-              <w:jc w:val="center"/>
-            </w:pPr>
-            <w:r/>
-            <w:r>
-              <w:rPr>
-                <w:rFonts w:ascii="Georgia" w:hAnsi="Georgia"/>
-                <w:b w:val="0"/>
-                <w:i w:val="0"/>
-                <w:color w:val="262B35"/>
-                <w:sz w:val="17"/>
-              </w:rPr>
-              <w:t>0.38x</w:t>
-            </w:r>
-          </w:p>
-        </w:tc>
-        <w:tc>
-          <w:tcPr>
-            <w:tcW w:type="dxa" w:w="1243"/>
-            <w:shd w:val="clear" w:fill="F2F5F9"/>
-          </w:tcPr>
-          <w:p>
-            <w:pPr>
-              <w:spacing w:after="0"/>
-              <w:jc w:val="center"/>
-            </w:pPr>
-            <w:r/>
-            <w:r>
-              <w:rPr>
-                <w:rFonts w:ascii="Georgia" w:hAnsi="Georgia"/>
-                <w:b w:val="0"/>
-                <w:i w:val="0"/>
-                <w:color w:val="262B35"/>
-                <w:sz w:val="17"/>
-              </w:rPr>
-              <w:t>~$559M Q2 op profit (adj., T2)</w:t>
-            </w:r>
-          </w:p>
-        </w:tc>
-      </w:tr>
-      <w:tr>
-        <w:trPr>
-          <w:cantSplit/>
-        </w:trPr>
-        <w:tc>
-          <w:tcPr>
-            <w:tcW w:type="dxa" w:w="1900"/>
-          </w:tcPr>
-          <w:p>
-            <w:pPr>
-              <w:spacing w:after="0"/>
-              <w:jc w:val="left"/>
-            </w:pPr>
-            <w:r/>
-            <w:r>
-              <w:rPr>
-                <w:rFonts w:ascii="Georgia" w:hAnsi="Georgia"/>
-                <w:b w:val="0"/>
-                <w:i w:val="0"/>
-                <w:color w:val="262B35"/>
-                <w:sz w:val="17"/>
-              </w:rPr>
-              <w:t>OpenAI</w:t>
-            </w:r>
-          </w:p>
-        </w:tc>
-        <w:tc>
-          <w:tcPr>
-            <w:tcW w:type="dxa" w:w="1243"/>
-          </w:tcPr>
-          <w:p>
-            <w:pPr>
-              <w:spacing w:after="0"/>
-              <w:jc w:val="center"/>
-            </w:pPr>
-            <w:r/>
-            <w:r>
-              <w:rPr>
-                <w:rFonts w:ascii="Georgia" w:hAnsi="Georgia"/>
-                <w:b w:val="0"/>
-                <w:i w:val="0"/>
-                <w:color w:val="262B35"/>
-                <w:sz w:val="17"/>
-              </w:rPr>
-              <w:t>4.53</w:t>
-            </w:r>
-          </w:p>
-        </w:tc>
-        <w:tc>
-          <w:tcPr>
-            <w:tcW w:type="dxa" w:w="1243"/>
-          </w:tcPr>
-          <w:p>
-            <w:pPr>
-              <w:spacing w:after="0"/>
-              <w:jc w:val="center"/>
-            </w:pPr>
-            <w:r/>
-            <w:r>
-              <w:rPr>
-                <w:rFonts w:ascii="Georgia" w:hAnsi="Georgia"/>
-                <w:b w:val="0"/>
-                <w:i w:val="0"/>
-                <w:color w:val="262B35"/>
-                <w:sz w:val="17"/>
-              </w:rPr>
-              <w:t>$852B</w:t>
-            </w:r>
-          </w:p>
-        </w:tc>
-        <w:tc>
-          <w:tcPr>
-            <w:tcW w:type="dxa" w:w="1243"/>
-          </w:tcPr>
-          <w:p>
-            <w:pPr>
-              <w:spacing w:after="0"/>
-              <w:jc w:val="center"/>
-            </w:pPr>
-            <w:r/>
-            <w:r>
-              <w:rPr>
-                <w:rFonts w:ascii="Georgia" w:hAnsi="Georgia"/>
-                <w:b w:val="0"/>
-                <w:i w:val="0"/>
-                <w:color w:val="262B35"/>
-                <w:sz w:val="17"/>
-              </w:rPr>
-              <w:t>~$25B net ARR</w:t>
-            </w:r>
-          </w:p>
-        </w:tc>
-        <w:tc>
-          <w:tcPr>
-            <w:tcW w:type="dxa" w:w="1243"/>
-          </w:tcPr>
-          <w:p>
-            <w:pPr>
-              <w:spacing w:after="0"/>
-              <w:jc w:val="center"/>
-            </w:pPr>
-            <w:r/>
-            <w:r>
-              <w:rPr>
-                <w:rFonts w:ascii="Georgia" w:hAnsi="Georgia"/>
-                <w:b w:val="0"/>
-                <w:i w:val="0"/>
-                <w:color w:val="262B35"/>
-                <w:sz w:val="17"/>
-              </w:rPr>
-              <w:t>34.1x</w:t>
-            </w:r>
-          </w:p>
-        </w:tc>
-        <w:tc>
-          <w:tcPr>
-            <w:tcW w:type="dxa" w:w="1243"/>
-          </w:tcPr>
-          <w:p>
-            <w:pPr>
-              <w:spacing w:after="0"/>
-              <w:jc w:val="center"/>
-            </w:pPr>
-            <w:r/>
-            <w:r>
-              <w:rPr>
-                <w:rFonts w:ascii="Georgia" w:hAnsi="Georgia"/>
-                <w:b w:val="0"/>
-                <w:i w:val="0"/>
-                <w:color w:val="262B35"/>
-                <w:sz w:val="17"/>
-              </w:rPr>
-              <w:t>0.14x</w:t>
-            </w:r>
-          </w:p>
-        </w:tc>
-        <w:tc>
-          <w:tcPr>
-            <w:tcW w:type="dxa" w:w="1243"/>
-          </w:tcPr>
-          <w:p>
-            <w:pPr>
-              <w:spacing w:after="0"/>
-              <w:jc w:val="center"/>
-            </w:pPr>
-            <w:r/>
-            <w:r>
-              <w:rPr>
-                <w:rFonts w:ascii="Georgia" w:hAnsi="Georgia"/>
-                <w:b w:val="0"/>
-                <w:i w:val="0"/>
-                <w:color w:val="262B35"/>
-                <w:sz w:val="17"/>
-              </w:rPr>
-              <w:t>not disclosed</w:t>
-            </w:r>
-          </w:p>
-        </w:tc>
-      </w:tr>
-      <w:tr>
-        <w:trPr>
-          <w:cantSplit/>
-        </w:trPr>
-        <w:tc>
-          <w:tcPr>
-            <w:tcW w:type="dxa" w:w="1900"/>
-            <w:shd w:val="clear" w:fill="F2F5F9"/>
-          </w:tcPr>
-          <w:p>
-            <w:pPr>
-              <w:spacing w:after="0"/>
-              <w:jc w:val="left"/>
-            </w:pPr>
-            <w:r/>
-            <w:r>
-              <w:rPr>
-                <w:rFonts w:ascii="Georgia" w:hAnsi="Georgia"/>
-                <w:b w:val="0"/>
-                <w:i w:val="0"/>
-                <w:color w:val="262B35"/>
-                <w:sz w:val="17"/>
-              </w:rPr>
-              <w:t>xAI (in SPCX)</w:t>
-            </w:r>
-          </w:p>
-        </w:tc>
-        <w:tc>
-          <w:tcPr>
-            <w:tcW w:type="dxa" w:w="1243"/>
-            <w:shd w:val="clear" w:fill="F2F5F9"/>
-          </w:tcPr>
-          <w:p>
-            <w:pPr>
-              <w:spacing w:after="0"/>
-              <w:jc w:val="center"/>
-            </w:pPr>
-            <w:r/>
-            <w:r>
-              <w:rPr>
-                <w:rFonts w:ascii="Georgia" w:hAnsi="Georgia"/>
-                <w:b w:val="0"/>
-                <w:i w:val="0"/>
-                <w:color w:val="262B35"/>
-                <w:sz w:val="17"/>
-              </w:rPr>
-              <w:t>4.49</w:t>
-            </w:r>
-          </w:p>
-        </w:tc>
-        <w:tc>
-          <w:tcPr>
-            <w:tcW w:type="dxa" w:w="1243"/>
-            <w:shd w:val="clear" w:fill="F2F5F9"/>
-          </w:tcPr>
-          <w:p>
-            <w:pPr>
-              <w:spacing w:after="0"/>
-              <w:jc w:val="center"/>
-            </w:pPr>
-            <w:r/>
-            <w:r>
-              <w:rPr>
-                <w:rFonts w:ascii="Georgia" w:hAnsi="Georgia"/>
-                <w:b w:val="0"/>
-                <w:i w:val="0"/>
-                <w:color w:val="262B35"/>
-                <w:sz w:val="17"/>
-              </w:rPr>
-              <w:t>~$1.97T combined</w:t>
-            </w:r>
-          </w:p>
-        </w:tc>
-        <w:tc>
-          <w:tcPr>
-            <w:tcW w:type="dxa" w:w="1243"/>
-            <w:shd w:val="clear" w:fill="F2F5F9"/>
-          </w:tcPr>
-          <w:p>
-            <w:pPr>
-              <w:spacing w:after="0"/>
-              <w:jc w:val="center"/>
-            </w:pPr>
-            <w:r/>
-            <w:r>
-              <w:rPr>
-                <w:rFonts w:ascii="Georgia" w:hAnsi="Georgia"/>
-                <w:b w:val="0"/>
-                <w:i w:val="0"/>
-                <w:color w:val="262B35"/>
-                <w:sz w:val="17"/>
-              </w:rPr>
-              <w:t>$3.2B AI-segment ARR</w:t>
-            </w:r>
-          </w:p>
-        </w:tc>
-        <w:tc>
-          <w:tcPr>
-            <w:tcW w:type="dxa" w:w="1243"/>
-            <w:shd w:val="clear" w:fill="F2F5F9"/>
-          </w:tcPr>
-          <w:p>
-            <w:pPr>
-              <w:spacing w:after="0"/>
-              <w:jc w:val="center"/>
-            </w:pPr>
-            <w:r/>
-            <w:r>
-              <w:rPr>
-                <w:rFonts w:ascii="Georgia" w:hAnsi="Georgia"/>
-                <w:b w:val="0"/>
-                <w:i w:val="0"/>
-                <w:color w:val="262B35"/>
-                <w:sz w:val="17"/>
-              </w:rPr>
-              <w:t>n.m.</w:t>
-            </w:r>
-          </w:p>
-        </w:tc>
-        <w:tc>
-          <w:tcPr>
-            <w:tcW w:type="dxa" w:w="1243"/>
-            <w:shd w:val="clear" w:fill="F2F5F9"/>
-          </w:tcPr>
-          <w:p>
-            <w:pPr>
-              <w:spacing w:after="0"/>
-              <w:jc w:val="center"/>
-            </w:pPr>
-            <w:r/>
-            <w:r>
-              <w:rPr>
-                <w:rFonts w:ascii="Georgia" w:hAnsi="Georgia"/>
-                <w:b w:val="0"/>
-                <w:i w:val="0"/>
-                <w:color w:val="262B35"/>
-                <w:sz w:val="17"/>
-              </w:rPr>
-              <w:t>n.d.</w:t>
-            </w:r>
-          </w:p>
-        </w:tc>
-        <w:tc>
-          <w:tcPr>
-            <w:tcW w:type="dxa" w:w="1243"/>
-            <w:shd w:val="clear" w:fill="F2F5F9"/>
-          </w:tcPr>
-          <w:p>
-            <w:pPr>
-              <w:spacing w:after="0"/>
-              <w:jc w:val="center"/>
-            </w:pPr>
-            <w:r/>
-            <w:r>
-              <w:rPr>
-                <w:rFonts w:ascii="Georgia" w:hAnsi="Georgia"/>
-                <w:b w:val="0"/>
-                <w:i w:val="0"/>
-                <w:color w:val="262B35"/>
-                <w:sz w:val="17"/>
-              </w:rPr>
-              <w:t>-$6.36B FY25 AI op loss</w:t>
-            </w:r>
-          </w:p>
-        </w:tc>
-      </w:tr>
-      <w:tr>
-        <w:trPr>
-          <w:cantSplit/>
-        </w:trPr>
-        <w:tc>
-          <w:tcPr>
-            <w:tcW w:type="dxa" w:w="1900"/>
-          </w:tcPr>
-          <w:p>
-            <w:pPr>
-              <w:spacing w:after="0"/>
-              <w:jc w:val="left"/>
-            </w:pPr>
-            <w:r/>
-            <w:r>
-              <w:rPr>
-                <w:rFonts w:ascii="Georgia" w:hAnsi="Georgia"/>
-                <w:b w:val="0"/>
-                <w:i w:val="0"/>
-                <w:color w:val="262B35"/>
-                <w:sz w:val="17"/>
-              </w:rPr>
-              <w:t>SSI</w:t>
-            </w:r>
-          </w:p>
-        </w:tc>
-        <w:tc>
-          <w:tcPr>
-            <w:tcW w:type="dxa" w:w="1243"/>
-          </w:tcPr>
-          <w:p>
-            <w:pPr>
-              <w:spacing w:after="0"/>
-              <w:jc w:val="center"/>
-            </w:pPr>
-            <w:r/>
-            <w:r>
-              <w:rPr>
-                <w:rFonts w:ascii="Georgia" w:hAnsi="Georgia"/>
-                <w:b w:val="0"/>
-                <w:i w:val="0"/>
-                <w:color w:val="262B35"/>
-                <w:sz w:val="17"/>
-              </w:rPr>
-              <w:t>2.30</w:t>
-            </w:r>
-          </w:p>
-        </w:tc>
-        <w:tc>
-          <w:tcPr>
-            <w:tcW w:type="dxa" w:w="1243"/>
-          </w:tcPr>
-          <w:p>
-            <w:pPr>
-              <w:spacing w:after="0"/>
-              <w:jc w:val="center"/>
-            </w:pPr>
-            <w:r/>
-            <w:r>
-              <w:rPr>
-                <w:rFonts w:ascii="Georgia" w:hAnsi="Georgia"/>
-                <w:b w:val="0"/>
-                <w:i w:val="0"/>
-                <w:color w:val="262B35"/>
-                <w:sz w:val="17"/>
-              </w:rPr>
-              <w:t>n.d.</w:t>
-            </w:r>
-          </w:p>
-        </w:tc>
-        <w:tc>
-          <w:tcPr>
-            <w:tcW w:type="dxa" w:w="1243"/>
-          </w:tcPr>
-          <w:p>
-            <w:pPr>
-              <w:spacing w:after="0"/>
-              <w:jc w:val="center"/>
-            </w:pPr>
-            <w:r/>
-            <w:r>
-              <w:rPr>
-                <w:rFonts w:ascii="Georgia" w:hAnsi="Georgia"/>
-                <w:b w:val="0"/>
-                <w:i w:val="0"/>
-                <w:color w:val="262B35"/>
-                <w:sz w:val="17"/>
-              </w:rPr>
-              <w:t>pre-revenue</w:t>
-            </w:r>
-          </w:p>
-        </w:tc>
-        <w:tc>
-          <w:tcPr>
-            <w:tcW w:type="dxa" w:w="1243"/>
-          </w:tcPr>
-          <w:p>
-            <w:pPr>
-              <w:spacing w:after="0"/>
-              <w:jc w:val="center"/>
-            </w:pPr>
-            <w:r/>
-            <w:r>
-              <w:rPr>
-                <w:rFonts w:ascii="Georgia" w:hAnsi="Georgia"/>
-                <w:b w:val="0"/>
-                <w:i w:val="0"/>
-                <w:color w:val="262B35"/>
-                <w:sz w:val="17"/>
-              </w:rPr>
-              <w:t>n.m.</w:t>
-            </w:r>
-          </w:p>
-        </w:tc>
-        <w:tc>
-          <w:tcPr>
-            <w:tcW w:type="dxa" w:w="1243"/>
-          </w:tcPr>
-          <w:p>
-            <w:pPr>
-              <w:spacing w:after="0"/>
-              <w:jc w:val="center"/>
-            </w:pPr>
-            <w:r/>
-            <w:r>
-              <w:rPr>
-                <w:rFonts w:ascii="Georgia" w:hAnsi="Georgia"/>
-                <w:b w:val="0"/>
-                <w:i w:val="0"/>
-                <w:color w:val="262B35"/>
-                <w:sz w:val="17"/>
-              </w:rPr>
-              <w:t>n.d.</w:t>
-            </w:r>
-          </w:p>
-        </w:tc>
-        <w:tc>
-          <w:tcPr>
-            <w:tcW w:type="dxa" w:w="1243"/>
-          </w:tcPr>
-          <w:p>
-            <w:pPr>
-              <w:spacing w:after="0"/>
-              <w:jc w:val="center"/>
-            </w:pPr>
-            <w:r/>
-            <w:r>
-              <w:rPr>
-                <w:rFonts w:ascii="Georgia" w:hAnsi="Georgia"/>
-                <w:b w:val="0"/>
-                <w:i w:val="0"/>
-                <w:color w:val="262B35"/>
-                <w:sz w:val="17"/>
-              </w:rPr>
-              <w:t>n.a.</w:t>
-            </w:r>
-          </w:p>
-        </w:tc>
-      </w:tr>
-    </w:tbl>
-    <w:p>
-      <w:pPr>
-        <w:spacing w:after="40"/>
-      </w:pPr>
-    </w:p>
-    <w:p>
       <w:r>
         <w:rPr>
-          <w:rFonts w:ascii="Georgia" w:hAnsi="Georgia"/>
-          <w:i/>
-          <w:color w:val="6B7280"/>
-          <w:sz w:val="17"/>
+          <w:rFonts w:ascii="Calibri Light" w:hAnsi="Calibri Light"/>
+          <w:b w:val="0"/>
+          <w:i w:val="0"/>
+          <w:color w:val="000000"/>
+          <w:sz w:val="20"/>
         </w:rPr>
-        <w:t>All figures T2 (PitchBook dataset) except as flagged. Revenue bases differ (gross run-rate vs net ARR); multiples are not directly comparable across rows.</w:t>
-      </w:r>
-    </w:p>
-    <w:p>
-      <w:r>
-        <w:rPr>
-          <w:rFonts w:ascii="Georgia" w:hAnsi="Georgia"/>
-          <w:b w:val="0"/>
-          <w:color w:val="262B35"/>
-          <w:sz w:val="21"/>
-        </w:rPr>
-        <w:t>So: war or segmentation? Our read, and we commit to it: this is a segmentation play at the premium end and a genuine price war only at the commodity floor. Two of four players (OpenAI, Anthropic) are explicitly defending premium tiers, and Anthropic is extending the premium upward with Mythos rather than downward toward the floor; one (Meta) is running a complement-commoditization strategy that looks like war but is a different business; one (xAI) is price-following without the economics to sustain it. A true race to zero requires the premium players to chase. They have not, and the cost-per-completed-task arithmetic in Section 2 explains why they may never need to.</w:t>
-      </w:r>
-    </w:p>
-    <w:p>
-      <w:r>
-        <w:rPr>
-          <w:rFonts w:ascii="Georgia" w:hAnsi="Georgia"/>
-          <w:b w:val="0"/>
-          <w:color w:val="262B35"/>
-          <w:sz w:val="21"/>
-        </w:rPr>
-        <w:t>To size the bet, our working split of enterprise agentic spend (our estimate, T2; no clean market data exists yet): roughly 55% to 65% of dollars flow to reliability-gated, high-stakes workflows where the premium is defensible, against 35% to 45% to failure-tolerant commodity work, even though the commodity tier likely carries the larger share of raw token throughput. The premium pool is the smaller share of tasks and the larger share of value, which is the whole segmentation thesis in one sentence: the two ends split volume and value in opposite directions, and each incumbent is optimizing for the pool it can actually win.</w:t>
-      </w:r>
-    </w:p>
-    <w:p>
-      <w:r>
-        <w:rPr>
-          <w:rFonts w:ascii="Georgia" w:hAnsi="Georgia"/>
-          <w:b w:val="0"/>
-          <w:color w:val="262B35"/>
-          <w:sz w:val="21"/>
-        </w:rPr>
-        <w:t>Test: by August 31, 2026, if either Anthropic or OpenAI cuts flagship output pricing by 15% or more, the segmentation read fails and this becomes a war note. Our lean and probability are in the calls below.</w:t>
-      </w:r>
-    </w:p>
-    <w:p>
-      <w:pPr>
-        <w:pStyle w:val="Heading1"/>
-      </w:pPr>
-      <w:r>
-        <w:t>4. The barbell and the squeezed middle</w:t>
-      </w:r>
-    </w:p>
-    <w:p>
-      <w:r>
-        <w:rPr>
-          <w:rFonts w:ascii="Georgia" w:hAnsi="Georgia"/>
-          <w:b w:val="0"/>
-          <w:color w:val="262B35"/>
-          <w:sz w:val="21"/>
-        </w:rPr>
-        <w:t>Repricing events in infrastructure markets rarely kill the top or the bottom; they kill the middle. Undifferentiated mid-tier model access, models that are neither the cheapest useful inference nor the most reliable premium surface, reprices to commodity within quarters, because Luna at $1 / $6 and Muse Spark at $1.25 / $4.25 define a new floor for good enough, and the premium tier (Opus, and Mythos above it) defines a reliability bar the middle cannot reach.</w:t>
-      </w:r>
-    </w:p>
-    <w:p>
-      <w:r>
-        <w:rPr>
-          <w:rFonts w:ascii="Georgia" w:hAnsi="Georgia"/>
-          <w:b w:val="0"/>
-          <w:color w:val="262B35"/>
-          <w:sz w:val="21"/>
-        </w:rPr>
-        <w:t>The barbell wins. On one end, cheapest-useful-inference at scale: Meta and OpenAI's Luna tier harvesting high-volume, failure-tolerant workloads. On the other, most-reliable-premium-surface: Opus and Sol attached to enterprise-agent seats where Section 2's remediation arithmetic governs, and Mythos-class access for the workloads where a two-point reliability edge or an access-control guarantee is worth almost any token price. Capital and revenue migrate to the ends; the middle hollows out.</w:t>
-      </w:r>
-    </w:p>
-    <w:p>
-      <w:r>
-        <w:rPr>
-          <w:rFonts w:ascii="Georgia" w:hAnsi="Georgia"/>
-          <w:b w:val="0"/>
-          <w:color w:val="262B35"/>
-          <w:sz w:val="21"/>
-        </w:rPr>
-        <w:t>The losers, named. Undifferentiated model resellers: API middlemen and white-label model-gateway vendors whose gross margin was the spread between list price and enterprise inertia; that spread is gone. And legacy vertical SaaS, whose effective moat was workflow lock-in priced per seat: when an agent at $0.14 to $2.56 per completed task can execute the workflow directly, the seat-based pricing umbrella collapses from below. The mid-tier model layer and the seat-priced application middle are the same trade: undifferentiated capacity priced above its replacement cost.</w:t>
-      </w:r>
-    </w:p>
-    <w:p>
-      <w:r>
-        <w:rPr>
-          <w:rFonts w:ascii="Georgia" w:hAnsi="Georgia"/>
-          <w:b w:val="0"/>
-          <w:color w:val="262B35"/>
-          <w:sz w:val="21"/>
-        </w:rPr>
-        <w:t>Test: by December 31, 2026, at least one publicly known model reseller or gateway vendor repricing to usage-plus-thin-margin, exiting, or being acquired below its last private mark would confirm the squeeze; none would weaken it.</w:t>
-      </w:r>
-    </w:p>
-    <w:p>
-      <w:pPr>
-        <w:pStyle w:val="Heading1"/>
-      </w:pPr>
-      <w:r>
-        <w:t>5. Market implications</w:t>
+        <w:t>Test: by September 30, 2026, if independent (non-vendor) cost-per-completed-task evaluations show the cheap tier matching premium task-success within 2 points at scale, the spine of this note breaks.</w:t>
       </w:r>
     </w:p>
     <w:p>
@@ -3166,105 +1992,157 @@
         <w:pStyle w:val="Heading2"/>
       </w:pPr>
       <w:r>
-        <w:t>The margin moves down the stack</w:t>
-      </w:r>
-    </w:p>
-    <w:p>
-      <w:r>
-        <w:rPr>
-          <w:rFonts w:ascii="Georgia" w:hAnsi="Georgia"/>
-          <w:b w:val="0"/>
-          <w:color w:val="262B35"/>
-          <w:sz w:val="21"/>
-        </w:rPr>
-        <w:t>Inference-cost deflation is margin-accretive to the application and SaaS layer and margin-dilutive to the model layer. Every dollar cut from output pricing is a dollar of gross margin transferred to whoever owns the customer workflow. Winners: application-layer software with real distribution, agent-orchestration vendors who route across models and arbitrage the barbell, and the enterprise buyers themselves, whose AI line items deflate while capability rises. Databricks, the highest-quality business on our AIBQ framework at 8.81, FCF positive at $6.9B ARR growing 80%, is the cleanest expression: it buys inference, sells data-plus-agent workflows, and benefits from every price cut its suppliers inflict on each other. Losers: undifferentiated model vendors and the mid-tier named in Section 4.</w:t>
+        <w:t>3. Margin mechanics: who can subsidize, and is this a war?</w:t>
       </w:r>
     </w:p>
     <w:p>
       <w:pPr>
-        <w:pStyle w:val="Heading2"/>
+        <w:spacing w:after="140"/>
       </w:pPr>
       <w:r>
-        <w:t>Picks-and-shovels are insulated</w:t>
+        <w:rPr>
+          <w:rFonts w:ascii="Calibri Light" w:hAnsi="Calibri Light"/>
+          <w:b w:val="0"/>
+          <w:i w:val="0"/>
+          <w:color w:val="000000"/>
+          <w:sz w:val="20"/>
+        </w:rPr>
+        <w:t>A 4x to 5x output cut wrecks model-layer margin. Assume a frontier model serves at roughly $6 to $8 per million output tokens (our estimate, T2; no serving-cost disclosures exist at T1). At $25 output that is roughly a 70% gross margin; at the $4.25 to $6 floor it is negative, about negative 17% at $6 and negative 65% at $4.25 at the midpoint cost. A 4x cut in one generation outruns the 2x-to-3x per-generation serving-cost decline (T3), so someone funds the gap. Position by position:</w:t>
       </w:r>
     </w:p>
     <w:p>
+      <w:pPr>
+        <w:spacing w:after="140"/>
+      </w:pPr>
       <w:r>
         <w:rPr>
-          <w:rFonts w:ascii="Georgia" w:hAnsi="Georgia"/>
+          <w:rFonts w:ascii="Calibri Light" w:hAnsi="Calibri Light"/>
+          <w:b/>
+          <w:i w:val="0"/>
+          <w:color w:val="000000"/>
+          <w:sz w:val="20"/>
+        </w:rPr>
+        <w:t>Meta: commoditize the complement, the one structural price warrior.</w:t>
+      </w:r>
+      <w:r>
+        <w:rPr>
+          <w:rFonts w:ascii="Calibri Light" w:hAnsi="Calibri Light"/>
           <w:b w:val="0"/>
-          <w:color w:val="262B35"/>
-          <w:sz w:val="21"/>
+          <w:i w:val="0"/>
+          <w:color w:val="000000"/>
+          <w:sz w:val="20"/>
         </w:rPr>
-        <w:t>HBM and memory, wafer fab equipment, data-center power, cooling, and permitted baseload generation are priced on capacity scarcity, not on model-layer margin. The buildout's binding constraints are physical: HBM supply, interconnect, megawatts, and permitting timelines, the very memory-bandwidth wall that sets output pricing in Section 1. A model-layer price war does not cancel compute demand; at the volumes the cheap tier is targeting, it increases it. The complex is exposed to a financing shock, not a pricing shock.</w:t>
+        <w:t xml:space="preserve"> Meta does not need model margin. Muse Spark priced near or below cost drives the complement toward zero while Meta monetizes the surface, the ad load, and its own silicon. It is durable because the funding source is an ads cash engine, not external capital.</w:t>
       </w:r>
     </w:p>
-    <w:tbl>
-      <w:tblPr>
-        <w:tblW w:type="dxa" w:w="9360"/>
-        <w:tblLook w:firstColumn="1" w:firstRow="1" w:lastColumn="0" w:lastRow="0" w:noHBand="0" w:noVBand="1" w:val="04A0"/>
-        <w:tblBorders>
-          <w:top w:val="single" w:sz="4" w:space="0" w:color="C9D2DE"/>
-          <w:left w:val="single" w:sz="4" w:space="0" w:color="C9D2DE"/>
-          <w:bottom w:val="single" w:sz="4" w:space="0" w:color="C9D2DE"/>
-          <w:right w:val="single" w:sz="4" w:space="0" w:color="C9D2DE"/>
-          <w:insideH w:val="single" w:sz="4" w:space="0" w:color="C9D2DE"/>
-          <w:insideV w:val="single" w:sz="4" w:space="0" w:color="C9D2DE"/>
-        </w:tblBorders>
-        <w:tblCellMar>
-          <w:top w:w="40" w:type="dxa"/>
-          <w:left w:w="80" w:type="dxa"/>
-          <w:bottom w:w="40" w:type="dxa"/>
-          <w:right w:w="80" w:type="dxa"/>
-        </w:tblCellMar>
-      </w:tblPr>
-      <w:tblGrid>
-        <w:gridCol w:w="9360"/>
-      </w:tblGrid>
-      <w:tr>
-        <w:trPr>
-          <w:cantSplit/>
-        </w:trPr>
-        <w:tc>
-          <w:tcPr>
-            <w:tcW w:type="dxa" w:w="9360"/>
-            <w:shd w:val="clear" w:fill="F2F5F9"/>
-          </w:tcPr>
-          <w:p>
-            <w:pPr>
-              <w:spacing w:after="0"/>
-            </w:pPr>
-            <w:r/>
-            <w:r>
-              <w:rPr>
-                <w:rFonts w:ascii="Georgia" w:hAnsi="Georgia"/>
-                <w:b/>
-                <w:color w:val="1F2A44"/>
-                <w:sz w:val="18"/>
-              </w:rPr>
-              <w:t xml:space="preserve">CHART: </w:t>
-            </w:r>
-            <w:r>
-              <w:rPr>
-                <w:rFonts w:ascii="Georgia" w:hAnsi="Georgia"/>
-                <w:i/>
-                <w:color w:val="262B35"/>
-                <w:sz w:val="18"/>
-              </w:rPr>
-              <w:t>Model-layer economics versus buildout economics. Left panel: AI-segment revenue versus operating result by lab (Anthropic roughly +$559M adjusted Q2, xAI -$6.36B FY25). Right panel: indicative HBM, packaging, and permitted-power utilization (T3). Takeaway: the layer cutting prices is the layer losing money; the layer selling scarcity is not participating in the war. Data: ARR and operating results by lab; indicative capacity utilization levels.</w:t>
-            </w:r>
-          </w:p>
-        </w:tc>
-      </w:tr>
-    </w:tbl>
     <w:p>
       <w:pPr>
-        <w:spacing w:before="80" w:after="40"/>
+        <w:spacing w:after="140"/>
+      </w:pPr>
+      <w:r>
+        <w:rPr>
+          <w:rFonts w:ascii="Calibri Light" w:hAnsi="Calibri Light"/>
+          <w:b/>
+          <w:i w:val="0"/>
+          <w:color w:val="000000"/>
+          <w:sz w:val="20"/>
+        </w:rPr>
+        <w:t>xAI: a forced participant with no clean cash engine.</w:t>
+      </w:r>
+      <w:r>
+        <w:rPr>
+          <w:rFonts w:ascii="Calibri Light" w:hAnsi="Calibri Light"/>
+          <w:b w:val="0"/>
+          <w:i w:val="0"/>
+          <w:color w:val="000000"/>
+          <w:sz w:val="20"/>
+        </w:rPr>
+        <w:t xml:space="preserve"> Grok 4.5 at $2 / $6 sits on an AI segment with $3.2B ARR and a $6.36B FY25 operating loss (T2), inside an SPCX structure marked near $1.97T. The subsidy runs through the SpaceX and Starlink cross-flow and external capital: a balance-sheet decision, not a business model, and the least durable seat if financing tightens.</w:t>
+      </w:r>
+    </w:p>
+    <w:p>
+      <w:pPr>
+        <w:spacing w:after="140"/>
+      </w:pPr>
+      <w:r>
+        <w:rPr>
+          <w:rFonts w:ascii="Calibri Light" w:hAnsi="Calibri Light"/>
+          <w:b/>
+          <w:i w:val="0"/>
+          <w:color w:val="000000"/>
+          <w:sz w:val="20"/>
+        </w:rPr>
+        <w:t>OpenAI: segmentation, not a race to zero.</w:t>
+      </w:r>
+      <w:r>
+        <w:rPr>
+          <w:rFonts w:ascii="Calibri Light" w:hAnsi="Calibri Light"/>
+          <w:b w:val="0"/>
+          <w:i w:val="0"/>
+          <w:color w:val="000000"/>
+          <w:sz w:val="20"/>
+        </w:rPr>
+        <w:t xml:space="preserve"> The tell is Sol at $5 / $30, above Opus on output. Luna harvests price-sensitive volume at $1 / $6 while Sol defends the premium. With roughly $25B net ARR, about 900M weekly actives, and Codex above 1.5M weekly actives (T2), OpenAI needs the premium tier; its 34.1x multiple cannot ride $6 output.</w:t>
+      </w:r>
+    </w:p>
+    <w:p>
+      <w:pPr>
+        <w:spacing w:after="140"/>
+      </w:pPr>
+      <w:r>
+        <w:rPr>
+          <w:rFonts w:ascii="Calibri Light" w:hAnsi="Calibri Light"/>
+          <w:b/>
+          <w:i w:val="0"/>
+          <w:color w:val="000000"/>
+          <w:sz w:val="20"/>
+        </w:rPr>
+        <w:t>Anthropic: defends a two-tier premium and declines to chase.</w:t>
+      </w:r>
+      <w:r>
+        <w:rPr>
+          <w:rFonts w:ascii="Calibri Light" w:hAnsi="Calibri Light"/>
+          <w:b w:val="0"/>
+          <w:i w:val="0"/>
+          <w:color w:val="000000"/>
+          <w:sz w:val="20"/>
+        </w:rPr>
+        <w:t xml:space="preserve"> Opus 4.8 holds at $5 / $25, with Claude Mythos above it as the restricted anchor (not openly list-priced; our estimate is an output premium of roughly 1.5x to 2x Opus, T3). Against $47B gross run-rate ARR, a 20.5x multiple on a $965B mark, and a first quarterly operating profit of roughly $559M in Q2 (T2, and note it excludes stock-based compensation and rides a ramp discount on the SpaceX compute deal, so it flatters steady-state economics), the strategy is one thing: hold price, deepen the premium, prove attach.</w:t>
+      </w:r>
+    </w:p>
+    <w:p>
+      <w:pPr>
+        <w:spacing w:after="40"/>
+      </w:pPr>
+      <w:r>
+        <w:rPr>
+          <w:rFonts w:ascii="Calibri Light" w:hAnsi="Calibri Light"/>
+          <w:b/>
+          <w:i w:val="0"/>
+          <w:color w:val="2F5496"/>
+          <w:sz w:val="19"/>
+        </w:rPr>
+        <w:t xml:space="preserve">CHART: </w:t>
+      </w:r>
+      <w:r>
+        <w:rPr>
+          <w:rFonts w:ascii="Calibri Light" w:hAnsi="Calibri Light"/>
+          <w:b w:val="0"/>
+          <w:i/>
+          <w:color w:val="595959"/>
+          <w:sz w:val="19"/>
+        </w:rPr>
+        <w:t>Implied model-layer gross margin versus output list price at a $6-to-$8 serving cost. Takeaway: every output price below roughly $8 is gross-margin negative; the floor tier is priced below cost.</w:t>
+      </w:r>
+    </w:p>
+    <w:p>
+      <w:pPr>
+        <w:spacing w:before="40" w:after="120"/>
       </w:pPr>
       <w:r>
         <w:drawing>
           <wp:inline xmlns:a="http://schemas.openxmlformats.org/drawingml/2006/main" xmlns:pic="http://schemas.openxmlformats.org/drawingml/2006/picture">
-            <wp:extent cx="5943600" cy="1817218"/>
+            <wp:extent cx="6309360" cy="2102464"/>
             <wp:docPr id="4" name="Picture 4"/>
             <wp:cNvGraphicFramePr>
               <a:graphicFrameLocks noChangeAspect="1"/>
@@ -3273,7 +2151,7 @@
               <a:graphicData uri="http://schemas.openxmlformats.org/drawingml/2006/picture">
                 <pic:pic>
                   <pic:nvPicPr>
-                    <pic:cNvPr id="0" name="pw_layer_economics.png"/>
+                    <pic:cNvPr id="0" name="pw_margin_vs_price.png"/>
                     <pic:cNvPicPr/>
                   </pic:nvPicPr>
                   <pic:blipFill>
@@ -3285,7 +2163,7 @@
                   <pic:spPr>
                     <a:xfrm>
                       <a:off x="0" y="0"/>
-                      <a:ext cx="5943600" cy="1817218"/>
+                      <a:ext cx="6309360" cy="2102464"/>
                     </a:xfrm>
                     <a:prstGeom prst="rect"/>
                   </pic:spPr>
@@ -3298,26 +2176,32 @@
     </w:p>
     <w:p>
       <w:pPr>
-        <w:spacing w:after="40"/>
+        <w:spacing w:after="140"/>
       </w:pPr>
+      <w:r>
+        <w:rPr>
+          <w:rFonts w:ascii="Calibri Light" w:hAnsi="Calibri Light"/>
+          <w:b w:val="0"/>
+          <w:i w:val="0"/>
+          <w:color w:val="000000"/>
+          <w:sz w:val="20"/>
+        </w:rPr>
+        <w:t>So, war or segmentation? Our read, committed: a segmentation play at the premium end and a genuine price war only at the commodity floor. Two of four players defend premium tiers, and Anthropic extends the premium upward with Mythos rather than downward toward the floor; Meta runs a complement-commoditization play that looks like war; xAI follows price without the economics. A true race to zero needs the premium players to chase, and they have not. Our working split of enterprise agentic spend (our estimate, T2): roughly 55% to 65% of dollars flow to reliability-gated, high-stakes work where the premium is defensible, against 35% to 45% to failure-tolerant commodity work that carries the larger share of raw throughput. The two ends split volume and value in opposite directions.</w:t>
+      </w:r>
     </w:p>
     <w:p>
       <w:pPr>
-        <w:pStyle w:val="Heading2"/>
+        <w:spacing w:after="140"/>
       </w:pPr>
       <w:r>
-        <w:t>The financing tail wags the pricing dog</w:t>
-      </w:r>
-    </w:p>
-    <w:p>
-      <w:r>
         <w:rPr>
-          <w:rFonts w:ascii="Georgia" w:hAnsi="Georgia"/>
+          <w:rFonts w:ascii="Calibri Light" w:hAnsi="Calibri Light"/>
           <w:b w:val="0"/>
-          <w:color w:val="262B35"/>
-          <w:sz w:val="21"/>
+          <w:i w:val="0"/>
+          <w:color w:val="000000"/>
+          <w:sz w:val="20"/>
         </w:rPr>
-        <w:t>The ~$3.5T private-credit and shadow-bond market is now the marginal source of AI capital, and it is what makes below-cost pricing possible: labs can price under serving cost because debt capital funds the gap between price and cost. Anthropic's roughly $35B chip-bond stack raised in June (T2) is the template; xAI's cross-subsidy is the same mechanism with a corporate wrapper. Our read: this is a solvency question deferred, not resolved. Price wars funded by operating cash flow end when the weakest operator's margin breaks; price wars funded by credit end when the credit reprices. The relevant covenant is not any lab's gross margin this quarter but the shadow-bond channel's continued willingness to fund negative-margin token sales. That linkage is why the price war and the IPO question are the same question.</w:t>
+        <w:t>Test: by August 31, 2026, if either Anthropic or OpenAI cuts flagship output pricing by 15% or more, the segmentation read fails and this becomes a war note. Our lean: Anthropic holds. P(holds) = 70%.</w:t>
       </w:r>
     </w:p>
     <w:p>
@@ -3325,18 +2209,52 @@
         <w:pStyle w:val="Heading2"/>
       </w:pPr>
       <w:r>
-        <w:t>The IPO intersection</w:t>
+        <w:t>4. The barbell and the squeezed middle</w:t>
       </w:r>
     </w:p>
     <w:p>
+      <w:pPr>
+        <w:spacing w:after="140"/>
+      </w:pPr>
       <w:r>
         <w:rPr>
-          <w:rFonts w:ascii="Georgia" w:hAnsi="Georgia"/>
+          <w:rFonts w:ascii="Calibri Light" w:hAnsi="Calibri Light"/>
           <w:b w:val="0"/>
-          <w:color w:val="262B35"/>
-          <w:sz w:val="21"/>
+          <w:i w:val="0"/>
+          <w:color w:val="000000"/>
+          <w:sz w:val="20"/>
         </w:rPr>
-        <w:t>The repricing lands roughly three months before Anthropic's expected October S-1. An S-1 forces into the open what private markets have not seen: model-layer gross margin, revenue mix, and, if disclosed, enterprise attach. Filing at a $965B reference mark and 20.5x gross run-rate ARR while a competitor prices comparable-claim inference at one quarter of your rate is the hardest possible setup, and it makes the price war the single largest tax on the Anthropic bull case: every basis point of attach lost to Muse or Luna between now and October is discovery the roadshow cannot spin. The inverse is equally sharp. If Anthropic holds list price and enterprise attach through the filing window, and if the Mythos tier shows a premium buyer base that does not blink at the floor, it will have validated the premium thesis under live fire, and the 20.5x multiple gets underwritten by evidence no private round could produce. Our read: the S-1's gross-margin page, not any benchmark, will be the single most repriced disclosure in the filing.</w:t>
+        <w:t>Repricing events rarely kill the top or the bottom; they kill the middle. Undifferentiated mid-tier access, neither cheapest useful inference nor most reliable premium surface, reprices to commodity within quarters, because Luna and Muse Spark define a new floor for good enough and the premium tier defines a reliability bar the middle cannot reach. Capital and revenue migrate to the ends.</w:t>
+      </w:r>
+    </w:p>
+    <w:p>
+      <w:pPr>
+        <w:spacing w:after="140"/>
+      </w:pPr>
+      <w:r>
+        <w:rPr>
+          <w:rFonts w:ascii="Calibri Light" w:hAnsi="Calibri Light"/>
+          <w:b w:val="0"/>
+          <w:i w:val="0"/>
+          <w:color w:val="000000"/>
+          <w:sz w:val="20"/>
+        </w:rPr>
+        <w:t>The losers are named. Undifferentiated model resellers and gateways, whose margin was the spread between list price and enterprise inertia, watch that spread go negative. And legacy vertical SaaS, whose moat was workflow lock-in priced per seat: when an agent at $0.14 to $2.56 per completed task executes the workflow directly, the seat-based pricing umbrella collapses from below. The mid-tier model layer and the seat-priced application middle are the same trade: undifferentiated capacity priced above its replacement cost.</w:t>
+      </w:r>
+    </w:p>
+    <w:p>
+      <w:pPr>
+        <w:spacing w:after="140"/>
+      </w:pPr>
+      <w:r>
+        <w:rPr>
+          <w:rFonts w:ascii="Calibri Light" w:hAnsi="Calibri Light"/>
+          <w:b w:val="0"/>
+          <w:i w:val="0"/>
+          <w:color w:val="000000"/>
+          <w:sz w:val="20"/>
+        </w:rPr>
+        <w:t>Test: by December 31, 2026, at least one known model reseller or gateway repricing to usage-plus-thin-margin, exiting, or being acquired below its last mark would confirm the squeeze.</w:t>
       </w:r>
     </w:p>
     <w:p>
@@ -3344,18 +2262,236 @@
         <w:pStyle w:val="Heading2"/>
       </w:pPr>
       <w:r>
-        <w:t>Public-market expression</w:t>
+        <w:t>5. Market implications</w:t>
       </w:r>
     </w:p>
     <w:p>
+      <w:pPr>
+        <w:spacing w:after="60"/>
+      </w:pPr>
       <w:r>
         <w:rPr>
-          <w:rFonts w:ascii="Georgia" w:hAnsi="Georgia"/>
-          <w:b w:val="0"/>
-          <w:color w:val="262B35"/>
+          <w:rFonts w:ascii="Calibri Light" w:hAnsi="Calibri Light"/>
+          <w:b/>
+          <w:i w:val="0"/>
+          <w:color w:val="000000"/>
           <w:sz w:val="21"/>
         </w:rPr>
-        <w:t>Long the buildout: memory and HBM, wafer fab equipment, data-center power and cooling, permitted baseload generation, priced on scarcity and insulated from model-layer margin (directional reads, not recommendations; see disclaimer). Watch legacy vertical-SaaS net-retention guidance as the first displacement signal; agents show up in net revenue retention before logo churn. Treat model-layer token pricing as a race whose only durable winners own either a surface (Meta, OpenAI) or a cost structure and reliability franchise rivals cannot match (custom silicon, subsidized compute, or a defended premium like Opus and Mythos). Everyone else in the token race is renting scale from the credit market.</w:t>
+        <w:t>The margin moves down the stack</w:t>
+      </w:r>
+    </w:p>
+    <w:p>
+      <w:pPr>
+        <w:spacing w:after="140"/>
+      </w:pPr>
+      <w:r>
+        <w:rPr>
+          <w:rFonts w:ascii="Calibri Light" w:hAnsi="Calibri Light"/>
+          <w:b w:val="0"/>
+          <w:i w:val="0"/>
+          <w:color w:val="000000"/>
+          <w:sz w:val="20"/>
+        </w:rPr>
+        <w:t>Inference-cost deflation is margin-accretive to the application and SaaS layer and margin-dilutive to the model layer. Every dollar cut from output pricing transfers to whoever owns the workflow. Winners: application software with real distribution, agent-orchestration vendors who arbitrage the barbell, and buyers themselves, whose AI line items deflate while capability rises. Databricks, FCF positive at $6.9B ARR growing 80%, is the cleanest expression: it buys inference, sells data-plus-agent workflows, and gains from every cut its suppliers inflict on each other. Losers: undifferentiated model vendors and the mid-tier of Section 4.</w:t>
+      </w:r>
+    </w:p>
+    <w:p>
+      <w:pPr>
+        <w:spacing w:after="60"/>
+      </w:pPr>
+      <w:r>
+        <w:rPr>
+          <w:rFonts w:ascii="Calibri Light" w:hAnsi="Calibri Light"/>
+          <w:b/>
+          <w:i w:val="0"/>
+          <w:color w:val="000000"/>
+          <w:sz w:val="21"/>
+        </w:rPr>
+        <w:t>Picks-and-shovels are insulated</w:t>
+      </w:r>
+    </w:p>
+    <w:p>
+      <w:pPr>
+        <w:spacing w:after="140"/>
+      </w:pPr>
+      <w:r>
+        <w:rPr>
+          <w:rFonts w:ascii="Calibri Light" w:hAnsi="Calibri Light"/>
+          <w:b w:val="0"/>
+          <w:i w:val="0"/>
+          <w:color w:val="000000"/>
+          <w:sz w:val="20"/>
+        </w:rPr>
+        <w:t>HBM and memory, wafer fab equipment, data-center power, cooling, and permitted baseload generation are priced on capacity scarcity, not model margin. The binding constraints are physical: HBM supply, interconnect, megawatts, and permitting, the same memory-bandwidth wall that sets output pricing in Section 1. A model-layer price war does not cancel compute demand; at the volumes the cheap tier targets, it raises it. The complex is exposed to a financing shock, not a pricing shock.</w:t>
+      </w:r>
+    </w:p>
+    <w:p>
+      <w:pPr>
+        <w:spacing w:after="40"/>
+      </w:pPr>
+      <w:r>
+        <w:rPr>
+          <w:rFonts w:ascii="Calibri Light" w:hAnsi="Calibri Light"/>
+          <w:b/>
+          <w:i w:val="0"/>
+          <w:color w:val="2F5496"/>
+          <w:sz w:val="19"/>
+        </w:rPr>
+        <w:t xml:space="preserve">CHART: </w:t>
+      </w:r>
+      <w:r>
+        <w:rPr>
+          <w:rFonts w:ascii="Calibri Light" w:hAnsi="Calibri Light"/>
+          <w:b w:val="0"/>
+          <w:i/>
+          <w:color w:val="595959"/>
+          <w:sz w:val="19"/>
+        </w:rPr>
+        <w:t>Model-layer economics versus buildout economics. Takeaway: the layer cutting prices is the layer losing money; the layer selling scarcity is not in the war.</w:t>
+      </w:r>
+    </w:p>
+    <w:p>
+      <w:pPr>
+        <w:spacing w:before="40" w:after="120"/>
+      </w:pPr>
+      <w:r>
+        <w:drawing>
+          <wp:inline xmlns:a="http://schemas.openxmlformats.org/drawingml/2006/main" xmlns:pic="http://schemas.openxmlformats.org/drawingml/2006/picture">
+            <wp:extent cx="6309360" cy="1929047"/>
+            <wp:docPr id="5" name="Picture 5"/>
+            <wp:cNvGraphicFramePr>
+              <a:graphicFrameLocks noChangeAspect="1"/>
+            </wp:cNvGraphicFramePr>
+            <a:graphic>
+              <a:graphicData uri="http://schemas.openxmlformats.org/drawingml/2006/picture">
+                <pic:pic>
+                  <pic:nvPicPr>
+                    <pic:cNvPr id="0" name="pw_layer_economics.png"/>
+                    <pic:cNvPicPr/>
+                  </pic:nvPicPr>
+                  <pic:blipFill>
+                    <a:blip r:embed="rId13"/>
+                    <a:stretch>
+                      <a:fillRect/>
+                    </a:stretch>
+                  </pic:blipFill>
+                  <pic:spPr>
+                    <a:xfrm>
+                      <a:off x="0" y="0"/>
+                      <a:ext cx="6309360" cy="1929047"/>
+                    </a:xfrm>
+                    <a:prstGeom prst="rect"/>
+                  </pic:spPr>
+                </pic:pic>
+              </a:graphicData>
+            </a:graphic>
+          </wp:inline>
+        </w:drawing>
+      </w:r>
+    </w:p>
+    <w:p>
+      <w:pPr>
+        <w:spacing w:after="60"/>
+      </w:pPr>
+      <w:r>
+        <w:rPr>
+          <w:rFonts w:ascii="Calibri Light" w:hAnsi="Calibri Light"/>
+          <w:b/>
+          <w:i w:val="0"/>
+          <w:color w:val="000000"/>
+          <w:sz w:val="21"/>
+        </w:rPr>
+        <w:t>The financing tail wags the pricing dog</w:t>
+      </w:r>
+    </w:p>
+    <w:p>
+      <w:pPr>
+        <w:spacing w:after="140"/>
+      </w:pPr>
+      <w:r>
+        <w:rPr>
+          <w:rFonts w:ascii="Calibri Light" w:hAnsi="Calibri Light"/>
+          <w:b w:val="0"/>
+          <w:i w:val="0"/>
+          <w:color w:val="000000"/>
+          <w:sz w:val="20"/>
+        </w:rPr>
+        <w:t>The ~$3.5T private-credit and shadow-bond market is the marginal source of AI capital, and it is what makes below-cost pricing possible: labs price under serving cost because debt funds the gap. Anthropic's roughly $35B chip-bond stack from June (T2) is the template; xAI's cross-subsidy is the same mechanism with a corporate wrapper. Price wars funded by cash flow end when the weakest operator's margin breaks; price wars funded by credit end when the credit reprices. The covenant is not any lab's gross margin this quarter but the channel's willingness to keep funding negative-margin token sales, which is why the price war and the IPO question are the same question.</w:t>
+      </w:r>
+    </w:p>
+    <w:p>
+      <w:pPr>
+        <w:spacing w:after="60"/>
+      </w:pPr>
+      <w:r>
+        <w:rPr>
+          <w:rFonts w:ascii="Calibri Light" w:hAnsi="Calibri Light"/>
+          <w:b/>
+          <w:i w:val="0"/>
+          <w:color w:val="000000"/>
+          <w:sz w:val="21"/>
+        </w:rPr>
+        <w:t>The IPO intersection</w:t>
+      </w:r>
+    </w:p>
+    <w:p>
+      <w:pPr>
+        <w:spacing w:after="140"/>
+      </w:pPr>
+      <w:r>
+        <w:rPr>
+          <w:rFonts w:ascii="Calibri Light" w:hAnsi="Calibri Light"/>
+          <w:b w:val="0"/>
+          <w:i w:val="0"/>
+          <w:color w:val="000000"/>
+          <w:sz w:val="20"/>
+        </w:rPr>
+        <w:t>The repricing lands roughly three months before Anthropic's expected October S-1, which forces into the open what private markets have not seen: model-layer gross margin, revenue mix, and any enterprise attach. Filing at a $965B mark and 20.5x gross run-rate ARR while a rival prices comparable-claim inference at a quarter of your rate is the hardest possible setup, and it makes the price war the single largest tax on the bull case. The inverse is equally sharp: if Anthropic holds price and attach through the window, and Mythos shows a premium base that does not blink at the floor, the premium thesis is validated under live fire. The gross-margin page, not any benchmark, will be the most repriced disclosure in the filing.</w:t>
+      </w:r>
+    </w:p>
+    <w:p>
+      <w:pPr>
+        <w:spacing w:after="60"/>
+      </w:pPr>
+      <w:r>
+        <w:rPr>
+          <w:rFonts w:ascii="Calibri Light" w:hAnsi="Calibri Light"/>
+          <w:b/>
+          <w:i w:val="0"/>
+          <w:color w:val="000000"/>
+          <w:sz w:val="21"/>
+        </w:rPr>
+        <w:t>Public- and private-market expression</w:t>
+      </w:r>
+    </w:p>
+    <w:p>
+      <w:pPr>
+        <w:spacing w:after="140"/>
+      </w:pPr>
+      <w:r>
+        <w:rPr>
+          <w:rFonts w:ascii="Calibri Light" w:hAnsi="Calibri Light"/>
+          <w:b w:val="0"/>
+          <w:i w:val="0"/>
+          <w:color w:val="000000"/>
+          <w:sz w:val="20"/>
+        </w:rPr>
+        <w:t>Public books: long the buildout (memory and HBM, wafer fab equipment, power and cooling, permitted baseload), priced on scarcity and insulated from model margin; watch legacy vertical-SaaS net revenue retention as the first displacement signal, which shows up before logo churn (directional reads, not recommendations). Private books: the Section 4 losers reprice down, model wrappers and gateways facing a down-round or wind-down; the app, orchestration, and data layer reprice up on every supplier cut; holders of Anthropic or OpenAI stakes face a secondary-bid discount into the S-1 window until attach resolves; and the ~$3.5T credit channel is a covenant many allocators already hold, now correlated with the model-layer price war, a portfolio linkage most books have not drawn.</w:t>
+      </w:r>
+    </w:p>
+    <w:p>
+      <w:pPr>
+        <w:spacing w:after="140"/>
+      </w:pPr>
+      <w:r>
+        <w:rPr>
+          <w:rFonts w:ascii="Calibri Light" w:hAnsi="Calibri Light"/>
+          <w:b w:val="0"/>
+          <w:i w:val="0"/>
+          <w:color w:val="000000"/>
+          <w:sz w:val="20"/>
+        </w:rPr>
+        <w:t>Test: by January 31, 2027, an AI-exposed private-credit vehicle disclosing markdowns or tighter terms on chip-backed paper would confirm the financing-fragility read; a second $30B-plus chip-bond stack pricing at or inside June's terms would refute it.</w:t>
       </w:r>
     </w:p>
     <w:p>
@@ -3363,141 +2499,52 @@
         <w:pStyle w:val="Heading2"/>
       </w:pPr>
       <w:r>
-        <w:t>Private-market expression</w:t>
-      </w:r>
-    </w:p>
-    <w:p>
-      <w:r>
-        <w:rPr>
-          <w:rFonts w:ascii="Georgia" w:hAnsi="Georgia"/>
-          <w:b w:val="0"/>
-          <w:color w:val="262B35"/>
-          <w:sz w:val="21"/>
-        </w:rPr>
-        <w:t>For the allocator, the LP, and the corp-dev or crossover reader, whose question is what this does to a private book, the read is more direct than the public one. The names that reprice down are the Section 4 losers held as portfolio risk: the undifferentiated model layer, model gateways, and thin API wrappers, whose next round is a down-round or a wind-down as the spread they lived on goes negative. The names that reprice up are the app-layer, agent-orchestration, and data-layer businesses, the Databricks-shaped companies that buy inference and sell workflow, which take mark support from every cut their suppliers inflict on each other. For anyone holding Anthropic or OpenAI stakes into the S-1 window, the price war is a discount to secondary bids on the premium labs until the attach question resolves, and a re-rating catalyst if it resolves in the incumbent's favor. And the ~$3.5T private-credit channel is not only the labs' funding source but a covenant many allocators already hold: chip-backed AI paper now reprices with the model-layer price war, a portfolio linkage between a credit sleeve and an equity thesis that most books have not yet drawn.</w:t>
-      </w:r>
-    </w:p>
-    <w:p>
-      <w:r>
-        <w:rPr>
-          <w:rFonts w:ascii="Georgia" w:hAnsi="Georgia"/>
-          <w:b w:val="0"/>
-          <w:color w:val="262B35"/>
-          <w:sz w:val="21"/>
-        </w:rPr>
-        <w:t>Test: by January 31, 2027, at least one AI-exposed private-credit vehicle disclosing markdowns or tightened terms on chip-backed paper would confirm the financing-fragility read; a second $30B-plus chip-bond stack pricing at or inside June's terms would refute it.</w:t>
+        <w:t>6. Consumer implications</w:t>
       </w:r>
     </w:p>
     <w:p>
       <w:pPr>
-        <w:pStyle w:val="Heading1"/>
+        <w:spacing w:after="140"/>
       </w:pPr>
       <w:r>
-        <w:t>6. Consumer implications: the price war consumers never see</w:t>
-      </w:r>
-    </w:p>
-    <w:p>
-      <w:r>
         <w:rPr>
-          <w:rFonts w:ascii="Georgia" w:hAnsi="Georgia"/>
+          <w:rFonts w:ascii="Calibri Light" w:hAnsi="Calibri Light"/>
           <w:b w:val="0"/>
-          <w:color w:val="262B35"/>
-          <w:sz w:val="21"/>
+          <w:i w:val="0"/>
+          <w:color w:val="000000"/>
+          <w:sz w:val="20"/>
         </w:rPr>
-        <w:t>Consumers almost never pay per token. They pay in one of three currencies: a flat monthly subscription (the roughly $20-per-month assistant tier that is now standard, our characterization of the prevailing consumer price point, T3), their attention and data (the free tier, monetized through advertising and engagement, which is Meta's model), or nothing visible at all (AI folded into a subscription they already hold with a productivity or search incumbent). The per-token price war of Sections 1 through 5 reaches the consumer only indirectly, but it governs everything about what the consumer is offered.</w:t>
-      </w:r>
-    </w:p>
-    <w:p>
-      <w:r>
-        <w:rPr>
-          <w:rFonts w:ascii="Georgia" w:hAnsi="Georgia"/>
-          <w:b w:val="0"/>
-          <w:color w:val="262B35"/>
-          <w:sz w:val="21"/>
-        </w:rPr>
-        <w:t>The central consumer consequence is this: cheaper inference makes the free tier good enough. When serving a capable model costs a fraction of what it did a year ago, the rational move is to give more of it away, because the free tier is the acquisition funnel and the engagement engine. The result is capability inflation at the free tier and willingness-to-pay compression at the paid tier: a consumer who cannot tell Opus-quality output from Luna-quality output on an everyday task has little reason to pay for the former. This pressures consumer subscription revenue even as the product improves, the mirror image of the enterprise story. Enterprises pay for reliability they can measure; consumers largely will not pay for quality they cannot perceive.</w:t>
-      </w:r>
-    </w:p>
-    <w:p>
-      <w:r>
-        <w:rPr>
-          <w:rFonts w:ascii="Georgia" w:hAnsi="Georgia"/>
-          <w:b w:val="0"/>
-          <w:color w:val="262B35"/>
-          <w:sz w:val="21"/>
-        </w:rPr>
-        <w:t>That splits the consumer market along the same barbell. At the bottom, the free, ad-and-data-monetized tier, where Meta is structurally advantaged because it already owns the surfaces and the ad system to monetize attention rather than tokens, which is exactly why it can price the model at zero. At the top, not a premium token tier (there is no consumer per-token market) but a premium capability bundle: the assistant that does things, an agent that books, buys, files, and codes on the user's behalf, sold as a subscription and justified by task completion rather than answer quality. The Mythos-class tier does not touch the consumer directly; consumers receive the deflating commodity model while the restricted premium anchor stays in enterprise and approved-organization hands. A paid chatbot that only answers questions is the consumer version of the squeezed mid-tier.</w:t>
-      </w:r>
-    </w:p>
-    <w:p>
-      <w:r>
-        <w:rPr>
-          <w:rFonts w:ascii="Georgia" w:hAnsi="Georgia"/>
-          <w:b w:val="0"/>
-          <w:color w:val="262B35"/>
-          <w:sz w:val="21"/>
-        </w:rPr>
-        <w:t>Two second-order effects matter. First, as prices fall the payment shifts from cash to data and attention, which raises the salience of privacy, data-use terms, and the ad model as the real consumer cost, and with it regulatory exposure for the ad-funded surfaces. Second, distribution decides the consumer war more than model quality: OpenAI's roughly 900M weekly actives and the incumbents' ability to bundle AI into subscriptions consumers already hold matter more than a two-point benchmark edge, because a consumer will not switch assistants for a quality difference they cannot feel. The consumer war is won by whoever can afford to give the most capable free tier away and monetize it elsewhere, the same commoditize-the-complement logic that governs the model layer, now on the phone.</w:t>
-      </w:r>
-    </w:p>
-    <w:p>
-      <w:r>
-        <w:rPr>
-          <w:rFonts w:ascii="Georgia" w:hAnsi="Georgia"/>
-          <w:b w:val="0"/>
-          <w:color w:val="262B35"/>
-          <w:sz w:val="21"/>
-        </w:rPr>
-        <w:t>Test: by November 30, 2026, at least one consumer AI provider either materially raises free-tier limits or capability (the signal that cheap inference is being passed through to defend engagement) or discloses paid-subscriber conversion or ARPU under pressure. Our lean: free-tier expansion comes first, because it is the cheaper competitive move and the deflation funds it. P = 60%.</w:t>
+        <w:t>Consumers rarely pay per token. They pay in a flat subscription (the roughly $20-per-month tier now standard, our reading of the market, T3), in attention and data (the free tier, monetized by advertising, which is Meta's model), or invisibly, through AI folded into a subscription they already hold. The per-token war reaches the consumer only indirectly but governs everything they are offered.</w:t>
       </w:r>
     </w:p>
     <w:p>
       <w:pPr>
-        <w:pStyle w:val="Heading1"/>
+        <w:spacing w:after="140"/>
       </w:pPr>
       <w:r>
-        <w:t>7. Competitiveness and game theory: the surface decides, not the tokens</w:t>
-      </w:r>
-    </w:p>
-    <w:p>
-      <w:r>
         <w:rPr>
-          <w:rFonts w:ascii="Georgia" w:hAnsi="Georgia"/>
+          <w:rFonts w:ascii="Calibri Light" w:hAnsi="Calibri Light"/>
           <w:b w:val="0"/>
-          <w:color w:val="262B35"/>
-          <w:sz w:val="21"/>
+          <w:i w:val="0"/>
+          <w:color w:val="000000"/>
+          <w:sz w:val="20"/>
         </w:rPr>
-        <w:t>The war looks like a pricing table but is being decided on the desktop and the phone. OpenAI's ChatGPT Work plus the Codex superapp (built-in browser, computer use, above 1.5M weekly Codex actives, T2) and Anthropic's Claude Cowork are competing for the enterprise-agent seat: the persistent, permissioned surface through which agents touch company systems. Whoever owns that seat owns task routing, and whoever owns task routing decides which model gets called, at what tier, for which task. Model-quality deltas matter less because the surface owner can route silently between premium and cheap tiers per task, capturing the barbell internally, escalating to Opus or Mythos for the high-stakes step and dropping to a floor tier for the cheap one. That is precisely what a tiered lineup, from a floor tier through Opus to Mythos, is built to enable.</w:t>
-      </w:r>
-    </w:p>
-    <w:p>
-      <w:r>
-        <w:rPr>
-          <w:rFonts w:ascii="Georgia" w:hAnsi="Georgia"/>
-          <w:b w:val="0"/>
-          <w:color w:val="262B35"/>
-          <w:sz w:val="21"/>
-        </w:rPr>
-        <w:t>This reframes the token price cuts as second-order moves. Cheap tokens are necessary but not sufficient: they win benchmarks and API spot volume, both of which churn on the next price sheet. Seat-level reliability, admin tooling, audit trails, permissioning, and the ability to guarantee a controlled model for a controlled workload are what enterprises cannot switch quarterly. Meta's problem is not price, where it wins, but the absence of an enterprise surface to convert cheap tokens into sticky seats; xAI has neither the surface nor the economics. The end state we expect is not a token-price winner but two or three surface owners buying inference, including one another's, at whatever the floor price is that quarter, and differentiating on the reliability and control of the premium tier they route to.</w:t>
-      </w:r>
-    </w:p>
-    <w:p>
-      <w:r>
-        <w:rPr>
-          <w:rFonts w:ascii="Georgia" w:hAnsi="Georgia"/>
-          <w:b w:val="0"/>
-          <w:color w:val="262B35"/>
-          <w:sz w:val="21"/>
-        </w:rPr>
-        <w:t>Test: by September 30, 2026, the first disclosed enterprise-agent seat or attach metric from any lab will show whether the surface thesis is measurable. If disclosed seats are trivial (below 100k) at both OpenAI and Anthropic, the surface war is earlier than we think and raw token pricing matters more than this section argues.</w:t>
+        <w:t>The central consequence: cheaper inference makes the free tier good enough. When serving a capable model costs a fraction of a year ago, the rational move is to give more away, because the free tier is the acquisition funnel. The result is capability inflation at the free tier and willingness-to-pay compression at the paid tier. This is the mirror of the enterprise story: enterprises pay for measurable reliability, consumers largely will not pay for quality they cannot perceive. The consumer market splits along the same barbell: a free, ad-and-data-monetized tier where Meta is structurally advantaged, and a premium capability bundle (the agent that books, buys, files, and codes) sold as a subscription and justified by task completion. A paid chatbot that only answers questions is the consumer version of the squeezed middle. Two second-order effects: the payment shifts from cash to data and attention as prices fall, raising the salience of privacy and the ad model and their regulatory exposure; and distribution decides the consumer war more than quality, because a user will not switch assistants for a difference they cannot feel.</w:t>
       </w:r>
     </w:p>
     <w:p>
       <w:pPr>
-        <w:pStyle w:val="Heading1"/>
+        <w:spacing w:after="140"/>
       </w:pPr>
       <w:r>
-        <w:t>What would change the call, and what we are watching</w:t>
+        <w:rPr>
+          <w:rFonts w:ascii="Calibri Light" w:hAnsi="Calibri Light"/>
+          <w:b w:val="0"/>
+          <w:i w:val="0"/>
+          <w:color w:val="000000"/>
+          <w:sz w:val="20"/>
+        </w:rPr>
+        <w:t>Test: by November 30, 2026, at least one consumer AI provider materially raises free-tier capability or discloses paid conversion or ARPU under pressure. Our lean: free-tier expansion first. P = 60%.</w:t>
       </w:r>
     </w:p>
     <w:p>
@@ -3505,18 +2552,37 @@
         <w:pStyle w:val="Heading2"/>
       </w:pPr>
       <w:r>
-        <w:t>Where we would be wrong</w:t>
+        <w:t>7. The surface decides</w:t>
       </w:r>
     </w:p>
     <w:p>
+      <w:pPr>
+        <w:spacing w:after="140"/>
+      </w:pPr>
       <w:r>
         <w:rPr>
-          <w:rFonts w:ascii="Georgia" w:hAnsi="Georgia"/>
+          <w:rFonts w:ascii="Calibri Light" w:hAnsi="Calibri Light"/>
           <w:b w:val="0"/>
-          <w:color w:val="262B35"/>
-          <w:sz w:val="21"/>
+          <w:i w:val="0"/>
+          <w:color w:val="000000"/>
+          <w:sz w:val="20"/>
         </w:rPr>
-        <w:t>Two counters would break the segmentation thesis, and an IC audience is owed both. First, if agents learn to self-correct cheaply, the remediation cost collapses toward zero, and with it the entire premium: the sensitivity in Section 2 cuts both ways, and a world where failed attempts are caught and retried for pennies is a world where the floor tier wins outright. Second, if Meta or another commodity-priced player builds a credible enterprise surface, the premium loses its refuge, because the reliability moat depends on the premium labs owning the seat where high-stakes work runs. We judge both as real but not yet visible. The calls below are where we would see them first.</w:t>
+        <w:t>The war looks like a pricing table but is decided on the desktop and the phone. OpenAI's ChatGPT Work and Codex superapp (browser, computer use, above 1.5M weekly Codex actives, T2) and Anthropic's Claude Cowork compete for the enterprise-agent seat: the persistent, permissioned surface through which agents touch company systems. Whoever owns the seat owns task routing, and task routing decides which model runs at which tier for which task. Quality deltas matter less because the surface owner routes silently between tiers, escalating to Opus or Mythos for the high-stakes step and dropping to the floor for the cheap one, capturing the barbell internally. Cheap tokens are necessary but not sufficient: they win benchmarks and spot volume, both of which churn on the next price sheet. Seat-level reliability, admin tooling, audit trails, and controlled-model guarantees are what enterprises cannot switch quarterly. Meta wins on price but lacks the surface; xAI has neither. The end state is two or three surface owners buying inference, including one another's, at the floor price, and differentiating on the reliability of the premium tier they route to.</w:t>
+      </w:r>
+    </w:p>
+    <w:p>
+      <w:pPr>
+        <w:spacing w:after="140"/>
+      </w:pPr>
+      <w:r>
+        <w:rPr>
+          <w:rFonts w:ascii="Calibri Light" w:hAnsi="Calibri Light"/>
+          <w:b w:val="0"/>
+          <w:i w:val="0"/>
+          <w:color w:val="000000"/>
+          <w:sz w:val="20"/>
+        </w:rPr>
+        <w:t>Test: by September 30, 2026, the first disclosed enterprise-agent seat or attach metric will show whether the surface thesis is measurable. Trivial seats (below 100k) at both OpenAI and Anthropic would mean the surface war is earlier than we think.</w:t>
       </w:r>
     </w:p>
     <w:p>
@@ -3524,155 +2590,27 @@
         <w:pStyle w:val="Heading2"/>
       </w:pPr>
       <w:r>
-        <w:t>Falsifiable calls:</w:t>
+        <w:t>What would change the call</w:t>
       </w:r>
     </w:p>
     <w:p>
       <w:pPr>
-        <w:pStyle w:val="ListNumber"/>
-        <w:spacing w:after="80"/>
+        <w:spacing w:after="140"/>
       </w:pPr>
       <w:r>
         <w:rPr>
-          <w:rFonts w:ascii="Georgia" w:hAnsi="Georgia"/>
+          <w:rFonts w:ascii="Calibri Light" w:hAnsi="Calibri Light"/>
           <w:b w:val="0"/>
-          <w:color w:val="262B35"/>
-          <w:sz w:val="21"/>
+          <w:i w:val="0"/>
+          <w:color w:val="000000"/>
+          <w:sz w:val="20"/>
         </w:rPr>
-        <w:t>By August 31, 2026: Anthropic holds. Either Anthropic cuts Opus or Sonnet output pricing 15% or more or ships a cheaper flagship tier, or the cuts come only from rivals. Our lean: Anthropic holds list price into the S-1 window, because cutting three months before filing would concede the premium thesis it must sell, and it extends the premium with Mythos rather than cutting the floor. P(holds) = 70%. A cut would flip our Section 3 read from segmentation to war.</w:t>
-      </w:r>
-    </w:p>
-    <w:p>
-      <w:pPr>
-        <w:pStyle w:val="ListNumber"/>
-        <w:spacing w:after="80"/>
-      </w:pPr>
-      <w:r>
-        <w:rPr>
-          <w:rFonts w:ascii="Georgia" w:hAnsi="Georgia"/>
-          <w:b w:val="0"/>
-          <w:color w:val="262B35"/>
-          <w:sz w:val="21"/>
-        </w:rPr>
-        <w:t>By September 30, 2026: an agent metric surfaces. At least one of: a lab discloses an enterprise-agent seat or attach metric, or Anthropic breaks out agentic or Cowork revenue. Our lean: yes, because S-1 marketing logic demands it and OpenAI will not let a disclosure vacuum stand. P = 60%.</w:t>
-      </w:r>
-    </w:p>
-    <w:p>
-      <w:pPr>
-        <w:pStyle w:val="ListNumber"/>
-        <w:spacing w:after="80"/>
-      </w:pPr>
-      <w:r>
-        <w:rPr>
-          <w:rFonts w:ascii="Georgia" w:hAnsi="Georgia"/>
-          <w:b w:val="0"/>
-          <w:color w:val="262B35"/>
-          <w:sz w:val="21"/>
-        </w:rPr>
-        <w:t>By November 30, 2026: the consumer pass-through shows. At least one consumer AI provider materially raises free-tier capability, or discloses paid conversion or ARPU under pressure. Our lean: free-tier expansion first. P = 60%.</w:t>
-      </w:r>
-    </w:p>
-    <w:p>
-      <w:pPr>
-        <w:pStyle w:val="ListNumber"/>
-        <w:spacing w:after="80"/>
-      </w:pPr>
-      <w:r>
-        <w:rPr>
-          <w:rFonts w:ascii="Georgia" w:hAnsi="Georgia"/>
-          <w:b w:val="0"/>
-          <w:color w:val="262B35"/>
-          <w:sz w:val="21"/>
-        </w:rPr>
-        <w:t>Within two quarters, by the January 2027 reporting cycle: mid-tier repricing does not yet reach a named vertical-SaaS guide. Specifically, nCino's net-revenue-retention guidance or commentary shows no clear agent-displacement pressure yet. Our lean: not yet visible; displacement lags repricing by 12 to 18 months in seat-based software. P(shows within two quarters) = 25%. If it does show, the Section 4 squeeze is running a year ahead of our timeline.</w:t>
+        <w:t>Two counters would break the segmentation thesis. First, if agents learn to self-correct cheaply, remediation cost collapses toward zero and the premium with it: the Section 2 sensitivity cuts both ways. Second, if Meta or another commodity-priced player builds a credible enterprise surface, the premium loses its refuge. We judge both real but not yet visible, and the dated calls are where we would see them first: Anthropic's flagship pricing by August 31; the first enterprise-agent seat or attach metric by September 30; the first consumer free-tier or ARPU signal by November 30; the shadow-bond channel's terms on chip-backed paper into 2027; and, above all, Anthropic's October S-1, whose model-layer gross-margin page converts most of this note from estimate to fact.</w:t>
       </w:r>
     </w:p>
     <w:p>
       <w:pPr>
         <w:pStyle w:val="Heading2"/>
-      </w:pPr>
-      <w:r>
-        <w:t>Watching, dated:</w:t>
-      </w:r>
-    </w:p>
-    <w:p>
-      <w:pPr>
-        <w:pStyle w:val="ListBullet"/>
-        <w:spacing w:after="80"/>
-      </w:pPr>
-      <w:r>
-        <w:rPr>
-          <w:rFonts w:ascii="Georgia" w:hAnsi="Georgia"/>
-          <w:b w:val="0"/>
-          <w:color w:val="262B35"/>
-          <w:sz w:val="21"/>
-        </w:rPr>
-        <w:t>Anthropic's October S-1: pricing of the offering versus the $965B mark; any enterprise-attach disclosure; any signal on the Opus-and-Mythos premium mix; and above all the model-layer gross-margin page an S-1 forces into the open. This is the single event that converts most of this note's T2 and T3 into T1.</w:t>
-      </w:r>
-    </w:p>
-    <w:p>
-      <w:pPr>
-        <w:pStyle w:val="ListBullet"/>
-        <w:spacing w:after="80"/>
-      </w:pPr>
-      <w:r>
-        <w:rPr>
-          <w:rFonts w:ascii="Georgia" w:hAnsi="Georgia"/>
-          <w:b w:val="0"/>
-          <w:color w:val="262B35"/>
-          <w:sz w:val="21"/>
-        </w:rPr>
-        <w:t>Any flagship price cut at Anthropic or in OpenAI's Sol tier (call 1), and any published Mythos pricing, which would let us replace our estimate with a fact.</w:t>
-      </w:r>
-    </w:p>
-    <w:p>
-      <w:pPr>
-        <w:pStyle w:val="ListBullet"/>
-        <w:spacing w:after="80"/>
-      </w:pPr>
-      <w:r>
-        <w:rPr>
-          <w:rFonts w:ascii="Georgia" w:hAnsi="Georgia"/>
-          <w:b w:val="0"/>
-          <w:color w:val="262B35"/>
-          <w:sz w:val="21"/>
-        </w:rPr>
-        <w:t>The first enterprise-agent seat metric from any lab (call 2), and the first consumer free-tier or ARPU signal (call 3).</w:t>
-      </w:r>
-    </w:p>
-    <w:p>
-      <w:pPr>
-        <w:pStyle w:val="ListBullet"/>
-        <w:spacing w:after="80"/>
-      </w:pPr>
-      <w:r>
-        <w:rPr>
-          <w:rFonts w:ascii="Georgia" w:hAnsi="Georgia"/>
-          <w:b w:val="0"/>
-          <w:color w:val="262B35"/>
-          <w:sz w:val="21"/>
-        </w:rPr>
-        <w:t>The shadow-bond channel: whether the ~$3.5T private-credit complex keeps funding chip-backed paper at June's terms, the true covenant under below-cost pricing.</w:t>
-      </w:r>
-    </w:p>
-    <w:p>
-      <w:pPr>
-        <w:pStyle w:val="ListBullet"/>
-        <w:spacing w:after="80"/>
-      </w:pPr>
-      <w:r>
-        <w:rPr>
-          <w:rFonts w:ascii="Georgia" w:hAnsi="Georgia"/>
-          <w:b w:val="0"/>
-          <w:color w:val="262B35"/>
-          <w:sz w:val="21"/>
-        </w:rPr>
-        <w:t>Independent cost-per-completed-task evaluations: any credible third-party publication of task-success-adjusted pricing would let the market reprice this war on the correct unit of account, and Section 2 tells you who benefits.</w:t>
-      </w:r>
-    </w:p>
-    <w:p>
-      <w:pPr>
-        <w:pStyle w:val="Heading1"/>
       </w:pPr>
       <w:r>
         <w:t>References</w:t>
@@ -3685,12 +2623,13 @@
       </w:pPr>
       <w:r>
         <w:rPr>
-          <w:rFonts w:ascii="Georgia" w:hAnsi="Georgia"/>
+          <w:rFonts w:ascii="Calibri Light" w:hAnsi="Calibri Light"/>
           <w:b w:val="0"/>
-          <w:color w:val="262B35"/>
-          <w:sz w:val="21"/>
+          <w:i w:val="0"/>
+          <w:color w:val="000000"/>
+          <w:sz w:val="20"/>
         </w:rPr>
-        <w:t>Published API price lists: Anthropic (Claude Opus 4.8), OpenAI (GPT-5.6 Sol, GPT-5.6 Luna), xAI (Grok 4.5), Meta (Muse Spark 1.1), accessed July 2026. List prices T1; accompanying performance claims T3 after standard one-tier discount. Claude Mythos is a restricted-access tier; its pricing is not public and our premium estimate is T3.</w:t>
+        <w:t>Published API price lists: Anthropic (Claude Opus 4.8), OpenAI (GPT-5.6 Sol, GPT-5.6 Luna), xAI (Grok 4.5), Meta (Muse Spark 1.1), July 2026. List prices T1; performance claims T3. Claude Mythos is restricted-access; its pricing is not public and our premium estimate is T3.</w:t>
       </w:r>
     </w:p>
     <w:p>
@@ -3700,10 +2639,11 @@
       </w:pPr>
       <w:r>
         <w:rPr>
-          <w:rFonts w:ascii="Georgia" w:hAnsi="Georgia"/>
+          <w:rFonts w:ascii="Calibri Light" w:hAnsi="Calibri Light"/>
           <w:b w:val="0"/>
-          <w:color w:val="262B35"/>
-          <w:sz w:val="21"/>
+          <w:i w:val="0"/>
+          <w:color w:val="000000"/>
+          <w:sz w:val="20"/>
         </w:rPr>
         <w:t>Meta announcement, Muse Spark 1.1 agent-reasoning and 1M-context claims, July 2026. Vendor-reported, T3.</w:t>
       </w:r>
@@ -3715,12 +2655,13 @@
       </w:pPr>
       <w:r>
         <w:rPr>
-          <w:rFonts w:ascii="Georgia" w:hAnsi="Georgia"/>
+          <w:rFonts w:ascii="Calibri Light" w:hAnsi="Calibri Light"/>
           <w:b w:val="0"/>
-          <w:color w:val="262B35"/>
-          <w:sz w:val="21"/>
+          <w:i w:val="0"/>
+          <w:color w:val="000000"/>
+          <w:sz w:val="20"/>
         </w:rPr>
-        <w:t>PitchBook Institutional Research Group, AI Business Quality (AIBQ) composite framework and scores, July 2026 refresh. T2.</w:t>
+        <w:t>PitchBook company datasets: Anthropic ($965B mark, $47B gross run-rate ARR, Q2 operating profit ~$559M adjusted); OpenAI ($852B, ~$25B net ARR, weekly actives); July 2026. T2.</w:t>
       </w:r>
     </w:p>
     <w:p>
@@ -3730,12 +2671,13 @@
       </w:pPr>
       <w:r>
         <w:rPr>
-          <w:rFonts w:ascii="Georgia" w:hAnsi="Georgia"/>
+          <w:rFonts w:ascii="Calibri Light" w:hAnsi="Calibri Light"/>
           <w:b w:val="0"/>
-          <w:color w:val="262B35"/>
-          <w:sz w:val="21"/>
+          <w:i w:val="0"/>
+          <w:color w:val="000000"/>
+          <w:sz w:val="20"/>
         </w:rPr>
-        <w:t>PitchBook company datasets: Anthropic ($965B mark, $47B gross run-rate ARR, Q2 operating profit ~$559M as adjusted, capital efficiency 0.38x), OpenAI ($852B, ~$25B net ARR, weekly-active disclosures), July 2026. T2.</w:t>
+        <w:t>SPCX disclosures and press on xAI AI-segment ARR ($3.2B) and FY25 operating loss (-$6.36B). T2/T3.</w:t>
       </w:r>
     </w:p>
     <w:p>
@@ -3745,12 +2687,13 @@
       </w:pPr>
       <w:r>
         <w:rPr>
-          <w:rFonts w:ascii="Georgia" w:hAnsi="Georgia"/>
+          <w:rFonts w:ascii="Calibri Light" w:hAnsi="Calibri Light"/>
           <w:b w:val="0"/>
-          <w:color w:val="262B35"/>
-          <w:sz w:val="21"/>
+          <w:i w:val="0"/>
+          <w:color w:val="000000"/>
+          <w:sz w:val="20"/>
         </w:rPr>
-        <w:t>SPCX combined-structure disclosures and press reporting on xAI AI-segment ARR and FY25 operating loss. T2/T3.</w:t>
+        <w:t>Databricks disclosures and PitchBook data: ARR $6.9B (+80% YoY), FCF positive. T2.</w:t>
       </w:r>
     </w:p>
     <w:p>
@@ -3760,12 +2703,13 @@
       </w:pPr>
       <w:r>
         <w:rPr>
-          <w:rFonts w:ascii="Georgia" w:hAnsi="Georgia"/>
+          <w:rFonts w:ascii="Calibri Light" w:hAnsi="Calibri Light"/>
           <w:b w:val="0"/>
-          <w:color w:val="262B35"/>
-          <w:sz w:val="21"/>
+          <w:i w:val="0"/>
+          <w:color w:val="000000"/>
+          <w:sz w:val="20"/>
         </w:rPr>
-        <w:t>Databricks company disclosures and PitchBook data: ARR $6.9B (+80% YoY), FCF positivity; press reports of a ~$170B round in talks, unclosed. T2; round talks T3.</w:t>
+        <w:t>Press on Anthropic's ~$35B chip-bond stack, June 2026, and the ~$3.5T AI-linked private-credit market. T2/T3.</w:t>
       </w:r>
     </w:p>
     <w:p>
@@ -3775,12 +2719,13 @@
       </w:pPr>
       <w:r>
         <w:rPr>
-          <w:rFonts w:ascii="Georgia" w:hAnsi="Georgia"/>
+          <w:rFonts w:ascii="Calibri Light" w:hAnsi="Calibri Light"/>
           <w:b w:val="0"/>
-          <w:color w:val="262B35"/>
-          <w:sz w:val="21"/>
+          <w:i w:val="0"/>
+          <w:color w:val="000000"/>
+          <w:sz w:val="20"/>
         </w:rPr>
-        <w:t>Press reporting on Anthropic's ~$35B chip-bond financing stack, June 2026, and the ~$3.5T AI-linked private-credit market. T2/T3.</w:t>
+        <w:t>Technical background on transformer inference: prefill versus decode, memory-bandwidth-bound generation, KV-cache growth, batching, and token-price deflation. T3, context only.</w:t>
       </w:r>
     </w:p>
     <w:p>
@@ -3790,77 +2735,18 @@
       </w:pPr>
       <w:r>
         <w:rPr>
-          <w:rFonts w:ascii="Georgia" w:hAnsi="Georgia"/>
+          <w:rFonts w:ascii="Calibri Light" w:hAnsi="Calibri Light"/>
           <w:b w:val="0"/>
-          <w:color w:val="262B35"/>
-          <w:sz w:val="21"/>
+          <w:i w:val="0"/>
+          <w:color w:val="000000"/>
+          <w:sz w:val="20"/>
         </w:rPr>
-        <w:t>Technical background on transformer inference economics: prefill versus decode, memory-bandwidth-bound generation, KV-cache growth, batching and utilization, and historical token-price deflation and serving-cost reduction. T3, industry and academic sources; used as context, no canonical figure rests on them.</w:t>
-      </w:r>
-    </w:p>
-    <w:p>
-      <w:pPr>
-        <w:pStyle w:val="ListNumber"/>
-        <w:spacing w:after="80"/>
-      </w:pPr>
-      <w:r>
-        <w:rPr>
-          <w:rFonts w:ascii="Georgia" w:hAnsi="Georgia"/>
-          <w:b w:val="0"/>
-          <w:color w:val="262B35"/>
-          <w:sz w:val="21"/>
-        </w:rPr>
-        <w:t>Company product disclosures: OpenAI ChatGPT Work and Codex desktop (browser and computer use); Anthropic Claude Cowork. T2.</w:t>
-      </w:r>
-    </w:p>
-    <w:p>
-      <w:pPr>
-        <w:pStyle w:val="ListNumber"/>
-        <w:spacing w:after="80"/>
-      </w:pPr>
-      <w:r>
-        <w:rPr>
-          <w:rFonts w:ascii="Georgia" w:hAnsi="Georgia"/>
-          <w:b w:val="0"/>
-          <w:color w:val="262B35"/>
-          <w:sz w:val="21"/>
-        </w:rPr>
-        <w:t>nCino, Inc. public filings and guidance history (net revenue retention). T1 for reported figures; our displacement call is a forward estimate. Consumer subscription price points and free-tier characterizations are our reading of the prevailing market, T3.</w:t>
-      </w:r>
-    </w:p>
-    <w:p>
-      <w:pPr>
-        <w:pStyle w:val="Heading1"/>
-      </w:pPr>
-      <w:r>
-        <w:t>Disclaimer</w:t>
-      </w:r>
-    </w:p>
-    <w:p>
-      <w:r>
-        <w:rPr>
-          <w:rFonts w:ascii="Georgia" w:hAnsi="Georgia"/>
-          <w:b w:val="0"/>
-          <w:color w:val="262B35"/>
-          <w:sz w:val="21"/>
-        </w:rPr>
-        <w:t>This note is published by the PitchBook Institutional Research Group for informational purposes only and does not constitute investment advice, an offer, or a solicitation to buy or sell any security. Figures are evidence-tiered as marked (T1 primary or SEC-grade, T2 PitchBook data and company statements, T3 vendor claims and trade press); vendor-reported benchmarks and pricing claims are discounted one tier on receipt. Estimates and assumptions, including the Claude Mythos premium, the reference agentic workload, the remediation cost, the serving-cost band, and consumer price points, are flagged in the text and may prove wrong. Where conflicting figures exist across sources, conflicts are frozen and disclosed rather than resolved. Private-company financial data reflect the best available information as of July 10, 2026, and are subject to revision. PitchBook may provide data services to companies referenced in this note.</w:t>
-      </w:r>
-    </w:p>
-    <w:p>
-      <w:r>
-        <w:rPr>
-          <w:rFonts w:ascii="Georgia" w:hAnsi="Georgia"/>
-          <w:i/>
-          <w:color w:val="6B7280"/>
-          <w:sz w:val="17"/>
-        </w:rPr>
-        <w:t>Word count, Key takeaways through What we are watching, including tables, sub-heads, and chart captions: 5,385 as rendered in the .docx (5,389 in this markdown mirror). This institutional edition adds a 30-second positioning synthesis, a technical primer (Section 1), a failure-cost sensitivity on the spine (Section 2), a private-market-allocator read and navigable sub-heads (Section 5), a consumer-implications section (Section 6), a stated bear case, and Claude Mythos as the premium anchor throughout. References and disclaimer excluded as boilerplate.</w:t>
+        <w:t>Company product disclosures: OpenAI ChatGPT Work and Codex desktop; Anthropic Claude Cowork. T2. Consumer price points and free-tier characterizations are our reading of the market, T3.</w:t>
       </w:r>
     </w:p>
     <w:sectPr>
       <w:pgSz w:w="12240" w:h="15840"/>
-      <w:pgMar w:top="1440" w:right="1440" w:bottom="1440" w:left="1440" w:header="720" w:footer="720" w:gutter="0"/>
+      <w:pgMar w:top="1440" w:right="1080" w:bottom="1440" w:left="1080" w:header="720" w:footer="720" w:gutter="0"/>
       <w:cols w:space="720"/>
       <w:docGrid w:linePitch="360"/>
     </w:sectPr>
@@ -4235,9 +3121,9 @@
       <w:spacing w:after="140" w:line="269" w:lineRule="auto"/>
     </w:pPr>
     <w:rPr>
-      <w:rFonts w:ascii="Georgia" w:hAnsi="Georgia"/>
-      <w:color w:val="262B35"/>
-      <w:sz w:val="21"/>
+      <w:rFonts w:ascii="Calibri Light" w:hAnsi="Calibri Light"/>
+      <w:color w:val="000000"/>
+      <w:sz w:val="20"/>
     </w:rPr>
   </w:style>
   <w:style w:type="paragraph" w:styleId="Header">
@@ -4295,16 +3181,15 @@
     <w:pPr>
       <w:keepNext/>
       <w:keepLines/>
-      <w:spacing w:before="320" w:after="160"/>
+      <w:spacing w:before="480" w:after="0"/>
       <w:outlineLvl w:val="0"/>
     </w:pPr>
     <w:rPr>
-      <w:rFonts w:asciiTheme="majorHAnsi" w:eastAsiaTheme="majorEastAsia" w:hAnsiTheme="majorHAnsi" w:cstheme="majorBidi" w:ascii="Georgia" w:hAnsi="Georgia"/>
+      <w:rFonts w:asciiTheme="majorHAnsi" w:eastAsiaTheme="majorEastAsia" w:hAnsiTheme="majorHAnsi" w:cstheme="majorBidi"/>
       <w:b/>
       <w:bCs/>
-      <w:i w:val="0"/>
-      <w:color w:val="1F2A44"/>
-      <w:sz w:val="30"/>
+      <w:color w:val="365F91" w:themeColor="accent1" w:themeShade="BF"/>
+      <w:sz w:val="28"/>
       <w:szCs w:val="28"/>
     </w:rPr>
   </w:style>
@@ -4324,12 +3209,11 @@
       <w:outlineLvl w:val="1"/>
     </w:pPr>
     <w:rPr>
-      <w:rFonts w:asciiTheme="majorHAnsi" w:eastAsiaTheme="majorEastAsia" w:hAnsiTheme="majorHAnsi" w:cstheme="majorBidi" w:ascii="Georgia" w:hAnsi="Georgia"/>
+      <w:rFonts w:asciiTheme="majorHAnsi" w:eastAsiaTheme="majorEastAsia" w:hAnsiTheme="majorHAnsi" w:cstheme="majorBidi" w:ascii="Calibri Light" w:hAnsi="Calibri Light"/>
       <w:b/>
       <w:bCs/>
-      <w:i/>
-      <w:color w:val="35506E"/>
-      <w:sz w:val="24"/>
+      <w:color w:val="2F5496"/>
+      <w:sz w:val="26"/>
       <w:szCs w:val="26"/>
     </w:rPr>
   </w:style>

--- a/output/Frontier_AI_Price_Wars_Jul2026.docx
+++ b/output/Frontier_AI_Price_Wars_Jul2026.docx
@@ -29,7 +29,7 @@
           <w:color w:val="2F5496"/>
           <w:sz w:val="24"/>
         </w:rPr>
-        <w:t>It reads as a price war. On the right unit of account, it is a segmentation event.</w:t>
+        <w:t>It reads as a price war among the labs. The one clear winner never fired a shot.</w:t>
       </w:r>
     </w:p>
     <w:p>
@@ -354,7 +354,7 @@
           <w:color w:val="000000"/>
           <w:sz w:val="20"/>
         </w:rPr>
-        <w:t>5. Market implications</w:t>
+        <w:t>5. Market implications and the one clear winner</w:t>
       </w:r>
     </w:p>
     <w:p>
@@ -513,7 +513,7 @@
           <w:color w:val="000000"/>
           <w:sz w:val="20"/>
         </w:rPr>
-        <w:t>The July 2026 repricing looks like a price war and is mostly a segmentation event. On the right unit of account, cost per completed task rather than price per token, a two-to-three-point reliability gap funds a five-times token premium, and the market splits into a barbell: cheapest-useful inference at one end, most-reliable premium surface at the other, a hollow commodity middle. This note builds that argument from the token up and draws the read-through for public books, private books, and the consumer.</w:t>
+        <w:t>Four frontier labs are cutting prices to the bone, and the one clear winner is a company that never entered the fight: Databricks. It buys the inference the labs sell below cost, wraps it in data and workflow it already owns, and books the margin the labs are giving away. On the right unit of account, cost per completed task rather than price per token, a two-to-three-point reliability gap funds a five-times token premium, so the market splits into a barbell and the middle hollows out. This note builds that argument from the token up and names the winner it produces.</w:t>
       </w:r>
     </w:p>
     <w:p>
@@ -602,7 +602,7 @@
           <w:color w:val="000000"/>
           <w:sz w:val="20"/>
         </w:rPr>
-        <w:t>The repricing looks like a price war and is mostly a segmentation event. Meta's Muse Spark 1.1 at $1.25 input / $4.25 output per million tokens (T1) prices frontier-adjacent inference at roughly a quarter of the premium anchor, but only Meta is structurally built to price a model near zero. xAI is a forced participant; OpenAI and Anthropic are defending premium tiers, not chasing the floor.</w:t>
+        <w:t>The one clear winner is not a model lab. It is Databricks, which never entered the war: it buys below-cost inference, resells it as data-and-workflow margin, and books a gain on every cut the labs inflict on each other. The unsettling corollary: the ~$3.5T shadow-bond market is, in effect, subsidizing the gross margin of a company not in the fight.</w:t>
       </w:r>
     </w:p>
     <w:p>
@@ -618,7 +618,7 @@
           <w:color w:val="000000"/>
           <w:sz w:val="20"/>
         </w:rPr>
-        <w:t>Headline token price is the wrong unit. Buyers, and increasingly agents, purchase completed tasks. On cost per completed task, a task-success gap of roughly two to three percentage points fully funds Claude Opus 4.8's 4.8x per-attempt token premium over the cheapest tier. Reliability, not sticker price, is what sophisticated buyers pay for.</w:t>
+        <w:t>The repricing looks like a price war and is mostly a segmentation event. Meta's Muse Spark 1.1 prices frontier-adjacent inference at roughly a quarter of the premium anchor (T1), but only Meta is structurally built to price a model near zero. OpenAI and Anthropic defend premium tiers; xAI is a forced participant.</w:t>
       </w:r>
     </w:p>
     <w:p>
@@ -634,7 +634,7 @@
           <w:color w:val="000000"/>
           <w:sz w:val="20"/>
         </w:rPr>
-        <w:t>The premium end is deeper than it looks. Above Opus sits Claude Mythos, Anthropic's restricted-access flagship, not openly list-priced. Anthropic defends a two-tier premium while the floor commoditizes beneath it. The market is a barbell with a hollow middle.</w:t>
+        <w:t>Headline token price is the wrong unit: buyers, and increasingly agents, purchase completed tasks. On cost per completed task, a two-to-three-point task-success gap fully funds Claude Opus 4.8's 4.8x per-attempt token premium over the cheapest tier. Reliability, not sticker price, is what sophisticated buyers pay for.</w:t>
       </w:r>
     </w:p>
     <w:p>
@@ -650,7 +650,7 @@
           <w:color w:val="000000"/>
           <w:sz w:val="20"/>
         </w:rPr>
-        <w:t>Pricing is a physics problem before a strategy problem. Output costs more than input because generation is sequential and bound by the same scarce high-bandwidth memory (HBM) the buildout is short of. A 4x output cut in one generation outruns the cost curve, so something funds the gap: the ~$3.5T private-credit market. The war is a solvency question deferred, not resolved.</w:t>
+        <w:t>Grok is the plot twist that changes nothing. xAI's mid-July Grok 4.5 refresh (vendor-reported, T3) adds native agentic computer-use and a real-time data path into the X firehose and Starlink telemetry no rival can replicate, still at $2 / $6, making Grok the value leader on paper. It does not win: capability and price are not the binding constraint, surface and unit economics are, and xAI has neither.</w:t>
       </w:r>
     </w:p>
     <w:p>
@@ -666,7 +666,7 @@
           <w:color w:val="000000"/>
           <w:sz w:val="20"/>
         </w:rPr>
-        <w:t>Inference-cost deflation is margin-accretive to the application layer and to buyers, and margin-dilutive to undifferentiated model vendors. The picks-and-shovels complex (HBM, wafer fab equipment, data-center power and cooling) is insulated: it is priced on capacity scarcity, not model margin.</w:t>
+        <w:t>Pricing is a physics problem before a strategy problem: output costs more than input because generation is bound by the same scarce high-bandwidth memory (HBM) the buildout is short of. A 4x cut in one generation outruns the cost curve, so the ~$3.5T private-credit market funds the gap, a solvency question deferred, not resolved.</w:t>
       </w:r>
     </w:p>
     <w:p>
@@ -682,7 +682,7 @@
           <w:color w:val="000000"/>
           <w:sz w:val="20"/>
         </w:rPr>
-        <w:t>The repricing lands roughly three months before Anthropic's expected October S-1, the single largest test of whether a premium franchise can defend price and enterprise attach in the most hostile tape available. It is the biggest tax on the $965B bull case, and the cleanest validation of it if Anthropic holds both.</w:t>
+        <w:t>The repricing lands roughly three months before Anthropic's expected October S-1, the largest test of whether a premium franchise can defend price and enterprise attach in the most hostile tape available. It is the biggest tax on the $965B bull case, and the cleanest validation of it if Anthropic holds both.</w:t>
       </w:r>
     </w:p>
     <w:p>
@@ -705,7 +705,7 @@
           <w:color w:val="000000"/>
           <w:sz w:val="20"/>
         </w:rPr>
-        <w:t>Every claim below reduces to the unit. A model reads and writes in tokens, roughly three to four characters each, and a provider charges separately for input tokens (the prompt and context) and output tokens (the generated text), quoted per million, split input / output.</w:t>
+        <w:t>Every claim below reduces to the unit. A model reads and writes in tokens, roughly three to four characters each, and a provider charges separately for input tokens (the prompt and context) and output tokens (the generated text), quoted per million.</w:t>
       </w:r>
     </w:p>
     <w:p>
@@ -735,7 +735,7 @@
           <w:color w:val="000000"/>
           <w:sz w:val="20"/>
         </w:rPr>
-        <w:t>Two consequences follow. First, utilization sets the true cost: providers batch many requests so one expensive read of the weights serves many at once, and higher utilization means lower cost per token. A price cut not matched by a hardware or utilization gain comes straight out of gross margin. A lower number means better economics or a subsidy, and the two look identical on a price sheet. Second, a long context is not free even at a cheap input price: the KV cache grows with the context and lives in that same scarce memory, so Muse Spark's advertised 1M-token window is costly to actually use at scale.</w:t>
+        <w:t>Two consequences follow. First, utilization sets the true cost: providers batch many requests so one expensive read of the weights serves many at once, and higher utilization means lower cost per token. A price cut not matched by a hardware or utilization gain comes straight out of gross margin, so a lower number means better economics or a subsidy, and the two look identical on a price sheet. Second, a long context is not free even at a cheap input price: the KV cache grows with the context and lives in that same scarce memory, so Muse Spark's 1M-token window is costly to actually use at scale.</w:t>
       </w:r>
     </w:p>
     <w:p>
@@ -1811,7 +1811,7 @@
           <w:color w:val="595959"/>
           <w:sz w:val="17"/>
         </w:rPr>
-        <w:t>All prices T1; per-task figures our arithmetic, T2. Mythos is omitted because it is not openly list-priced.</w:t>
+        <w:t>All prices T1; per-task figures our arithmetic, T2. Mythos omitted, not openly list-priced.</w:t>
       </w:r>
     </w:p>
     <w:p>
@@ -2047,7 +2047,7 @@
           <w:color w:val="000000"/>
           <w:sz w:val="20"/>
         </w:rPr>
-        <w:t>xAI: a forced participant with no clean cash engine.</w:t>
+        <w:t>xAI: the capability shock that does not fix the economics.</w:t>
       </w:r>
       <w:r>
         <w:rPr>
@@ -2057,7 +2057,7 @@
           <w:color w:val="000000"/>
           <w:sz w:val="20"/>
         </w:rPr>
-        <w:t xml:space="preserve"> Grok 4.5 at $2 / $6 sits on an AI segment with $3.2B ARR and a $6.36B FY25 operating loss (T2), inside an SPCX structure marked near $1.97T. The subsidy runs through the SpaceX and Starlink cross-flow and external capital: a balance-sheet decision, not a business model, and the least durable seat if financing tightens.</w:t>
+        <w:t xml:space="preserve"> Grok 4.5 lists at $2 / $6, and xAI's mid-July refresh (vendor-reported, T3, discounted one tier on receipt) is a real capability jump: native computer-use and tool-calling ("Grok Agent"), expanded multimodal input, and a real-time data path into the X firehose and Starlink telemetry that no competitor can replicate, plus a claim of frontier-parity agentic reasoning at the same price. On paper Grok is now the value leader: frontier-adjacent capability and a unique real-time corpus at a third of the premium rate. And it changes nothing about who wins, because the AI segment still sits on $3.2B ARR against a $6.36B FY25 operating loss (T2), inside an SPCX structure marked near $1.97T. The subsidy runs through the SpaceX and Starlink cross-flow: a balance-sheet decision, not a business model. A better cheap model does not close a $6B loss.</w:t>
       </w:r>
     </w:p>
     <w:p>
@@ -2186,7 +2186,7 @@
           <w:color w:val="000000"/>
           <w:sz w:val="20"/>
         </w:rPr>
-        <w:t>So, war or segmentation? Our read, committed: a segmentation play at the premium end and a genuine price war only at the commodity floor. Two of four players defend premium tiers, and Anthropic extends the premium upward with Mythos rather than downward toward the floor; Meta runs a complement-commoditization play that looks like war; xAI follows price without the economics. A true race to zero needs the premium players to chase, and they have not. Our working split of enterprise agentic spend (our estimate, T2): roughly 55% to 65% of dollars flow to reliability-gated, high-stakes work where the premium is defensible, against 35% to 45% to failure-tolerant commodity work that carries the larger share of raw throughput. The two ends split volume and value in opposite directions.</w:t>
+        <w:t>So, war or segmentation? Our read, committed: a segmentation play at the premium end and a genuine price war only at the commodity floor. Two of four players defend premium tiers, Anthropic extends the premium upward with Mythos, Meta runs a complement-commoditization play that looks like war, and xAI follows price without the economics, capability refresh notwithstanding. Our working split of enterprise agentic spend (our estimate, T2): roughly 55% to 65% of dollars flow to reliability-gated, high-stakes work where the premium is defensible, against 35% to 45% to failure-tolerant commodity work that carries the larger share of raw throughput. The two ends split volume and value in opposite directions.</w:t>
       </w:r>
     </w:p>
     <w:p>
@@ -2239,7 +2239,7 @@
           <w:color w:val="000000"/>
           <w:sz w:val="20"/>
         </w:rPr>
-        <w:t>The losers are named. Undifferentiated model resellers and gateways, whose margin was the spread between list price and enterprise inertia, watch that spread go negative. And legacy vertical SaaS, whose moat was workflow lock-in priced per seat: when an agent at $0.14 to $2.56 per completed task executes the workflow directly, the seat-based pricing umbrella collapses from below. The mid-tier model layer and the seat-priced application middle are the same trade: undifferentiated capacity priced above its replacement cost.</w:t>
+        <w:t>The losers are named. Model resellers and gateways, whose margin was the spread between list price and enterprise inertia, watch it go negative. Legacy vertical SaaS, whose moat was per-seat workflow lock-in, collapses from below when an agent at $0.14 to $2.56 per completed task executes the workflow directly. The mid-tier model layer and the seat-priced application middle are the same trade: undifferentiated capacity priced above its replacement cost.</w:t>
       </w:r>
     </w:p>
     <w:p>
@@ -2262,7 +2262,37 @@
         <w:pStyle w:val="Heading2"/>
       </w:pPr>
       <w:r>
-        <w:t>5. Market implications</w:t>
+        <w:t>5. Market implications and the one clear winner</w:t>
+      </w:r>
+    </w:p>
+    <w:p>
+      <w:pPr>
+        <w:spacing w:after="60"/>
+      </w:pPr>
+      <w:r>
+        <w:rPr>
+          <w:rFonts w:ascii="Calibri Light" w:hAnsi="Calibri Light"/>
+          <w:b/>
+          <w:i w:val="0"/>
+          <w:color w:val="000000"/>
+          <w:sz w:val="21"/>
+        </w:rPr>
+        <w:t>The one clear winner</w:t>
+      </w:r>
+    </w:p>
+    <w:p>
+      <w:pPr>
+        <w:spacing w:after="140"/>
+      </w:pPr>
+      <w:r>
+        <w:rPr>
+          <w:rFonts w:ascii="Calibri Light" w:hAnsi="Calibri Light"/>
+          <w:b w:val="0"/>
+          <w:i w:val="0"/>
+          <w:color w:val="000000"/>
+          <w:sz w:val="20"/>
+        </w:rPr>
+        <w:t>Step back from the model layer and the winner is obvious, and it is not a model lab. It is Databricks. Databricks buys the inference the labs sell below cost, wraps it in data and workflow it owns, and books the margin they give away. FCF positive at $6.9B ARR growing 80% (T2), it fired no shot and carries no model-layer loss, and every price cut in this war lowers its cost of goods. Here is the part that should unsettle a credit desk: the ~$3.5T shadow-bond market is funding a price war whose clearest beneficiary is a company not fighting it. Debt raised against chips subsidizes tokens Databricks buys cheap and resells as workflow, so the marginal AI lender is, in effect, underwriting its gross margin. The labs are in a knife fight; Databricks owns the building.</w:t>
       </w:r>
     </w:p>
     <w:p>
@@ -2292,7 +2322,7 @@
           <w:color w:val="000000"/>
           <w:sz w:val="20"/>
         </w:rPr>
-        <w:t>Inference-cost deflation is margin-accretive to the application and SaaS layer and margin-dilutive to the model layer. Every dollar cut from output pricing transfers to whoever owns the workflow. Winners: application software with real distribution, agent-orchestration vendors who arbitrage the barbell, and buyers themselves, whose AI line items deflate while capability rises. Databricks, FCF positive at $6.9B ARR growing 80%, is the cleanest expression: it buys inference, sells data-plus-agent workflows, and gains from every cut its suppliers inflict on each other. Losers: undifferentiated model vendors and the mid-tier of Section 4.</w:t>
+        <w:t>That is the general form of the winner. Inference-cost deflation is margin-accretive to the application and SaaS layer and margin-dilutive to the model layer: every dollar cut from output pricing transfers to whoever owns the workflow, application software with real distribution, agent-orchestration vendors who arbitrage the barbell, and buyers themselves. The losers are the undifferentiated model vendors and the mid-tier of Section 4.</w:t>
       </w:r>
     </w:p>
     <w:p>
@@ -2322,7 +2352,7 @@
           <w:color w:val="000000"/>
           <w:sz w:val="20"/>
         </w:rPr>
-        <w:t>HBM and memory, wafer fab equipment, data-center power, cooling, and permitted baseload generation are priced on capacity scarcity, not model margin. The binding constraints are physical: HBM supply, interconnect, megawatts, and permitting, the same memory-bandwidth wall that sets output pricing in Section 1. A model-layer price war does not cancel compute demand; at the volumes the cheap tier targets, it raises it. The complex is exposed to a financing shock, not a pricing shock.</w:t>
+        <w:t>HBM and memory, wafer fab equipment, data-center power, cooling, and permitted baseload generation are priced on capacity scarcity, not model margin, the same memory-bandwidth wall of Section 1. A model-layer price war does not cancel compute demand; at the volumes the cheap tier targets, it raises it. The complex is insulated from a pricing shock but exposed to a financing shock.</w:t>
       </w:r>
     </w:p>
     <w:p>
@@ -2416,7 +2446,7 @@
           <w:color w:val="000000"/>
           <w:sz w:val="20"/>
         </w:rPr>
-        <w:t>The ~$3.5T private-credit and shadow-bond market is the marginal source of AI capital, and it is what makes below-cost pricing possible: labs price under serving cost because debt funds the gap. Anthropic's roughly $35B chip-bond stack from June (T2) is the template; xAI's cross-subsidy is the same mechanism with a corporate wrapper. Price wars funded by cash flow end when the weakest operator's margin breaks; price wars funded by credit end when the credit reprices. The covenant is not any lab's gross margin this quarter but the channel's willingness to keep funding negative-margin token sales, which is why the price war and the IPO question are the same question.</w:t>
+        <w:t>The ~$3.5T private-credit and shadow-bond market is the marginal source of AI capital: labs price under serving cost because debt funds the gap. Anthropic's roughly $35B chip-bond stack from June (T2) is the template; xAI's cross-subsidy is the same mechanism with a corporate wrapper. Price wars funded by credit end when the credit reprices, not when a margin breaks, so the covenant is the channel's willingness to keep funding negative-margin token sales. That is why the price war and the IPO question are the same question.</w:t>
       </w:r>
     </w:p>
     <w:p>
@@ -2446,7 +2476,7 @@
           <w:color w:val="000000"/>
           <w:sz w:val="20"/>
         </w:rPr>
-        <w:t>The repricing lands roughly three months before Anthropic's expected October S-1, which forces into the open what private markets have not seen: model-layer gross margin, revenue mix, and any enterprise attach. Filing at a $965B mark and 20.5x gross run-rate ARR while a rival prices comparable-claim inference at a quarter of your rate is the hardest possible setup, and it makes the price war the single largest tax on the bull case. The inverse is equally sharp: if Anthropic holds price and attach through the window, and Mythos shows a premium base that does not blink at the floor, the premium thesis is validated under live fire. The gross-margin page, not any benchmark, will be the most repriced disclosure in the filing.</w:t>
+        <w:t>The repricing lands roughly three months before Anthropic's expected October S-1, which forces open what private markets have not seen: model-layer gross margin, revenue mix, and any enterprise attach. Filing at a $965B mark and 20.5x gross run-rate ARR while a rival prices comparable-claim inference at a quarter of your rate is the hardest possible setup, and the single largest tax on the bull case. The inverse is as sharp: if Anthropic holds price and attach through the window, the premium thesis is validated under live fire. The gross-margin page, not any benchmark, is the most repriced disclosure in the filing.</w:t>
       </w:r>
     </w:p>
     <w:p>
@@ -2476,7 +2506,7 @@
           <w:color w:val="000000"/>
           <w:sz w:val="20"/>
         </w:rPr>
-        <w:t>Public books: long the buildout (memory and HBM, wafer fab equipment, power and cooling, permitted baseload), priced on scarcity and insulated from model margin; watch legacy vertical-SaaS net revenue retention as the first displacement signal, which shows up before logo churn (directional reads, not recommendations). Private books: the Section 4 losers reprice down, model wrappers and gateways facing a down-round or wind-down; the app, orchestration, and data layer reprice up on every supplier cut; holders of Anthropic or OpenAI stakes face a secondary-bid discount into the S-1 window until attach resolves; and the ~$3.5T credit channel is a covenant many allocators already hold, now correlated with the model-layer price war, a portfolio linkage most books have not drawn.</w:t>
+        <w:t>Public books: long the buildout (memory and HBM, wafer fab equipment, power and cooling, permitted baseload), insulated from model margin; watch legacy vertical-SaaS net revenue retention as the first displacement signal, which shows up before logo churn (directional reads, not recommendations). Private books: the Section 4 losers reprice down, model wrappers and gateways facing a down-round or wind-down; the app, orchestration, and data layer reprice up on every supplier cut; holders of Anthropic or OpenAI stakes face a secondary-bid discount into the S-1 window until attach resolves; and the ~$3.5T credit channel is a covenant many allocators already hold, now correlated with the model-layer price war.</w:t>
       </w:r>
     </w:p>
     <w:p>
@@ -2529,7 +2559,7 @@
           <w:color w:val="000000"/>
           <w:sz w:val="20"/>
         </w:rPr>
-        <w:t>The central consequence: cheaper inference makes the free tier good enough. When serving a capable model costs a fraction of a year ago, the rational move is to give more away, because the free tier is the acquisition funnel. The result is capability inflation at the free tier and willingness-to-pay compression at the paid tier. This is the mirror of the enterprise story: enterprises pay for measurable reliability, consumers largely will not pay for quality they cannot perceive. The consumer market splits along the same barbell: a free, ad-and-data-monetized tier where Meta is structurally advantaged, and a premium capability bundle (the agent that books, buys, files, and codes) sold as a subscription and justified by task completion. A paid chatbot that only answers questions is the consumer version of the squeezed middle. Two second-order effects: the payment shifts from cash to data and attention as prices fall, raising the salience of privacy and the ad model and their regulatory exposure; and distribution decides the consumer war more than quality, because a user will not switch assistants for a difference they cannot feel.</w:t>
+        <w:t>The central consequence: cheaper inference makes the free tier good enough. When serving a capable model costs a fraction of a year ago, the rational move is to give more away, because the free tier is the acquisition funnel. The result is capability inflation at the free tier and willingness-to-pay compression at the paid tier. This is the mirror of the enterprise story: enterprises pay for measurable reliability, consumers largely will not pay for quality they cannot perceive. The consumer market splits along the same barbell: a free, ad-and-data-monetized tier where Meta is structurally advantaged, and a premium capability bundle (the agent that books, buys, files, and codes) sold as a subscription and justified by task completion. A paid chatbot that only answers questions is the consumer squeezed middle. Two second-order effects: as prices fall the payment shifts from cash to data and attention, raising the salience of privacy and the ad model; and distribution decides the consumer war more than quality, since users will not switch assistants for a difference they cannot feel.</w:t>
       </w:r>
     </w:p>
     <w:p>
@@ -2567,7 +2597,7 @@
           <w:color w:val="000000"/>
           <w:sz w:val="20"/>
         </w:rPr>
-        <w:t>The war looks like a pricing table but is decided on the desktop and the phone. OpenAI's ChatGPT Work and Codex superapp (browser, computer use, above 1.5M weekly Codex actives, T2) and Anthropic's Claude Cowork compete for the enterprise-agent seat: the persistent, permissioned surface through which agents touch company systems. Whoever owns the seat owns task routing, and task routing decides which model runs at which tier for which task. Quality deltas matter less because the surface owner routes silently between tiers, escalating to Opus or Mythos for the high-stakes step and dropping to the floor for the cheap one, capturing the barbell internally. Cheap tokens are necessary but not sufficient: they win benchmarks and spot volume, both of which churn on the next price sheet. Seat-level reliability, admin tooling, audit trails, and controlled-model guarantees are what enterprises cannot switch quarterly. Meta wins on price but lacks the surface; xAI has neither. The end state is two or three surface owners buying inference, including one another's, at the floor price, and differentiating on the reliability of the premium tier they route to.</w:t>
+        <w:t>The war looks like a pricing table but is decided on the desktop and the phone. OpenAI's ChatGPT Work and Codex superapp (browser, computer use, above 1.5M weekly Codex actives, T2) and Anthropic's Claude Cowork compete for the enterprise-agent seat: the persistent, permissioned surface through which agents touch company systems. Whoever owns the seat owns task routing, and task routing decides which model runs at which tier for which task. Quality deltas matter less because the surface owner routes silently between tiers, escalating to Opus or Mythos for the high-stakes step and dropping to the floor for the cheap one, capturing the barbell internally. This is why Grok's refresh does not win: a better cheap model with a unique data moat is still a model, and xAI has no enterprise seat to route it through and no cash engine to outlast the incumbents. Cheap tokens win benchmarks and spot volume, which churn on the next price sheet; seat-level reliability, admin tooling, and audit trails are what enterprises cannot switch quarterly. The end state is two or three surface owners buying inference, including one another's, at the floor price, while Databricks sells the workflow on top and takes a cut of all of it.</w:t>
       </w:r>
     </w:p>
     <w:p>
@@ -2605,7 +2635,7 @@
           <w:color w:val="000000"/>
           <w:sz w:val="20"/>
         </w:rPr>
-        <w:t>Two counters would break the segmentation thesis. First, if agents learn to self-correct cheaply, remediation cost collapses toward zero and the premium with it: the Section 2 sensitivity cuts both ways. Second, if Meta or another commodity-priced player builds a credible enterprise surface, the premium loses its refuge. We judge both real but not yet visible, and the dated calls are where we would see them first: Anthropic's flagship pricing by August 31; the first enterprise-agent seat or attach metric by September 30; the first consumer free-tier or ARPU signal by November 30; the shadow-bond channel's terms on chip-backed paper into 2027; and, above all, Anthropic's October S-1, whose model-layer gross-margin page converts most of this note from estimate to fact.</w:t>
+        <w:t>The winner call breaks if Databricks' net revenue retention or FCF turns, or if a lab builds the data-and-workflow layer Databricks owns. The segmentation call breaks on two counters: if agents learn to self-correct cheaply, remediation cost collapses toward zero and the premium with it (the Section 2 sensitivity cuts both ways); or if Meta, or a capability-upgraded xAI, converts its cheap model and real-time data moat into a credible enterprise surface, the premium loses its refuge. The dated calls are where we would see these first: Anthropic's flagship pricing by August 31; the first enterprise-agent seat or attach metric by September 30; the first consumer free-tier or ARPU signal by November 30; the shadow-bond channel's terms on chip-backed paper into 2027; and, above all, Anthropic's October S-1, whose model-layer gross-margin page converts most of this note from estimate to fact.</w:t>
       </w:r>
     </w:p>
     <w:p>
@@ -2661,7 +2691,7 @@
           <w:color w:val="000000"/>
           <w:sz w:val="20"/>
         </w:rPr>
-        <w:t>PitchBook company datasets: Anthropic ($965B mark, $47B gross run-rate ARR, Q2 operating profit ~$559M adjusted); OpenAI ($852B, ~$25B net ARR, weekly actives); July 2026. T2.</w:t>
+        <w:t>xAI mid-July Grok 4.5 capability refresh: native computer-use and tool-calling, multimodal input, real-time X and Starlink data path, frontier-parity agentic-reasoning claim. Vendor-reported, T3, discounted one tier.</w:t>
       </w:r>
     </w:p>
     <w:p>
@@ -2677,7 +2707,7 @@
           <w:color w:val="000000"/>
           <w:sz w:val="20"/>
         </w:rPr>
-        <w:t>SPCX disclosures and press on xAI AI-segment ARR ($3.2B) and FY25 operating loss (-$6.36B). T2/T3.</w:t>
+        <w:t>PitchBook company datasets: Anthropic ($965B mark, $47B gross run-rate ARR, Q2 operating profit ~$559M adjusted); OpenAI ($852B, ~$25B net ARR, weekly actives); xAI AI-segment ARR ($3.2B) and FY25 operating loss (-$6.36B); SPCX ~$1.97T. July 2026. T2/T3.</w:t>
       </w:r>
     </w:p>
     <w:p>

--- a/output/Frontier_AI_Price_Wars_Jul2026.docx
+++ b/output/Frontier_AI_Price_Wars_Jul2026.docx
@@ -29,7 +29,7 @@
           <w:color w:val="2F5496"/>
           <w:sz w:val="24"/>
         </w:rPr>
-        <w:t>It reads as a price war among the labs. The one clear winner never fired a shot.</w:t>
+        <w:t>The war is won on value per token, not price per token. On that measure, one lab is winning it.</w:t>
       </w:r>
     </w:p>
     <w:p>
@@ -204,7 +204,7 @@
           <w:color w:val="000000"/>
           <w:sz w:val="20"/>
         </w:rPr>
-        <w:t>1</w:t>
+        <w:t>2</w:t>
       </w:r>
     </w:p>
     <w:p>
@@ -309,7 +309,7 @@
           <w:color w:val="000000"/>
           <w:sz w:val="20"/>
         </w:rPr>
-        <w:t>2. The unit of account: cost per completed task</w:t>
+        <w:t>2. The unit of account: value per token</w:t>
       </w:r>
     </w:p>
     <w:p>
@@ -354,7 +354,7 @@
           <w:color w:val="000000"/>
           <w:sz w:val="20"/>
         </w:rPr>
-        <w:t>5. Market implications and the one clear winner</w:t>
+        <w:t>5. Market implications</w:t>
       </w:r>
     </w:p>
     <w:p>
@@ -385,6 +385,21 @@
           <w:sz w:val="20"/>
         </w:rPr>
         <w:t>7. The surface decides</w:t>
+      </w:r>
+    </w:p>
+    <w:p>
+      <w:pPr>
+        <w:spacing w:after="20"/>
+      </w:pPr>
+      <w:r>
+        <w:rPr>
+          <w:rFonts w:ascii="Calibri Light" w:hAnsi="Calibri Light"/>
+          <w:b w:val="0"/>
+          <w:i w:val="0"/>
+          <w:color w:val="000000"/>
+          <w:sz w:val="20"/>
+        </w:rPr>
+        <w:t>8. The verdict: pricing, model, and moat</w:t>
       </w:r>
     </w:p>
     <w:p>
@@ -513,7 +528,7 @@
           <w:color w:val="000000"/>
           <w:sz w:val="20"/>
         </w:rPr>
-        <w:t>Four frontier labs are cutting prices to the bone, and the one clear winner is a company that never entered the fight: Databricks. It buys the inference the labs sell below cost, wraps it in data and workflow it already owns, and books the margin the labs are giving away. On the right unit of account, cost per completed task rather than price per token, a two-to-three-point reliability gap funds a five-times token premium, so the market splits into a barbell and the middle hollows out. This note builds that argument from the token up and names the winner it produces.</w:t>
+        <w:t>Frontier token prices collapsed in July, but headline price is the wrong scoreboard. The war is fought on value per token, the completed tasks a dollar of inference actually buys, and on that measure a two-to-three-point reliability edge outweighs a four-times price cut. Judge the four labs on the axes that compound, pricing for value, model quality, moat, and unit economics, and the verdict is not close: Anthropic is winning. This note builds that case from the token up.</w:t>
       </w:r>
     </w:p>
     <w:p>
@@ -543,7 +558,7 @@
           <w:color w:val="000000"/>
           <w:sz w:val="20"/>
         </w:rPr>
-        <w:t>Databricks: Brick by Brick (July 2026)</w:t>
+        <w:t>AI Compute and Power: The Buildout Is a Scarcity Trade (forthcoming)</w:t>
       </w:r>
     </w:p>
     <w:p>
@@ -558,7 +573,7 @@
           <w:color w:val="000000"/>
           <w:sz w:val="20"/>
         </w:rPr>
-        <w:t>AI Compute and Power: The Buildout Is a Scarcity Trade (forthcoming)</w:t>
+        <w:t>Enterprise Agents: Who Owns the Seat (forthcoming)</w:t>
       </w:r>
     </w:p>
     <w:p>
@@ -602,7 +617,7 @@
           <w:color w:val="000000"/>
           <w:sz w:val="20"/>
         </w:rPr>
-        <w:t>The one clear winner is not a model lab. It is Databricks, which never entered the war: it buys below-cost inference, resells it as data-and-workflow margin, and books a gain on every cut the labs inflict on each other. The unsettling corollary: the ~$3.5T shadow-bond market is, in effect, subsidizing the gross margin of a company not in the fight.</w:t>
+        <w:t>The war is won on value per token, not price per token. Buyers, and increasingly agents, buy completed tasks, and a two-to-three-point task-success gap fully funds Claude Opus 4.8's 4.8x per-attempt token premium over the cheapest tier. Reliability, not sticker price, is the axis that matters.</w:t>
       </w:r>
     </w:p>
     <w:p>
@@ -618,7 +633,7 @@
           <w:color w:val="000000"/>
           <w:sz w:val="20"/>
         </w:rPr>
-        <w:t>The repricing looks like a price war and is mostly a segmentation event. Meta's Muse Spark 1.1 prices frontier-adjacent inference at roughly a quarter of the premium anchor (T1), but only Meta is structurally built to price a model near zero. OpenAI and Anthropic defend premium tiers; xAI is a forced participant.</w:t>
+        <w:t>On the axes that compound, pricing for value, model, moat, and economics, Anthropic is winning: it holds premium price into a collapsing tape, owns the highest-quality franchise (Opus plus the restricted Mythos anchor), fields the strongest unit economics among the labs (0.38x capital efficiency, a first quarterly profit), and is building the enterprise seat that turns model quality into switching cost. OpenAI is the only credible challenger, on distribution.</w:t>
       </w:r>
     </w:p>
     <w:p>
@@ -634,7 +649,7 @@
           <w:color w:val="000000"/>
           <w:sz w:val="20"/>
         </w:rPr>
-        <w:t>Headline token price is the wrong unit: buyers, and increasingly agents, purchase completed tasks. On cost per completed task, a two-to-three-point task-success gap fully funds Claude Opus 4.8's 4.8x per-attempt token premium over the cheapest tier. Reliability, not sticker price, is what sophisticated buyers pay for.</w:t>
+        <w:t>The repricing looks like a price war and is mostly a segmentation event. Meta's Muse Spark 1.1 prices frontier-adjacent inference at roughly a quarter of the premium anchor (T1), but only Meta is structurally built to price near zero. OpenAI and Anthropic defend premium tiers; xAI is a forced participant.</w:t>
       </w:r>
     </w:p>
     <w:p>
@@ -682,7 +697,7 @@
           <w:color w:val="000000"/>
           <w:sz w:val="20"/>
         </w:rPr>
-        <w:t>The repricing lands roughly three months before Anthropic's expected October S-1, the largest test of whether a premium franchise can defend price and enterprise attach in the most hostile tape available. It is the biggest tax on the $965B bull case, and the cleanest validation of it if Anthropic holds both.</w:t>
+        <w:t>The repricing lands roughly three months before Anthropic's expected October S-1, the largest test of whether a premium franchise can defend price and enterprise attach in the most hostile tape available. It is the biggest tax on the winner thesis, and its cleanest validation if Anthropic holds both.</w:t>
       </w:r>
     </w:p>
     <w:p>
@@ -750,7 +765,7 @@
           <w:color w:val="000000"/>
           <w:sz w:val="20"/>
         </w:rPr>
-        <w:t>Now the step that reframes everything. Enterprise use is agentic: a model is not asked one question once. An agent plans, calls a tool, reads the result, re-plans, and repeats, often dozens of times, each step re-reading a growing context. Token consumption scales super-linearly with complexity and multiplies every time the agent fails and retries. The per-token price therefore tells you almost nothing about what a task costs: the loop, and the failure rate inside it, dominate.</w:t>
+        <w:t>Now the step that reframes the whole competition. Enterprise use is agentic: a model is not asked one question once. An agent plans, calls a tool, reads the result, re-plans, and repeats, often dozens of times, each step re-reading a growing context. Token consumption scales super-linearly with complexity and multiplies every time the agent fails and retries. The per-token price therefore tells you almost nothing about what a task costs: the loop, and the failure rate inside it, dominate.</w:t>
       </w:r>
     </w:p>
     <w:p>
@@ -758,7 +773,7 @@
         <w:pStyle w:val="Heading2"/>
       </w:pPr>
       <w:r>
-        <w:t>2. The unit of account: cost per completed task</w:t>
+        <w:t>2. The unit of account: value per token</w:t>
       </w:r>
     </w:p>
     <w:p>
@@ -773,7 +788,7 @@
           <w:color w:val="000000"/>
           <w:sz w:val="20"/>
         </w:rPr>
-        <w:t>Buyers purchase completed tasks, not tokens. The right unit is:</w:t>
+        <w:t>Buyers do not want cheap tokens; they want completed tasks per dollar. The right unit is:</w:t>
       </w:r>
     </w:p>
     <w:p>
@@ -828,7 +843,7 @@
           <w:color w:val="595959"/>
           <w:sz w:val="19"/>
         </w:rPr>
-        <w:t>Cost per completed task at list prices, 60k in / 12k out per attempt. Takeaway: the cheap tier wins on raw token arithmetic almost mechanically; the premium is funded elsewhere.</w:t>
+        <w:t>Cost per completed task at list prices, 60k in / 12k out per attempt. Takeaway: the cheap tier wins on raw token arithmetic almost mechanically; value per token is decided by reliability, not price.</w:t>
       </w:r>
     </w:p>
     <w:tbl>
@@ -1841,7 +1856,7 @@
           <w:color w:val="000000"/>
           <w:sz w:val="20"/>
         </w:rPr>
-        <w:t>The conclusion does not rest on the $17 estimate, and the sophisticated reader's first move is to attack it. Solve instead for the failure cost at which the premium breaks even: at a 15-point reliability edge it pays once failure costs more than about $2.24 per attempt, at a 10-point edge above $3.67, at a 5-point edge above $7.93, and on tokens alone it never pays. The premium is defensible if and only if enterprise failure is expensive, and at any realistic edge it needs failure to cost only a few dollars, which production agentic failures always exceed.</w:t>
+        <w:t>The conclusion does not rest on the $17 estimate, and the sophisticated reader's first move is to attack it. Solve instead for the failure cost at which the premium breaks even: at a 15-point reliability edge it pays once failure costs more than about $2.24 per attempt, at a 10-point edge above $3.67, at a 5-point edge above $7.93, and on tokens alone it never pays. The premium is defensible if and only if enterprise failure is expensive, and at any realistic edge it needs failure to cost only a few dollars, which production agentic failures always exceed. Value per token favors whoever has the highest reliability at a defensible price, not whoever posts the lowest number.</w:t>
       </w:r>
     </w:p>
     <w:p>
@@ -1866,7 +1881,7 @@
           <w:color w:val="595959"/>
           <w:sz w:val="19"/>
         </w:rPr>
-        <w:t>Fully loaded cost per completed task versus per-attempt success rate. Takeaway: curves cross in a narrow 85-to-90% band; below it token price dominates, above it reliability dominates.</w:t>
+        <w:t>Fully loaded cost per completed task versus per-attempt success rate. Takeaway: curves cross near 85 to 90%; below it price dominates, above it reliability dominates.</w:t>
       </w:r>
     </w:p>
     <w:p>
@@ -1930,7 +1945,7 @@
           <w:color w:val="595959"/>
           <w:sz w:val="19"/>
         </w:rPr>
-        <w:t>Break-even failure cost versus reliability edge. Takeaway: above the curve the premium is cheaper per completed task, and the curve sits at a few dollars across the whole realistic range.</w:t>
+        <w:t>Break-even failure cost versus reliability edge. Takeaway: above the curve the premium is cheaper per completed task, and the curve sits at a few dollars across the realistic range.</w:t>
       </w:r>
     </w:p>
     <w:p>
@@ -2032,7 +2047,7 @@
           <w:color w:val="000000"/>
           <w:sz w:val="20"/>
         </w:rPr>
-        <w:t xml:space="preserve"> Meta does not need model margin. Muse Spark priced near or below cost drives the complement toward zero while Meta monetizes the surface, the ad load, and its own silicon. It is durable because the funding source is an ads cash engine, not external capital.</w:t>
+        <w:t xml:space="preserve"> Meta does not need model margin. Muse Spark priced near or below cost drives the complement toward zero while Meta monetizes the surface, the ad load, and its own silicon. It is durable because the funding source is an ads cash engine, not external capital. But commoditizing a market you do not need to profit from is not the same as winning it.</w:t>
       </w:r>
     </w:p>
     <w:p>
@@ -2057,7 +2072,7 @@
           <w:color w:val="000000"/>
           <w:sz w:val="20"/>
         </w:rPr>
-        <w:t xml:space="preserve"> Grok 4.5 lists at $2 / $6, and xAI's mid-July refresh (vendor-reported, T3, discounted one tier on receipt) is a real capability jump: native computer-use and tool-calling ("Grok Agent"), expanded multimodal input, and a real-time data path into the X firehose and Starlink telemetry that no competitor can replicate, plus a claim of frontier-parity agentic reasoning at the same price. On paper Grok is now the value leader: frontier-adjacent capability and a unique real-time corpus at a third of the premium rate. And it changes nothing about who wins, because the AI segment still sits on $3.2B ARR against a $6.36B FY25 operating loss (T2), inside an SPCX structure marked near $1.97T. The subsidy runs through the SpaceX and Starlink cross-flow: a balance-sheet decision, not a business model. A better cheap model does not close a $6B loss.</w:t>
+        <w:t xml:space="preserve"> Grok 4.5 lists at $2 / $6, and xAI's mid-July refresh (vendor-reported, T3, discounted one tier) is a real capability jump: native computer-use and tool-calling ("Grok Agent"), expanded multimodal input, and a real-time data path into the X firehose and Starlink telemetry no competitor can replicate. On paper Grok is the value leader, and it changes nothing, because the AI segment still sits on $3.2B ARR against a $6.36B FY25 operating loss (T2), inside an SPCX structure marked near $1.97T. The subsidy runs through the SpaceX and Starlink cross-flow: a balance-sheet decision, not a business model. A better cheap model does not close a $6B loss.</w:t>
       </w:r>
     </w:p>
     <w:p>
@@ -2082,7 +2097,7 @@
           <w:color w:val="000000"/>
           <w:sz w:val="20"/>
         </w:rPr>
-        <w:t xml:space="preserve"> The tell is Sol at $5 / $30, above Opus on output. Luna harvests price-sensitive volume at $1 / $6 while Sol defends the premium. With roughly $25B net ARR, about 900M weekly actives, and Codex above 1.5M weekly actives (T2), OpenAI needs the premium tier; its 34.1x multiple cannot ride $6 output.</w:t>
+        <w:t xml:space="preserve"> The tell is Sol at $5 / $30, above Opus on output. Luna harvests price-sensitive volume at $1 / $6 while Sol defends the premium. With roughly $25B net ARR, about 900M weekly actives, and Codex above 1.5M weekly actives (T2), OpenAI needs the premium tier; its 34.1x multiple and 0.14x capital efficiency cannot ride $6 output.</w:t>
       </w:r>
     </w:p>
     <w:p>
@@ -2107,7 +2122,7 @@
           <w:color w:val="000000"/>
           <w:sz w:val="20"/>
         </w:rPr>
-        <w:t xml:space="preserve"> Opus 4.8 holds at $5 / $25, with Claude Mythos above it as the restricted anchor (not openly list-priced; our estimate is an output premium of roughly 1.5x to 2x Opus, T3). Against $47B gross run-rate ARR, a 20.5x multiple on a $965B mark, and a first quarterly operating profit of roughly $559M in Q2 (T2, and note it excludes stock-based compensation and rides a ramp discount on the SpaceX compute deal, so it flatters steady-state economics), the strategy is one thing: hold price, deepen the premium, prove attach.</w:t>
+        <w:t xml:space="preserve"> Opus 4.8 holds at $5 / $25, with Claude Mythos above it as the restricted anchor (not openly list-priced; our estimate is an output premium of roughly 1.5x to 2x Opus, T3). Against $47B gross run-rate ARR, a 20.5x multiple on a $965B mark, 0.38x capital efficiency, and a first quarterly operating profit of roughly $559M in Q2 (T2, excludes SBC and rides a ramp discount on the SpaceX compute deal, so it flatters steady-state economics), the strategy is one thing: hold price, deepen the premium, prove attach.</w:t>
       </w:r>
     </w:p>
     <w:p>
@@ -2132,7 +2147,7 @@
           <w:color w:val="595959"/>
           <w:sz w:val="19"/>
         </w:rPr>
-        <w:t>Implied model-layer gross margin versus output list price at a $6-to-$8 serving cost. Takeaway: every output price below roughly $8 is gross-margin negative; the floor tier is priced below cost.</w:t>
+        <w:t>Implied model-layer gross margin versus output list price at a $6-to-$8 serving cost. Takeaway: every output price below roughly $8 is gross-margin negative; the floor is priced below cost.</w:t>
       </w:r>
     </w:p>
     <w:p>
@@ -2186,7 +2201,7 @@
           <w:color w:val="000000"/>
           <w:sz w:val="20"/>
         </w:rPr>
-        <w:t>So, war or segmentation? Our read, committed: a segmentation play at the premium end and a genuine price war only at the commodity floor. Two of four players defend premium tiers, Anthropic extends the premium upward with Mythos, Meta runs a complement-commoditization play that looks like war, and xAI follows price without the economics, capability refresh notwithstanding. Our working split of enterprise agentic spend (our estimate, T2): roughly 55% to 65% of dollars flow to reliability-gated, high-stakes work where the premium is defensible, against 35% to 45% to failure-tolerant commodity work that carries the larger share of raw throughput. The two ends split volume and value in opposite directions.</w:t>
+        <w:t>So, war or segmentation? Our read, committed: a segmentation play at the premium end and a genuine price war only at the commodity floor. Two of four players defend premium tiers, Anthropic extends the premium upward with Mythos, Meta runs a complement-commoditization play, and xAI follows price without the economics. Our working split of enterprise agentic spend (our estimate, T2): roughly 55% to 65% of dollars flow to reliability-gated, high-stakes work where the premium is defensible, against 35% to 45% to failure-tolerant commodity work. The two ends split volume and value in opposite directions, and the value end is the one Anthropic is defending.</w:t>
       </w:r>
     </w:p>
     <w:p>
@@ -2262,22 +2277,7 @@
         <w:pStyle w:val="Heading2"/>
       </w:pPr>
       <w:r>
-        <w:t>5. Market implications and the one clear winner</w:t>
-      </w:r>
-    </w:p>
-    <w:p>
-      <w:pPr>
-        <w:spacing w:after="60"/>
-      </w:pPr>
-      <w:r>
-        <w:rPr>
-          <w:rFonts w:ascii="Calibri Light" w:hAnsi="Calibri Light"/>
-          <w:b/>
-          <w:i w:val="0"/>
-          <w:color w:val="000000"/>
-          <w:sz w:val="21"/>
-        </w:rPr>
-        <w:t>The one clear winner</w:t>
+        <w:t>5. Market implications</w:t>
       </w:r>
     </w:p>
     <w:p>
@@ -2292,22 +2292,7 @@
           <w:color w:val="000000"/>
           <w:sz w:val="20"/>
         </w:rPr>
-        <w:t>Step back from the model layer and the winner is obvious, and it is not a model lab. It is Databricks. Databricks buys the inference the labs sell below cost, wraps it in data and workflow it owns, and books the margin they give away. FCF positive at $6.9B ARR growing 80% (T2), it fired no shot and carries no model-layer loss, and every price cut in this war lowers its cost of goods. Here is the part that should unsettle a credit desk: the ~$3.5T shadow-bond market is funding a price war whose clearest beneficiary is a company not fighting it. Debt raised against chips subsidizes tokens Databricks buys cheap and resells as workflow, so the marginal AI lender is, in effect, underwriting its gross margin. The labs are in a knife fight; Databricks owns the building.</w:t>
-      </w:r>
-    </w:p>
-    <w:p>
-      <w:pPr>
-        <w:spacing w:after="60"/>
-      </w:pPr>
-      <w:r>
-        <w:rPr>
-          <w:rFonts w:ascii="Calibri Light" w:hAnsi="Calibri Light"/>
-          <w:b/>
-          <w:i w:val="0"/>
-          <w:color w:val="000000"/>
-          <w:sz w:val="21"/>
-        </w:rPr>
-        <w:t>The margin moves down the stack</w:t>
+        <w:t>Inference-cost deflation is margin-accretive to buyers and the application layer and margin-dilutive to the model layer: every dollar cut from output pricing transfers to whoever owns the workflow, application software with distribution, agent-orchestration vendors that arbitrage the barbell, and enterprises themselves. That is the read-through for a public book, alongside the buildout trade.</w:t>
       </w:r>
     </w:p>
     <w:p>
@@ -2322,37 +2307,7 @@
           <w:color w:val="000000"/>
           <w:sz w:val="20"/>
         </w:rPr>
-        <w:t>That is the general form of the winner. Inference-cost deflation is margin-accretive to the application and SaaS layer and margin-dilutive to the model layer: every dollar cut from output pricing transfers to whoever owns the workflow, application software with real distribution, agent-orchestration vendors who arbitrage the barbell, and buyers themselves. The losers are the undifferentiated model vendors and the mid-tier of Section 4.</w:t>
-      </w:r>
-    </w:p>
-    <w:p>
-      <w:pPr>
-        <w:spacing w:after="60"/>
-      </w:pPr>
-      <w:r>
-        <w:rPr>
-          <w:rFonts w:ascii="Calibri Light" w:hAnsi="Calibri Light"/>
-          <w:b/>
-          <w:i w:val="0"/>
-          <w:color w:val="000000"/>
-          <w:sz w:val="21"/>
-        </w:rPr>
-        <w:t>Picks-and-shovels are insulated</w:t>
-      </w:r>
-    </w:p>
-    <w:p>
-      <w:pPr>
-        <w:spacing w:after="140"/>
-      </w:pPr>
-      <w:r>
-        <w:rPr>
-          <w:rFonts w:ascii="Calibri Light" w:hAnsi="Calibri Light"/>
-          <w:b w:val="0"/>
-          <w:i w:val="0"/>
-          <w:color w:val="000000"/>
-          <w:sz w:val="20"/>
-        </w:rPr>
-        <w:t>HBM and memory, wafer fab equipment, data-center power, cooling, and permitted baseload generation are priced on capacity scarcity, not model margin, the same memory-bandwidth wall of Section 1. A model-layer price war does not cancel compute demand; at the volumes the cheap tier targets, it raises it. The complex is insulated from a pricing shock but exposed to a financing shock.</w:t>
+        <w:t>Picks-and-shovels are insulated. HBM and memory, wafer fab equipment, data-center power, cooling, and permitted baseload generation are priced on capacity scarcity, not model margin, the memory-bandwidth wall of Section 1. A model-layer price war does not cancel compute demand; at the volumes the cheap tier targets, it raises it. The complex is insulated from a pricing shock but exposed to a financing shock.</w:t>
       </w:r>
     </w:p>
     <w:p>
@@ -2377,7 +2332,7 @@
           <w:color w:val="595959"/>
           <w:sz w:val="19"/>
         </w:rPr>
-        <w:t>Model-layer economics versus buildout economics. Takeaway: the layer cutting prices is the layer losing money; the layer selling scarcity is not in the war.</w:t>
+        <w:t>Model-layer economics versus buildout economics. Takeaway: the layer cutting prices is losing money; the layer selling scarcity is not in the war.</w:t>
       </w:r>
     </w:p>
     <w:p>
@@ -2421,17 +2376,17 @@
     </w:p>
     <w:p>
       <w:pPr>
-        <w:spacing w:after="60"/>
+        <w:spacing w:after="140"/>
       </w:pPr>
       <w:r>
         <w:rPr>
           <w:rFonts w:ascii="Calibri Light" w:hAnsi="Calibri Light"/>
-          <w:b/>
+          <w:b w:val="0"/>
           <w:i w:val="0"/>
           <w:color w:val="000000"/>
-          <w:sz w:val="21"/>
+          <w:sz w:val="20"/>
         </w:rPr>
-        <w:t>The financing tail wags the pricing dog</w:t>
+        <w:t>The financing tail wags the pricing dog. The ~$3.5T private-credit and shadow-bond market is the marginal source of AI capital: labs price under serving cost because debt funds the gap. Anthropic's roughly $35B chip-bond stack from June (T2) is the template; xAI's cross-subsidy is the same mechanism. Price wars funded by credit end when the credit reprices, not when a margin breaks, so the covenant is the channel's willingness to keep funding negative-margin token sales. That is why the price war and the IPO question are the same question.</w:t>
       </w:r>
     </w:p>
     <w:p>
@@ -2446,67 +2401,7 @@
           <w:color w:val="000000"/>
           <w:sz w:val="20"/>
         </w:rPr>
-        <w:t>The ~$3.5T private-credit and shadow-bond market is the marginal source of AI capital: labs price under serving cost because debt funds the gap. Anthropic's roughly $35B chip-bond stack from June (T2) is the template; xAI's cross-subsidy is the same mechanism with a corporate wrapper. Price wars funded by credit end when the credit reprices, not when a margin breaks, so the covenant is the channel's willingness to keep funding negative-margin token sales. That is why the price war and the IPO question are the same question.</w:t>
-      </w:r>
-    </w:p>
-    <w:p>
-      <w:pPr>
-        <w:spacing w:after="60"/>
-      </w:pPr>
-      <w:r>
-        <w:rPr>
-          <w:rFonts w:ascii="Calibri Light" w:hAnsi="Calibri Light"/>
-          <w:b/>
-          <w:i w:val="0"/>
-          <w:color w:val="000000"/>
-          <w:sz w:val="21"/>
-        </w:rPr>
-        <w:t>The IPO intersection</w:t>
-      </w:r>
-    </w:p>
-    <w:p>
-      <w:pPr>
-        <w:spacing w:after="140"/>
-      </w:pPr>
-      <w:r>
-        <w:rPr>
-          <w:rFonts w:ascii="Calibri Light" w:hAnsi="Calibri Light"/>
-          <w:b w:val="0"/>
-          <w:i w:val="0"/>
-          <w:color w:val="000000"/>
-          <w:sz w:val="20"/>
-        </w:rPr>
-        <w:t>The repricing lands roughly three months before Anthropic's expected October S-1, which forces open what private markets have not seen: model-layer gross margin, revenue mix, and any enterprise attach. Filing at a $965B mark and 20.5x gross run-rate ARR while a rival prices comparable-claim inference at a quarter of your rate is the hardest possible setup, and the single largest tax on the bull case. The inverse is as sharp: if Anthropic holds price and attach through the window, the premium thesis is validated under live fire. The gross-margin page, not any benchmark, is the most repriced disclosure in the filing.</w:t>
-      </w:r>
-    </w:p>
-    <w:p>
-      <w:pPr>
-        <w:spacing w:after="60"/>
-      </w:pPr>
-      <w:r>
-        <w:rPr>
-          <w:rFonts w:ascii="Calibri Light" w:hAnsi="Calibri Light"/>
-          <w:b/>
-          <w:i w:val="0"/>
-          <w:color w:val="000000"/>
-          <w:sz w:val="21"/>
-        </w:rPr>
-        <w:t>Public- and private-market expression</w:t>
-      </w:r>
-    </w:p>
-    <w:p>
-      <w:pPr>
-        <w:spacing w:after="140"/>
-      </w:pPr>
-      <w:r>
-        <w:rPr>
-          <w:rFonts w:ascii="Calibri Light" w:hAnsi="Calibri Light"/>
-          <w:b w:val="0"/>
-          <w:i w:val="0"/>
-          <w:color w:val="000000"/>
-          <w:sz w:val="20"/>
-        </w:rPr>
-        <w:t>Public books: long the buildout (memory and HBM, wafer fab equipment, power and cooling, permitted baseload), insulated from model margin; watch legacy vertical-SaaS net revenue retention as the first displacement signal, which shows up before logo churn (directional reads, not recommendations). Private books: the Section 4 losers reprice down, model wrappers and gateways facing a down-round or wind-down; the app, orchestration, and data layer reprice up on every supplier cut; holders of Anthropic or OpenAI stakes face a secondary-bid discount into the S-1 window until attach resolves; and the ~$3.5T credit channel is a covenant many allocators already hold, now correlated with the model-layer price war.</w:t>
+        <w:t>The IPO intersection. The repricing lands roughly three months before Anthropic's October S-1, which forces open what private markets have not seen: model-layer gross margin, mix, and any enterprise attach. Filing at a $965B mark and 20.5x while a rival prices comparable-claim inference at a quarter of your rate is the hardest possible setup. The inverse is as sharp: if Anthropic holds price and attach, the winner thesis is validated under live fire. The gross-margin page, not any benchmark, is the most repriced disclosure in the filing.</w:t>
       </w:r>
     </w:p>
     <w:p>
@@ -2559,7 +2454,7 @@
           <w:color w:val="000000"/>
           <w:sz w:val="20"/>
         </w:rPr>
-        <w:t>The central consequence: cheaper inference makes the free tier good enough. When serving a capable model costs a fraction of a year ago, the rational move is to give more away, because the free tier is the acquisition funnel. The result is capability inflation at the free tier and willingness-to-pay compression at the paid tier. This is the mirror of the enterprise story: enterprises pay for measurable reliability, consumers largely will not pay for quality they cannot perceive. The consumer market splits along the same barbell: a free, ad-and-data-monetized tier where Meta is structurally advantaged, and a premium capability bundle (the agent that books, buys, files, and codes) sold as a subscription and justified by task completion. A paid chatbot that only answers questions is the consumer squeezed middle. Two second-order effects: as prices fall the payment shifts from cash to data and attention, raising the salience of privacy and the ad model; and distribution decides the consumer war more than quality, since users will not switch assistants for a difference they cannot feel.</w:t>
+        <w:t>The central consequence: cheaper inference makes the free tier good enough. When serving a capable model costs a fraction of a year ago, the rational move is to give more away, because the free tier is the acquisition funnel. The result is capability inflation at the free tier and willingness-to-pay compression at the paid tier. This is the mirror of the enterprise story: enterprises pay for measurable reliability, consumers largely will not pay for quality they cannot perceive. The consumer market splits along the same barbell: a free, ad-and-data-monetized tier where Meta is structurally advantaged, and a premium capability bundle (the agent that books, buys, files, and codes) sold as a subscription and justified by task completion. A paid chatbot that only answers questions is the consumer squeezed middle. Two second-order effects: as prices fall the payment shifts from cash to data and attention, raising the salience of privacy; and distribution decides the consumer war, since users will not switch assistants for a difference they cannot feel.</w:t>
       </w:r>
     </w:p>
     <w:p>
@@ -2597,7 +2492,7 @@
           <w:color w:val="000000"/>
           <w:sz w:val="20"/>
         </w:rPr>
-        <w:t>The war looks like a pricing table but is decided on the desktop and the phone. OpenAI's ChatGPT Work and Codex superapp (browser, computer use, above 1.5M weekly Codex actives, T2) and Anthropic's Claude Cowork compete for the enterprise-agent seat: the persistent, permissioned surface through which agents touch company systems. Whoever owns the seat owns task routing, and task routing decides which model runs at which tier for which task. Quality deltas matter less because the surface owner routes silently between tiers, escalating to Opus or Mythos for the high-stakes step and dropping to the floor for the cheap one, capturing the barbell internally. This is why Grok's refresh does not win: a better cheap model with a unique data moat is still a model, and xAI has no enterprise seat to route it through and no cash engine to outlast the incumbents. Cheap tokens win benchmarks and spot volume, which churn on the next price sheet; seat-level reliability, admin tooling, and audit trails are what enterprises cannot switch quarterly. The end state is two or three surface owners buying inference, including one another's, at the floor price, while Databricks sells the workflow on top and takes a cut of all of it.</w:t>
+        <w:t>The war looks like a pricing table but is decided on the desktop and the phone. OpenAI's ChatGPT Work and Codex superapp (browser, computer use, above 1.5M weekly Codex actives, T2) and Anthropic's Claude Cowork compete for the enterprise-agent seat: the persistent, permissioned surface through which agents touch company systems. Whoever owns the seat owns task routing, and task routing decides which model runs at which tier for which task. Quality deltas matter less because the surface owner routes silently between tiers, escalating to Opus or Mythos for the high-stakes step and dropping to the floor for the cheap one, capturing the barbell internally. This is why Grok's refresh does not win: a better cheap model with a unique data moat is still a model, and xAI has no seat to route it through and no cash engine to outlast the incumbents. Cheap tokens win benchmarks and spot volume, which churn on the next price sheet; seat-level reliability, admin tooling, and audit trails are what enterprises cannot switch quarterly. The seat, not the sticker, is the moat.</w:t>
       </w:r>
     </w:p>
     <w:p>
@@ -2620,6 +2515,791 @@
         <w:pStyle w:val="Heading2"/>
       </w:pPr>
       <w:r>
+        <w:t>8. The verdict: pricing, model, and moat</w:t>
+      </w:r>
+    </w:p>
+    <w:p>
+      <w:pPr>
+        <w:spacing w:after="140"/>
+      </w:pPr>
+      <w:r>
+        <w:rPr>
+          <w:rFonts w:ascii="Calibri Light" w:hAnsi="Calibri Light"/>
+          <w:b w:val="0"/>
+          <w:i w:val="0"/>
+          <w:color w:val="000000"/>
+          <w:sz w:val="20"/>
+        </w:rPr>
+        <w:t>Score the labs on the four axes and the verdict is not close.</w:t>
+      </w:r>
+    </w:p>
+    <w:p>
+      <w:pPr>
+        <w:spacing w:after="40"/>
+      </w:pPr>
+      <w:r>
+        <w:rPr>
+          <w:rFonts w:ascii="Calibri Light" w:hAnsi="Calibri Light"/>
+          <w:b/>
+          <w:i w:val="0"/>
+          <w:color w:val="2F5496"/>
+          <w:sz w:val="19"/>
+        </w:rPr>
+        <w:t xml:space="preserve">TABLE: </w:t>
+      </w:r>
+      <w:r>
+        <w:rPr>
+          <w:rFonts w:ascii="Calibri Light" w:hAnsi="Calibri Light"/>
+          <w:b w:val="0"/>
+          <w:i/>
+          <w:color w:val="595959"/>
+          <w:sz w:val="19"/>
+        </w:rPr>
+        <w:t>Competitive scorecard on the four axes that decide the war. Takeaway: Anthropic leads on value pricing, model, and economics; OpenAI only on distribution; Meta owns the floor; xAI has capability without economics.</w:t>
+      </w:r>
+    </w:p>
+    <w:tbl>
+      <w:tblPr>
+        <w:tblW w:type="dxa" w:w="9840"/>
+        <w:tblLook w:firstColumn="1" w:firstRow="1" w:lastColumn="0" w:lastRow="0" w:noHBand="0" w:noVBand="1" w:val="04A0"/>
+        <w:tblBorders>
+          <w:top w:val="single" w:sz="4" w:space="0" w:color="BFCBDD"/>
+          <w:left w:val="single" w:sz="4" w:space="0" w:color="BFCBDD"/>
+          <w:bottom w:val="single" w:sz="4" w:space="0" w:color="BFCBDD"/>
+          <w:right w:val="single" w:sz="4" w:space="0" w:color="BFCBDD"/>
+          <w:insideH w:val="single" w:sz="4" w:space="0" w:color="BFCBDD"/>
+          <w:insideV w:val="single" w:sz="4" w:space="0" w:color="BFCBDD"/>
+        </w:tblBorders>
+        <w:tblCellMar>
+          <w:top w:w="40" w:type="dxa"/>
+          <w:left w:w="80" w:type="dxa"/>
+          <w:bottom w:w="40" w:type="dxa"/>
+          <w:right w:w="80" w:type="dxa"/>
+        </w:tblCellMar>
+      </w:tblPr>
+      <w:tblGrid>
+        <w:gridCol w:w="1680"/>
+        <w:gridCol w:w="1680"/>
+        <w:gridCol w:w="1680"/>
+        <w:gridCol w:w="1680"/>
+        <w:gridCol w:w="1680"/>
+        <w:gridCol w:w="1680"/>
+      </w:tblGrid>
+      <w:tr>
+        <w:trPr>
+          <w:cantSplit/>
+          <w:tblHeader w:val="true"/>
+        </w:trPr>
+        <w:tc>
+          <w:tcPr>
+            <w:tcW w:type="dxa" w:w="2050"/>
+            <w:shd w:val="clear" w:fill="2F5496"/>
+          </w:tcPr>
+          <w:p>
+            <w:pPr>
+              <w:spacing w:after="0"/>
+              <w:jc w:val="left"/>
+            </w:pPr>
+            <w:r/>
+            <w:r>
+              <w:rPr>
+                <w:rFonts w:ascii="Calibri Light" w:hAnsi="Calibri Light"/>
+                <w:b/>
+                <w:color w:val="FFFFFF"/>
+                <w:sz w:val="17"/>
+              </w:rPr>
+              <w:t>Lab</w:t>
+            </w:r>
+          </w:p>
+        </w:tc>
+        <w:tc>
+          <w:tcPr>
+            <w:tcW w:type="dxa" w:w="1558"/>
+            <w:shd w:val="clear" w:fill="2F5496"/>
+          </w:tcPr>
+          <w:p>
+            <w:pPr>
+              <w:spacing w:after="0"/>
+              <w:jc w:val="center"/>
+            </w:pPr>
+            <w:r/>
+            <w:r>
+              <w:rPr>
+                <w:rFonts w:ascii="Calibri Light" w:hAnsi="Calibri Light"/>
+                <w:b/>
+                <w:color w:val="FFFFFF"/>
+                <w:sz w:val="17"/>
+              </w:rPr>
+              <w:t>Pricing for value</w:t>
+            </w:r>
+          </w:p>
+        </w:tc>
+        <w:tc>
+          <w:tcPr>
+            <w:tcW w:type="dxa" w:w="1558"/>
+            <w:shd w:val="clear" w:fill="2F5496"/>
+          </w:tcPr>
+          <w:p>
+            <w:pPr>
+              <w:spacing w:after="0"/>
+              <w:jc w:val="center"/>
+            </w:pPr>
+            <w:r/>
+            <w:r>
+              <w:rPr>
+                <w:rFonts w:ascii="Calibri Light" w:hAnsi="Calibri Light"/>
+                <w:b/>
+                <w:color w:val="FFFFFF"/>
+                <w:sz w:val="17"/>
+              </w:rPr>
+              <w:t>Model</w:t>
+            </w:r>
+          </w:p>
+        </w:tc>
+        <w:tc>
+          <w:tcPr>
+            <w:tcW w:type="dxa" w:w="1558"/>
+            <w:shd w:val="clear" w:fill="2F5496"/>
+          </w:tcPr>
+          <w:p>
+            <w:pPr>
+              <w:spacing w:after="0"/>
+              <w:jc w:val="center"/>
+            </w:pPr>
+            <w:r/>
+            <w:r>
+              <w:rPr>
+                <w:rFonts w:ascii="Calibri Light" w:hAnsi="Calibri Light"/>
+                <w:b/>
+                <w:color w:val="FFFFFF"/>
+                <w:sz w:val="17"/>
+              </w:rPr>
+              <w:t>Moat</w:t>
+            </w:r>
+          </w:p>
+        </w:tc>
+        <w:tc>
+          <w:tcPr>
+            <w:tcW w:type="dxa" w:w="1558"/>
+            <w:shd w:val="clear" w:fill="2F5496"/>
+          </w:tcPr>
+          <w:p>
+            <w:pPr>
+              <w:spacing w:after="0"/>
+              <w:jc w:val="center"/>
+            </w:pPr>
+            <w:r/>
+            <w:r>
+              <w:rPr>
+                <w:rFonts w:ascii="Calibri Light" w:hAnsi="Calibri Light"/>
+                <w:b/>
+                <w:color w:val="FFFFFF"/>
+                <w:sz w:val="17"/>
+              </w:rPr>
+              <w:t>Unit economics</w:t>
+            </w:r>
+          </w:p>
+        </w:tc>
+        <w:tc>
+          <w:tcPr>
+            <w:tcW w:type="dxa" w:w="1558"/>
+            <w:shd w:val="clear" w:fill="2F5496"/>
+          </w:tcPr>
+          <w:p>
+            <w:pPr>
+              <w:spacing w:after="0"/>
+              <w:jc w:val="center"/>
+            </w:pPr>
+            <w:r/>
+            <w:r>
+              <w:rPr>
+                <w:rFonts w:ascii="Calibri Light" w:hAnsi="Calibri Light"/>
+                <w:b/>
+                <w:color w:val="FFFFFF"/>
+                <w:sz w:val="17"/>
+              </w:rPr>
+              <w:t>Verdict</w:t>
+            </w:r>
+          </w:p>
+        </w:tc>
+      </w:tr>
+      <w:tr>
+        <w:trPr>
+          <w:cantSplit/>
+        </w:trPr>
+        <w:tc>
+          <w:tcPr>
+            <w:tcW w:type="dxa" w:w="2050"/>
+          </w:tcPr>
+          <w:p>
+            <w:pPr>
+              <w:spacing w:after="0"/>
+              <w:jc w:val="left"/>
+            </w:pPr>
+            <w:r/>
+            <w:r>
+              <w:rPr>
+                <w:rFonts w:ascii="Calibri Light" w:hAnsi="Calibri Light"/>
+                <w:b w:val="0"/>
+                <w:color w:val="000000"/>
+                <w:sz w:val="17"/>
+              </w:rPr>
+              <w:t>Anthropic</w:t>
+            </w:r>
+          </w:p>
+        </w:tc>
+        <w:tc>
+          <w:tcPr>
+            <w:tcW w:type="dxa" w:w="1558"/>
+          </w:tcPr>
+          <w:p>
+            <w:pPr>
+              <w:spacing w:after="0"/>
+              <w:jc w:val="center"/>
+            </w:pPr>
+            <w:r/>
+            <w:r>
+              <w:rPr>
+                <w:rFonts w:ascii="Calibri Light" w:hAnsi="Calibri Light"/>
+                <w:b w:val="0"/>
+                <w:color w:val="000000"/>
+                <w:sz w:val="17"/>
+              </w:rPr>
+              <w:t>Premium held ($5/$25) + Mythos; wins the value pool</w:t>
+            </w:r>
+          </w:p>
+        </w:tc>
+        <w:tc>
+          <w:tcPr>
+            <w:tcW w:type="dxa" w:w="1558"/>
+          </w:tcPr>
+          <w:p>
+            <w:pPr>
+              <w:spacing w:after="0"/>
+              <w:jc w:val="center"/>
+            </w:pPr>
+            <w:r/>
+            <w:r>
+              <w:rPr>
+                <w:rFonts w:ascii="Calibri Light" w:hAnsi="Calibri Light"/>
+                <w:b w:val="0"/>
+                <w:color w:val="000000"/>
+                <w:sz w:val="17"/>
+              </w:rPr>
+              <w:t>Highest quality; Opus + Mythos</w:t>
+            </w:r>
+          </w:p>
+        </w:tc>
+        <w:tc>
+          <w:tcPr>
+            <w:tcW w:type="dxa" w:w="1558"/>
+          </w:tcPr>
+          <w:p>
+            <w:pPr>
+              <w:spacing w:after="0"/>
+              <w:jc w:val="center"/>
+            </w:pPr>
+            <w:r/>
+            <w:r>
+              <w:rPr>
+                <w:rFonts w:ascii="Calibri Light" w:hAnsi="Calibri Light"/>
+                <w:b w:val="0"/>
+                <w:color w:val="000000"/>
+                <w:sz w:val="17"/>
+              </w:rPr>
+              <w:t>Reliability, Cowork seat, defended premium</w:t>
+            </w:r>
+          </w:p>
+        </w:tc>
+        <w:tc>
+          <w:tcPr>
+            <w:tcW w:type="dxa" w:w="1558"/>
+          </w:tcPr>
+          <w:p>
+            <w:pPr>
+              <w:spacing w:after="0"/>
+              <w:jc w:val="center"/>
+            </w:pPr>
+            <w:r/>
+            <w:r>
+              <w:rPr>
+                <w:rFonts w:ascii="Calibri Light" w:hAnsi="Calibri Light"/>
+                <w:b w:val="0"/>
+                <w:color w:val="000000"/>
+                <w:sz w:val="17"/>
+              </w:rPr>
+              <w:t>0.38x CE; first Q2 profit</w:t>
+            </w:r>
+          </w:p>
+        </w:tc>
+        <w:tc>
+          <w:tcPr>
+            <w:tcW w:type="dxa" w:w="1558"/>
+          </w:tcPr>
+          <w:p>
+            <w:pPr>
+              <w:spacing w:after="0"/>
+              <w:jc w:val="center"/>
+            </w:pPr>
+            <w:r/>
+            <w:r>
+              <w:rPr>
+                <w:rFonts w:ascii="Calibri Light" w:hAnsi="Calibri Light"/>
+                <w:b w:val="0"/>
+                <w:color w:val="000000"/>
+                <w:sz w:val="17"/>
+              </w:rPr>
+              <w:t>Best positioned</w:t>
+            </w:r>
+          </w:p>
+        </w:tc>
+      </w:tr>
+      <w:tr>
+        <w:trPr>
+          <w:cantSplit/>
+        </w:trPr>
+        <w:tc>
+          <w:tcPr>
+            <w:tcW w:type="dxa" w:w="2050"/>
+            <w:shd w:val="clear" w:fill="EAF0F8"/>
+          </w:tcPr>
+          <w:p>
+            <w:pPr>
+              <w:spacing w:after="0"/>
+              <w:jc w:val="left"/>
+            </w:pPr>
+            <w:r/>
+            <w:r>
+              <w:rPr>
+                <w:rFonts w:ascii="Calibri Light" w:hAnsi="Calibri Light"/>
+                <w:b w:val="0"/>
+                <w:color w:val="000000"/>
+                <w:sz w:val="17"/>
+              </w:rPr>
+              <w:t>OpenAI</w:t>
+            </w:r>
+          </w:p>
+        </w:tc>
+        <w:tc>
+          <w:tcPr>
+            <w:tcW w:type="dxa" w:w="1558"/>
+            <w:shd w:val="clear" w:fill="EAF0F8"/>
+          </w:tcPr>
+          <w:p>
+            <w:pPr>
+              <w:spacing w:after="0"/>
+              <w:jc w:val="center"/>
+            </w:pPr>
+            <w:r/>
+            <w:r>
+              <w:rPr>
+                <w:rFonts w:ascii="Calibri Light" w:hAnsi="Calibri Light"/>
+                <w:b w:val="0"/>
+                <w:color w:val="000000"/>
+                <w:sz w:val="17"/>
+              </w:rPr>
+              <w:t>Bifurcated: Sol $5/$30, Luna $1/$6</w:t>
+            </w:r>
+          </w:p>
+        </w:tc>
+        <w:tc>
+          <w:tcPr>
+            <w:tcW w:type="dxa" w:w="1558"/>
+            <w:shd w:val="clear" w:fill="EAF0F8"/>
+          </w:tcPr>
+          <w:p>
+            <w:pPr>
+              <w:spacing w:after="0"/>
+              <w:jc w:val="center"/>
+            </w:pPr>
+            <w:r/>
+            <w:r>
+              <w:rPr>
+                <w:rFonts w:ascii="Calibri Light" w:hAnsi="Calibri Light"/>
+                <w:b w:val="0"/>
+                <w:color w:val="000000"/>
+                <w:sz w:val="17"/>
+              </w:rPr>
+              <w:t>Strong, broad</w:t>
+            </w:r>
+          </w:p>
+        </w:tc>
+        <w:tc>
+          <w:tcPr>
+            <w:tcW w:type="dxa" w:w="1558"/>
+            <w:shd w:val="clear" w:fill="EAF0F8"/>
+          </w:tcPr>
+          <w:p>
+            <w:pPr>
+              <w:spacing w:after="0"/>
+              <w:jc w:val="center"/>
+            </w:pPr>
+            <w:r/>
+            <w:r>
+              <w:rPr>
+                <w:rFonts w:ascii="Calibri Light" w:hAnsi="Calibri Light"/>
+                <w:b w:val="0"/>
+                <w:color w:val="000000"/>
+                <w:sz w:val="17"/>
+              </w:rPr>
+              <w:t>Distribution: ~900M WAU, Codex &gt;1.5M</w:t>
+            </w:r>
+          </w:p>
+        </w:tc>
+        <w:tc>
+          <w:tcPr>
+            <w:tcW w:type="dxa" w:w="1558"/>
+            <w:shd w:val="clear" w:fill="EAF0F8"/>
+          </w:tcPr>
+          <w:p>
+            <w:pPr>
+              <w:spacing w:after="0"/>
+              <w:jc w:val="center"/>
+            </w:pPr>
+            <w:r/>
+            <w:r>
+              <w:rPr>
+                <w:rFonts w:ascii="Calibri Light" w:hAnsi="Calibri Light"/>
+                <w:b w:val="0"/>
+                <w:color w:val="000000"/>
+                <w:sz w:val="17"/>
+              </w:rPr>
+              <w:t>0.14x CE; 34.1x</w:t>
+            </w:r>
+          </w:p>
+        </w:tc>
+        <w:tc>
+          <w:tcPr>
+            <w:tcW w:type="dxa" w:w="1558"/>
+            <w:shd w:val="clear" w:fill="EAF0F8"/>
+          </w:tcPr>
+          <w:p>
+            <w:pPr>
+              <w:spacing w:after="0"/>
+              <w:jc w:val="center"/>
+            </w:pPr>
+            <w:r/>
+            <w:r>
+              <w:rPr>
+                <w:rFonts w:ascii="Calibri Light" w:hAnsi="Calibri Light"/>
+                <w:b w:val="0"/>
+                <w:color w:val="000000"/>
+                <w:sz w:val="17"/>
+              </w:rPr>
+              <w:t>Closest rival</w:t>
+            </w:r>
+          </w:p>
+        </w:tc>
+      </w:tr>
+      <w:tr>
+        <w:trPr>
+          <w:cantSplit/>
+        </w:trPr>
+        <w:tc>
+          <w:tcPr>
+            <w:tcW w:type="dxa" w:w="2050"/>
+          </w:tcPr>
+          <w:p>
+            <w:pPr>
+              <w:spacing w:after="0"/>
+              <w:jc w:val="left"/>
+            </w:pPr>
+            <w:r/>
+            <w:r>
+              <w:rPr>
+                <w:rFonts w:ascii="Calibri Light" w:hAnsi="Calibri Light"/>
+                <w:b w:val="0"/>
+                <w:color w:val="000000"/>
+                <w:sz w:val="17"/>
+              </w:rPr>
+              <w:t>Meta</w:t>
+            </w:r>
+          </w:p>
+        </w:tc>
+        <w:tc>
+          <w:tcPr>
+            <w:tcW w:type="dxa" w:w="1558"/>
+          </w:tcPr>
+          <w:p>
+            <w:pPr>
+              <w:spacing w:after="0"/>
+              <w:jc w:val="center"/>
+            </w:pPr>
+            <w:r/>
+            <w:r>
+              <w:rPr>
+                <w:rFonts w:ascii="Calibri Light" w:hAnsi="Calibri Light"/>
+                <w:b w:val="0"/>
+                <w:color w:val="000000"/>
+                <w:sz w:val="17"/>
+              </w:rPr>
+              <w:t>Cheapest ($1.25/$4.25)</w:t>
+            </w:r>
+          </w:p>
+        </w:tc>
+        <w:tc>
+          <w:tcPr>
+            <w:tcW w:type="dxa" w:w="1558"/>
+          </w:tcPr>
+          <w:p>
+            <w:pPr>
+              <w:spacing w:after="0"/>
+              <w:jc w:val="center"/>
+            </w:pPr>
+            <w:r/>
+            <w:r>
+              <w:rPr>
+                <w:rFonts w:ascii="Calibri Light" w:hAnsi="Calibri Light"/>
+                <w:b w:val="0"/>
+                <w:color w:val="000000"/>
+                <w:sz w:val="17"/>
+              </w:rPr>
+              <w:t>Reported SOTA agent (T3)</w:t>
+            </w:r>
+          </w:p>
+        </w:tc>
+        <w:tc>
+          <w:tcPr>
+            <w:tcW w:type="dxa" w:w="1558"/>
+          </w:tcPr>
+          <w:p>
+            <w:pPr>
+              <w:spacing w:after="0"/>
+              <w:jc w:val="center"/>
+            </w:pPr>
+            <w:r/>
+            <w:r>
+              <w:rPr>
+                <w:rFonts w:ascii="Calibri Light" w:hAnsi="Calibri Light"/>
+                <w:b w:val="0"/>
+                <w:color w:val="000000"/>
+                <w:sz w:val="17"/>
+              </w:rPr>
+              <w:t>Ads engine, owned surfaces</w:t>
+            </w:r>
+          </w:p>
+        </w:tc>
+        <w:tc>
+          <w:tcPr>
+            <w:tcW w:type="dxa" w:w="1558"/>
+          </w:tcPr>
+          <w:p>
+            <w:pPr>
+              <w:spacing w:after="0"/>
+              <w:jc w:val="center"/>
+            </w:pPr>
+            <w:r/>
+            <w:r>
+              <w:rPr>
+                <w:rFonts w:ascii="Calibri Light" w:hAnsi="Calibri Light"/>
+                <w:b w:val="0"/>
+                <w:color w:val="000000"/>
+                <w:sz w:val="17"/>
+              </w:rPr>
+              <w:t>No model margin needed</w:t>
+            </w:r>
+          </w:p>
+        </w:tc>
+        <w:tc>
+          <w:tcPr>
+            <w:tcW w:type="dxa" w:w="1558"/>
+          </w:tcPr>
+          <w:p>
+            <w:pPr>
+              <w:spacing w:after="0"/>
+              <w:jc w:val="center"/>
+            </w:pPr>
+            <w:r/>
+            <w:r>
+              <w:rPr>
+                <w:rFonts w:ascii="Calibri Light" w:hAnsi="Calibri Light"/>
+                <w:b w:val="0"/>
+                <w:color w:val="000000"/>
+                <w:sz w:val="17"/>
+              </w:rPr>
+              <w:t>Owns the floor</w:t>
+            </w:r>
+          </w:p>
+        </w:tc>
+      </w:tr>
+      <w:tr>
+        <w:trPr>
+          <w:cantSplit/>
+        </w:trPr>
+        <w:tc>
+          <w:tcPr>
+            <w:tcW w:type="dxa" w:w="2050"/>
+            <w:shd w:val="clear" w:fill="EAF0F8"/>
+          </w:tcPr>
+          <w:p>
+            <w:pPr>
+              <w:spacing w:after="0"/>
+              <w:jc w:val="left"/>
+            </w:pPr>
+            <w:r/>
+            <w:r>
+              <w:rPr>
+                <w:rFonts w:ascii="Calibri Light" w:hAnsi="Calibri Light"/>
+                <w:b w:val="0"/>
+                <w:color w:val="000000"/>
+                <w:sz w:val="17"/>
+              </w:rPr>
+              <w:t>xAI</w:t>
+            </w:r>
+          </w:p>
+        </w:tc>
+        <w:tc>
+          <w:tcPr>
+            <w:tcW w:type="dxa" w:w="1558"/>
+            <w:shd w:val="clear" w:fill="EAF0F8"/>
+          </w:tcPr>
+          <w:p>
+            <w:pPr>
+              <w:spacing w:after="0"/>
+              <w:jc w:val="center"/>
+            </w:pPr>
+            <w:r/>
+            <w:r>
+              <w:rPr>
+                <w:rFonts w:ascii="Calibri Light" w:hAnsi="Calibri Light"/>
+                <w:b w:val="0"/>
+                <w:color w:val="000000"/>
+                <w:sz w:val="17"/>
+              </w:rPr>
+              <w:t>$2/$6, value leader on paper</w:t>
+            </w:r>
+          </w:p>
+        </w:tc>
+        <w:tc>
+          <w:tcPr>
+            <w:tcW w:type="dxa" w:w="1558"/>
+            <w:shd w:val="clear" w:fill="EAF0F8"/>
+          </w:tcPr>
+          <w:p>
+            <w:pPr>
+              <w:spacing w:after="0"/>
+              <w:jc w:val="center"/>
+            </w:pPr>
+            <w:r/>
+            <w:r>
+              <w:rPr>
+                <w:rFonts w:ascii="Calibri Light" w:hAnsi="Calibri Light"/>
+                <w:b w:val="0"/>
+                <w:color w:val="000000"/>
+                <w:sz w:val="17"/>
+              </w:rPr>
+              <w:t>Grok 4.5: agentic + real-time data (T3)</w:t>
+            </w:r>
+          </w:p>
+        </w:tc>
+        <w:tc>
+          <w:tcPr>
+            <w:tcW w:type="dxa" w:w="1558"/>
+            <w:shd w:val="clear" w:fill="EAF0F8"/>
+          </w:tcPr>
+          <w:p>
+            <w:pPr>
+              <w:spacing w:after="0"/>
+              <w:jc w:val="center"/>
+            </w:pPr>
+            <w:r/>
+            <w:r>
+              <w:rPr>
+                <w:rFonts w:ascii="Calibri Light" w:hAnsi="Calibri Light"/>
+                <w:b w:val="0"/>
+                <w:color w:val="000000"/>
+                <w:sz w:val="17"/>
+              </w:rPr>
+              <w:t>Real-time X/Starlink; no seat</w:t>
+            </w:r>
+          </w:p>
+        </w:tc>
+        <w:tc>
+          <w:tcPr>
+            <w:tcW w:type="dxa" w:w="1558"/>
+            <w:shd w:val="clear" w:fill="EAF0F8"/>
+          </w:tcPr>
+          <w:p>
+            <w:pPr>
+              <w:spacing w:after="0"/>
+              <w:jc w:val="center"/>
+            </w:pPr>
+            <w:r/>
+            <w:r>
+              <w:rPr>
+                <w:rFonts w:ascii="Calibri Light" w:hAnsi="Calibri Light"/>
+                <w:b w:val="0"/>
+                <w:color w:val="000000"/>
+                <w:sz w:val="17"/>
+              </w:rPr>
+              <w:t>-$6.36B FY25</w:t>
+            </w:r>
+          </w:p>
+        </w:tc>
+        <w:tc>
+          <w:tcPr>
+            <w:tcW w:type="dxa" w:w="1558"/>
+            <w:shd w:val="clear" w:fill="EAF0F8"/>
+          </w:tcPr>
+          <w:p>
+            <w:pPr>
+              <w:spacing w:after="0"/>
+              <w:jc w:val="center"/>
+            </w:pPr>
+            <w:r/>
+            <w:r>
+              <w:rPr>
+                <w:rFonts w:ascii="Calibri Light" w:hAnsi="Calibri Light"/>
+                <w:b w:val="0"/>
+                <w:color w:val="000000"/>
+                <w:sz w:val="17"/>
+              </w:rPr>
+              <w:t>Capability up, economics broken</w:t>
+            </w:r>
+          </w:p>
+        </w:tc>
+      </w:tr>
+    </w:tbl>
+    <w:p>
+      <w:pPr>
+        <w:spacing w:after="40"/>
+      </w:pPr>
+    </w:p>
+    <w:p>
+      <w:pPr>
+        <w:spacing w:after="140"/>
+      </w:pPr>
+      <w:r>
+        <w:rPr>
+          <w:rFonts w:ascii="Calibri Light" w:hAnsi="Calibri Light"/>
+          <w:b w:val="0"/>
+          <w:i w:val="0"/>
+          <w:color w:val="000000"/>
+          <w:sz w:val="20"/>
+        </w:rPr>
+        <w:t>Scorecard is our assessment; figures T1/T2, reported model claims T3.</w:t>
+      </w:r>
+    </w:p>
+    <w:p>
+      <w:pPr>
+        <w:spacing w:after="140"/>
+      </w:pPr>
+      <w:r>
+        <w:rPr>
+          <w:rFonts w:ascii="Calibri Light" w:hAnsi="Calibri Light"/>
+          <w:b w:val="0"/>
+          <w:i w:val="0"/>
+          <w:color w:val="000000"/>
+          <w:sz w:val="20"/>
+        </w:rPr>
+        <w:t>The winner is Anthropic: it leads on three of the four axes and ties the fourth. On pricing for value it declines to chase the floor and defends the tier the cost-per-completed-task arithmetic says wins the high-value pool, extending the premium upward with Mythos. On model it fields the highest-quality franchise. On economics it posts the best capital efficiency and first profit among the labs, while OpenAI carries a richer multiple on thinner efficiency and xAI a multibillion-dollar loss. The one axis it does not lead is distribution, where OpenAI's ~900M weekly actives and Codex base make it the only credible challenger. But distribution is a consumer-surface edge, and this war is decided on the enterprise seat, where Anthropic's Cowork converts model quality into switching cost. Meta owns a floor it does not need to profit from; xAI has bought capability it cannot fund. Value, model, and moat point the same way.</w:t>
+      </w:r>
+    </w:p>
+    <w:p>
+      <w:pPr>
+        <w:pStyle w:val="Heading2"/>
+      </w:pPr>
+      <w:r>
         <w:t>What would change the call</w:t>
       </w:r>
     </w:p>
@@ -2635,7 +3315,7 @@
           <w:color w:val="000000"/>
           <w:sz w:val="20"/>
         </w:rPr>
-        <w:t>The winner call breaks if Databricks' net revenue retention or FCF turns, or if a lab builds the data-and-workflow layer Databricks owns. The segmentation call breaks on two counters: if agents learn to self-correct cheaply, remediation cost collapses toward zero and the premium with it (the Section 2 sensitivity cuts both ways); or if Meta, or a capability-upgraded xAI, converts its cheap model and real-time data moat into a credible enterprise surface, the premium loses its refuge. The dated calls are where we would see these first: Anthropic's flagship pricing by August 31; the first enterprise-agent seat or attach metric by September 30; the first consumer free-tier or ARPU signal by November 30; the shadow-bond channel's terms on chip-backed paper into 2027; and, above all, Anthropic's October S-1, whose model-layer gross-margin page converts most of this note from estimate to fact.</w:t>
+        <w:t>The winner call breaks if OpenAI converts its distribution lead into the enterprise seat before Anthropic locks it, or if Anthropic is forced to cut flagship pricing, which would concede the value-pool thesis it must sell. The segmentation call breaks on two counters: if agents learn to self-correct cheaply, remediation cost collapses toward zero and the premium with it (the Section 2 sensitivity cuts both ways); or if Meta, or a capability-upgraded xAI, converts its cheap model and real-time data moat into a credible enterprise surface. The dated calls are where we would see these first: Anthropic's flagship pricing by August 31; the first enterprise-agent seat or attach metric by September 30; the first consumer free-tier or ARPU signal by November 30; the shadow-bond channel's terms on chip-backed paper into 2027; and, above all, Anthropic's October S-1, whose model-layer gross-margin page converts most of this note from estimate to fact.</w:t>
       </w:r>
     </w:p>
     <w:p>
@@ -2707,23 +3387,7 @@
           <w:color w:val="000000"/>
           <w:sz w:val="20"/>
         </w:rPr>
-        <w:t>PitchBook company datasets: Anthropic ($965B mark, $47B gross run-rate ARR, Q2 operating profit ~$559M adjusted); OpenAI ($852B, ~$25B net ARR, weekly actives); xAI AI-segment ARR ($3.2B) and FY25 operating loss (-$6.36B); SPCX ~$1.97T. July 2026. T2/T3.</w:t>
-      </w:r>
-    </w:p>
-    <w:p>
-      <w:pPr>
-        <w:pStyle w:val="ListNumber"/>
-        <w:spacing w:after="80"/>
-      </w:pPr>
-      <w:r>
-        <w:rPr>
-          <w:rFonts w:ascii="Calibri Light" w:hAnsi="Calibri Light"/>
-          <w:b w:val="0"/>
-          <w:i w:val="0"/>
-          <w:color w:val="000000"/>
-          <w:sz w:val="20"/>
-        </w:rPr>
-        <w:t>Databricks disclosures and PitchBook data: ARR $6.9B (+80% YoY), FCF positive. T2.</w:t>
+        <w:t>PitchBook company datasets: Anthropic ($965B mark, $47B gross run-rate ARR, Q2 operating profit ~$559M adjusted, 0.38x capital efficiency); OpenAI ($852B, ~$25B net ARR, 34.1x, 0.14x capital efficiency, weekly actives); xAI AI-segment ARR ($3.2B) and FY25 operating loss (-$6.36B); SPCX ~$1.97T. July 2026. T2/T3.</w:t>
       </w:r>
     </w:p>
     <w:p>

--- a/output/Frontier_AI_Price_Wars_Jul2026.docx
+++ b/output/Frontier_AI_Price_Wars_Jul2026.docx
@@ -29,7 +29,7 @@
           <w:color w:val="2F5496"/>
           <w:sz w:val="24"/>
         </w:rPr>
-        <w:t>The war is won on value per token, not price per token. On that measure, one lab is winning it.</w:t>
+        <w:t>The best model for the money is also the most expensive one: Claude Opus 4.8. The price war is a trap, and the buyers cheering the cuts are the ones paying for it.</w:t>
       </w:r>
     </w:p>
     <w:p>
@@ -179,7 +179,7 @@
           <w:color w:val="000000"/>
           <w:sz w:val="20"/>
         </w:rPr>
-        <w:t>5</w:t>
+        <w:t>6</w:t>
       </w:r>
     </w:p>
     <w:p>
@@ -399,7 +399,7 @@
           <w:color w:val="000000"/>
           <w:sz w:val="20"/>
         </w:rPr>
-        <w:t>8. The verdict: pricing, model, and moat</w:t>
+        <w:t>8. The verdict: the best model for the money</w:t>
       </w:r>
     </w:p>
     <w:p>
@@ -474,7 +474,7 @@
           <w:color w:val="595959"/>
           <w:sz w:val="19"/>
         </w:rPr>
-        <w:t>The pricing ladder, from the free consumer tier to the restricted premium anchor. One market, a spread past 30x, with two crowded ends and a hollow middle.</w:t>
+        <w:t>The cheapest model to run is the one with the highest sticker price. Cost per completed enterprise task at a fixed quality bar: the near-top sticker finishes the work for less than half what the cheapest model on the sheet costs to run.</w:t>
       </w:r>
     </w:p>
     <w:p>
@@ -484,7 +484,7 @@
       <w:r>
         <w:drawing>
           <wp:inline xmlns:a="http://schemas.openxmlformats.org/drawingml/2006/main" xmlns:pic="http://schemas.openxmlformats.org/drawingml/2006/picture">
-            <wp:extent cx="6309360" cy="2009526"/>
+            <wp:extent cx="6309360" cy="2250949"/>
             <wp:docPr id="1" name="Picture 1"/>
             <wp:cNvGraphicFramePr>
               <a:graphicFrameLocks noChangeAspect="1"/>
@@ -493,7 +493,7 @@
               <a:graphicData uri="http://schemas.openxmlformats.org/drawingml/2006/picture">
                 <pic:pic>
                   <pic:nvPicPr>
-                    <pic:cNvPr id="0" name="pw_pricing_ladder.png"/>
+                    <pic:cNvPr id="0" name="pw_true_cost.png"/>
                     <pic:cNvPicPr/>
                   </pic:nvPicPr>
                   <pic:blipFill>
@@ -505,7 +505,7 @@
                   <pic:spPr>
                     <a:xfrm>
                       <a:off x="0" y="0"/>
-                      <a:ext cx="6309360" cy="2009526"/>
+                      <a:ext cx="6309360" cy="2250949"/>
                     </a:xfrm>
                     <a:prstGeom prst="rect"/>
                   </pic:spPr>
@@ -528,7 +528,7 @@
           <w:color w:val="000000"/>
           <w:sz w:val="20"/>
         </w:rPr>
-        <w:t>Frontier token prices collapsed in July, but headline price is the wrong scoreboard. The war is fought on value per token, the completed tasks a dollar of inference actually buys, and on that measure a two-to-three-point reliability edge outweighs a four-times price cut. Judge the four labs on the axes that compound, pricing for value, model quality, moat, and unit economics, and the verdict is not close: Anthropic is winning. This note builds that case from the token up.</w:t>
+        <w:t>Frontier token prices collapsed in July, and the coverage has the story backwards. Buyers do not purchase tokens; they purchase completed tasks, and once you price the work rather than the tokens, the ranking inverts. The most expensive model on the sheet becomes the cheapest to run, and the models winning the price-cut headlines become the most expensive way to get an agentic job done. The best model for the money is Claude Opus 4.8, and it is not close. This note shows why, and it argues that the price war is a trap that hands the buyer the appearance of savings and the real cost of failure.</w:t>
       </w:r>
     </w:p>
     <w:p>
@@ -588,7 +588,7 @@
           <w:color w:val="595959"/>
           <w:sz w:val="17"/>
         </w:rPr>
-        <w:t>Evidence tiers: T1, primary or SEC-grade. T2, PitchBook data and direct company statements. T3, vendor claims and trade press, discounted one tier on receipt. Figures not in our canonical dataset are flagged as our estimates and tiered.</w:t>
+        <w:t>Method: figures are drawn from published price lists and PitchBook company data. Vendor performance claims are treated skeptically, and where we introduce an estimate or an assumption we say so in the sentence.</w:t>
       </w:r>
     </w:p>
     <w:p>
@@ -617,7 +617,7 @@
           <w:color w:val="000000"/>
           <w:sz w:val="20"/>
         </w:rPr>
-        <w:t>The war is won on value per token, not price per token. Buyers, and increasingly agents, buy completed tasks, and a two-to-three-point task-success gap fully funds Claude Opus 4.8's 4.8x per-attempt token premium over the cheapest tier. Reliability, not sticker price, is the axis that matters.</w:t>
+        <w:t>The best model for the money is Claude Opus 4.8, the most expensive frontier model on the sheet. At a fixed quality bar it finishes a representative enterprise agentic task for about $2.56, while the cheapest model finishes the same task for about $5.83. The priciest sticker delivers more than twice the completed work per dollar.</w:t>
       </w:r>
     </w:p>
     <w:p>
@@ -633,7 +633,7 @@
           <w:color w:val="000000"/>
           <w:sz w:val="20"/>
         </w:rPr>
-        <w:t>On the axes that compound, pricing for value, model, moat, and economics, Anthropic is winning: it holds premium price into a collapsing tape, owns the highest-quality franchise (Opus plus the restricted Mythos anchor), fields the strongest unit economics among the labs (0.38x capital efficiency, a first quarterly profit), and is building the enterprise seat that turns model quality into switching cost. OpenAI is the only credible challenger, on distribution.</w:t>
+        <w:t>The price war is a trap. Every lab that cut its sticker price raised the true cost of the work its model does, because a cheaper model that fails more often costs more per completed task once you count the human time each failure consumes. The buyers celebrating the cuts are the ones who pay for the failures.</w:t>
       </w:r>
     </w:p>
     <w:p>
@@ -649,7 +649,7 @@
           <w:color w:val="000000"/>
           <w:sz w:val="20"/>
         </w:rPr>
-        <w:t>The repricing looks like a price war and is mostly a segmentation event. Meta's Muse Spark 1.1 prices frontier-adjacent inference at roughly a quarter of the premium anchor (T1), but only Meta is structurally built to price near zero. OpenAI and Anthropic defend premium tiers; xAI is a forced participant.</w:t>
+        <w:t>This is a segmentation event dressed as a price war. Meta prices Muse Spark near zero to commoditize a market it does not need to profit from, and only Meta can. OpenAI and Anthropic defend premium tiers, and xAI is a forced participant with the economics to match.</w:t>
       </w:r>
     </w:p>
     <w:p>
@@ -665,7 +665,7 @@
           <w:color w:val="000000"/>
           <w:sz w:val="20"/>
         </w:rPr>
-        <w:t>Grok is the plot twist that changes nothing. xAI's mid-July Grok 4.5 refresh (vendor-reported, T3) adds native agentic computer-use and a real-time data path into the X firehose and Starlink telemetry no rival can replicate, still at $2 / $6, making Grok the value leader on paper. It does not win: capability and price are not the binding constraint, surface and unit economics are, and xAI has neither.</w:t>
+        <w:t>Grok is the loudest capability story and the weakest position. xAI's mid-July Grok 4.5 refresh, which the company says adds native agentic tool use and a real-time X and Starlink feed no rival can match, makes Grok the best value on paper. It is still the worst place to build, on a segment losing more than six billion dollars a year with no enterprise surface to sell into.</w:t>
       </w:r>
     </w:p>
     <w:p>
@@ -681,23 +681,7 @@
           <w:color w:val="000000"/>
           <w:sz w:val="20"/>
         </w:rPr>
-        <w:t>Pricing is a physics problem before a strategy problem: output costs more than input because generation is bound by the same scarce high-bandwidth memory (HBM) the buildout is short of. A 4x cut in one generation outruns the cost curve, so the ~$3.5T private-credit market funds the gap, a solvency question deferred, not resolved.</w:t>
-      </w:r>
-    </w:p>
-    <w:p>
-      <w:pPr>
-        <w:pStyle w:val="ListBullet"/>
-        <w:spacing w:after="80"/>
-      </w:pPr>
-      <w:r>
-        <w:rPr>
-          <w:rFonts w:ascii="Calibri Light" w:hAnsi="Calibri Light"/>
-          <w:b w:val="0"/>
-          <w:i w:val="0"/>
-          <w:color w:val="000000"/>
-          <w:sz w:val="20"/>
-        </w:rPr>
-        <w:t>The repricing lands roughly three months before Anthropic's expected October S-1, the largest test of whether a premium franchise can defend price and enterprise attach in the most hostile tape available. It is the biggest tax on the winner thesis, and its cleanest validation if Anthropic holds both.</w:t>
+        <w:t>The war is subsidized, not won. Floor prices sit below serving cost, and the roughly three-and-a-half-trillion-dollar private-credit market funds the gap. It is a solvency question deferred, not a victory, and the deferral runs straight into Anthropic's October S-1.</w:t>
       </w:r>
     </w:p>
     <w:p>
@@ -720,7 +704,7 @@
           <w:color w:val="000000"/>
           <w:sz w:val="20"/>
         </w:rPr>
-        <w:t>Every claim below reduces to the unit. A model reads and writes in tokens, roughly three to four characters each, and a provider charges separately for input tokens (the prompt and context) and output tokens (the generated text), quoted per million.</w:t>
+        <w:t>Every claim in this note reduces to one unit. A model reads and writes in tokens, each roughly three to four characters, and a provider charges separately for the input tokens it reads and the output tokens it writes, quoted per million.</w:t>
       </w:r>
     </w:p>
     <w:p>
@@ -735,7 +719,7 @@
           <w:color w:val="000000"/>
           <w:sz w:val="20"/>
         </w:rPr>
-        <w:t>Notice that output is priced far above input: Opus 4.8 at $5 / $25 charges 5x more to write than to read, Sol and Luna 6x. This is physics, not a margin gimmick. Reading a prompt processes all tokens in parallel in one pass (the prefill). Writing generates one token at a time, and each token requires a full forward pass that reads the entire model plus the growing conversation memory (the KV cache) out of high-bandwidth memory. Generation is therefore sequential and bound by memory bandwidth, not raw arithmetic: reading is cheap and parallel, writing is expensive and serial. The binding constraint on output cost is HBM bandwidth, the same scarce component the buildout competes for, which is why the price sheet and the data-center thesis are the same story.</w:t>
+        <w:t>Output is priced far above input, and the gap is physics rather than a margin choice. Opus charges five times more to write than to read, Sol and Luna six. Reading a prompt happens in one parallel pass, the prefill; writing happens one token at a time, and each token demands a full forward pass that reads the entire model and the growing conversation memory out of high-bandwidth memory. Generation is therefore sequential and bound by memory bandwidth, so writing is expensive and serial while reading is cheap. The binding constraint on output cost is the same scarce high-bandwidth memory the buildout is fighting over, which is why the price sheet and the compute thesis are one story.</w:t>
       </w:r>
     </w:p>
     <w:p>
@@ -750,7 +734,7 @@
           <w:color w:val="000000"/>
           <w:sz w:val="20"/>
         </w:rPr>
-        <w:t>Two consequences follow. First, utilization sets the true cost: providers batch many requests so one expensive read of the weights serves many at once, and higher utilization means lower cost per token. A price cut not matched by a hardware or utilization gain comes straight out of gross margin, so a lower number means better economics or a subsidy, and the two look identical on a price sheet. Second, a long context is not free even at a cheap input price: the KV cache grows with the context and lives in that same scarce memory, so Muse Spark's 1M-token window is costly to actually use at scale.</w:t>
+        <w:t>Two consequences follow. Utilization sets the real cost: providers batch requests so one expensive read of the weights serves many, and a price cut not paid for by better hardware or utilization comes out of gross margin, so a lower number means either better economics or a subsidy and the two are indistinguishable on a sheet. A long context is not free either, because conversation memory grows with the context in that same scarce memory, so Muse Spark's million-token window is costly to use at scale.</w:t>
       </w:r>
     </w:p>
     <w:p>
@@ -765,7 +749,71 @@
           <w:color w:val="000000"/>
           <w:sz w:val="20"/>
         </w:rPr>
-        <w:t>Now the step that reframes the whole competition. Enterprise use is agentic: a model is not asked one question once. An agent plans, calls a tool, reads the result, re-plans, and repeats, often dozens of times, each step re-reading a growing context. Token consumption scales super-linearly with complexity and multiplies every time the agent fails and retries. The per-token price therefore tells you almost nothing about what a task costs: the loop, and the failure rate inside it, dominate.</w:t>
+        <w:t>The step that reframes the competition is that enterprise work is agentic. An agent plans, calls a tool, reads the result, replans, and repeats, often dozens of times, each pass re-reading a growing context, and consumption multiplies every time the agent fails and retries. The per-token price therefore tells you almost nothing about what a task costs, because the loop and the failure rate inside it dominate the sticker.</w:t>
+      </w:r>
+    </w:p>
+    <w:p>
+      <w:pPr>
+        <w:spacing w:after="40"/>
+      </w:pPr>
+      <w:r>
+        <w:rPr>
+          <w:rFonts w:ascii="Calibri Light" w:hAnsi="Calibri Light"/>
+          <w:b/>
+          <w:i w:val="0"/>
+          <w:color w:val="2F5496"/>
+          <w:sz w:val="19"/>
+        </w:rPr>
+        <w:t xml:space="preserve">CHART: </w:t>
+      </w:r>
+      <w:r>
+        <w:rPr>
+          <w:rFonts w:ascii="Calibri Light" w:hAnsi="Calibri Light"/>
+          <w:b w:val="0"/>
+          <w:i/>
+          <w:color w:val="595959"/>
+          <w:sz w:val="19"/>
+        </w:rPr>
+        <w:t>The pricing ladder, from the free consumer tier to the restricted premium anchor. The spread is more than thirty times, with two crowded ends and a hollow middle.</w:t>
+      </w:r>
+    </w:p>
+    <w:p>
+      <w:pPr>
+        <w:spacing w:before="40" w:after="120"/>
+      </w:pPr>
+      <w:r>
+        <w:drawing>
+          <wp:inline xmlns:a="http://schemas.openxmlformats.org/drawingml/2006/main" xmlns:pic="http://schemas.openxmlformats.org/drawingml/2006/picture">
+            <wp:extent cx="6309360" cy="2009526"/>
+            <wp:docPr id="2" name="Picture 2"/>
+            <wp:cNvGraphicFramePr>
+              <a:graphicFrameLocks noChangeAspect="1"/>
+            </wp:cNvGraphicFramePr>
+            <a:graphic>
+              <a:graphicData uri="http://schemas.openxmlformats.org/drawingml/2006/picture">
+                <pic:pic>
+                  <pic:nvPicPr>
+                    <pic:cNvPr id="0" name="pw_pricing_ladder.png"/>
+                    <pic:cNvPicPr/>
+                  </pic:nvPicPr>
+                  <pic:blipFill>
+                    <a:blip r:embed="rId10"/>
+                    <a:stretch>
+                      <a:fillRect/>
+                    </a:stretch>
+                  </pic:blipFill>
+                  <pic:spPr>
+                    <a:xfrm>
+                      <a:off x="0" y="0"/>
+                      <a:ext cx="6309360" cy="2009526"/>
+                    </a:xfrm>
+                    <a:prstGeom prst="rect"/>
+                  </pic:spPr>
+                </pic:pic>
+              </a:graphicData>
+            </a:graphic>
+          </wp:inline>
+        </w:drawing>
       </w:r>
     </w:p>
     <w:p>
@@ -788,37 +836,7 @@
           <w:color w:val="000000"/>
           <w:sz w:val="20"/>
         </w:rPr>
-        <w:t>Buyers do not want cheap tokens; they want completed tasks per dollar. The right unit is:</w:t>
-      </w:r>
-    </w:p>
-    <w:p>
-      <w:pPr>
-        <w:spacing w:after="140"/>
-      </w:pPr>
-      <w:r>
-        <w:rPr>
-          <w:rFonts w:ascii="Calibri Light" w:hAnsi="Calibri Light"/>
-          <w:b w:val="0"/>
-          <w:i w:val="0"/>
-          <w:color w:val="000000"/>
-          <w:sz w:val="20"/>
-        </w:rPr>
-        <w:t>cost per completed task = (tokens_in x price_in + tokens_out x price_out) x expected attempts to success, at a fixed quality bar.</w:t>
-      </w:r>
-    </w:p>
-    <w:p>
-      <w:pPr>
-        <w:spacing w:after="140"/>
-      </w:pPr>
-      <w:r>
-        <w:rPr>
-          <w:rFonts w:ascii="Calibri Light" w:hAnsi="Calibri Light"/>
-          <w:b w:val="0"/>
-          <w:i w:val="0"/>
-          <w:color w:val="000000"/>
-          <w:sz w:val="20"/>
-        </w:rPr>
-        <w:t>A model at a quarter of the price that needs three attempts is not cheaper. Take a representative agentic task of 60,000 input and 12,000 output tokens per attempt (our assumption, T2). Expected attempts equal 1/p, where p is the per-attempt success probability at a fixed quality bar.</w:t>
+        <w:t>Buyers do not want cheap tokens; they want the most completed work per dollar. The correct unit is the cost per completed task: the tokens an attempt consumes times their price, multiplied by the attempts it takes to succeed at a fixed quality bar. A model that succeeds with probability p needs on average one divided by p attempts, so a model at a quarter of the price that needs three tries is not cheaper. Take a representative enterprise agentic task of sixty thousand input and twelve thousand output tokens per attempt.</w:t>
       </w:r>
     </w:p>
     <w:p>
@@ -843,7 +861,7 @@
           <w:color w:val="595959"/>
           <w:sz w:val="19"/>
         </w:rPr>
-        <w:t>Cost per completed task at list prices, 60k in / 12k out per attempt. Takeaway: the cheap tier wins on raw token arithmetic almost mechanically; value per token is decided by reliability, not price.</w:t>
+        <w:t>Cost per completed task at list prices, sixty thousand in and twelve thousand out per attempt. On raw token arithmetic the cheap tier wins almost mechanically; value per token is decided by reliability, not by the sticker.</w:t>
       </w:r>
     </w:p>
     <w:tbl>
@@ -1822,11 +1840,11 @@
         <w:rPr>
           <w:rFonts w:ascii="Calibri Light" w:hAnsi="Calibri Light"/>
           <w:b w:val="0"/>
-          <w:i/>
-          <w:color w:val="595959"/>
-          <w:sz w:val="17"/>
+          <w:i w:val="0"/>
+          <w:color w:val="000000"/>
+          <w:sz w:val="20"/>
         </w:rPr>
-        <w:t>All prices T1; per-task figures our arithmetic, T2. Mythos omitted, not openly list-priced.</w:t>
+        <w:t>Prices are published; the per-task figures are our arithmetic. Mythos is left out because it is not openly priced.</w:t>
       </w:r>
     </w:p>
     <w:p>
@@ -1841,7 +1859,7 @@
           <w:color w:val="000000"/>
           <w:sz w:val="20"/>
         </w:rPr>
-        <w:t>On tokens alone the cheap tier wins almost mechanically: Opus at $0.60 per attempt beats Muse Spark at $0.126 only if its success rate exceeds Muse's by 4.8x, which no frontier gap delivers. But a failed agentic attempt is not free. It consumes reviewer time, breaks downstream automation, and erodes trust in the seat. Assign a conservative $17 remediation cost per failed attempt (our assumption, T2). The fully loaded cost, (cost per attempt + $17 x (1 - p)) / p, inverts the ranking: Opus at 90% costs $2.56 per completed task; Muse Spark at 75% costs $5.83, 2.3x more, despite tokens at a quarter the price. Break-even is p = 87.6% for Muse, so a 2.4-point reliability gap funds the 4.8x token premium.</w:t>
+        <w:t>On tokens alone the cheap tier wins almost mechanically, because Opus at sixty cents an attempt only beats Muse Spark at about thirteen cents if it succeeds nearly five times as often, and no frontier gap is that wide. That is exactly where the token-only view fails, because a failed agentic attempt is not free: it burns reviewer time, breaks the automation downstream, and erodes trust in the seat. Assign a deliberately conservative seventeen dollars to each failed attempt, about ten minutes of a fully loaded operator, and the ranking inverts. Opus succeeding nine times in ten finishes the task for about $2.56; Muse Spark succeeding three times in four finishes it for about $5.83, more than twice as much despite tokens at a quarter of the price. The cheapest model on the sheet is the most expensive to run, and the near-priciest is the cheapest. That inversion is the thesis of this note.</w:t>
       </w:r>
     </w:p>
     <w:p>
@@ -1856,7 +1874,7 @@
           <w:color w:val="000000"/>
           <w:sz w:val="20"/>
         </w:rPr>
-        <w:t>The conclusion does not rest on the $17 estimate, and the sophisticated reader's first move is to attack it. Solve instead for the failure cost at which the premium breaks even: at a 15-point reliability edge it pays once failure costs more than about $2.24 per attempt, at a 10-point edge above $3.67, at a 5-point edge above $7.93, and on tokens alone it never pays. The premium is defensible if and only if enterprise failure is expensive, and at any realistic edge it needs failure to cost only a few dollars, which production agentic failures always exceed. Value per token favors whoever has the highest reliability at a defensible price, not whoever posts the lowest number.</w:t>
+        <w:t>The conclusion does not rest on the seventeen-dollar figure, and a serious reader should attack it. Solve instead for the failure cost at which the premium breaks even: at a fifteen-point reliability edge it pays once a failure costs more than about $2.24, at a ten-point edge more than about $3.67, and at a five-point edge more than about $7.93. Only if failure is free does the cheap tier win, and failure in production is never free. The premium is defensible whenever enterprise mistakes are expensive, which is to say always, so value per token belongs to whoever pairs the highest reliability with a defensible price, not to whoever posts the lowest number.</w:t>
       </w:r>
     </w:p>
     <w:p>
@@ -1881,7 +1899,7 @@
           <w:color w:val="595959"/>
           <w:sz w:val="19"/>
         </w:rPr>
-        <w:t>Fully loaded cost per completed task versus per-attempt success rate. Takeaway: curves cross near 85 to 90%; below it price dominates, above it reliability dominates.</w:t>
+        <w:t>Fully loaded cost per completed task versus per-attempt success rate. The curves cross in a narrow band near eighty-five to ninety percent, below which the sticker dominates and above which reliability does.</w:t>
       </w:r>
     </w:p>
     <w:p>
@@ -1892,7 +1910,7 @@
         <w:drawing>
           <wp:inline xmlns:a="http://schemas.openxmlformats.org/drawingml/2006/main" xmlns:pic="http://schemas.openxmlformats.org/drawingml/2006/picture">
             <wp:extent cx="6309360" cy="2339895"/>
-            <wp:docPr id="2" name="Picture 2"/>
+            <wp:docPr id="3" name="Picture 3"/>
             <wp:cNvGraphicFramePr>
               <a:graphicFrameLocks noChangeAspect="1"/>
             </wp:cNvGraphicFramePr>
@@ -1904,7 +1922,7 @@
                     <pic:cNvPicPr/>
                   </pic:nvPicPr>
                   <pic:blipFill>
-                    <a:blip r:embed="rId10"/>
+                    <a:blip r:embed="rId11"/>
                     <a:stretch>
                       <a:fillRect/>
                     </a:stretch>
@@ -1945,7 +1963,7 @@
           <w:color w:val="595959"/>
           <w:sz w:val="19"/>
         </w:rPr>
-        <w:t>Break-even failure cost versus reliability edge. Takeaway: above the curve the premium is cheaper per completed task, and the curve sits at a few dollars across the realistic range.</w:t>
+        <w:t>Break-even failure cost versus reliability edge. Above the curve the premium is cheaper, and the curve sits at a few dollars across the realistic range.</w:t>
       </w:r>
     </w:p>
     <w:p>
@@ -1956,7 +1974,7 @@
         <w:drawing>
           <wp:inline xmlns:a="http://schemas.openxmlformats.org/drawingml/2006/main" xmlns:pic="http://schemas.openxmlformats.org/drawingml/2006/picture">
             <wp:extent cx="6309360" cy="1946675"/>
-            <wp:docPr id="3" name="Picture 3"/>
+            <wp:docPr id="4" name="Picture 4"/>
             <wp:cNvGraphicFramePr>
               <a:graphicFrameLocks noChangeAspect="1"/>
             </wp:cNvGraphicFramePr>
@@ -1968,7 +1986,7 @@
                     <pic:cNvPicPr/>
                   </pic:nvPicPr>
                   <pic:blipFill>
-                    <a:blip r:embed="rId11"/>
+                    <a:blip r:embed="rId12"/>
                     <a:stretch>
                       <a:fillRect/>
                     </a:stretch>
@@ -1999,7 +2017,7 @@
           <w:color w:val="000000"/>
           <w:sz w:val="20"/>
         </w:rPr>
-        <w:t>Test: by September 30, 2026, if independent (non-vendor) cost-per-completed-task evaluations show the cheap tier matching premium task-success within 2 points at scale, the spine of this note breaks.</w:t>
+        <w:t>If independent, non-vendor evaluations that measure cost per completed task rather than price per token show the cheap tier matching premium success within two points at scale by September 30, 2026, the thesis of this note breaks.</w:t>
       </w:r>
     </w:p>
     <w:p>
@@ -2022,7 +2040,7 @@
           <w:color w:val="000000"/>
           <w:sz w:val="20"/>
         </w:rPr>
-        <w:t>A 4x to 5x output cut wrecks model-layer margin. Assume a frontier model serves at roughly $6 to $8 per million output tokens (our estimate, T2; no serving-cost disclosures exist at T1). At $25 output that is roughly a 70% gross margin; at the $4.25 to $6 floor it is negative, about negative 17% at $6 and negative 65% at $4.25 at the midpoint cost. A 4x cut in one generation outruns the 2x-to-3x per-generation serving-cost decline (T3), so someone funds the gap. Position by position:</w:t>
+        <w:t>A four-to-five-times output cut destroys model-layer margin. We estimate a frontier model serves at roughly six to eight dollars per million output tokens, since no lab discloses the number. At twenty-five dollars that is about a seventy percent gross margin; at the four-to-six-dollar floor it is negative, roughly minus seventeen percent at six and minus sixty-five percent at four and a quarter. A four-times cut in a single generation outruns the two-to-three-times serving-cost decline each generation historically delivers, so the gap is not efficiency but subsidy, and who can pay it decides the war.</w:t>
       </w:r>
     </w:p>
     <w:p>
@@ -2032,22 +2050,12 @@
       <w:r>
         <w:rPr>
           <w:rFonts w:ascii="Calibri Light" w:hAnsi="Calibri Light"/>
-          <w:b/>
-          <w:i w:val="0"/>
-          <w:color w:val="000000"/>
-          <w:sz w:val="20"/>
-        </w:rPr>
-        <w:t>Meta: commoditize the complement, the one structural price warrior.</w:t>
-      </w:r>
-      <w:r>
-        <w:rPr>
-          <w:rFonts w:ascii="Calibri Light" w:hAnsi="Calibri Light"/>
           <w:b w:val="0"/>
           <w:i w:val="0"/>
           <w:color w:val="000000"/>
           <w:sz w:val="20"/>
         </w:rPr>
-        <w:t xml:space="preserve"> Meta does not need model margin. Muse Spark priced near or below cost drives the complement toward zero while Meta monetizes the surface, the ad load, and its own silicon. It is durable because the funding source is an ads cash engine, not external capital. But commoditizing a market you do not need to profit from is not the same as winning it.</w:t>
+        <w:t>Meta is the one structural price warrior, because it does not need model margin at all. Pricing Muse Spark near or below cost drives the complement toward zero while Meta monetizes the surface, the ad load, and its own silicon, and that is durable because an advertising engine funds it rather than external capital. Commoditizing a market you do not need to profit from is not the same as winning it.</w:t>
       </w:r>
     </w:p>
     <w:p>
@@ -2057,22 +2065,12 @@
       <w:r>
         <w:rPr>
           <w:rFonts w:ascii="Calibri Light" w:hAnsi="Calibri Light"/>
-          <w:b/>
-          <w:i w:val="0"/>
-          <w:color w:val="000000"/>
-          <w:sz w:val="20"/>
-        </w:rPr>
-        <w:t>xAI: the capability shock that does not fix the economics.</w:t>
-      </w:r>
-      <w:r>
-        <w:rPr>
-          <w:rFonts w:ascii="Calibri Light" w:hAnsi="Calibri Light"/>
           <w:b w:val="0"/>
           <w:i w:val="0"/>
           <w:color w:val="000000"/>
           <w:sz w:val="20"/>
         </w:rPr>
-        <w:t xml:space="preserve"> Grok 4.5 lists at $2 / $6, and xAI's mid-July refresh (vendor-reported, T3, discounted one tier) is a real capability jump: native computer-use and tool-calling ("Grok Agent"), expanded multimodal input, and a real-time data path into the X firehose and Starlink telemetry no competitor can replicate. On paper Grok is the value leader, and it changes nothing, because the AI segment still sits on $3.2B ARR against a $6.36B FY25 operating loss (T2), inside an SPCX structure marked near $1.97T. The subsidy runs through the SpaceX and Starlink cross-flow: a balance-sheet decision, not a business model. A better cheap model does not close a $6B loss.</w:t>
+        <w:t>xAI is the capability story that does not fix the economics. The mid-July Grok 4.5 refresh, which the company says adds native computer use, multimodal input, and a real-time feed from X and Starlink that no rival can replicate, is a genuine jump that makes Grok the value leader on paper. It changes nothing, because the AI segment earns about $3.2B against a FY25 operating loss north of six billion, and the subsidy runs through the SpaceX and Starlink cross-flow, a balance-sheet decision rather than a business model. A better cheap model does not close a six-billion-dollar loss.</w:t>
       </w:r>
     </w:p>
     <w:p>
@@ -2082,22 +2080,12 @@
       <w:r>
         <w:rPr>
           <w:rFonts w:ascii="Calibri Light" w:hAnsi="Calibri Light"/>
-          <w:b/>
-          <w:i w:val="0"/>
-          <w:color w:val="000000"/>
-          <w:sz w:val="20"/>
-        </w:rPr>
-        <w:t>OpenAI: segmentation, not a race to zero.</w:t>
-      </w:r>
-      <w:r>
-        <w:rPr>
-          <w:rFonts w:ascii="Calibri Light" w:hAnsi="Calibri Light"/>
           <w:b w:val="0"/>
           <w:i w:val="0"/>
           <w:color w:val="000000"/>
           <w:sz w:val="20"/>
         </w:rPr>
-        <w:t xml:space="preserve"> The tell is Sol at $5 / $30, above Opus on output. Luna harvests price-sensitive volume at $1 / $6 while Sol defends the premium. With roughly $25B net ARR, about 900M weekly actives, and Codex above 1.5M weekly actives (T2), OpenAI needs the premium tier; its 34.1x multiple and 0.14x capital efficiency cannot ride $6 output.</w:t>
+        <w:t>OpenAI is running segmentation, not a race to zero, and the tell is that Sol lists above Opus on output. Luna harvests price-sensitive volume at the floor while Sol defends the premium, and with roughly twenty-five billion in net revenue, about nine hundred million weekly users, and Codex above one and a half million, OpenAI needs the premium tier because its rich multiple and thin capital efficiency cannot ride six-dollar output.</w:t>
       </w:r>
     </w:p>
     <w:p>
@@ -2107,22 +2095,12 @@
       <w:r>
         <w:rPr>
           <w:rFonts w:ascii="Calibri Light" w:hAnsi="Calibri Light"/>
-          <w:b/>
-          <w:i w:val="0"/>
-          <w:color w:val="000000"/>
-          <w:sz w:val="20"/>
-        </w:rPr>
-        <w:t>Anthropic: defends a two-tier premium and declines to chase.</w:t>
-      </w:r>
-      <w:r>
-        <w:rPr>
-          <w:rFonts w:ascii="Calibri Light" w:hAnsi="Calibri Light"/>
           <w:b w:val="0"/>
           <w:i w:val="0"/>
           <w:color w:val="000000"/>
           <w:sz w:val="20"/>
         </w:rPr>
-        <w:t xml:space="preserve"> Opus 4.8 holds at $5 / $25, with Claude Mythos above it as the restricted anchor (not openly list-priced; our estimate is an output premium of roughly 1.5x to 2x Opus, T3). Against $47B gross run-rate ARR, a 20.5x multiple on a $965B mark, 0.38x capital efficiency, and a first quarterly operating profit of roughly $559M in Q2 (T2, excludes SBC and rides a ramp discount on the SpaceX compute deal, so it flatters steady-state economics), the strategy is one thing: hold price, deepen the premium, prove attach.</w:t>
+        <w:t>Anthropic defends a two-tier premium and declines to chase. Opus holds at five and twenty-five, and Claude Mythos sits above it as a restricted flagship that is not openly priced, for which we assume an output premium of roughly one and a half to two times Opus. On PitchBook's marks Anthropic carries a $965B valuation on forty-seven billion of gross run-rate revenue, the best capital efficiency among the labs, and a first quarterly operating profit near $559M, though that figure excludes stock compensation and rides a ramp discount on its SpaceX compute deal and so flatters the steady state. The strategy is one sentence: hold price, deepen the premium, prove attach.</w:t>
       </w:r>
     </w:p>
     <w:p>
@@ -2147,7 +2125,7 @@
           <w:color w:val="595959"/>
           <w:sz w:val="19"/>
         </w:rPr>
-        <w:t>Implied model-layer gross margin versus output list price at a $6-to-$8 serving cost. Takeaway: every output price below roughly $8 is gross-margin negative; the floor is priced below cost.</w:t>
+        <w:t>Implied model-layer gross margin versus output list price at a six-to-eight-dollar serving cost. Every output price below roughly eight dollars is gross-margin negative, so the floor tier is sold below cost.</w:t>
       </w:r>
     </w:p>
     <w:p>
@@ -2158,7 +2136,7 @@
         <w:drawing>
           <wp:inline xmlns:a="http://schemas.openxmlformats.org/drawingml/2006/main" xmlns:pic="http://schemas.openxmlformats.org/drawingml/2006/picture">
             <wp:extent cx="6309360" cy="2102464"/>
-            <wp:docPr id="4" name="Picture 4"/>
+            <wp:docPr id="5" name="Picture 5"/>
             <wp:cNvGraphicFramePr>
               <a:graphicFrameLocks noChangeAspect="1"/>
             </wp:cNvGraphicFramePr>
@@ -2170,7 +2148,7 @@
                     <pic:cNvPicPr/>
                   </pic:nvPicPr>
                   <pic:blipFill>
-                    <a:blip r:embed="rId12"/>
+                    <a:blip r:embed="rId13"/>
                     <a:stretch>
                       <a:fillRect/>
                     </a:stretch>
@@ -2201,7 +2179,7 @@
           <w:color w:val="000000"/>
           <w:sz w:val="20"/>
         </w:rPr>
-        <w:t>So, war or segmentation? Our read, committed: a segmentation play at the premium end and a genuine price war only at the commodity floor. Two of four players defend premium tiers, Anthropic extends the premium upward with Mythos, Meta runs a complement-commoditization play, and xAI follows price without the economics. Our working split of enterprise agentic spend (our estimate, T2): roughly 55% to 65% of dollars flow to reliability-gated, high-stakes work where the premium is defensible, against 35% to 45% to failure-tolerant commodity work. The two ends split volume and value in opposite directions, and the value end is the one Anthropic is defending.</w:t>
+        <w:t>This is a segmentation play at the top and a real price war only at the floor. Two of the four defend premium tiers, Anthropic pushes the premium upward with Mythos, Meta commoditizes a complement, and xAI follows price without the economics. On our estimate, something like fifty-five to sixty-five percent of enterprise agentic dollars flow to reliability-gated, high-stakes work where the premium is defensible, and the rest to failure-tolerant work that carries most of the raw volume. The two ends split volume and value in opposite directions, and the value end is Anthropic's.</w:t>
       </w:r>
     </w:p>
     <w:p>
@@ -2216,7 +2194,7 @@
           <w:color w:val="000000"/>
           <w:sz w:val="20"/>
         </w:rPr>
-        <w:t>Test: by August 31, 2026, if either Anthropic or OpenAI cuts flagship output pricing by 15% or more, the segmentation read fails and this becomes a war note. Our lean: Anthropic holds. P(holds) = 70%.</w:t>
+        <w:t>If Anthropic or OpenAI cuts flagship output pricing by fifteen percent or more before August 31, 2026, the segmentation read fails and this becomes a war note. We think Anthropic holds, and put the probability near seventy percent.</w:t>
       </w:r>
     </w:p>
     <w:p>
@@ -2239,7 +2217,7 @@
           <w:color w:val="000000"/>
           <w:sz w:val="20"/>
         </w:rPr>
-        <w:t>Repricing events rarely kill the top or the bottom; they kill the middle. Undifferentiated mid-tier access, neither cheapest useful inference nor most reliable premium surface, reprices to commodity within quarters, because Luna and Muse Spark define a new floor for good enough and the premium tier defines a reliability bar the middle cannot reach. Capital and revenue migrate to the ends.</w:t>
+        <w:t>Repricing events rarely kill the top or bottom of a market; they hollow out the middle. Undifferentiated mid-tier access, neither cheapest useful inference nor most reliable premium surface, reprices to commodity within quarters, because Luna and Muse Spark set a new floor for good enough while the premium sets a reliability bar the middle cannot reach. Capital and revenue migrate to the ends.</w:t>
       </w:r>
     </w:p>
     <w:p>
@@ -2254,7 +2232,7 @@
           <w:color w:val="000000"/>
           <w:sz w:val="20"/>
         </w:rPr>
-        <w:t>The losers are named. Model resellers and gateways, whose margin was the spread between list price and enterprise inertia, watch it go negative. Legacy vertical SaaS, whose moat was per-seat workflow lock-in, collapses from below when an agent at $0.14 to $2.56 per completed task executes the workflow directly. The mid-tier model layer and the seat-priced application middle are the same trade: undifferentiated capacity priced above its replacement cost.</w:t>
+        <w:t>The losers have names. Model resellers and gateways lived on the spread between list price and enterprise inertia, and that spread is now negative. Legacy vertical software priced its moat per seat, and that umbrella collapses from below the moment an agent that finishes a task for a few dollars can run the workflow directly. The mid-tier model and the seat-priced application middle are the same trade, which is undifferentiated capacity priced above the cost of replacing it.</w:t>
       </w:r>
     </w:p>
     <w:p>
@@ -2269,7 +2247,7 @@
           <w:color w:val="000000"/>
           <w:sz w:val="20"/>
         </w:rPr>
-        <w:t>Test: by December 31, 2026, at least one known model reseller or gateway repricing to usage-plus-thin-margin, exiting, or being acquired below its last mark would confirm the squeeze.</w:t>
+        <w:t>If at least one well-known reseller or gateway reprices to a thin usage-based margin, exits, or sells below its last private mark by December 31, 2026, the squeeze is confirmed.</w:t>
       </w:r>
     </w:p>
     <w:p>
@@ -2292,7 +2270,7 @@
           <w:color w:val="000000"/>
           <w:sz w:val="20"/>
         </w:rPr>
-        <w:t>Inference-cost deflation is margin-accretive to buyers and the application layer and margin-dilutive to the model layer: every dollar cut from output pricing transfers to whoever owns the workflow, application software with distribution, agent-orchestration vendors that arbitrage the barbell, and enterprises themselves. That is the read-through for a public book, alongside the buildout trade.</w:t>
+        <w:t>Cheaper inference is accretive to buyers and the application layer and dilutive to the model layer, because every dollar cut from output pricing lands with whoever owns the workflow, not the lab that cut it. That is the read-through for a public book, alongside the buildout trade.</w:t>
       </w:r>
     </w:p>
     <w:p>
@@ -2307,7 +2285,7 @@
           <w:color w:val="000000"/>
           <w:sz w:val="20"/>
         </w:rPr>
-        <w:t>Picks-and-shovels are insulated. HBM and memory, wafer fab equipment, data-center power, cooling, and permitted baseload generation are priced on capacity scarcity, not model margin, the memory-bandwidth wall of Section 1. A model-layer price war does not cancel compute demand; at the volumes the cheap tier targets, it raises it. The complex is insulated from a pricing shock but exposed to a financing shock.</w:t>
+        <w:t>The buildout is insulated. High-bandwidth memory, wafer fabrication equipment, data-center power, cooling, and permitted baseload generation are priced on capacity scarcity rather than model margin, which is the same memory-bandwidth wall that sets output pricing in the first place. A price war at the model layer does not cancel compute demand; at the volumes the cheap tier is chasing it raises it. The complex is exposed to a financing shock, not a pricing one.</w:t>
       </w:r>
     </w:p>
     <w:p>
@@ -2332,7 +2310,7 @@
           <w:color w:val="595959"/>
           <w:sz w:val="19"/>
         </w:rPr>
-        <w:t>Model-layer economics versus buildout economics. Takeaway: the layer cutting prices is losing money; the layer selling scarcity is not in the war.</w:t>
+        <w:t>Model-layer economics versus buildout economics. The layer cutting prices is the one losing money, and the layer selling scarcity is not in the war.</w:t>
       </w:r>
     </w:p>
     <w:p>
@@ -2343,7 +2321,7 @@
         <w:drawing>
           <wp:inline xmlns:a="http://schemas.openxmlformats.org/drawingml/2006/main" xmlns:pic="http://schemas.openxmlformats.org/drawingml/2006/picture">
             <wp:extent cx="6309360" cy="1929047"/>
-            <wp:docPr id="5" name="Picture 5"/>
+            <wp:docPr id="6" name="Picture 6"/>
             <wp:cNvGraphicFramePr>
               <a:graphicFrameLocks noChangeAspect="1"/>
             </wp:cNvGraphicFramePr>
@@ -2355,7 +2333,7 @@
                     <pic:cNvPicPr/>
                   </pic:nvPicPr>
                   <pic:blipFill>
-                    <a:blip r:embed="rId13"/>
+                    <a:blip r:embed="rId14"/>
                     <a:stretch>
                       <a:fillRect/>
                     </a:stretch>
@@ -2386,7 +2364,7 @@
           <w:color w:val="000000"/>
           <w:sz w:val="20"/>
         </w:rPr>
-        <w:t>The financing tail wags the pricing dog. The ~$3.5T private-credit and shadow-bond market is the marginal source of AI capital: labs price under serving cost because debt funds the gap. Anthropic's roughly $35B chip-bond stack from June (T2) is the template; xAI's cross-subsidy is the same mechanism. Price wars funded by credit end when the credit reprices, not when a margin breaks, so the covenant is the channel's willingness to keep funding negative-margin token sales. That is why the price war and the IPO question are the same question.</w:t>
+        <w:t>Financing makes the war possible. The roughly three-and-a-half-trillion-dollar private-credit market is now the marginal source of AI capital, and labs price below serving cost because debt funds the gap. Anthropic's roughly thirty-five-billion-dollar June chip-bond stack is the template; xAI's cross-subsidy is the same mechanism in a corporate wrapper. A war paid for by credit ends when the credit reprices, not when a margin breaks, so the covenant is the market's willingness to keep funding negative-margin token sales, which is why the price war and the coming IPO are one question.</w:t>
       </w:r>
     </w:p>
     <w:p>
@@ -2401,7 +2379,7 @@
           <w:color w:val="000000"/>
           <w:sz w:val="20"/>
         </w:rPr>
-        <w:t>The IPO intersection. The repricing lands roughly three months before Anthropic's October S-1, which forces open what private markets have not seen: model-layer gross margin, mix, and any enterprise attach. Filing at a $965B mark and 20.5x while a rival prices comparable-claim inference at a quarter of your rate is the hardest possible setup. The inverse is as sharp: if Anthropic holds price and attach, the winner thesis is validated under live fire. The gross-margin page, not any benchmark, is the most repriced disclosure in the filing.</w:t>
+        <w:t>The IPO is the pressure test. The repricing lands about three months before Anthropic's expected October S-1, which forces open what private markets have never seen: model-layer gross margin, mix, and any enterprise attach. Filing at a $965B mark while a rival prices comparable-claim inference at a quarter of the rate is the hardest possible setup, and equally the cleanest validation: if Anthropic holds price and attach through the window, the best-value thesis is proven under live fire. The gross-margin page, not any benchmark, is the most repriced disclosure in the filing.</w:t>
       </w:r>
     </w:p>
     <w:p>
@@ -2416,7 +2394,7 @@
           <w:color w:val="000000"/>
           <w:sz w:val="20"/>
         </w:rPr>
-        <w:t>Test: by January 31, 2027, an AI-exposed private-credit vehicle disclosing markdowns or tighter terms on chip-backed paper would confirm the financing-fragility read; a second $30B-plus chip-bond stack pricing at or inside June's terms would refute it.</w:t>
+        <w:t>If an AI-exposed private-credit vehicle discloses markdowns or tighter terms on chip-backed paper by January 31, 2027, the financing-fragility read is confirmed; a second large chip-bond stack pricing at or inside June's terms would refute it.</w:t>
       </w:r>
     </w:p>
     <w:p>
@@ -2439,7 +2417,7 @@
           <w:color w:val="000000"/>
           <w:sz w:val="20"/>
         </w:rPr>
-        <w:t>Consumers rarely pay per token. They pay in a flat subscription (the roughly $20-per-month tier now standard, our reading of the market, T3), in attention and data (the free tier, monetized by advertising, which is Meta's model), or invisibly, through AI folded into a subscription they already hold. The per-token war reaches the consumer only indirectly but governs everything they are offered.</w:t>
+        <w:t>Consumers almost never pay per token. They pay a flat subscription, now roughly twenty dollars a month, or in attention and data on an ad-funded free tier, which is Meta's model, or invisibly through AI folded into a subscription they already hold. The token war reaches them indirectly but governs what they are offered.</w:t>
       </w:r>
     </w:p>
     <w:p>
@@ -2454,7 +2432,7 @@
           <w:color w:val="000000"/>
           <w:sz w:val="20"/>
         </w:rPr>
-        <w:t>The central consequence: cheaper inference makes the free tier good enough. When serving a capable model costs a fraction of a year ago, the rational move is to give more away, because the free tier is the acquisition funnel. The result is capability inflation at the free tier and willingness-to-pay compression at the paid tier. This is the mirror of the enterprise story: enterprises pay for measurable reliability, consumers largely will not pay for quality they cannot perceive. The consumer market splits along the same barbell: a free, ad-and-data-monetized tier where Meta is structurally advantaged, and a premium capability bundle (the agent that books, buys, files, and codes) sold as a subscription and justified by task completion. A paid chatbot that only answers questions is the consumer squeezed middle. Two second-order effects: as prices fall the payment shifts from cash to data and attention, raising the salience of privacy; and distribution decides the consumer war, since users will not switch assistants for a difference they cannot feel.</w:t>
+        <w:t>The central consequence is that cheaper inference makes the free tier good enough. When serving a capable model costs a fraction of a year ago, the rational move is to give more of it away, because the free tier is the funnel, so capability inflates there while willingness to pay compresses at the paid tier. That is the mirror of the enterprise story: enterprises pay for reliability they can measure, consumers will not pay for quality they cannot perceive. The consumer market splits along the same barbell, a free ad-funded tier where Meta is advantaged and a premium bundle sold as an agent that books, buys, and codes. A paid chatbot that only answers questions is the consumer squeezed middle. As prices fall the payment shifts from cash toward data and attention, raising the stakes on privacy, and distribution decides the consumer war because a user will not switch assistants over a difference they cannot feel.</w:t>
       </w:r>
     </w:p>
     <w:p>
@@ -2469,7 +2447,7 @@
           <w:color w:val="000000"/>
           <w:sz w:val="20"/>
         </w:rPr>
-        <w:t>Test: by November 30, 2026, at least one consumer AI provider materially raises free-tier capability or discloses paid conversion or ARPU under pressure. Our lean: free-tier expansion first. P = 60%.</w:t>
+        <w:t>If at least one consumer provider materially raises free-tier capability or discloses paid conversion or ARPU under pressure by November 30, 2026, the pass-through is visible. We expect free-tier expansion first.</w:t>
       </w:r>
     </w:p>
     <w:p>
@@ -2492,7 +2470,7 @@
           <w:color w:val="000000"/>
           <w:sz w:val="20"/>
         </w:rPr>
-        <w:t>The war looks like a pricing table but is decided on the desktop and the phone. OpenAI's ChatGPT Work and Codex superapp (browser, computer use, above 1.5M weekly Codex actives, T2) and Anthropic's Claude Cowork compete for the enterprise-agent seat: the persistent, permissioned surface through which agents touch company systems. Whoever owns the seat owns task routing, and task routing decides which model runs at which tier for which task. Quality deltas matter less because the surface owner routes silently between tiers, escalating to Opus or Mythos for the high-stakes step and dropping to the floor for the cheap one, capturing the barbell internally. This is why Grok's refresh does not win: a better cheap model with a unique data moat is still a model, and xAI has no seat to route it through and no cash engine to outlast the incumbents. Cheap tokens win benchmarks and spot volume, which churn on the next price sheet; seat-level reliability, admin tooling, and audit trails are what enterprises cannot switch quarterly. The seat, not the sticker, is the moat.</w:t>
+        <w:t>The war looks like a pricing table but is settled on the desktop and the phone. OpenAI's ChatGPT Work and Codex superapp and Anthropic's Claude Cowork compete for the enterprise-agent seat, the permissioned surface through which agents touch company systems, and whoever owns it owns task routing. That is where the best-value argument becomes a moat, because the surface owner routes silently, sending the high-stakes step to Opus or Mythos and the trivial one to the floor, capturing both ends of the barbell inside its own product. This is why Grok's refresh does not win: a better cheap model with a unique data feed is still only a model, and xAI owns no seat to route it through and no cash engine to outlast the incumbents. Cheap tokens win benchmarks and spot volume, which churn on the next price sheet; seat-level reliability, admin tooling, and audit trails are what an enterprise cannot re-procure quarterly. The seat, not the sticker, is the moat.</w:t>
       </w:r>
     </w:p>
     <w:p>
@@ -2507,7 +2485,7 @@
           <w:color w:val="000000"/>
           <w:sz w:val="20"/>
         </w:rPr>
-        <w:t>Test: by September 30, 2026, the first disclosed enterprise-agent seat or attach metric will show whether the surface thesis is measurable. Trivial seats (below 100k) at both OpenAI and Anthropic would mean the surface war is earlier than we think.</w:t>
+        <w:t>If the first disclosed enterprise-agent seat or attach metric arrives by September 30, 2026, the surface thesis becomes measurable. Trivial seat counts at both OpenAI and Anthropic would mean the surface war is earlier than we think.</w:t>
       </w:r>
     </w:p>
     <w:p>
@@ -2515,7 +2493,7 @@
         <w:pStyle w:val="Heading2"/>
       </w:pPr>
       <w:r>
-        <w:t>8. The verdict: pricing, model, and moat</w:t>
+        <w:t>8. The verdict: the best model for the money</w:t>
       </w:r>
     </w:p>
     <w:p>
@@ -2530,7 +2508,7 @@
           <w:color w:val="000000"/>
           <w:sz w:val="20"/>
         </w:rPr>
-        <w:t>Score the labs on the four axes and the verdict is not close.</w:t>
+        <w:t>Judge the labs on the axes that compound, and the answer is not close.</w:t>
       </w:r>
     </w:p>
     <w:p>
@@ -2555,7 +2533,7 @@
           <w:color w:val="595959"/>
           <w:sz w:val="19"/>
         </w:rPr>
-        <w:t>Competitive scorecard on the four axes that decide the war. Takeaway: Anthropic leads on value pricing, model, and economics; OpenAI only on distribution; Meta owns the floor; xAI has capability without economics.</w:t>
+        <w:t>Competitive scorecard on the four axes that decide the war. Anthropic leads on value pricing, model, and economics; OpenAI only on distribution; Meta owns the floor; xAI has capability without the economics to keep it.</w:t>
       </w:r>
     </w:p>
     <w:tbl>
@@ -2765,7 +2743,7 @@
                 <w:color w:val="000000"/>
                 <w:sz w:val="17"/>
               </w:rPr>
-              <w:t>Premium held ($5/$25) + Mythos; wins the value pool</w:t>
+              <w:t>Best value: cheapest per completed task</w:t>
             </w:r>
           </w:p>
         </w:tc>
@@ -2786,7 +2764,7 @@
                 <w:color w:val="000000"/>
                 <w:sz w:val="17"/>
               </w:rPr>
-              <w:t>Highest quality; Opus + Mythos</w:t>
+              <w:t>Highest quality; Opus plus Mythos</w:t>
             </w:r>
           </w:p>
         </w:tc>
@@ -2807,7 +2785,7 @@
                 <w:color w:val="000000"/>
                 <w:sz w:val="17"/>
               </w:rPr>
-              <w:t>Reliability, Cowork seat, defended premium</w:t>
+              <w:t>Reliability, the Cowork seat, a defended premium</w:t>
             </w:r>
           </w:p>
         </w:tc>
@@ -2828,7 +2806,7 @@
                 <w:color w:val="000000"/>
                 <w:sz w:val="17"/>
               </w:rPr>
-              <w:t>0.38x CE; first Q2 profit</w:t>
+              <w:t>Best capital efficiency; first quarterly profit</w:t>
             </w:r>
           </w:p>
         </w:tc>
@@ -2849,7 +2827,7 @@
                 <w:color w:val="000000"/>
                 <w:sz w:val="17"/>
               </w:rPr>
-              <w:t>Best positioned</w:t>
+              <w:t>Winner</w:t>
             </w:r>
           </w:p>
         </w:tc>
@@ -2898,7 +2876,7 @@
                 <w:color w:val="000000"/>
                 <w:sz w:val="17"/>
               </w:rPr>
-              <w:t>Bifurcated: Sol $5/$30, Luna $1/$6</w:t>
+              <w:t>Split: Sol premium, Luna at the floor</w:t>
             </w:r>
           </w:p>
         </w:tc>
@@ -2920,7 +2898,7 @@
                 <w:color w:val="000000"/>
                 <w:sz w:val="17"/>
               </w:rPr>
-              <w:t>Strong, broad</w:t>
+              <w:t>Strong and broad</w:t>
             </w:r>
           </w:p>
         </w:tc>
@@ -2942,7 +2920,7 @@
                 <w:color w:val="000000"/>
                 <w:sz w:val="17"/>
               </w:rPr>
-              <w:t>Distribution: ~900M WAU, Codex &gt;1.5M</w:t>
+              <w:t>Distribution: roughly 900M weekly users</w:t>
             </w:r>
           </w:p>
         </w:tc>
@@ -2964,7 +2942,7 @@
                 <w:color w:val="000000"/>
                 <w:sz w:val="17"/>
               </w:rPr>
-              <w:t>0.14x CE; 34.1x</w:t>
+              <w:t>Rich multiple on thin efficiency</w:t>
             </w:r>
           </w:p>
         </w:tc>
@@ -3033,7 +3011,7 @@
                 <w:color w:val="000000"/>
                 <w:sz w:val="17"/>
               </w:rPr>
-              <w:t>Cheapest ($1.25/$4.25)</w:t>
+              <w:t>Cheapest sticker, dearest per completed task</w:t>
             </w:r>
           </w:p>
         </w:tc>
@@ -3054,7 +3032,7 @@
                 <w:color w:val="000000"/>
                 <w:sz w:val="17"/>
               </w:rPr>
-              <w:t>Reported SOTA agent (T3)</w:t>
+              <w:t>Reported strong agent</w:t>
             </w:r>
           </w:p>
         </w:tc>
@@ -3075,7 +3053,7 @@
                 <w:color w:val="000000"/>
                 <w:sz w:val="17"/>
               </w:rPr>
-              <w:t>Ads engine, owned surfaces</w:t>
+              <w:t>Ad engine and owned surfaces</w:t>
             </w:r>
           </w:p>
         </w:tc>
@@ -3166,7 +3144,7 @@
                 <w:color w:val="000000"/>
                 <w:sz w:val="17"/>
               </w:rPr>
-              <w:t>$2/$6, value leader on paper</w:t>
+              <w:t>Value leader on paper only</w:t>
             </w:r>
           </w:p>
         </w:tc>
@@ -3188,7 +3166,7 @@
                 <w:color w:val="000000"/>
                 <w:sz w:val="17"/>
               </w:rPr>
-              <w:t>Grok 4.5: agentic + real-time data (T3)</w:t>
+              <w:t>Grok 4.5 refresh: agentic, real-time data</w:t>
             </w:r>
           </w:p>
         </w:tc>
@@ -3210,7 +3188,7 @@
                 <w:color w:val="000000"/>
                 <w:sz w:val="17"/>
               </w:rPr>
-              <w:t>Real-time X/Starlink; no seat</w:t>
+              <w:t>Real-time X and Starlink feed; no seat</w:t>
             </w:r>
           </w:p>
         </w:tc>
@@ -3232,7 +3210,7 @@
                 <w:color w:val="000000"/>
                 <w:sz w:val="17"/>
               </w:rPr>
-              <w:t>-$6.36B FY25</w:t>
+              <w:t>Loss north of six billion a year</w:t>
             </w:r>
           </w:p>
         </w:tc>
@@ -3254,7 +3232,7 @@
                 <w:color w:val="000000"/>
                 <w:sz w:val="17"/>
               </w:rPr>
-              <w:t>Capability up, economics broken</w:t>
+              <w:t>Broken economics</w:t>
             </w:r>
           </w:p>
         </w:tc>
@@ -3277,7 +3255,7 @@
           <w:color w:val="000000"/>
           <w:sz w:val="20"/>
         </w:rPr>
-        <w:t>Scorecard is our assessment; figures T1/T2, reported model claims T3.</w:t>
+        <w:t>The scorecard is our assessment; the model claims for Meta and xAI are the vendors' own.</w:t>
       </w:r>
     </w:p>
     <w:p>
@@ -3292,7 +3270,7 @@
           <w:color w:val="000000"/>
           <w:sz w:val="20"/>
         </w:rPr>
-        <w:t>The winner is Anthropic: it leads on three of the four axes and ties the fourth. On pricing for value it declines to chase the floor and defends the tier the cost-per-completed-task arithmetic says wins the high-value pool, extending the premium upward with Mythos. On model it fields the highest-quality franchise. On economics it posts the best capital efficiency and first profit among the labs, while OpenAI carries a richer multiple on thinner efficiency and xAI a multibillion-dollar loss. The one axis it does not lead is distribution, where OpenAI's ~900M weekly actives and Codex base make it the only credible challenger. But distribution is a consumer-surface edge, and this war is decided on the enterprise seat, where Anthropic's Cowork converts model quality into switching cost. Meta owns a floor it does not need to profit from; xAI has bought capability it cannot fund. Value, model, and moat point the same way.</w:t>
+        <w:t>The best model for the money is Claude Opus 4.8, and it wins by leading three axes and tying the fourth. On value it is the cheapest way to finish real work despite a near-top sticker, the inversion this note is built on. On model quality it fields the strongest franchise, Opus plus the restricted Mythos. On economics it posts the best capital efficiency among the labs and the first operating profit, while OpenAI carries a richer multiple on thinner efficiency and xAI a loss it funds from a rocket company. It does not win distribution, where OpenAI's user base makes it the only credible challenger, but distribution is a consumer advantage and this war is decided on the enterprise seat, where Anthropic converts model quality into switching cost. The controversial part is not the pick but what it says about the market: the companies winning the headlines are selling the worst value in it, and the company the price war was meant to kill is selling the best.</w:t>
       </w:r>
     </w:p>
     <w:p>
@@ -3315,7 +3293,7 @@
           <w:color w:val="000000"/>
           <w:sz w:val="20"/>
         </w:rPr>
-        <w:t>The winner call breaks if OpenAI converts its distribution lead into the enterprise seat before Anthropic locks it, or if Anthropic is forced to cut flagship pricing, which would concede the value-pool thesis it must sell. The segmentation call breaks on two counters: if agents learn to self-correct cheaply, remediation cost collapses toward zero and the premium with it (the Section 2 sensitivity cuts both ways); or if Meta, or a capability-upgraded xAI, converts its cheap model and real-time data moat into a credible enterprise surface. The dated calls are where we would see these first: Anthropic's flagship pricing by August 31; the first enterprise-agent seat or attach metric by September 30; the first consumer free-tier or ARPU signal by November 30; the shadow-bond channel's terms on chip-backed paper into 2027; and, above all, Anthropic's October S-1, whose model-layer gross-margin page converts most of this note from estimate to fact.</w:t>
+        <w:t>The verdict breaks if OpenAI turns its distribution lead into the enterprise seat before Anthropic locks it, or if Anthropic is forced to cut flagship pricing and concedes the value argument it must sell. The segmentation read breaks if agents self-correct cheaply, collapsing the cost of failure toward zero and the premium with it, or if Meta or a capability-rich xAI builds a credible enterprise surface. We watch five dated markers: Anthropic's flagship pricing by August 31, the first enterprise-agent seat or attach metric by September 30, the first consumer free-tier or ARPU signal by November 30, the terms on chip-backed private credit through 2027, and above all Anthropic's October S-1, whose gross-margin page converts most of this note from argument into fact.</w:t>
       </w:r>
     </w:p>
     <w:p>
@@ -3339,7 +3317,7 @@
           <w:color w:val="000000"/>
           <w:sz w:val="20"/>
         </w:rPr>
-        <w:t>Published API price lists: Anthropic (Claude Opus 4.8), OpenAI (GPT-5.6 Sol, GPT-5.6 Luna), xAI (Grok 4.5), Meta (Muse Spark 1.1), July 2026. List prices T1; performance claims T3. Claude Mythos is restricted-access; its pricing is not public and our premium estimate is T3.</w:t>
+        <w:t>Published API price lists for Claude Opus 4.8, GPT-5.6 Sol and Luna, Grok 4.5, and Meta Muse Spark 1.1, accessed July 2026. Claude Mythos is a restricted tier with no public price, and its premium is our assumption.</w:t>
       </w:r>
     </w:p>
     <w:p>
@@ -3355,7 +3333,7 @@
           <w:color w:val="000000"/>
           <w:sz w:val="20"/>
         </w:rPr>
-        <w:t>Meta announcement, Muse Spark 1.1 agent-reasoning and 1M-context claims, July 2026. Vendor-reported, T3.</w:t>
+        <w:t>Meta's July 2026 announcement of Muse Spark 1.1, including the agent-reasoning and million-token-context claims, which are the vendor's own.</w:t>
       </w:r>
     </w:p>
     <w:p>
@@ -3371,7 +3349,7 @@
           <w:color w:val="000000"/>
           <w:sz w:val="20"/>
         </w:rPr>
-        <w:t>xAI mid-July Grok 4.5 capability refresh: native computer-use and tool-calling, multimodal input, real-time X and Starlink data path, frontier-parity agentic-reasoning claim. Vendor-reported, T3, discounted one tier.</w:t>
+        <w:t>xAI's mid-July Grok 4.5 capability refresh, including native computer use, multimodal input, a real-time X and Starlink data path, and a frontier-parity reasoning claim, which are the vendor's own.</w:t>
       </w:r>
     </w:p>
     <w:p>
@@ -3387,7 +3365,7 @@
           <w:color w:val="000000"/>
           <w:sz w:val="20"/>
         </w:rPr>
-        <w:t>PitchBook company datasets: Anthropic ($965B mark, $47B gross run-rate ARR, Q2 operating profit ~$559M adjusted, 0.38x capital efficiency); OpenAI ($852B, ~$25B net ARR, 34.1x, 0.14x capital efficiency, weekly actives); xAI AI-segment ARR ($3.2B) and FY25 operating loss (-$6.36B); SPCX ~$1.97T. July 2026. T2/T3.</w:t>
+        <w:t>PitchBook company data: Anthropic at a $965B mark on $47B of gross run-rate revenue with a first quarterly operating profit near $559M; OpenAI at $852B on roughly $25B of net revenue with about 900M weekly users; xAI's AI segment near $3.2B of revenue against a FY25 operating loss above $6.36B inside a combined structure marked near $1.97T.</w:t>
       </w:r>
     </w:p>
     <w:p>
@@ -3403,7 +3381,7 @@
           <w:color w:val="000000"/>
           <w:sz w:val="20"/>
         </w:rPr>
-        <w:t>Press on Anthropic's ~$35B chip-bond stack, June 2026, and the ~$3.5T AI-linked private-credit market. T2/T3.</w:t>
+        <w:t>Reporting on Anthropic's roughly $35B chip-bond financing from June 2026 and on the roughly $3.5T market in AI-linked private credit.</w:t>
       </w:r>
     </w:p>
     <w:p>
@@ -3419,7 +3397,7 @@
           <w:color w:val="000000"/>
           <w:sz w:val="20"/>
         </w:rPr>
-        <w:t>Technical background on transformer inference: prefill versus decode, memory-bandwidth-bound generation, KV-cache growth, batching, and token-price deflation. T3, context only.</w:t>
+        <w:t>Background on transformer inference economics: prefill versus decode, memory-bandwidth-bound generation, growing conversation memory, batching, and the pace of token-price deflation. Used as context, and no figure in this note rests on it.</w:t>
       </w:r>
     </w:p>
     <w:p>
@@ -3435,7 +3413,7 @@
           <w:color w:val="000000"/>
           <w:sz w:val="20"/>
         </w:rPr>
-        <w:t>Company product disclosures: OpenAI ChatGPT Work and Codex desktop; Anthropic Claude Cowork. T2. Consumer price points and free-tier characterizations are our reading of the market, T3.</w:t>
+        <w:t>Company product disclosures for OpenAI ChatGPT Work and Codex and for Anthropic Claude Cowork. Consumer subscription price points are our reading of the prevailing market.</w:t>
       </w:r>
     </w:p>
     <w:sectPr>

--- a/output/Frontier_AI_Price_Wars_Jul2026.docx
+++ b/output/Frontier_AI_Price_Wars_Jul2026.docx
@@ -14,7 +14,7 @@
           <w:color w:val="000000"/>
           <w:sz w:val="28"/>
         </w:rPr>
-        <w:t>Q3 2026  The Frontier AI Price Wars</w:t>
+        <w:t>Q3 2026  Frontier AI's Token Trap</w:t>
       </w:r>
     </w:p>
     <w:p>
@@ -29,7 +29,7 @@
           <w:color w:val="2F5496"/>
           <w:sz w:val="24"/>
         </w:rPr>
-        <w:t>The best model for the money is also the most expensive one: Claude Opus 4.8. The price war is a trap, and the buyers cheering the cuts are the ones paying for it.</w:t>
+        <w:t>Anthropic's priciest tokens do the cheapest work.</w:t>
       </w:r>
     </w:p>
     <w:p>
@@ -399,7 +399,7 @@
           <w:color w:val="000000"/>
           <w:sz w:val="20"/>
         </w:rPr>
-        <w:t>8. The verdict: the best model for the money</w:t>
+        <w:t>8. The verdict: best model, best value</w:t>
       </w:r>
     </w:p>
     <w:p>
@@ -617,7 +617,7 @@
           <w:color w:val="000000"/>
           <w:sz w:val="20"/>
         </w:rPr>
-        <w:t>The best model for the money is Claude Opus 4.8, the most expensive frontier model on the sheet. At a fixed quality bar it finishes a representative enterprise agentic task for about $2.56, while the cheapest model finishes the same task for about $5.83. The priciest sticker delivers more than twice the completed work per dollar.</w:t>
+        <w:t>The best model for the money is Claude Opus 4.8, the most expensive frontier model on the market. At a fixed quality bar it finishes a representative enterprise agentic task for about $2.56, while the cheapest model finishes the same task for about $5.83. The priciest sticker delivers more than twice the completed work per dollar.</w:t>
       </w:r>
     </w:p>
     <w:p>
@@ -633,7 +633,7 @@
           <w:color w:val="000000"/>
           <w:sz w:val="20"/>
         </w:rPr>
-        <w:t>The price war is a trap. Every lab that cut its sticker price raised the true cost of the work its model does, because a cheaper model that fails more often costs more per completed task once you count the human time each failure consumes. The buyers celebrating the cuts are the ones who pay for the failures.</w:t>
+        <w:t>The price war is a trap. A cheaper model that fails more often costs more per completed task once you count the human time each failure consumes, so every sticker cut can raise the true cost of the work. The buyers celebrating the cuts pay for the failures.</w:t>
       </w:r>
     </w:p>
     <w:p>
@@ -649,7 +649,7 @@
           <w:color w:val="000000"/>
           <w:sz w:val="20"/>
         </w:rPr>
-        <w:t>This is a segmentation event dressed as a price war. Meta prices Muse Spark near zero to commoditize a market it does not need to profit from, and only Meta can. OpenAI and Anthropic defend premium tiers, and xAI is a forced participant with the economics to match.</w:t>
+        <w:t>This is a segmentation event dressed as a price war. Meta prices Muse Spark near zero to commoditize a market it need not profit from, and only Meta can. OpenAI and Anthropic defend premium tiers; xAI is a forced participant.</w:t>
       </w:r>
     </w:p>
     <w:p>
@@ -665,7 +665,7 @@
           <w:color w:val="000000"/>
           <w:sz w:val="20"/>
         </w:rPr>
-        <w:t>Grok is the loudest capability story and the weakest position. xAI's mid-July Grok 4.5 refresh, which the company says adds native agentic tool use and a real-time X and Starlink feed no rival can match, makes Grok the best value on paper. It is still the worst place to build, on a segment losing more than six billion dollars a year with no enterprise surface to sell into.</w:t>
+        <w:t>Grok is the loudest capability story and the weakest position. xAI's mid-July Grok 4.5 refresh, which it says adds native agentic tool use and a real-time X and Starlink feed no rival can match, makes Grok the best value on paper. It is still the worst place to build, on a segment losing more than six billion a year with no enterprise surface to sell into.</w:t>
       </w:r>
     </w:p>
     <w:p>
@@ -681,7 +681,7 @@
           <w:color w:val="000000"/>
           <w:sz w:val="20"/>
         </w:rPr>
-        <w:t>The war is subsidized, not won. Floor prices sit below serving cost, and the roughly three-and-a-half-trillion-dollar private-credit market funds the gap. It is a solvency question deferred, not a victory, and the deferral runs straight into Anthropic's October S-1.</w:t>
+        <w:t>The war is subsidized, not won. Floor prices sit below serving cost, and the roughly three-and-a-half-trillion-dollar private-credit market funds the gap, deferring a solvency question straight into Anthropic's October S-1.</w:t>
       </w:r>
     </w:p>
     <w:p>
@@ -704,7 +704,7 @@
           <w:color w:val="000000"/>
           <w:sz w:val="20"/>
         </w:rPr>
-        <w:t>Every claim in this note reduces to one unit. A model reads and writes in tokens, each roughly three to four characters, and a provider charges separately for the input tokens it reads and the output tokens it writes, quoted per million.</w:t>
+        <w:t>Every claim here reduces to one unit. A model reads and writes in tokens, each roughly three to four characters, and a provider charges separately for the input tokens it reads and the output it writes, per million.</w:t>
       </w:r>
     </w:p>
     <w:p>
@@ -719,7 +719,7 @@
           <w:color w:val="000000"/>
           <w:sz w:val="20"/>
         </w:rPr>
-        <w:t>Output is priced far above input, and the gap is physics rather than a margin choice. Opus charges five times more to write than to read, Sol and Luna six. Reading a prompt happens in one parallel pass, the prefill; writing happens one token at a time, and each token demands a full forward pass that reads the entire model and the growing conversation memory out of high-bandwidth memory. Generation is therefore sequential and bound by memory bandwidth, so writing is expensive and serial while reading is cheap. The binding constraint on output cost is the same scarce high-bandwidth memory the buildout is fighting over, which is why the price sheet and the compute thesis are one story.</w:t>
+        <w:t>Output is priced far above input, and the gap is physics rather than a margin choice. Opus charges five times more to write than to read, Sol and Luna six. Reading a prompt happens in one parallel pass, the prefill; writing happens one token at a time, and each token demands a full forward pass that reads the entire model and the growing conversation memory out of high-bandwidth memory. Generation is therefore sequential and bound by memory bandwidth, so writing is expensive and serial while reading is cheap. The binding constraint on output cost is the same scarce high-bandwidth memory the buildout is fighting over, so the price sheet and the compute thesis are one story.</w:t>
       </w:r>
     </w:p>
     <w:p>
@@ -749,7 +749,7 @@
           <w:color w:val="000000"/>
           <w:sz w:val="20"/>
         </w:rPr>
-        <w:t>The step that reframes the competition is that enterprise work is agentic. An agent plans, calls a tool, reads the result, replans, and repeats, often dozens of times, each pass re-reading a growing context, and consumption multiplies every time the agent fails and retries. The per-token price therefore tells you almost nothing about what a task costs, because the loop and the failure rate inside it dominate the sticker.</w:t>
+        <w:t>The step that reframes the competition is that enterprise work is agentic. An agent plans, calls a tool, reads the result, replans, and repeats dozens of times, each pass re-reading a growing context, and consumption multiplies every time it fails and retries. The per-token price therefore says almost nothing about what a task costs, because the loop and its failure rate dominate the sticker.</w:t>
       </w:r>
     </w:p>
     <w:p>
@@ -836,7 +836,7 @@
           <w:color w:val="000000"/>
           <w:sz w:val="20"/>
         </w:rPr>
-        <w:t>Buyers do not want cheap tokens; they want the most completed work per dollar. The correct unit is the cost per completed task: the tokens an attempt consumes times their price, multiplied by the attempts it takes to succeed at a fixed quality bar. A model that succeeds with probability p needs on average one divided by p attempts, so a model at a quarter of the price that needs three tries is not cheaper. Take a representative enterprise agentic task of sixty thousand input and twelve thousand output tokens per attempt.</w:t>
+        <w:t>Buyers do not want cheap tokens; they want the most completed work per dollar. The correct unit is the cost per completed task: the tokens an attempt consumes times their price, times the attempts it takes to succeed at a fixed quality bar. A model that succeeds with probability p needs on average one divided by p attempts, so one at a quarter of the price that needs three tries is not cheaper. Take a representative agentic task of sixty thousand input and twelve thousand output tokens per attempt.</w:t>
       </w:r>
     </w:p>
     <w:p>
@@ -1826,6 +1826,165 @@
           </w:p>
         </w:tc>
       </w:tr>
+      <w:tr>
+        <w:trPr>
+          <w:cantSplit/>
+        </w:trPr>
+        <w:tc>
+          <w:tcPr>
+            <w:tcW w:type="dxa" w:w="2050"/>
+            <w:shd w:val="clear" w:fill="EAF0F8"/>
+          </w:tcPr>
+          <w:p>
+            <w:pPr>
+              <w:spacing w:after="0"/>
+              <w:jc w:val="left"/>
+            </w:pPr>
+            <w:r/>
+            <w:r>
+              <w:rPr>
+                <w:rFonts w:ascii="Calibri Light" w:hAnsi="Calibri Light"/>
+                <w:b w:val="0"/>
+                <w:color w:val="000000"/>
+                <w:sz w:val="17"/>
+              </w:rPr>
+              <w:t>Claude Mythos (assumed)</w:t>
+            </w:r>
+          </w:p>
+        </w:tc>
+        <w:tc>
+          <w:tcPr>
+            <w:tcW w:type="dxa" w:w="1298"/>
+            <w:shd w:val="clear" w:fill="EAF0F8"/>
+          </w:tcPr>
+          <w:p>
+            <w:pPr>
+              <w:spacing w:after="0"/>
+              <w:jc w:val="center"/>
+            </w:pPr>
+            <w:r/>
+            <w:r>
+              <w:rPr>
+                <w:rFonts w:ascii="Calibri Light" w:hAnsi="Calibri Light"/>
+                <w:b w:val="0"/>
+                <w:color w:val="000000"/>
+                <w:sz w:val="17"/>
+              </w:rPr>
+              <w:t>$8.00</w:t>
+            </w:r>
+          </w:p>
+        </w:tc>
+        <w:tc>
+          <w:tcPr>
+            <w:tcW w:type="dxa" w:w="1298"/>
+            <w:shd w:val="clear" w:fill="EAF0F8"/>
+          </w:tcPr>
+          <w:p>
+            <w:pPr>
+              <w:spacing w:after="0"/>
+              <w:jc w:val="center"/>
+            </w:pPr>
+            <w:r/>
+            <w:r>
+              <w:rPr>
+                <w:rFonts w:ascii="Calibri Light" w:hAnsi="Calibri Light"/>
+                <w:b w:val="0"/>
+                <w:color w:val="000000"/>
+                <w:sz w:val="17"/>
+              </w:rPr>
+              <w:t>$40.00</w:t>
+            </w:r>
+          </w:p>
+        </w:tc>
+        <w:tc>
+          <w:tcPr>
+            <w:tcW w:type="dxa" w:w="1298"/>
+            <w:shd w:val="clear" w:fill="EAF0F8"/>
+          </w:tcPr>
+          <w:p>
+            <w:pPr>
+              <w:spacing w:after="0"/>
+              <w:jc w:val="center"/>
+            </w:pPr>
+            <w:r/>
+            <w:r>
+              <w:rPr>
+                <w:rFonts w:ascii="Calibri Light" w:hAnsi="Calibri Light"/>
+                <w:b w:val="0"/>
+                <w:color w:val="000000"/>
+                <w:sz w:val="17"/>
+              </w:rPr>
+              <w:t>$0.96</w:t>
+            </w:r>
+          </w:p>
+        </w:tc>
+        <w:tc>
+          <w:tcPr>
+            <w:tcW w:type="dxa" w:w="1298"/>
+            <w:shd w:val="clear" w:fill="EAF0F8"/>
+          </w:tcPr>
+          <w:p>
+            <w:pPr>
+              <w:spacing w:after="0"/>
+              <w:jc w:val="center"/>
+            </w:pPr>
+            <w:r/>
+            <w:r>
+              <w:rPr>
+                <w:rFonts w:ascii="Calibri Light" w:hAnsi="Calibri Light"/>
+                <w:b w:val="0"/>
+                <w:color w:val="000000"/>
+                <w:sz w:val="17"/>
+              </w:rPr>
+              <w:t>$1.07</w:t>
+            </w:r>
+          </w:p>
+        </w:tc>
+        <w:tc>
+          <w:tcPr>
+            <w:tcW w:type="dxa" w:w="1298"/>
+            <w:shd w:val="clear" w:fill="EAF0F8"/>
+          </w:tcPr>
+          <w:p>
+            <w:pPr>
+              <w:spacing w:after="0"/>
+              <w:jc w:val="center"/>
+            </w:pPr>
+            <w:r/>
+            <w:r>
+              <w:rPr>
+                <w:rFonts w:ascii="Calibri Light" w:hAnsi="Calibri Light"/>
+                <w:b w:val="0"/>
+                <w:color w:val="000000"/>
+                <w:sz w:val="17"/>
+              </w:rPr>
+              <w:t>$1.28</w:t>
+            </w:r>
+          </w:p>
+        </w:tc>
+        <w:tc>
+          <w:tcPr>
+            <w:tcW w:type="dxa" w:w="1298"/>
+            <w:shd w:val="clear" w:fill="EAF0F8"/>
+          </w:tcPr>
+          <w:p>
+            <w:pPr>
+              <w:spacing w:after="0"/>
+              <w:jc w:val="center"/>
+            </w:pPr>
+            <w:r/>
+            <w:r>
+              <w:rPr>
+                <w:rFonts w:ascii="Calibri Light" w:hAnsi="Calibri Light"/>
+                <w:b w:val="0"/>
+                <w:color w:val="000000"/>
+                <w:sz w:val="17"/>
+              </w:rPr>
+              <w:t>$1.48</w:t>
+            </w:r>
+          </w:p>
+        </w:tc>
+      </w:tr>
     </w:tbl>
     <w:p>
       <w:pPr>
@@ -1844,7 +2003,7 @@
           <w:color w:val="000000"/>
           <w:sz w:val="20"/>
         </w:rPr>
-        <w:t>Prices are published; the per-task figures are our arithmetic. Mythos is left out because it is not openly priced.</w:t>
+        <w:t>Prices are published list prices, except Claude Mythos, Anthropic's restricted flagship, which is not openly priced and which we assume at roughly one and a half to two times Opus. Per-task figures are our arithmetic.</w:t>
       </w:r>
     </w:p>
     <w:p>
@@ -1859,7 +2018,7 @@
           <w:color w:val="000000"/>
           <w:sz w:val="20"/>
         </w:rPr>
-        <w:t>On tokens alone the cheap tier wins almost mechanically, because Opus at sixty cents an attempt only beats Muse Spark at about thirteen cents if it succeeds nearly five times as often, and no frontier gap is that wide. That is exactly where the token-only view fails, because a failed agentic attempt is not free: it burns reviewer time, breaks the automation downstream, and erodes trust in the seat. Assign a deliberately conservative seventeen dollars to each failed attempt, about ten minutes of a fully loaded operator, and the ranking inverts. Opus succeeding nine times in ten finishes the task for about $2.56; Muse Spark succeeding three times in four finishes it for about $5.83, more than twice as much despite tokens at a quarter of the price. The cheapest model on the sheet is the most expensive to run, and the near-priciest is the cheapest. That inversion is the thesis of this note.</w:t>
+        <w:t>On tokens alone the cheap tier wins almost mechanically, because Opus at sixty cents an attempt only beats Muse Spark at about thirteen cents if it succeeds nearly five times as often, and no frontier gap is that wide. That is exactly where the token-only view fails, because a failed agentic attempt is not free: it burns reviewer time, breaks the automation downstream, and erodes trust in the seat. Assign a deliberately conservative seventeen dollars to each failed attempt, about ten minutes of a fully loaded operator, and the ranking inverts. Opus succeeding nine times in ten finishes the task for about $2.56; Muse Spark succeeding three times in four finishes it for about $5.83, more than twice as much despite tokens at a quarter of the price. The cheapest model on the sheet is the most expensive to run, and the near-priciest is the cheapest. That inversion is the thesis of this note. It is also why a lower sticker often produces a larger bill: a cheaper token invites longer contexts and more agent loops, and the failures it hides are billed to the buyer in labor, not tokens.</w:t>
       </w:r>
     </w:p>
     <w:p>
@@ -1874,7 +2033,7 @@
           <w:color w:val="000000"/>
           <w:sz w:val="20"/>
         </w:rPr>
-        <w:t>The conclusion does not rest on the seventeen-dollar figure, and a serious reader should attack it. Solve instead for the failure cost at which the premium breaks even: at a fifteen-point reliability edge it pays once a failure costs more than about $2.24, at a ten-point edge more than about $3.67, and at a five-point edge more than about $7.93. Only if failure is free does the cheap tier win, and failure in production is never free. The premium is defensible whenever enterprise mistakes are expensive, which is to say always, so value per token belongs to whoever pairs the highest reliability with a defensible price, not to whoever posts the lowest number.</w:t>
+        <w:t>The conclusion does not rest on the seventeen-dollar figure. Solve for the failure cost at which the premium breaks even: at a fifteen-point reliability edge it pays once a failure costs more than about $2.24, at ten points more than $3.67, at five points more than $7.93. Only if failure is free does the cheap tier win, and in production it never is. The premium is defensible whenever mistakes are expensive, which is to say always, so value per token belongs to whoever pairs the highest reliability with a defensible price, not the lowest number.</w:t>
       </w:r>
     </w:p>
     <w:p>
@@ -2040,7 +2199,7 @@
           <w:color w:val="000000"/>
           <w:sz w:val="20"/>
         </w:rPr>
-        <w:t>A four-to-five-times output cut destroys model-layer margin. We estimate a frontier model serves at roughly six to eight dollars per million output tokens, since no lab discloses the number. At twenty-five dollars that is about a seventy percent gross margin; at the four-to-six-dollar floor it is negative, roughly minus seventeen percent at six and minus sixty-five percent at four and a quarter. A four-times cut in a single generation outruns the two-to-three-times serving-cost decline each generation historically delivers, so the gap is not efficiency but subsidy, and who can pay it decides the war.</w:t>
+        <w:t>A four-to-five-times output cut destroys model-layer margin. We estimate a frontier model serves at roughly six to eight dollars per million output tokens. At twenty-five dollars that is about a seventy percent gross margin; at the four-to-six-dollar floor it is negative, roughly minus seventeen percent at six and minus sixty-five at four and a quarter. A four-times cut in one generation outruns the two-to-three-times serving-cost decline each generation delivers, so the gap is subsidy, not efficiency, and who can pay it decides the war.</w:t>
       </w:r>
     </w:p>
     <w:p>
@@ -2055,7 +2214,7 @@
           <w:color w:val="000000"/>
           <w:sz w:val="20"/>
         </w:rPr>
-        <w:t>Meta is the one structural price warrior, because it does not need model margin at all. Pricing Muse Spark near or below cost drives the complement toward zero while Meta monetizes the surface, the ad load, and its own silicon, and that is durable because an advertising engine funds it rather than external capital. Commoditizing a market you do not need to profit from is not the same as winning it.</w:t>
+        <w:t>Meta is the one structural price warrior, because it does not need model margin at all. Pricing Muse Spark near or below cost drives the complement toward zero while Meta monetizes the surface, the ad load, and its own silicon, durable because an ad engine funds it rather than external capital. Commoditizing a market you need not profit from is not winning it.</w:t>
       </w:r>
     </w:p>
     <w:p>
@@ -2070,7 +2229,7 @@
           <w:color w:val="000000"/>
           <w:sz w:val="20"/>
         </w:rPr>
-        <w:t>xAI is the capability story that does not fix the economics. The mid-July Grok 4.5 refresh, which the company says adds native computer use, multimodal input, and a real-time feed from X and Starlink that no rival can replicate, is a genuine jump that makes Grok the value leader on paper. It changes nothing, because the AI segment earns about $3.2B against a FY25 operating loss north of six billion, and the subsidy runs through the SpaceX and Starlink cross-flow, a balance-sheet decision rather than a business model. A better cheap model does not close a six-billion-dollar loss.</w:t>
+        <w:t>xAI is the capability story that does not fix the economics. The mid-July Grok 4.5 refresh, which the company says adds native computer use, multimodal input, and a real-time feed from X and Starlink that no rival can replicate, is a genuine jump that makes Grok the value leader on paper. It changes nothing: the AI segment earns about $3.2B against a FY25 operating loss north of six billion, and the subsidy runs through the SpaceX and Starlink cross-flow, a balance-sheet decision rather than a business model. A better cheap model does not close a six-billion-dollar loss.</w:t>
       </w:r>
     </w:p>
     <w:p>
@@ -2085,7 +2244,7 @@
           <w:color w:val="000000"/>
           <w:sz w:val="20"/>
         </w:rPr>
-        <w:t>OpenAI is running segmentation, not a race to zero, and the tell is that Sol lists above Opus on output. Luna harvests price-sensitive volume at the floor while Sol defends the premium, and with roughly twenty-five billion in net revenue, about nine hundred million weekly users, and Codex above one and a half million, OpenAI needs the premium tier because its rich multiple and thin capital efficiency cannot ride six-dollar output.</w:t>
+        <w:t>OpenAI is running segmentation, not a race to zero, and the tell is that Sol lists above Opus on output. Luna harvests price-sensitive volume while Sol defends the premium, and with roughly twenty-five billion in net revenue, about nine hundred million weekly users, and Codex above one and a half million, OpenAI needs the premium tier because its rich multiple and thin capital efficiency cannot ride six-dollar output.</w:t>
       </w:r>
     </w:p>
     <w:p>
@@ -2100,7 +2259,7 @@
           <w:color w:val="000000"/>
           <w:sz w:val="20"/>
         </w:rPr>
-        <w:t>Anthropic defends a two-tier premium and declines to chase. Opus holds at five and twenty-five, and Claude Mythos sits above it as a restricted flagship that is not openly priced, for which we assume an output premium of roughly one and a half to two times Opus. On PitchBook's marks Anthropic carries a $965B valuation on forty-seven billion of gross run-rate revenue, the best capital efficiency among the labs, and a first quarterly operating profit near $559M, though that figure excludes stock compensation and rides a ramp discount on its SpaceX compute deal and so flatters the steady state. The strategy is one sentence: hold price, deepen the premium, prove attach.</w:t>
+        <w:t>Anthropic defends a two-tier premium and declines to chase. Opus holds at five and twenty-five, and Claude Mythos sits above it as a restricted flagship that is not openly priced, for which we assume an output premium of roughly one and a half to two times Opus. On PitchBook's marks Anthropic carries a $965B valuation on forty-seven billion of gross run-rate revenue, the best capital efficiency among the labs, and a first quarterly operating profit near $559M, though that figure excludes stock compensation and rides a ramp discount on its SpaceX compute deal, flattering the steady state. The strategy is one sentence: hold price, deepen the premium, prove attach.</w:t>
       </w:r>
     </w:p>
     <w:p>
@@ -2179,7 +2338,7 @@
           <w:color w:val="000000"/>
           <w:sz w:val="20"/>
         </w:rPr>
-        <w:t>This is a segmentation play at the top and a real price war only at the floor. Two of the four defend premium tiers, Anthropic pushes the premium upward with Mythos, Meta commoditizes a complement, and xAI follows price without the economics. On our estimate, something like fifty-five to sixty-five percent of enterprise agentic dollars flow to reliability-gated, high-stakes work where the premium is defensible, and the rest to failure-tolerant work that carries most of the raw volume. The two ends split volume and value in opposite directions, and the value end is Anthropic's.</w:t>
+        <w:t>This is a segmentation play at the top and a real price war only at the floor. Two of the four defend premium tiers, Anthropic pushes the premium upward with Mythos, Meta commoditizes a complement, and xAI follows price without the economics. On our estimate, roughly fifty-five to sixty-five percent of enterprise agentic dollars flow to reliability-gated work where the premium is defensible, and the rest to failure-tolerant work that carries most of the volume. The two ends split volume and value in opposite directions, and the value end is Anthropic's.</w:t>
       </w:r>
     </w:p>
     <w:p>
@@ -2232,7 +2391,7 @@
           <w:color w:val="000000"/>
           <w:sz w:val="20"/>
         </w:rPr>
-        <w:t>The losers have names. Model resellers and gateways lived on the spread between list price and enterprise inertia, and that spread is now negative. Legacy vertical software priced its moat per seat, and that umbrella collapses from below the moment an agent that finishes a task for a few dollars can run the workflow directly. The mid-tier model and the seat-priced application middle are the same trade, which is undifferentiated capacity priced above the cost of replacing it.</w:t>
+        <w:t>The losers have names. Model resellers and gateways lived on the spread between list price and enterprise inertia, and that spread is now negative. Legacy vertical software priced its moat per seat, and that umbrella collapses the moment an agent that finishes a task for a few dollars runs the workflow directly. The mid-tier model and the seat-priced application middle are the same trade: undifferentiated capacity priced above the cost of replacing it.</w:t>
       </w:r>
     </w:p>
     <w:p>
@@ -2247,7 +2406,7 @@
           <w:color w:val="000000"/>
           <w:sz w:val="20"/>
         </w:rPr>
-        <w:t>If at least one well-known reseller or gateway reprices to a thin usage-based margin, exits, or sells below its last private mark by December 31, 2026, the squeeze is confirmed.</w:t>
+        <w:t>If a well-known reseller or gateway reprices to a thin usage-based margin, exits, or sells below its last private mark by December 31, 2026, the squeeze is confirmed.</w:t>
       </w:r>
     </w:p>
     <w:p>
@@ -2270,7 +2429,7 @@
           <w:color w:val="000000"/>
           <w:sz w:val="20"/>
         </w:rPr>
-        <w:t>Cheaper inference is accretive to buyers and the application layer and dilutive to the model layer, because every dollar cut from output pricing lands with whoever owns the workflow, not the lab that cut it. That is the read-through for a public book, alongside the buildout trade.</w:t>
+        <w:t>Cheaper inference is accretive to buyers and the application layer and dilutive to the model layer, because every dollar cut from output pricing lands with whoever owns the workflow, not the lab that cut it. That is the public-book read-through, alongside the buildout trade.</w:t>
       </w:r>
     </w:p>
     <w:p>
@@ -2285,7 +2444,7 @@
           <w:color w:val="000000"/>
           <w:sz w:val="20"/>
         </w:rPr>
-        <w:t>The buildout is insulated. High-bandwidth memory, wafer fabrication equipment, data-center power, cooling, and permitted baseload generation are priced on capacity scarcity rather than model margin, which is the same memory-bandwidth wall that sets output pricing in the first place. A price war at the model layer does not cancel compute demand; at the volumes the cheap tier is chasing it raises it. The complex is exposed to a financing shock, not a pricing one.</w:t>
+        <w:t>The buildout is insulated. High-bandwidth memory, wafer fabrication equipment, data-center power, cooling, and permitted baseload are priced on capacity scarcity, not model margin, the same memory-bandwidth wall that sets output pricing. A model-layer price war does not cancel compute demand; at the volumes the cheap tier chases it raises it. The complex faces a financing shock, not a pricing one.</w:t>
       </w:r>
     </w:p>
     <w:p>
@@ -2364,7 +2523,7 @@
           <w:color w:val="000000"/>
           <w:sz w:val="20"/>
         </w:rPr>
-        <w:t>Financing makes the war possible. The roughly three-and-a-half-trillion-dollar private-credit market is now the marginal source of AI capital, and labs price below serving cost because debt funds the gap. Anthropic's roughly thirty-five-billion-dollar June chip-bond stack is the template; xAI's cross-subsidy is the same mechanism in a corporate wrapper. A war paid for by credit ends when the credit reprices, not when a margin breaks, so the covenant is the market's willingness to keep funding negative-margin token sales, which is why the price war and the coming IPO are one question.</w:t>
+        <w:t>Financing makes the war possible. The roughly three-and-a-half-trillion-dollar private-credit market is the marginal source of AI capital, and labs price below serving cost because debt funds the gap. Anthropic's roughly thirty-five-billion-dollar June chip-bond stack is the template; xAI's cross-subsidy is the same in a corporate wrapper. A war paid for by credit ends when the credit reprices, not when a margin breaks, so the covenant is the market's appetite for negative-margin token sales, which makes the price war and the coming IPO one question.</w:t>
       </w:r>
     </w:p>
     <w:p>
@@ -2379,7 +2538,7 @@
           <w:color w:val="000000"/>
           <w:sz w:val="20"/>
         </w:rPr>
-        <w:t>The IPO is the pressure test. The repricing lands about three months before Anthropic's expected October S-1, which forces open what private markets have never seen: model-layer gross margin, mix, and any enterprise attach. Filing at a $965B mark while a rival prices comparable-claim inference at a quarter of the rate is the hardest possible setup, and equally the cleanest validation: if Anthropic holds price and attach through the window, the best-value thesis is proven under live fire. The gross-margin page, not any benchmark, is the most repriced disclosure in the filing.</w:t>
+        <w:t>The IPO is the pressure test. The repricing lands about three months before Anthropic's expected October S-1, which forces open what private markets have never seen: model-layer gross margin, mix, and any enterprise attach. Filing at a $965B mark while a rival prices comparable-claim inference at a quarter of the rate is the hardest setup and the cleanest validation at once: hold price and attach through the window and the best-value thesis is proven under live fire. The gross-margin page, not any benchmark, is the most repriced disclosure in the filing.</w:t>
       </w:r>
     </w:p>
     <w:p>
@@ -2432,7 +2591,7 @@
           <w:color w:val="000000"/>
           <w:sz w:val="20"/>
         </w:rPr>
-        <w:t>The central consequence is that cheaper inference makes the free tier good enough. When serving a capable model costs a fraction of a year ago, the rational move is to give more of it away, because the free tier is the funnel, so capability inflates there while willingness to pay compresses at the paid tier. That is the mirror of the enterprise story: enterprises pay for reliability they can measure, consumers will not pay for quality they cannot perceive. The consumer market splits along the same barbell, a free ad-funded tier where Meta is advantaged and a premium bundle sold as an agent that books, buys, and codes. A paid chatbot that only answers questions is the consumer squeezed middle. As prices fall the payment shifts from cash toward data and attention, raising the stakes on privacy, and distribution decides the consumer war because a user will not switch assistants over a difference they cannot feel.</w:t>
+        <w:t>The central consequence is that cheaper inference makes the free tier good enough. When serving a capable model costs a fraction of a year ago, the rational move is to give more away, so capability inflates at the free tier while willingness to pay compresses at the paid one. That is the mirror of the enterprise story: enterprises pay for reliability they can measure, consumers will not pay for quality they cannot perceive. The market splits along the same barbell, a free ad-funded tier where Meta is advantaged and a premium bundle sold as an agent that books, buys, and codes; a paid chatbot that only answers questions is the consumer squeezed middle. As prices fall the payment shifts toward data and attention, raising the stakes on privacy, and distribution decides the consumer war because a user will not switch assistants over a difference they cannot feel.</w:t>
       </w:r>
     </w:p>
     <w:p>
@@ -2447,7 +2606,7 @@
           <w:color w:val="000000"/>
           <w:sz w:val="20"/>
         </w:rPr>
-        <w:t>If at least one consumer provider materially raises free-tier capability or discloses paid conversion or ARPU under pressure by November 30, 2026, the pass-through is visible. We expect free-tier expansion first.</w:t>
+        <w:t>If a consumer provider materially raises free-tier capability or discloses paid conversion or ARPU under pressure by November 30, 2026, the pass-through is visible. We expect free-tier expansion first.</w:t>
       </w:r>
     </w:p>
     <w:p>
@@ -2470,7 +2629,7 @@
           <w:color w:val="000000"/>
           <w:sz w:val="20"/>
         </w:rPr>
-        <w:t>The war looks like a pricing table but is settled on the desktop and the phone. OpenAI's ChatGPT Work and Codex superapp and Anthropic's Claude Cowork compete for the enterprise-agent seat, the permissioned surface through which agents touch company systems, and whoever owns it owns task routing. That is where the best-value argument becomes a moat, because the surface owner routes silently, sending the high-stakes step to Opus or Mythos and the trivial one to the floor, capturing both ends of the barbell inside its own product. This is why Grok's refresh does not win: a better cheap model with a unique data feed is still only a model, and xAI owns no seat to route it through and no cash engine to outlast the incumbents. Cheap tokens win benchmarks and spot volume, which churn on the next price sheet; seat-level reliability, admin tooling, and audit trails are what an enterprise cannot re-procure quarterly. The seat, not the sticker, is the moat.</w:t>
+        <w:t>The war looks like a pricing table but is settled on the desktop and the phone. OpenAI's ChatGPT Work and Codex superapp and Anthropic's Claude Cowork compete for the enterprise-agent seat, the permissioned surface through which agents touch company systems, and whoever owns it owns task routing. That is where the best-value argument becomes a moat: the surface owner routes silently, sending the high-stakes step to Opus or Mythos and the trivial one to the floor, capturing both ends of the barbell. This is why Grok's refresh does not win: a better cheap model with a unique data feed is still only a model, and xAI owns no seat to route it through and no cash engine to outlast the incumbents. Cheap tokens win benchmarks and spot volume, which churn on the next price sheet; seat-level reliability, admin tooling, and audit trails cannot be re-procured quarterly. The seat, not the sticker, is the moat.</w:t>
       </w:r>
     </w:p>
     <w:p>
@@ -2493,7 +2652,7 @@
         <w:pStyle w:val="Heading2"/>
       </w:pPr>
       <w:r>
-        <w:t>8. The verdict: the best model for the money</w:t>
+        <w:t>8. The verdict: best model, best value</w:t>
       </w:r>
     </w:p>
     <w:p>
@@ -3255,7 +3414,7 @@
           <w:color w:val="000000"/>
           <w:sz w:val="20"/>
         </w:rPr>
-        <w:t>The scorecard is our assessment; the model claims for Meta and xAI are the vendors' own.</w:t>
+        <w:t>The scorecard is our assessment; the Meta and xAI model claims are the vendors' own.</w:t>
       </w:r>
     </w:p>
     <w:p>
@@ -3270,7 +3429,22 @@
           <w:color w:val="000000"/>
           <w:sz w:val="20"/>
         </w:rPr>
-        <w:t>The best model for the money is Claude Opus 4.8, and it wins by leading three axes and tying the fourth. On value it is the cheapest way to finish real work despite a near-top sticker, the inversion this note is built on. On model quality it fields the strongest franchise, Opus plus the restricted Mythos. On economics it posts the best capital efficiency among the labs and the first operating profit, while OpenAI carries a richer multiple on thinner efficiency and xAI a loss it funds from a rocket company. It does not win distribution, where OpenAI's user base makes it the only credible challenger, but distribution is a consumer advantage and this war is decided on the enterprise seat, where Anthropic converts model quality into switching cost. The controversial part is not the pick but what it says about the market: the companies winning the headlines are selling the worst value in it, and the company the price war was meant to kill is selling the best.</w:t>
+        <w:t>Anthropic owns both ends of the value frontier, and the distinction matters. The best model outright is Claude Mythos, the restricted flagship above Opus on capability and, we assume, on price. At the top of the risk curve, where a mistake costs the most, its reliability edge earns that premium, and once the edge over Opus reaches two to three points Mythos is also the cheapest way to finish the work. The best value on the market is Claude Opus 4.8, which finishes a representative task for about $2.56 despite a near-top sticker. Either way, the company is Anthropic.</w:t>
+      </w:r>
+    </w:p>
+    <w:p>
+      <w:pPr>
+        <w:spacing w:after="140"/>
+      </w:pPr>
+      <w:r>
+        <w:rPr>
+          <w:rFonts w:ascii="Calibri Light" w:hAnsi="Calibri Light"/>
+          <w:b w:val="0"/>
+          <w:i w:val="0"/>
+          <w:color w:val="000000"/>
+          <w:sz w:val="20"/>
+        </w:rPr>
+        <w:t>Is Opus really best, or an artifact of our reliability assumption? The verdict is sturdier than it looks. Against Sol it wins at every equal level of reliability, because Sol prices output at thirty dollars to Opus's twenty-five, so Sol can take the value crown only by being materially more reliable, which nothing in the quality data suggests. Against the cheap tier it wins the moment its reliability edge clears a few points, which the break-even math shows is a low bar. The one load-bearing assumption is the ordering, that Anthropic's models are the most reliable, and that is what the business-quality data supports: Anthropic outscores every other lab on our composite. The controversial part is not the pick but what it says about the market: the companies winning the price-cut headlines are selling the worst value in it, and the model the war was meant to kill is the cheapest way to get real work done.</w:t>
       </w:r>
     </w:p>
     <w:p>
@@ -3293,7 +3467,7 @@
           <w:color w:val="000000"/>
           <w:sz w:val="20"/>
         </w:rPr>
-        <w:t>The verdict breaks if OpenAI turns its distribution lead into the enterprise seat before Anthropic locks it, or if Anthropic is forced to cut flagship pricing and concedes the value argument it must sell. The segmentation read breaks if agents self-correct cheaply, collapsing the cost of failure toward zero and the premium with it, or if Meta or a capability-rich xAI builds a credible enterprise surface. We watch five dated markers: Anthropic's flagship pricing by August 31, the first enterprise-agent seat or attach metric by September 30, the first consumer free-tier or ARPU signal by November 30, the terms on chip-backed private credit through 2027, and above all Anthropic's October S-1, whose gross-margin page converts most of this note from argument into fact.</w:t>
+        <w:t>The verdict breaks if OpenAI turns its distribution lead into the enterprise seat before Anthropic locks it, or if Anthropic cuts flagship pricing and concedes the value argument it must sell. The segmentation read breaks if agents self-correct cheaply, collapsing the cost of failure and the premium with it, or if Meta or a capability-rich xAI builds a credible enterprise surface. We watch five dated markers: Anthropic's flagship pricing by August 31, the first enterprise-agent seat or attach metric by September 30, the first consumer free-tier or ARPU signal by November 30, chip-backed private-credit terms through 2027, and above all Anthropic's October S-1, whose gross-margin page converts most of this note from argument into fact.</w:t>
       </w:r>
     </w:p>
     <w:p>
@@ -3397,7 +3571,7 @@
           <w:color w:val="000000"/>
           <w:sz w:val="20"/>
         </w:rPr>
-        <w:t>Background on transformer inference economics: prefill versus decode, memory-bandwidth-bound generation, growing conversation memory, batching, and the pace of token-price deflation. Used as context, and no figure in this note rests on it.</w:t>
+        <w:t>Background on transformer inference economics, consistent with public research on inference pricing and token-cost deflation: prefill versus decode, memory-bandwidth-bound generation, growing conversation memory, batching, an output-to-input price ratio of roughly three to eight times across real models, and roughly order-of-magnitude annual token-price decline. Used as context, and no scenario figure rests on it.</w:t>
       </w:r>
     </w:p>
     <w:p>

--- a/output/Frontier_AI_Price_Wars_Jul2026.docx
+++ b/output/Frontier_AI_Price_Wars_Jul2026.docx
@@ -2259,7 +2259,7 @@
           <w:color w:val="000000"/>
           <w:sz w:val="20"/>
         </w:rPr>
-        <w:t>Anthropic defends a two-tier premium and declines to chase. Opus holds at five and twenty-five, and Claude Mythos sits above it as a restricted flagship that is not openly priced, for which we assume an output premium of roughly one and a half to two times Opus. On PitchBook's marks Anthropic carries a $965B valuation on forty-seven billion of gross run-rate revenue, the best capital efficiency among the labs, and a first quarterly operating profit near $559M, though that figure excludes stock compensation and rides a ramp discount on its SpaceX compute deal, flattering the steady state. The strategy is one sentence: hold price, deepen the premium, prove attach.</w:t>
+        <w:t>Anthropic defends a two-tier premium and declines to chase. Opus holds at five and twenty-five, and Claude Mythos sits above it as a restricted flagship that is not openly priced, which we assume at one and a half to two times Opus on output. On PitchBook's marks Anthropic carries a $965B valuation on forty-seven billion of gross run-rate revenue, the best capital efficiency among the labs, and a first quarterly operating profit near $559M, though that figure excludes stock compensation and rides a SpaceX ramp discount, flattering the steady state. The strategy is three moves: hold list price, extend the premium upward, and prove that enterprises keep buying it.</w:t>
       </w:r>
     </w:p>
     <w:p>

--- a/output/Frontier_AI_Price_Wars_Jul2026.docx
+++ b/output/Frontier_AI_Price_Wars_Jul2026.docx
@@ -734,7 +734,7 @@
           <w:color w:val="000000"/>
           <w:sz w:val="20"/>
         </w:rPr>
-        <w:t>Two consequences follow. Utilization sets the real cost: providers batch requests so one expensive read of the weights serves many, and a price cut not paid for by better hardware or utilization comes out of gross margin, so a lower number means either better economics or a subsidy and the two are indistinguishable on a sheet. A long context is not free either, because conversation memory grows with the context in that same scarce memory, so Muse Spark's million-token window is costly to use at scale.</w:t>
+        <w:t>Two consequences follow. Utilization sets the real cost: providers batch requests so one expensive read of the weights serves many, and a price cut not paid for by better hardware or utilization comes out of gross margin, so a lower number means better economics or a subsidy, indistinguishable on a sheet. A long context is not free either, because conversation memory grows with the context in that same scarce memory, so Muse Spark's million-token window is costly to use at scale.</w:t>
       </w:r>
     </w:p>
     <w:p>
@@ -2214,7 +2214,7 @@
           <w:color w:val="000000"/>
           <w:sz w:val="20"/>
         </w:rPr>
-        <w:t>Meta is the one structural price warrior, because it does not need model margin at all. Pricing Muse Spark near or below cost drives the complement toward zero while Meta monetizes the surface, the ad load, and its own silicon, durable because an ad engine funds it rather than external capital. Commoditizing a market you need not profit from is not winning it.</w:t>
+        <w:t>Meta is the one structural price warrior, because it does not need model margin. Pricing Muse Spark near or below cost drives the complement toward zero while Meta monetizes the surface, the ad load, and its own silicon, durable because an ad engine funds it, not external capital. Commoditizing a market you need not profit from is not winning it.</w:t>
       </w:r>
     </w:p>
     <w:p>
@@ -2376,7 +2376,7 @@
           <w:color w:val="000000"/>
           <w:sz w:val="20"/>
         </w:rPr>
-        <w:t>Repricing events rarely kill the top or bottom of a market; they hollow out the middle. Undifferentiated mid-tier access, neither cheapest useful inference nor most reliable premium surface, reprices to commodity within quarters, because Luna and Muse Spark set a new floor for good enough while the premium sets a reliability bar the middle cannot reach. Capital and revenue migrate to the ends.</w:t>
+        <w:t>Repricing events rarely kill the top or bottom of a market; they hollow out the middle. The vulnerable layer is undifferentiated mid-tier access, neither the cheapest useful inference nor the most reliable premium surface. It reprices to commodity within quarters, because Luna and Muse Spark now define good enough at the floor while Opus and Mythos set a reliability bar the middle cannot clear. Capital and revenue drain to the ends.</w:t>
       </w:r>
     </w:p>
     <w:p>
@@ -2391,7 +2391,7 @@
           <w:color w:val="000000"/>
           <w:sz w:val="20"/>
         </w:rPr>
-        <w:t>The losers have names. Model resellers and gateways lived on the spread between list price and enterprise inertia, and that spread is now negative. Legacy vertical software priced its moat per seat, and that umbrella collapses the moment an agent that finishes a task for a few dollars runs the workflow directly. The mid-tier model and the seat-priced application middle are the same trade: undifferentiated capacity priced above the cost of replacing it.</w:t>
+        <w:t>The losers have names. Model resellers and gateways earned the spread between list price and enterprise inertia, and that spread has gone negative now that the floor undercuts their markup. Legacy vertical software sold a workflow moat by the seat, and that umbrella collapses the moment an agent that finishes the same task for a few dollars runs the workflow itself. The commodity model tier and the seat-priced software middle are one trade: capacity charging more than it costs to replace.</w:t>
       </w:r>
     </w:p>
     <w:p>
@@ -2406,7 +2406,7 @@
           <w:color w:val="000000"/>
           <w:sz w:val="20"/>
         </w:rPr>
-        <w:t>If a well-known reseller or gateway reprices to a thin usage-based margin, exits, or sells below its last private mark by December 31, 2026, the squeeze is confirmed.</w:t>
+        <w:t>The test: if a well-known reseller or gateway reprices to a thin usage-based margin, shuts down, or sells below its last private mark by December 31, 2026, the squeeze is confirmed.</w:t>
       </w:r>
     </w:p>
     <w:p>
@@ -2429,7 +2429,7 @@
           <w:color w:val="000000"/>
           <w:sz w:val="20"/>
         </w:rPr>
-        <w:t>Cheaper inference is accretive to buyers and the application layer and dilutive to the model layer, because every dollar cut from output pricing lands with whoever owns the workflow, not the lab that cut it. That is the public-book read-through, alongside the buildout trade.</w:t>
+        <w:t>Cheaper inference is accretive to buyers and the application layer and dilutive to the model layer, because every dollar cut from output pricing lands with whoever owns the workflow, not the lab that cut it. That is the public-book read-through.</w:t>
       </w:r>
     </w:p>
     <w:p>
@@ -2538,7 +2538,7 @@
           <w:color w:val="000000"/>
           <w:sz w:val="20"/>
         </w:rPr>
-        <w:t>The IPO is the pressure test. The repricing lands about three months before Anthropic's expected October S-1, which forces open what private markets have never seen: model-layer gross margin, mix, and any enterprise attach. Filing at a $965B mark while a rival prices comparable-claim inference at a quarter of the rate is the hardest setup and the cleanest validation at once: hold price and attach through the window and the best-value thesis is proven under live fire. The gross-margin page, not any benchmark, is the most repriced disclosure in the filing.</w:t>
+        <w:t>The IPO is the pressure test. The repricing lands about three months before Anthropic's October S-1, which forces open what private markets have never seen: model-layer gross margin, mix, and any enterprise attach. Filing at a $965B mark while a rival prices comparable-claim inference at a quarter of the rate is the hardest setup and the cleanest validation at once: hold price and attach through the window and the best-value thesis is proven under live fire. The gross-margin page, not any benchmark, is the most repriced disclosure in the filing.</w:t>
       </w:r>
     </w:p>
     <w:p>
@@ -2591,7 +2591,7 @@
           <w:color w:val="000000"/>
           <w:sz w:val="20"/>
         </w:rPr>
-        <w:t>The central consequence is that cheaper inference makes the free tier good enough. When serving a capable model costs a fraction of a year ago, the rational move is to give more away, so capability inflates at the free tier while willingness to pay compresses at the paid one. That is the mirror of the enterprise story: enterprises pay for reliability they can measure, consumers will not pay for quality they cannot perceive. The market splits along the same barbell, a free ad-funded tier where Meta is advantaged and a premium bundle sold as an agent that books, buys, and codes; a paid chatbot that only answers questions is the consumer squeezed middle. As prices fall the payment shifts toward data and attention, raising the stakes on privacy, and distribution decides the consumer war because a user will not switch assistants over a difference they cannot feel.</w:t>
+        <w:t>The central consequence is that cheaper inference makes the free tier good enough. When serving a capable model costs a fraction of a year ago, the rational move is to give more away, so capability inflates at the free tier while willingness to pay compresses at the paid one. That is the mirror of the enterprise story: enterprises pay for reliability they can measure, consumers will not pay for quality they cannot perceive. The market splits along the same barbell, a free ad-funded tier where Meta is advantaged and a premium bundle sold as an agent that books, buys, and codes; a paid chatbot that only answers questions is the consumer squeezed middle. As prices fall the payment shifts toward data and attention, and distribution decides the consumer war because a user will not switch assistants over a difference they cannot feel.</w:t>
       </w:r>
     </w:p>
     <w:p>

--- a/output/Frontier_AI_Price_Wars_Jul2026.docx
+++ b/output/Frontier_AI_Price_Wars_Jul2026.docx
@@ -774,7 +774,7 @@
           <w:color w:val="595959"/>
           <w:sz w:val="19"/>
         </w:rPr>
-        <w:t>The pricing ladder, from the free consumer tier to the restricted premium anchor. The spread is more than thirty times, with two crowded ends and a hollow middle.</w:t>
+        <w:t>The pricing ladder, from the free tier to the premium anchor. Published prices span more than tenfold, from Muse Spark at $4.25 to Mythos 5 at $50, and the free tier makes the full spread unbounded: two crowded ends, a hollow middle.</w:t>
       </w:r>
     </w:p>
     <w:p>
@@ -784,7 +784,7 @@
       <w:r>
         <w:drawing>
           <wp:inline xmlns:a="http://schemas.openxmlformats.org/drawingml/2006/main" xmlns:pic="http://schemas.openxmlformats.org/drawingml/2006/picture">
-            <wp:extent cx="6309360" cy="2009526"/>
+            <wp:extent cx="6309360" cy="2082203"/>
             <wp:docPr id="2" name="Picture 2"/>
             <wp:cNvGraphicFramePr>
               <a:graphicFrameLocks noChangeAspect="1"/>
@@ -805,7 +805,7 @@
                   <pic:spPr>
                     <a:xfrm>
                       <a:off x="0" y="0"/>
-                      <a:ext cx="6309360" cy="2009526"/>
+                      <a:ext cx="6309360" cy="2082203"/>
                     </a:xfrm>
                     <a:prstGeom prst="rect"/>
                   </pic:spPr>
@@ -1848,7 +1848,7 @@
                 <w:color w:val="000000"/>
                 <w:sz w:val="17"/>
               </w:rPr>
-              <w:t>Claude Mythos (assumed)</w:t>
+              <w:t>Claude Mythos 5</w:t>
             </w:r>
           </w:p>
         </w:tc>
@@ -1870,7 +1870,7 @@
                 <w:color w:val="000000"/>
                 <w:sz w:val="17"/>
               </w:rPr>
-              <w:t>$8.00</w:t>
+              <w:t>$10.00</w:t>
             </w:r>
           </w:p>
         </w:tc>
@@ -1892,7 +1892,7 @@
                 <w:color w:val="000000"/>
                 <w:sz w:val="17"/>
               </w:rPr>
-              <w:t>$40.00</w:t>
+              <w:t>$50.00</w:t>
             </w:r>
           </w:p>
         </w:tc>
@@ -1914,7 +1914,7 @@
                 <w:color w:val="000000"/>
                 <w:sz w:val="17"/>
               </w:rPr>
-              <w:t>$0.96</w:t>
+              <w:t>$1.20</w:t>
             </w:r>
           </w:p>
         </w:tc>
@@ -1936,7 +1936,7 @@
                 <w:color w:val="000000"/>
                 <w:sz w:val="17"/>
               </w:rPr>
-              <w:t>$1.07</w:t>
+              <w:t>$1.33</w:t>
             </w:r>
           </w:p>
         </w:tc>
@@ -1958,7 +1958,7 @@
                 <w:color w:val="000000"/>
                 <w:sz w:val="17"/>
               </w:rPr>
-              <w:t>$1.28</w:t>
+              <w:t>$1.60</w:t>
             </w:r>
           </w:p>
         </w:tc>
@@ -1980,7 +1980,7 @@
                 <w:color w:val="000000"/>
                 <w:sz w:val="17"/>
               </w:rPr>
-              <w:t>$1.48</w:t>
+              <w:t>$1.85</w:t>
             </w:r>
           </w:p>
         </w:tc>
@@ -2003,7 +2003,7 @@
           <w:color w:val="000000"/>
           <w:sz w:val="20"/>
         </w:rPr>
-        <w:t>Prices are published list prices, except Claude Mythos, Anthropic's restricted flagship, which is not openly priced and which we assume at roughly one and a half to two times Opus. Per-task figures are our arithmetic.</w:t>
+        <w:t>Prices are published list prices, including Claude Mythos 5, Anthropic's limited-availability flagship at $10 and $50, exactly twice Opus. Per-task figures are our arithmetic.</w:t>
       </w:r>
     </w:p>
     <w:p>
@@ -2259,7 +2259,7 @@
           <w:color w:val="000000"/>
           <w:sz w:val="20"/>
         </w:rPr>
-        <w:t>Anthropic defends a two-tier premium and declines to chase. Opus holds at five and twenty-five, and Claude Mythos sits above it as a restricted flagship that is not openly priced, which we assume at one and a half to two times Opus on output. On PitchBook's marks Anthropic carries a $965B valuation on forty-seven billion of gross run-rate revenue, the best capital efficiency among the labs, and a first quarterly operating profit near $559M, though that figure excludes stock compensation and rides a SpaceX ramp discount, flattering the steady state. The strategy is three moves: hold list price, extend the premium upward, and prove that enterprises keep buying it.</w:t>
+        <w:t>Anthropic defends a two-tier premium and declines to chase. Opus holds at five and twenty-five, and Claude Mythos 5 sits above it as a limited-availability flagship priced at ten and fifty, exactly twice Opus on output. On PitchBook's marks Anthropic carries a $965B valuation on forty-seven billion of gross run-rate revenue, the best capital efficiency among the labs, and a first quarterly operating profit near $559M, though that figure excludes stock compensation and rides a SpaceX ramp discount, flattering the steady state. The strategy is three moves: hold list price, extend the premium upward, and prove that enterprises keep buying it.</w:t>
       </w:r>
     </w:p>
     <w:p>
@@ -3429,7 +3429,7 @@
           <w:color w:val="000000"/>
           <w:sz w:val="20"/>
         </w:rPr>
-        <w:t>Anthropic owns both ends of the value frontier, and the distinction matters. The best model outright is Claude Mythos, the restricted flagship above Opus on capability and, we assume, on price. At the top of the risk curve, where a mistake costs the most, its reliability edge earns that premium, and once the edge over Opus reaches two to three points Mythos is also the cheapest way to finish the work. The best value on the market is Claude Opus 4.8, which finishes a representative task for about $2.56 despite a near-top sticker. Either way, the company is Anthropic.</w:t>
+        <w:t>Anthropic owns both ends of the value frontier, and the distinction matters. The best model outright is Claude Mythos 5, the limited-availability flagship above Opus on capability and, at ten and fifty, exactly twice Opus. At the top of the risk curve, where a mistake costs the most, its reliability edge earns that premium, and once the edge over Opus reaches about three points Mythos is also the cheapest way to finish the work. The best value on the market is Claude Opus 4.8, which finishes a representative task for about $2.56 despite a near-top sticker. Either way, the company is Anthropic.</w:t>
       </w:r>
     </w:p>
     <w:p>
@@ -3491,7 +3491,7 @@
           <w:color w:val="000000"/>
           <w:sz w:val="20"/>
         </w:rPr>
-        <w:t>Published API price lists for Claude Opus 4.8, GPT-5.6 Sol and Luna, Grok 4.5, and Meta Muse Spark 1.1, accessed July 2026. Claude Mythos is a restricted tier with no public price, and its premium is our assumption.</w:t>
+        <w:t>Published API price lists, accessed July 2026: the Anthropic pricing page (platform.claude.com/docs/en/about-claude/pricing) for Claude Opus 4.8 at $5 and $25 and the limited-availability Claude Mythos 5 at $10 and $50; and the vendors' own price lists for GPT-5.6 Sol and Luna, Grok 4.5, and Meta Muse Spark 1.1.</w:t>
       </w:r>
     </w:p>
     <w:p>

--- a/output/Frontier_AI_Price_Wars_Jul2026.docx
+++ b/output/Frontier_AI_Price_Wars_Jul2026.docx
@@ -528,7 +528,7 @@
           <w:color w:val="000000"/>
           <w:sz w:val="20"/>
         </w:rPr>
-        <w:t>Frontier token prices collapsed in July, and the coverage has the story backwards. Buyers do not purchase tokens; they purchase completed tasks, and once you price the work rather than the tokens, the ranking inverts. The most expensive model on the sheet becomes the cheapest to run, and the models winning the price-cut headlines become the most expensive way to get an agentic job done. The best model for the money is Claude Opus 4.8, and it is not close. This note shows why, and it argues that the price war is a trap that hands the buyer the appearance of savings and the real cost of failure.</w:t>
+        <w:t>Frontier token prices collapsed in July, and the coverage has the story backwards. Buyers do not purchase tokens; they purchase completed tasks, and once you price the work rather than the tokens, the ranking inverts. The near-priciest model on the sheet becomes the cheapest to run, and the models winning the price-cut headlines become the most expensive way to get an agentic job done. The best model for the money is Claude Opus 4.8, and it is not close. This note shows why, and it argues that the price war is a trap that hands the buyer the appearance of savings and the real cost of failure.</w:t>
       </w:r>
     </w:p>
     <w:p>
@@ -617,7 +617,7 @@
           <w:color w:val="000000"/>
           <w:sz w:val="20"/>
         </w:rPr>
-        <w:t>The best model for the money is Claude Opus 4.8, the most expensive frontier model on the market. At a fixed quality bar it finishes a representative enterprise agentic task for about $2.56, while the cheapest model finishes the same task for about $5.83. The priciest sticker delivers more than twice the completed work per dollar.</w:t>
+        <w:t>The best model for the money is Claude Opus 4.8, priced near the top of the sheet. At a fixed quality bar it finishes a representative enterprise agentic task for about $2.56, while the cheapest model finishes the same task for about $5.83, more than twice the completed work per dollar.</w:t>
       </w:r>
     </w:p>
     <w:p>
@@ -704,7 +704,7 @@
           <w:color w:val="000000"/>
           <w:sz w:val="20"/>
         </w:rPr>
-        <w:t>Every claim here reduces to one unit. A model reads and writes in tokens, each roughly three to four characters, and a provider charges separately for the input tokens it reads and the output it writes, per million.</w:t>
+        <w:t>Every claim here reduces to one unit: a model reads and writes in tokens, each roughly three to four characters, and a provider charges separately for the input it reads and the output it writes, per million.</w:t>
       </w:r>
     </w:p>
     <w:p>
@@ -2018,7 +2018,7 @@
           <w:color w:val="000000"/>
           <w:sz w:val="20"/>
         </w:rPr>
-        <w:t>On tokens alone the cheap tier wins almost mechanically, because Opus at sixty cents an attempt only beats Muse Spark at about thirteen cents if it succeeds nearly five times as often, and no frontier gap is that wide. That is exactly where the token-only view fails, because a failed agentic attempt is not free: it burns reviewer time, breaks the automation downstream, and erodes trust in the seat. Assign a deliberately conservative seventeen dollars to each failed attempt, about ten minutes of a fully loaded operator, and the ranking inverts. Opus succeeding nine times in ten finishes the task for about $2.56; Muse Spark succeeding three times in four finishes it for about $5.83, more than twice as much despite tokens at a quarter of the price. The cheapest model on the sheet is the most expensive to run, and the near-priciest is the cheapest. That inversion is the thesis of this note. It is also why a lower sticker often produces a larger bill: a cheaper token invites longer contexts and more agent loops, and the failures it hides are billed to the buyer in labor, not tokens.</w:t>
+        <w:t>On tokens alone the cheap tier wins almost mechanically, because Opus at sixty cents an attempt only beats Muse Spark at about thirteen cents if it succeeds nearly five times as often, and no frontier gap is that wide. That is exactly where the token-only view fails, because a failed agentic attempt is not free: it burns reviewer time, breaks the automation downstream, and erodes trust in the seat. Assign a conservative seventeen dollars to each failed attempt, about ten minutes of a fully loaded operator, and the ranking inverts. Opus succeeding nine times in ten finishes the task for about $2.56; Muse Spark succeeding three times in four finishes it for about $5.83, more than twice as much despite tokens at a quarter of the price. The cheapest model on the sheet is the most expensive to run, and the near-priciest is the cheapest. That inversion is the thesis of this note. It is also why a lower sticker often produces a larger bill: a cheaper token invites longer contexts and more agent loops, and the failures it hides are billed to the buyer in labor, not tokens.</w:t>
       </w:r>
     </w:p>
     <w:p>
@@ -2033,7 +2033,7 @@
           <w:color w:val="000000"/>
           <w:sz w:val="20"/>
         </w:rPr>
-        <w:t>The conclusion does not rest on the seventeen-dollar figure. Solve for the failure cost at which the premium breaks even: at a fifteen-point reliability edge it pays once a failure costs more than about $2.24, at ten points more than $3.67, at five points more than $7.93. Only if failure is free does the cheap tier win, and in production it never is. The premium is defensible whenever mistakes are expensive, which is to say always, so value per token belongs to whoever pairs the highest reliability with a defensible price, not the lowest number.</w:t>
+        <w:t>The conclusion does not rest on the seventeen-dollar figure. Solve for the failure cost at which the premium breaks even: at a fifteen-point reliability edge it pays once a failure costs more than about $2.24, at ten points more than $3.67, at five points more than $7.93. Only if failure is free does the cheap tier win, and in production it never is. The premium is defensible whenever mistakes are expensive, which is the reliability-gated work where most enterprise value sits, so value per token belongs to whoever pairs the highest reliability with a defensible price, not the lowest number.</w:t>
       </w:r>
     </w:p>
     <w:p>
@@ -2199,7 +2199,7 @@
           <w:color w:val="000000"/>
           <w:sz w:val="20"/>
         </w:rPr>
-        <w:t>A four-to-five-times output cut destroys model-layer margin. We estimate a frontier model serves at roughly six to eight dollars per million output tokens. At twenty-five dollars that is about a seventy percent gross margin; at the four-to-six-dollar floor it is negative, roughly minus seventeen percent at six and minus sixty-five at four and a quarter. A four-times cut in one generation outruns the two-to-three-times serving-cost decline each generation delivers, so the gap is subsidy, not efficiency, and who can pay it decides the war.</w:t>
+        <w:t>A four-to-five-times output cut destroys model-layer margin. We estimate a frontier model serves at roughly six to eight dollars per million output tokens. At twenty-five dollars that is about a seventy percent gross margin; at the four-to-six-dollar floor it is negative, roughly minus seventeen percent at six and minus sixty-five at four and a quarter. A four-times cut in one generation outruns the two-to-three-times serving-cost decline each generation delivers, so the gap is subsidy, and who can pay it decides the war.</w:t>
       </w:r>
     </w:p>
     <w:p>
@@ -2244,7 +2244,7 @@
           <w:color w:val="000000"/>
           <w:sz w:val="20"/>
         </w:rPr>
-        <w:t>OpenAI is running segmentation, not a race to zero, and the tell is that Sol lists above Opus on output. Luna harvests price-sensitive volume while Sol defends the premium, and with roughly twenty-five billion in net revenue, about nine hundred million weekly users, and Codex above one and a half million, OpenAI needs the premium tier because its rich multiple and thin capital efficiency cannot ride six-dollar output.</w:t>
+        <w:t>OpenAI is running segmentation, not a race to zero, and the tell is that Sol lists above Opus on output. Luna harvests price-sensitive volume while Sol defends the premium, and with roughly twenty-five billion in net revenue, about nine hundred million weekly users, and Codex above one and a half million, OpenAI needs the premium because its rich multiple and thin capital efficiency cannot ride six-dollar output.</w:t>
       </w:r>
     </w:p>
     <w:p>
@@ -2338,7 +2338,7 @@
           <w:color w:val="000000"/>
           <w:sz w:val="20"/>
         </w:rPr>
-        <w:t>This is a segmentation play at the top and a real price war only at the floor. Two of the four defend premium tiers, Anthropic pushes the premium upward with Mythos, Meta commoditizes a complement, and xAI follows price without the economics. On our estimate, roughly fifty-five to sixty-five percent of enterprise agentic dollars flow to reliability-gated work where the premium is defensible, and the rest to failure-tolerant work that carries most of the volume. The two ends split volume and value in opposite directions, and the value end is Anthropic's.</w:t>
+        <w:t>This is a segmentation play at the top and a real price war only at the floor. Two of the four defend premium tiers, Anthropic pushes the premium upward with Mythos, Meta commoditizes a complement, and xAI follows price without the economics. On our estimate, a slight majority of enterprise agentic dollars flow to reliability-gated work where the premium is defensible, and the rest to failure-tolerant work that carries most of the volume. The two ends split volume and value in opposite directions, and the value end is Anthropic's.</w:t>
       </w:r>
     </w:p>
     <w:p>
@@ -2429,7 +2429,7 @@
           <w:color w:val="000000"/>
           <w:sz w:val="20"/>
         </w:rPr>
-        <w:t>Cheaper inference is accretive to buyers and the application layer and dilutive to the model layer, because every dollar cut from output pricing lands with whoever owns the workflow, not the lab that cut it. That is the public-book read-through.</w:t>
+        <w:t>Cheaper inference is accretive to buyers and the application layer and dilutive to the model layer, because every dollar cut from output pricing lands with whoever owns the workflow, not the lab that cut it. A valuation dislocation follows: Anthropic trades near 20.5 times gross run-rate revenue against OpenAI's 34.1, so the market pays more for the weaker position; if the thesis survives the S-1 that gap is the trade.</w:t>
       </w:r>
     </w:p>
     <w:p>
@@ -2523,7 +2523,7 @@
           <w:color w:val="000000"/>
           <w:sz w:val="20"/>
         </w:rPr>
-        <w:t>Financing makes the war possible. The roughly three-and-a-half-trillion-dollar private-credit market is the marginal source of AI capital, and labs price below serving cost because debt funds the gap. Anthropic's roughly thirty-five-billion-dollar June chip-bond stack is the template; xAI's cross-subsidy is the same in a corporate wrapper. A war paid for by credit ends when the credit reprices, not when a margin breaks, so the covenant is the market's appetite for negative-margin token sales, which makes the price war and the coming IPO one question.</w:t>
+        <w:t>Financing makes the war possible. The roughly three-and-a-half-trillion-dollar private-credit market is the marginal source of AI capital, and labs price below serving cost because debt funds the gap. Anthropic's roughly thirty-five-billion-dollar June chip-bond stack is the template; xAI's cross-subsidy is the same in a corporate wrapper. A war paid for by credit ends when the credit reprices, not when a margin breaks, so the covenant is the market's appetite for negative-margin token sales, tying the price war to the coming IPO.</w:t>
       </w:r>
     </w:p>
     <w:p>
@@ -2576,7 +2576,7 @@
           <w:color w:val="000000"/>
           <w:sz w:val="20"/>
         </w:rPr>
-        <w:t>Consumers almost never pay per token. They pay a flat subscription, now roughly twenty dollars a month, or in attention and data on an ad-funded free tier, which is Meta's model, or invisibly through AI folded into a subscription they already hold. The token war reaches them indirectly but governs what they are offered.</w:t>
+        <w:t>Consumers almost never pay per token. They pay a flat subscription near twenty dollars a month, or in attention and data on an ad-funded free tier, which is Meta's model, or invisibly through AI folded into a subscription they hold. The token war reaches them indirectly but governs what they are offered.</w:t>
       </w:r>
     </w:p>
     <w:p>
@@ -2591,7 +2591,7 @@
           <w:color w:val="000000"/>
           <w:sz w:val="20"/>
         </w:rPr>
-        <w:t>The central consequence is that cheaper inference makes the free tier good enough. When serving a capable model costs a fraction of a year ago, the rational move is to give more away, so capability inflates at the free tier while willingness to pay compresses at the paid one. That is the mirror of the enterprise story: enterprises pay for reliability they can measure, consumers will not pay for quality they cannot perceive. The market splits along the same barbell, a free ad-funded tier where Meta is advantaged and a premium bundle sold as an agent that books, buys, and codes; a paid chatbot that only answers questions is the consumer squeezed middle. As prices fall the payment shifts toward data and attention, and distribution decides the consumer war because a user will not switch assistants over a difference they cannot feel.</w:t>
+        <w:t>The central consequence is that cheaper inference makes the free tier good enough: when serving a capable model costs a fraction of a year ago, the rational move is to give more away, so capability inflates at the free tier while willingness to pay compresses above it. That is the mirror of the enterprise story: enterprises pay for reliability they can measure, consumers will not pay for quality they cannot perceive. The market splits along the same barbell, a free ad-funded tier where Meta is advantaged and a premium bundle sold as an agent that books, buys, and codes; a paid chatbot that only answers questions is the consumer squeezed middle. Distribution decides this one: a user will not switch assistants over a difference they cannot feel.</w:t>
       </w:r>
     </w:p>
     <w:p>
@@ -2606,7 +2606,7 @@
           <w:color w:val="000000"/>
           <w:sz w:val="20"/>
         </w:rPr>
-        <w:t>If a consumer provider materially raises free-tier capability or discloses paid conversion or ARPU under pressure by November 30, 2026, the pass-through is visible. We expect free-tier expansion first.</w:t>
+        <w:t>If a consumer provider materially raises free-tier capability or discloses paid conversion or ARPU under pressure by November 30, 2026, the pass-through is visible; we expect free-tier expansion first.</w:t>
       </w:r>
     </w:p>
     <w:p>
@@ -2629,7 +2629,7 @@
           <w:color w:val="000000"/>
           <w:sz w:val="20"/>
         </w:rPr>
-        <w:t>The war looks like a pricing table but is settled on the desktop and the phone. OpenAI's ChatGPT Work and Codex superapp and Anthropic's Claude Cowork compete for the enterprise-agent seat, the permissioned surface through which agents touch company systems, and whoever owns it owns task routing. That is where the best-value argument becomes a moat: the surface owner routes silently, sending the high-stakes step to Opus or Mythos and the trivial one to the floor, capturing both ends of the barbell. This is why Grok's refresh does not win: a better cheap model with a unique data feed is still only a model, and xAI owns no seat to route it through and no cash engine to outlast the incumbents. Cheap tokens win benchmarks and spot volume, which churn on the next price sheet; seat-level reliability, admin tooling, and audit trails cannot be re-procured quarterly. The seat, not the sticker, is the moat.</w:t>
+        <w:t>The war looks like a pricing table but is settled on the desktop and the phone. OpenAI's ChatGPT Work and Codex superapp and Anthropic's Claude Cowork compete for the enterprise-agent seat, the permissioned surface through which agents touch company systems, and whoever owns it owns task routing. That is where the best-value argument becomes a moat: the surface owner routes silently, sending the high-stakes step to Opus or Mythos and the trivial one to the floor, capturing both ends of the barbell. This is why Grok's refresh does not win: a better cheap model with a unique data feed is still only a model, and xAI owns no seat to route it through and no cash to outlast the incumbents. Cheap tokens win benchmarks and spot volume, which churn on the next price sheet; seat reliability, admin tooling, and audit trails cannot be re-procured quarterly. The seat, not the sticker, is the moat.</w:t>
       </w:r>
     </w:p>
     <w:p>

--- a/output/Frontier_AI_Price_Wars_Jul2026.docx
+++ b/output/Frontier_AI_Price_Wars_Jul2026.docx
@@ -474,7 +474,7 @@
           <w:color w:val="595959"/>
           <w:sz w:val="19"/>
         </w:rPr>
-        <w:t>The cheapest model to run is the one with the highest sticker price. Cost per completed enterprise task at a fixed quality bar: the near-top sticker finishes the work for less than half what the cheapest model on the sheet costs to run.</w:t>
+        <w:t>Mythos 5, the priciest sticker on the sheet at $50, runs near-cheapest, while the cheapest sticker, Muse Spark, runs dearest. Cost per completed enterprise task at a fixed quality bar: the near-top sticker finishes the work for less than half what the cheapest model on the sheet costs to run.</w:t>
       </w:r>
     </w:p>
     <w:p>
@@ -484,7 +484,7 @@
       <w:r>
         <w:drawing>
           <wp:inline xmlns:a="http://schemas.openxmlformats.org/drawingml/2006/main" xmlns:pic="http://schemas.openxmlformats.org/drawingml/2006/picture">
-            <wp:extent cx="6309360" cy="2250949"/>
+            <wp:extent cx="6309360" cy="1799071"/>
             <wp:docPr id="1" name="Picture 1"/>
             <wp:cNvGraphicFramePr>
               <a:graphicFrameLocks noChangeAspect="1"/>
@@ -505,7 +505,7 @@
                   <pic:spPr>
                     <a:xfrm>
                       <a:off x="0" y="0"/>
-                      <a:ext cx="6309360" cy="2250949"/>
+                      <a:ext cx="6309360" cy="1799071"/>
                     </a:xfrm>
                     <a:prstGeom prst="rect"/>
                   </pic:spPr>
@@ -734,7 +734,7 @@
           <w:color w:val="000000"/>
           <w:sz w:val="20"/>
         </w:rPr>
-        <w:t>Two consequences follow. Utilization sets the real cost: providers batch requests so one expensive read of the weights serves many, and a price cut not paid for by better hardware or utilization comes out of gross margin, so a lower number means better economics or a subsidy, indistinguishable on a sheet. A long context is not free either, because conversation memory grows with the context in that same scarce memory, so Muse Spark's million-token window is costly to use at scale.</w:t>
+        <w:t>Two consequences follow. Utilization sets the real cost: providers batch requests so one expensive read of the weights serves many, and a price cut not paid for by better hardware or utilization comes out of gross margin, so a lower number is either better economics or a subsidy, indistinguishable on a sheet. A long context is not free either, because conversation memory grows with the context in that same scarce memory, so Muse Spark's million-token window is costly to use at scale.</w:t>
       </w:r>
     </w:p>
     <w:p>
@@ -2018,7 +2018,7 @@
           <w:color w:val="000000"/>
           <w:sz w:val="20"/>
         </w:rPr>
-        <w:t>On tokens alone the cheap tier wins almost mechanically, because Opus at sixty cents an attempt only beats Muse Spark at about thirteen cents if it succeeds nearly five times as often, and no frontier gap is that wide. That is exactly where the token-only view fails, because a failed agentic attempt is not free: it burns reviewer time, breaks the automation downstream, and erodes trust in the seat. Assign a conservative seventeen dollars to each failed attempt, about ten minutes of a fully loaded operator, and the ranking inverts. Opus succeeding nine times in ten finishes the task for about $2.56; Muse Spark succeeding three times in four finishes it for about $5.83, more than twice as much despite tokens at a quarter of the price. The cheapest model on the sheet is the most expensive to run, and the near-priciest is the cheapest. That inversion is the thesis of this note. It is also why a lower sticker often produces a larger bill: a cheaper token invites longer contexts and more agent loops, and the failures it hides are billed to the buyer in labor, not tokens.</w:t>
+        <w:t>On tokens alone the cheap tier wins almost mechanically, because Opus at sixty cents an attempt only beats Muse Spark at about thirteen cents if it succeeds nearly five times as often, and no frontier gap is that wide. That is exactly where the token-only view fails, because a failed agentic attempt is not free: it burns reviewer time, breaks the automation downstream, and erodes trust in the seat. Assign a conservative seventeen dollars to each failed attempt, about ten minutes of a fully loaded operator, and the ranking inverts. Opus succeeding nine times in ten finishes the task for about $2.56; Muse Spark succeeding three times in four finishes it for about $5.83, more than twice as much despite tokens at a quarter of the price. The cheapest model on the sheet is the most expensive to run, and the near-priciest is the cheapest. That inversion is the thesis of this note. It is also why a lower sticker often produces a larger bill: a cheaper token invites longer contexts and more agent loops, and the failures it hides are billed to the buyer in labor, not tokens. The same arithmetic reaches the top of the sheet: Mythos 5, at twice Opus's price, still runs near-cheapest, so the priciest model on the market finishes work second-cheapest.</w:t>
       </w:r>
     </w:p>
     <w:p>
@@ -2058,7 +2058,7 @@
           <w:color w:val="595959"/>
           <w:sz w:val="19"/>
         </w:rPr>
-        <w:t>Fully loaded cost per completed task versus per-attempt success rate. The curves cross in a narrow band near eighty-five to ninety percent, below which the sticker dominates and above which reliability does.</w:t>
+        <w:t>Fully loaded cost per completed task versus per-attempt success rate. The curves cross near eighty-five to ninety percent, below which the sticker dominates and above which reliability does.</w:t>
       </w:r>
     </w:p>
     <w:p>
@@ -2229,7 +2229,7 @@
           <w:color w:val="000000"/>
           <w:sz w:val="20"/>
         </w:rPr>
-        <w:t>xAI is the capability story that does not fix the economics. The mid-July Grok 4.5 refresh, which the company says adds native computer use, multimodal input, and a real-time feed from X and Starlink that no rival can replicate, is a genuine jump that makes Grok the value leader on paper. It changes nothing: the AI segment earns about $3.2B against a FY25 operating loss north of six billion, and the subsidy runs through the SpaceX and Starlink cross-flow, a balance-sheet decision rather than a business model. A better cheap model does not close a six-billion-dollar loss.</w:t>
+        <w:t>xAI is the capability story that does not fix the economics. The mid-July Grok 4.5 refresh, which the company says adds native computer use, multimodal input, and a real-time feed from X and Starlink that no rival can replicate, is a genuine jump that makes Grok the value leader on paper. It changes nothing: the AI segment earns about $3.2B against a FY25 operating loss north of six billion, subsidized through the SpaceX and Starlink cross-flow, a balance-sheet decision rather than a business model. A better cheap model does not close a six-billion-dollar loss.</w:t>
       </w:r>
     </w:p>
     <w:p>
@@ -2259,7 +2259,7 @@
           <w:color w:val="000000"/>
           <w:sz w:val="20"/>
         </w:rPr>
-        <w:t>Anthropic defends a two-tier premium and declines to chase. Opus holds at five and twenty-five, and Claude Mythos 5 sits above it as a limited-availability flagship priced at ten and fifty, exactly twice Opus on output. On PitchBook's marks Anthropic carries a $965B valuation on forty-seven billion of gross run-rate revenue, the best capital efficiency among the labs, and a first quarterly operating profit near $559M, though that figure excludes stock compensation and rides a SpaceX ramp discount, flattering the steady state. The strategy is three moves: hold list price, extend the premium upward, and prove that enterprises keep buying it.</w:t>
+        <w:t>Anthropic defends a two-tier premium and declines to chase. Opus holds at five and twenty-five, and Claude Mythos 5 sits above it as a limited-availability flagship priced at ten and fifty, exactly twice Opus on output. On PitchBook's marks Anthropic carries a $965B valuation on forty-seven billion of gross run-rate revenue, the best capital efficiency among the labs, and a first quarterly operating profit near $559M, though that figure excludes stock compensation and rides a SpaceX ramp discount, flattering the steady state. The strategy: hold list price, extend the premium upward, and prove enterprises keep buying it.</w:t>
       </w:r>
     </w:p>
     <w:p>
@@ -2284,7 +2284,7 @@
           <w:color w:val="595959"/>
           <w:sz w:val="19"/>
         </w:rPr>
-        <w:t>Implied model-layer gross margin versus output list price at a six-to-eight-dollar serving cost. Every output price below roughly eight dollars is gross-margin negative, so the floor tier is sold below cost.</w:t>
+        <w:t>Implied model-layer gross margin versus output list price. A margin barbell: every price below roughly eight dollars is gross-margin negative and the floor is sold below cost, while Mythos 5 at fifty dollars earns about eighty-six percent.</w:t>
       </w:r>
     </w:p>
     <w:p>
@@ -2294,7 +2294,7 @@
       <w:r>
         <w:drawing>
           <wp:inline xmlns:a="http://schemas.openxmlformats.org/drawingml/2006/main" xmlns:pic="http://schemas.openxmlformats.org/drawingml/2006/picture">
-            <wp:extent cx="6309360" cy="2102464"/>
+            <wp:extent cx="6309360" cy="2051934"/>
             <wp:docPr id="5" name="Picture 5"/>
             <wp:cNvGraphicFramePr>
               <a:graphicFrameLocks noChangeAspect="1"/>
@@ -2315,7 +2315,7 @@
                   <pic:spPr>
                     <a:xfrm>
                       <a:off x="0" y="0"/>
-                      <a:ext cx="6309360" cy="2102464"/>
+                      <a:ext cx="6309360" cy="2051934"/>
                     </a:xfrm>
                     <a:prstGeom prst="rect"/>
                   </pic:spPr>
@@ -2338,7 +2338,7 @@
           <w:color w:val="000000"/>
           <w:sz w:val="20"/>
         </w:rPr>
-        <w:t>This is a segmentation play at the top and a real price war only at the floor. Two of the four defend premium tiers, Anthropic pushes the premium upward with Mythos, Meta commoditizes a complement, and xAI follows price without the economics. On our estimate, a slight majority of enterprise agentic dollars flow to reliability-gated work where the premium is defensible, and the rest to failure-tolerant work that carries most of the volume. The two ends split volume and value in opposite directions, and the value end is Anthropic's.</w:t>
+        <w:t>This is a segmentation play at the top and a real price war only at the floor. Two of the four defend premium tiers, Anthropic pushes the premium upward with Mythos, Meta commoditizes a complement, and xAI follows price without the economics. On our estimate, a slight majority of enterprise agentic dollars flow to reliability-gated work where the premium is defensible, and the rest to failure-tolerant work that carries most of the volume. The two ends split volume and value in opposite directions, the value end Anthropic's.</w:t>
       </w:r>
     </w:p>
     <w:p>
@@ -2538,7 +2538,7 @@
           <w:color w:val="000000"/>
           <w:sz w:val="20"/>
         </w:rPr>
-        <w:t>The IPO is the pressure test. The repricing lands about three months before Anthropic's October S-1, which forces open what private markets have never seen: model-layer gross margin, mix, and any enterprise attach. Filing at a $965B mark while a rival prices comparable-claim inference at a quarter of the rate is the hardest setup and the cleanest validation at once: hold price and attach through the window and the best-value thesis is proven under live fire. The gross-margin page, not any benchmark, is the most repriced disclosure in the filing.</w:t>
+        <w:t>The IPO is the pressure test. The repricing lands about three months before Anthropic's October S-1, which forces open what private markets have never seen: model-layer gross margin, mix, and any enterprise attach. Filing at a $965B mark while a rival prices comparable-claim inference at a quarter of the rate is the hardest setup and the cleanest validation at once: hold price and attach through the window and the best-value thesis is proven under live fire. The gross-margin page, not any benchmark, is the filing's most repriced disclosure.</w:t>
       </w:r>
     </w:p>
     <w:p>
@@ -2576,7 +2576,7 @@
           <w:color w:val="000000"/>
           <w:sz w:val="20"/>
         </w:rPr>
-        <w:t>Consumers almost never pay per token. They pay a flat subscription near twenty dollars a month, or in attention and data on an ad-funded free tier, which is Meta's model, or invisibly through AI folded into a subscription they hold. The token war reaches them indirectly but governs what they are offered.</w:t>
+        <w:t>Consumers almost never pay per token. They pay a flat subscription near twenty dollars a month, in attention and data on an ad-funded free tier (Meta's model), or invisibly through AI folded into a subscription they hold. The token war reaches them indirectly but governs what they are offered.</w:t>
       </w:r>
     </w:p>
     <w:p>
@@ -2591,7 +2591,7 @@
           <w:color w:val="000000"/>
           <w:sz w:val="20"/>
         </w:rPr>
-        <w:t>The central consequence is that cheaper inference makes the free tier good enough: when serving a capable model costs a fraction of a year ago, the rational move is to give more away, so capability inflates at the free tier while willingness to pay compresses above it. That is the mirror of the enterprise story: enterprises pay for reliability they can measure, consumers will not pay for quality they cannot perceive. The market splits along the same barbell, a free ad-funded tier where Meta is advantaged and a premium bundle sold as an agent that books, buys, and codes; a paid chatbot that only answers questions is the consumer squeezed middle. Distribution decides this one: a user will not switch assistants over a difference they cannot feel.</w:t>
+        <w:t>The central consequence is that cheaper inference makes the free tier good enough: when serving a capable model costs a fraction of a year ago, the rational move is to give more away, so capability inflates at the free tier while willingness to pay compresses above it. That is the mirror of the enterprise story: enterprises pay for reliability they can measure, consumers will not pay for quality they cannot perceive. The same barbell forms, a free ad-funded tier where Meta is advantaged against a premium agent that books, buys, and codes, and distribution decides it, because a user will not switch assistants over a difference they cannot feel.</w:t>
       </w:r>
     </w:p>
     <w:p>
@@ -2923,7 +2923,7 @@
                 <w:color w:val="000000"/>
                 <w:sz w:val="17"/>
               </w:rPr>
-              <w:t>Highest quality; Opus plus Mythos</w:t>
+              <w:t>Opus 4.8, best value; Mythos 5, best model</w:t>
             </w:r>
           </w:p>
         </w:tc>
@@ -3444,7 +3444,7 @@
           <w:color w:val="000000"/>
           <w:sz w:val="20"/>
         </w:rPr>
-        <w:t>Is Opus really best, or an artifact of our reliability assumption? The verdict is sturdier than it looks. Against Sol it wins at every equal level of reliability, because Sol prices output at thirty dollars to Opus's twenty-five, so Sol can take the value crown only by being materially more reliable, which nothing in the quality data suggests. Against the cheap tier it wins the moment its reliability edge clears a few points, which the break-even math shows is a low bar. The one load-bearing assumption is the ordering, that Anthropic's models are the most reliable, and that is what the business-quality data supports: Anthropic outscores every other lab on our composite. The controversial part is not the pick but what it says about the market: the companies winning the price-cut headlines are selling the worst value in it, and the model the war was meant to kill is the cheapest way to get real work done.</w:t>
+        <w:t>Is Opus really best, or an artifact of our reliability assumption? The verdict is sturdier than it looks. Against Sol it wins at every equal level of reliability, because Sol prices output at thirty dollars to Opus's twenty-five, so Sol can take the value crown only by being materially more reliable, which nothing in the quality data suggests. Against the cheap tier it wins once its reliability edge clears a few points, a low bar the break-even math confirms. The one load-bearing assumption is the ordering, that Anthropic's models are the most reliable, and that is what the business-quality data supports: Anthropic outscores every other lab on our composite. The controversial part is not the pick but what it says about the market: the companies winning the price-cut headlines are selling the worst value in it, and the model the war was meant to kill is the cheapest way to get real work done.</w:t>
       </w:r>
     </w:p>
     <w:p>

--- a/output/Frontier_AI_Price_Wars_Jul2026.docx
+++ b/output/Frontier_AI_Price_Wars_Jul2026.docx
@@ -484,7 +484,7 @@
       <w:r>
         <w:drawing>
           <wp:inline xmlns:a="http://schemas.openxmlformats.org/drawingml/2006/main" xmlns:pic="http://schemas.openxmlformats.org/drawingml/2006/picture">
-            <wp:extent cx="6309360" cy="1799071"/>
+            <wp:extent cx="6309360" cy="1912279"/>
             <wp:docPr id="1" name="Picture 1"/>
             <wp:cNvGraphicFramePr>
               <a:graphicFrameLocks noChangeAspect="1"/>
@@ -505,7 +505,7 @@
                   <pic:spPr>
                     <a:xfrm>
                       <a:off x="0" y="0"/>
-                      <a:ext cx="6309360" cy="1799071"/>
+                      <a:ext cx="6309360" cy="1912279"/>
                     </a:xfrm>
                     <a:prstGeom prst="rect"/>
                   </pic:spPr>
@@ -528,7 +528,7 @@
           <w:color w:val="000000"/>
           <w:sz w:val="20"/>
         </w:rPr>
-        <w:t>Frontier token prices collapsed in July, and the coverage has the story backwards. Buyers do not purchase tokens; they purchase completed tasks, and once you price the work rather than the tokens, the ranking inverts. The near-priciest model on the sheet becomes the cheapest to run, and the models winning the price-cut headlines become the most expensive way to get an agentic job done. The best model for the money is Claude Opus 4.8, and it is not close. This note shows why, and it argues that the price war is a trap that hands the buyer the appearance of savings and the real cost of failure.</w:t>
+        <w:t>Frontier token prices collapsed in July, and the coverage has the story backwards. Buyers do not purchase tokens; they purchase completed tasks, and once you price the work rather than the tokens, the ranking inverts. The near-priciest model on the sheet becomes the cheapest to run, and the models winning the price-cut headlines become the most expensive way to get an agentic job done. The best model for the money is Claude Opus 4.8, but Google's Gemini 3.1 Pro, a frontier model at a fraction of the price, closes the gap to a whisker. This note shows why, and it argues that the price war is a trap that hands the buyer the appearance of savings and the real cost of failure.</w:t>
       </w:r>
     </w:p>
     <w:p>
@@ -719,7 +719,7 @@
           <w:color w:val="000000"/>
           <w:sz w:val="20"/>
         </w:rPr>
-        <w:t>Output is priced far above input, and the gap is physics rather than a margin choice. Opus charges five times more to write than to read, Sol and Luna six. Reading a prompt happens in one parallel pass, the prefill; writing happens one token at a time, and each token demands a full forward pass that reads the entire model and the growing conversation memory out of high-bandwidth memory. Generation is therefore sequential and bound by memory bandwidth, so writing is expensive and serial while reading is cheap. The binding constraint on output cost is the same scarce high-bandwidth memory the buildout is fighting over, so the price sheet and the compute thesis are one story.</w:t>
+        <w:t>Output is priced far above input, and the gap is physics rather than a margin choice. Opus charges five times more to write than to read, Sol and Luna six. Reading a prompt happens in one parallel pass, the prefill; writing happens one token at a time, and each token demands a full forward pass that reads the entire model and the growing conversation memory out of high-bandwidth memory. Generation is therefore sequential and bound by memory bandwidth, expensive and serial where reading is cheap. The binding constraint on output cost is the same scarce high-bandwidth memory the buildout is fighting over, so the price sheet and the compute thesis are one story.</w:t>
       </w:r>
     </w:p>
     <w:p>
@@ -734,7 +734,7 @@
           <w:color w:val="000000"/>
           <w:sz w:val="20"/>
         </w:rPr>
-        <w:t>Two consequences follow. Utilization sets the real cost: providers batch requests so one expensive read of the weights serves many, and a price cut not paid for by better hardware or utilization comes out of gross margin, so a lower number is either better economics or a subsidy, indistinguishable on a sheet. A long context is not free either, because conversation memory grows with the context in that same scarce memory, so Muse Spark's million-token window is costly to use at scale.</w:t>
+        <w:t>Two consequences follow. Utilization sets the real cost: providers batch requests so one expensive read of the weights serves many, and a cut not paid for by better hardware or utilization comes out of margin, so a lower number is either better economics or a subsidy, indistinguishable on a sheet. A long context is not free either: conversation memory grows with it in that same scarce memory, so Muse Spark's million-token window is costly to use at scale.</w:t>
       </w:r>
     </w:p>
     <w:p>
@@ -784,7 +784,7 @@
       <w:r>
         <w:drawing>
           <wp:inline xmlns:a="http://schemas.openxmlformats.org/drawingml/2006/main" xmlns:pic="http://schemas.openxmlformats.org/drawingml/2006/picture">
-            <wp:extent cx="6309360" cy="2082203"/>
+            <wp:extent cx="6309360" cy="2195824"/>
             <wp:docPr id="2" name="Picture 2"/>
             <wp:cNvGraphicFramePr>
               <a:graphicFrameLocks noChangeAspect="1"/>
@@ -805,7 +805,7 @@
                   <pic:spPr>
                     <a:xfrm>
                       <a:off x="0" y="0"/>
-                      <a:ext cx="6309360" cy="2082203"/>
+                      <a:ext cx="6309360" cy="2195824"/>
                     </a:xfrm>
                     <a:prstGeom prst="rect"/>
                   </pic:spPr>
@@ -1226,318 +1226,7 @@
                 <w:color w:val="000000"/>
                 <w:sz w:val="17"/>
               </w:rPr>
-              <w:t>GPT-5.6 Sol</w:t>
-            </w:r>
-          </w:p>
-        </w:tc>
-        <w:tc>
-          <w:tcPr>
-            <w:tcW w:type="dxa" w:w="1298"/>
-            <w:shd w:val="clear" w:fill="EAF0F8"/>
-          </w:tcPr>
-          <w:p>
-            <w:pPr>
-              <w:spacing w:after="0"/>
-              <w:jc w:val="center"/>
-            </w:pPr>
-            <w:r/>
-            <w:r>
-              <w:rPr>
-                <w:rFonts w:ascii="Calibri Light" w:hAnsi="Calibri Light"/>
-                <w:b w:val="0"/>
-                <w:color w:val="000000"/>
-                <w:sz w:val="17"/>
-              </w:rPr>
-              <w:t>$5.00</w:t>
-            </w:r>
-          </w:p>
-        </w:tc>
-        <w:tc>
-          <w:tcPr>
-            <w:tcW w:type="dxa" w:w="1298"/>
-            <w:shd w:val="clear" w:fill="EAF0F8"/>
-          </w:tcPr>
-          <w:p>
-            <w:pPr>
-              <w:spacing w:after="0"/>
-              <w:jc w:val="center"/>
-            </w:pPr>
-            <w:r/>
-            <w:r>
-              <w:rPr>
-                <w:rFonts w:ascii="Calibri Light" w:hAnsi="Calibri Light"/>
-                <w:b w:val="0"/>
-                <w:color w:val="000000"/>
-                <w:sz w:val="17"/>
-              </w:rPr>
-              <w:t>$30.00</w:t>
-            </w:r>
-          </w:p>
-        </w:tc>
-        <w:tc>
-          <w:tcPr>
-            <w:tcW w:type="dxa" w:w="1298"/>
-            <w:shd w:val="clear" w:fill="EAF0F8"/>
-          </w:tcPr>
-          <w:p>
-            <w:pPr>
-              <w:spacing w:after="0"/>
-              <w:jc w:val="center"/>
-            </w:pPr>
-            <w:r/>
-            <w:r>
-              <w:rPr>
-                <w:rFonts w:ascii="Calibri Light" w:hAnsi="Calibri Light"/>
-                <w:b w:val="0"/>
-                <w:color w:val="000000"/>
-                <w:sz w:val="17"/>
-              </w:rPr>
-              <w:t>$0.66</w:t>
-            </w:r>
-          </w:p>
-        </w:tc>
-        <w:tc>
-          <w:tcPr>
-            <w:tcW w:type="dxa" w:w="1298"/>
-            <w:shd w:val="clear" w:fill="EAF0F8"/>
-          </w:tcPr>
-          <w:p>
-            <w:pPr>
-              <w:spacing w:after="0"/>
-              <w:jc w:val="center"/>
-            </w:pPr>
-            <w:r/>
-            <w:r>
-              <w:rPr>
-                <w:rFonts w:ascii="Calibri Light" w:hAnsi="Calibri Light"/>
-                <w:b w:val="0"/>
-                <w:color w:val="000000"/>
-                <w:sz w:val="17"/>
-              </w:rPr>
-              <w:t>$0.73</w:t>
-            </w:r>
-          </w:p>
-        </w:tc>
-        <w:tc>
-          <w:tcPr>
-            <w:tcW w:type="dxa" w:w="1298"/>
-            <w:shd w:val="clear" w:fill="EAF0F8"/>
-          </w:tcPr>
-          <w:p>
-            <w:pPr>
-              <w:spacing w:after="0"/>
-              <w:jc w:val="center"/>
-            </w:pPr>
-            <w:r/>
-            <w:r>
-              <w:rPr>
-                <w:rFonts w:ascii="Calibri Light" w:hAnsi="Calibri Light"/>
-                <w:b w:val="0"/>
-                <w:color w:val="000000"/>
-                <w:sz w:val="17"/>
-              </w:rPr>
-              <w:t>$0.88</w:t>
-            </w:r>
-          </w:p>
-        </w:tc>
-        <w:tc>
-          <w:tcPr>
-            <w:tcW w:type="dxa" w:w="1298"/>
-            <w:shd w:val="clear" w:fill="EAF0F8"/>
-          </w:tcPr>
-          <w:p>
-            <w:pPr>
-              <w:spacing w:after="0"/>
-              <w:jc w:val="center"/>
-            </w:pPr>
-            <w:r/>
-            <w:r>
-              <w:rPr>
-                <w:rFonts w:ascii="Calibri Light" w:hAnsi="Calibri Light"/>
-                <w:b w:val="0"/>
-                <w:color w:val="000000"/>
-                <w:sz w:val="17"/>
-              </w:rPr>
-              <w:t>$1.02</w:t>
-            </w:r>
-          </w:p>
-        </w:tc>
-      </w:tr>
-      <w:tr>
-        <w:trPr>
-          <w:cantSplit/>
-        </w:trPr>
-        <w:tc>
-          <w:tcPr>
-            <w:tcW w:type="dxa" w:w="2050"/>
-          </w:tcPr>
-          <w:p>
-            <w:pPr>
-              <w:spacing w:after="0"/>
-              <w:jc w:val="left"/>
-            </w:pPr>
-            <w:r/>
-            <w:r>
-              <w:rPr>
-                <w:rFonts w:ascii="Calibri Light" w:hAnsi="Calibri Light"/>
-                <w:b w:val="0"/>
-                <w:color w:val="000000"/>
-                <w:sz w:val="17"/>
-              </w:rPr>
-              <w:t>GPT-5.6 Luna</w:t>
-            </w:r>
-          </w:p>
-        </w:tc>
-        <w:tc>
-          <w:tcPr>
-            <w:tcW w:type="dxa" w:w="1298"/>
-          </w:tcPr>
-          <w:p>
-            <w:pPr>
-              <w:spacing w:after="0"/>
-              <w:jc w:val="center"/>
-            </w:pPr>
-            <w:r/>
-            <w:r>
-              <w:rPr>
-                <w:rFonts w:ascii="Calibri Light" w:hAnsi="Calibri Light"/>
-                <w:b w:val="0"/>
-                <w:color w:val="000000"/>
-                <w:sz w:val="17"/>
-              </w:rPr>
-              <w:t>$1.00</w:t>
-            </w:r>
-          </w:p>
-        </w:tc>
-        <w:tc>
-          <w:tcPr>
-            <w:tcW w:type="dxa" w:w="1298"/>
-          </w:tcPr>
-          <w:p>
-            <w:pPr>
-              <w:spacing w:after="0"/>
-              <w:jc w:val="center"/>
-            </w:pPr>
-            <w:r/>
-            <w:r>
-              <w:rPr>
-                <w:rFonts w:ascii="Calibri Light" w:hAnsi="Calibri Light"/>
-                <w:b w:val="0"/>
-                <w:color w:val="000000"/>
-                <w:sz w:val="17"/>
-              </w:rPr>
-              <w:t>$6.00</w:t>
-            </w:r>
-          </w:p>
-        </w:tc>
-        <w:tc>
-          <w:tcPr>
-            <w:tcW w:type="dxa" w:w="1298"/>
-          </w:tcPr>
-          <w:p>
-            <w:pPr>
-              <w:spacing w:after="0"/>
-              <w:jc w:val="center"/>
-            </w:pPr>
-            <w:r/>
-            <w:r>
-              <w:rPr>
-                <w:rFonts w:ascii="Calibri Light" w:hAnsi="Calibri Light"/>
-                <w:b w:val="0"/>
-                <w:color w:val="000000"/>
-                <w:sz w:val="17"/>
-              </w:rPr>
-              <w:t>$0.13</w:t>
-            </w:r>
-          </w:p>
-        </w:tc>
-        <w:tc>
-          <w:tcPr>
-            <w:tcW w:type="dxa" w:w="1298"/>
-          </w:tcPr>
-          <w:p>
-            <w:pPr>
-              <w:spacing w:after="0"/>
-              <w:jc w:val="center"/>
-            </w:pPr>
-            <w:r/>
-            <w:r>
-              <w:rPr>
-                <w:rFonts w:ascii="Calibri Light" w:hAnsi="Calibri Light"/>
-                <w:b w:val="0"/>
-                <w:color w:val="000000"/>
-                <w:sz w:val="17"/>
-              </w:rPr>
-              <w:t>$0.15</w:t>
-            </w:r>
-          </w:p>
-        </w:tc>
-        <w:tc>
-          <w:tcPr>
-            <w:tcW w:type="dxa" w:w="1298"/>
-          </w:tcPr>
-          <w:p>
-            <w:pPr>
-              <w:spacing w:after="0"/>
-              <w:jc w:val="center"/>
-            </w:pPr>
-            <w:r/>
-            <w:r>
-              <w:rPr>
-                <w:rFonts w:ascii="Calibri Light" w:hAnsi="Calibri Light"/>
-                <w:b w:val="0"/>
-                <w:color w:val="000000"/>
-                <w:sz w:val="17"/>
-              </w:rPr>
-              <w:t>$0.18</w:t>
-            </w:r>
-          </w:p>
-        </w:tc>
-        <w:tc>
-          <w:tcPr>
-            <w:tcW w:type="dxa" w:w="1298"/>
-          </w:tcPr>
-          <w:p>
-            <w:pPr>
-              <w:spacing w:after="0"/>
-              <w:jc w:val="center"/>
-            </w:pPr>
-            <w:r/>
-            <w:r>
-              <w:rPr>
-                <w:rFonts w:ascii="Calibri Light" w:hAnsi="Calibri Light"/>
-                <w:b w:val="0"/>
-                <w:color w:val="000000"/>
-                <w:sz w:val="17"/>
-              </w:rPr>
-              <w:t>$0.20</w:t>
-            </w:r>
-          </w:p>
-        </w:tc>
-      </w:tr>
-      <w:tr>
-        <w:trPr>
-          <w:cantSplit/>
-        </w:trPr>
-        <w:tc>
-          <w:tcPr>
-            <w:tcW w:type="dxa" w:w="2050"/>
-            <w:shd w:val="clear" w:fill="EAF0F8"/>
-          </w:tcPr>
-          <w:p>
-            <w:pPr>
-              <w:spacing w:after="0"/>
-              <w:jc w:val="left"/>
-            </w:pPr>
-            <w:r/>
-            <w:r>
-              <w:rPr>
-                <w:rFonts w:ascii="Calibri Light" w:hAnsi="Calibri Light"/>
-                <w:b w:val="0"/>
-                <w:color w:val="000000"/>
-                <w:sz w:val="17"/>
-              </w:rPr>
-              <w:t>Grok 4.5</w:t>
+              <w:t>Gemini 3.1 Pro</w:t>
             </w:r>
           </w:p>
         </w:tc>
@@ -1581,51 +1270,7 @@
                 <w:color w:val="000000"/>
                 <w:sz w:val="17"/>
               </w:rPr>
-              <w:t>$6.00</w:t>
-            </w:r>
-          </w:p>
-        </w:tc>
-        <w:tc>
-          <w:tcPr>
-            <w:tcW w:type="dxa" w:w="1298"/>
-            <w:shd w:val="clear" w:fill="EAF0F8"/>
-          </w:tcPr>
-          <w:p>
-            <w:pPr>
-              <w:spacing w:after="0"/>
-              <w:jc w:val="center"/>
-            </w:pPr>
-            <w:r/>
-            <w:r>
-              <w:rPr>
-                <w:rFonts w:ascii="Calibri Light" w:hAnsi="Calibri Light"/>
-                <w:b w:val="0"/>
-                <w:color w:val="000000"/>
-                <w:sz w:val="17"/>
-              </w:rPr>
-              <w:t>$0.19</w:t>
-            </w:r>
-          </w:p>
-        </w:tc>
-        <w:tc>
-          <w:tcPr>
-            <w:tcW w:type="dxa" w:w="1298"/>
-            <w:shd w:val="clear" w:fill="EAF0F8"/>
-          </w:tcPr>
-          <w:p>
-            <w:pPr>
-              <w:spacing w:after="0"/>
-              <w:jc w:val="center"/>
-            </w:pPr>
-            <w:r/>
-            <w:r>
-              <w:rPr>
-                <w:rFonts w:ascii="Calibri Light" w:hAnsi="Calibri Light"/>
-                <w:b w:val="0"/>
-                <w:color w:val="000000"/>
-                <w:sz w:val="17"/>
-              </w:rPr>
-              <w:t>$0.21</w:t>
+              <w:t>$12.00</w:t>
             </w:r>
           </w:p>
         </w:tc>
@@ -1669,7 +1314,51 @@
                 <w:color w:val="000000"/>
                 <w:sz w:val="17"/>
               </w:rPr>
-              <w:t>$0.30</w:t>
+              <w:t>$0.29</w:t>
+            </w:r>
+          </w:p>
+        </w:tc>
+        <w:tc>
+          <w:tcPr>
+            <w:tcW w:type="dxa" w:w="1298"/>
+            <w:shd w:val="clear" w:fill="EAF0F8"/>
+          </w:tcPr>
+          <w:p>
+            <w:pPr>
+              <w:spacing w:after="0"/>
+              <w:jc w:val="center"/>
+            </w:pPr>
+            <w:r/>
+            <w:r>
+              <w:rPr>
+                <w:rFonts w:ascii="Calibri Light" w:hAnsi="Calibri Light"/>
+                <w:b w:val="0"/>
+                <w:color w:val="000000"/>
+                <w:sz w:val="17"/>
+              </w:rPr>
+              <w:t>$0.35</w:t>
+            </w:r>
+          </w:p>
+        </w:tc>
+        <w:tc>
+          <w:tcPr>
+            <w:tcW w:type="dxa" w:w="1298"/>
+            <w:shd w:val="clear" w:fill="EAF0F8"/>
+          </w:tcPr>
+          <w:p>
+            <w:pPr>
+              <w:spacing w:after="0"/>
+              <w:jc w:val="center"/>
+            </w:pPr>
+            <w:r/>
+            <w:r>
+              <w:rPr>
+                <w:rFonts w:ascii="Calibri Light" w:hAnsi="Calibri Light"/>
+                <w:b w:val="0"/>
+                <w:color w:val="000000"/>
+                <w:sz w:val="17"/>
+              </w:rPr>
+              <w:t>$0.41</w:t>
             </w:r>
           </w:p>
         </w:tc>
@@ -1695,6 +1384,470 @@
                 <w:color w:val="000000"/>
                 <w:sz w:val="17"/>
               </w:rPr>
+              <w:t>GPT-5.6 Sol</w:t>
+            </w:r>
+          </w:p>
+        </w:tc>
+        <w:tc>
+          <w:tcPr>
+            <w:tcW w:type="dxa" w:w="1298"/>
+          </w:tcPr>
+          <w:p>
+            <w:pPr>
+              <w:spacing w:after="0"/>
+              <w:jc w:val="center"/>
+            </w:pPr>
+            <w:r/>
+            <w:r>
+              <w:rPr>
+                <w:rFonts w:ascii="Calibri Light" w:hAnsi="Calibri Light"/>
+                <w:b w:val="0"/>
+                <w:color w:val="000000"/>
+                <w:sz w:val="17"/>
+              </w:rPr>
+              <w:t>$5.00</w:t>
+            </w:r>
+          </w:p>
+        </w:tc>
+        <w:tc>
+          <w:tcPr>
+            <w:tcW w:type="dxa" w:w="1298"/>
+          </w:tcPr>
+          <w:p>
+            <w:pPr>
+              <w:spacing w:after="0"/>
+              <w:jc w:val="center"/>
+            </w:pPr>
+            <w:r/>
+            <w:r>
+              <w:rPr>
+                <w:rFonts w:ascii="Calibri Light" w:hAnsi="Calibri Light"/>
+                <w:b w:val="0"/>
+                <w:color w:val="000000"/>
+                <w:sz w:val="17"/>
+              </w:rPr>
+              <w:t>$30.00</w:t>
+            </w:r>
+          </w:p>
+        </w:tc>
+        <w:tc>
+          <w:tcPr>
+            <w:tcW w:type="dxa" w:w="1298"/>
+          </w:tcPr>
+          <w:p>
+            <w:pPr>
+              <w:spacing w:after="0"/>
+              <w:jc w:val="center"/>
+            </w:pPr>
+            <w:r/>
+            <w:r>
+              <w:rPr>
+                <w:rFonts w:ascii="Calibri Light" w:hAnsi="Calibri Light"/>
+                <w:b w:val="0"/>
+                <w:color w:val="000000"/>
+                <w:sz w:val="17"/>
+              </w:rPr>
+              <w:t>$0.66</w:t>
+            </w:r>
+          </w:p>
+        </w:tc>
+        <w:tc>
+          <w:tcPr>
+            <w:tcW w:type="dxa" w:w="1298"/>
+          </w:tcPr>
+          <w:p>
+            <w:pPr>
+              <w:spacing w:after="0"/>
+              <w:jc w:val="center"/>
+            </w:pPr>
+            <w:r/>
+            <w:r>
+              <w:rPr>
+                <w:rFonts w:ascii="Calibri Light" w:hAnsi="Calibri Light"/>
+                <w:b w:val="0"/>
+                <w:color w:val="000000"/>
+                <w:sz w:val="17"/>
+              </w:rPr>
+              <w:t>$0.73</w:t>
+            </w:r>
+          </w:p>
+        </w:tc>
+        <w:tc>
+          <w:tcPr>
+            <w:tcW w:type="dxa" w:w="1298"/>
+          </w:tcPr>
+          <w:p>
+            <w:pPr>
+              <w:spacing w:after="0"/>
+              <w:jc w:val="center"/>
+            </w:pPr>
+            <w:r/>
+            <w:r>
+              <w:rPr>
+                <w:rFonts w:ascii="Calibri Light" w:hAnsi="Calibri Light"/>
+                <w:b w:val="0"/>
+                <w:color w:val="000000"/>
+                <w:sz w:val="17"/>
+              </w:rPr>
+              <w:t>$0.88</w:t>
+            </w:r>
+          </w:p>
+        </w:tc>
+        <w:tc>
+          <w:tcPr>
+            <w:tcW w:type="dxa" w:w="1298"/>
+          </w:tcPr>
+          <w:p>
+            <w:pPr>
+              <w:spacing w:after="0"/>
+              <w:jc w:val="center"/>
+            </w:pPr>
+            <w:r/>
+            <w:r>
+              <w:rPr>
+                <w:rFonts w:ascii="Calibri Light" w:hAnsi="Calibri Light"/>
+                <w:b w:val="0"/>
+                <w:color w:val="000000"/>
+                <w:sz w:val="17"/>
+              </w:rPr>
+              <w:t>$1.02</w:t>
+            </w:r>
+          </w:p>
+        </w:tc>
+      </w:tr>
+      <w:tr>
+        <w:trPr>
+          <w:cantSplit/>
+        </w:trPr>
+        <w:tc>
+          <w:tcPr>
+            <w:tcW w:type="dxa" w:w="2050"/>
+            <w:shd w:val="clear" w:fill="EAF0F8"/>
+          </w:tcPr>
+          <w:p>
+            <w:pPr>
+              <w:spacing w:after="0"/>
+              <w:jc w:val="left"/>
+            </w:pPr>
+            <w:r/>
+            <w:r>
+              <w:rPr>
+                <w:rFonts w:ascii="Calibri Light" w:hAnsi="Calibri Light"/>
+                <w:b w:val="0"/>
+                <w:color w:val="000000"/>
+                <w:sz w:val="17"/>
+              </w:rPr>
+              <w:t>GPT-5.6 Luna</w:t>
+            </w:r>
+          </w:p>
+        </w:tc>
+        <w:tc>
+          <w:tcPr>
+            <w:tcW w:type="dxa" w:w="1298"/>
+            <w:shd w:val="clear" w:fill="EAF0F8"/>
+          </w:tcPr>
+          <w:p>
+            <w:pPr>
+              <w:spacing w:after="0"/>
+              <w:jc w:val="center"/>
+            </w:pPr>
+            <w:r/>
+            <w:r>
+              <w:rPr>
+                <w:rFonts w:ascii="Calibri Light" w:hAnsi="Calibri Light"/>
+                <w:b w:val="0"/>
+                <w:color w:val="000000"/>
+                <w:sz w:val="17"/>
+              </w:rPr>
+              <w:t>$1.00</w:t>
+            </w:r>
+          </w:p>
+        </w:tc>
+        <w:tc>
+          <w:tcPr>
+            <w:tcW w:type="dxa" w:w="1298"/>
+            <w:shd w:val="clear" w:fill="EAF0F8"/>
+          </w:tcPr>
+          <w:p>
+            <w:pPr>
+              <w:spacing w:after="0"/>
+              <w:jc w:val="center"/>
+            </w:pPr>
+            <w:r/>
+            <w:r>
+              <w:rPr>
+                <w:rFonts w:ascii="Calibri Light" w:hAnsi="Calibri Light"/>
+                <w:b w:val="0"/>
+                <w:color w:val="000000"/>
+                <w:sz w:val="17"/>
+              </w:rPr>
+              <w:t>$6.00</w:t>
+            </w:r>
+          </w:p>
+        </w:tc>
+        <w:tc>
+          <w:tcPr>
+            <w:tcW w:type="dxa" w:w="1298"/>
+            <w:shd w:val="clear" w:fill="EAF0F8"/>
+          </w:tcPr>
+          <w:p>
+            <w:pPr>
+              <w:spacing w:after="0"/>
+              <w:jc w:val="center"/>
+            </w:pPr>
+            <w:r/>
+            <w:r>
+              <w:rPr>
+                <w:rFonts w:ascii="Calibri Light" w:hAnsi="Calibri Light"/>
+                <w:b w:val="0"/>
+                <w:color w:val="000000"/>
+                <w:sz w:val="17"/>
+              </w:rPr>
+              <w:t>$0.13</w:t>
+            </w:r>
+          </w:p>
+        </w:tc>
+        <w:tc>
+          <w:tcPr>
+            <w:tcW w:type="dxa" w:w="1298"/>
+            <w:shd w:val="clear" w:fill="EAF0F8"/>
+          </w:tcPr>
+          <w:p>
+            <w:pPr>
+              <w:spacing w:after="0"/>
+              <w:jc w:val="center"/>
+            </w:pPr>
+            <w:r/>
+            <w:r>
+              <w:rPr>
+                <w:rFonts w:ascii="Calibri Light" w:hAnsi="Calibri Light"/>
+                <w:b w:val="0"/>
+                <w:color w:val="000000"/>
+                <w:sz w:val="17"/>
+              </w:rPr>
+              <w:t>$0.15</w:t>
+            </w:r>
+          </w:p>
+        </w:tc>
+        <w:tc>
+          <w:tcPr>
+            <w:tcW w:type="dxa" w:w="1298"/>
+            <w:shd w:val="clear" w:fill="EAF0F8"/>
+          </w:tcPr>
+          <w:p>
+            <w:pPr>
+              <w:spacing w:after="0"/>
+              <w:jc w:val="center"/>
+            </w:pPr>
+            <w:r/>
+            <w:r>
+              <w:rPr>
+                <w:rFonts w:ascii="Calibri Light" w:hAnsi="Calibri Light"/>
+                <w:b w:val="0"/>
+                <w:color w:val="000000"/>
+                <w:sz w:val="17"/>
+              </w:rPr>
+              <w:t>$0.18</w:t>
+            </w:r>
+          </w:p>
+        </w:tc>
+        <w:tc>
+          <w:tcPr>
+            <w:tcW w:type="dxa" w:w="1298"/>
+            <w:shd w:val="clear" w:fill="EAF0F8"/>
+          </w:tcPr>
+          <w:p>
+            <w:pPr>
+              <w:spacing w:after="0"/>
+              <w:jc w:val="center"/>
+            </w:pPr>
+            <w:r/>
+            <w:r>
+              <w:rPr>
+                <w:rFonts w:ascii="Calibri Light" w:hAnsi="Calibri Light"/>
+                <w:b w:val="0"/>
+                <w:color w:val="000000"/>
+                <w:sz w:val="17"/>
+              </w:rPr>
+              <w:t>$0.20</w:t>
+            </w:r>
+          </w:p>
+        </w:tc>
+      </w:tr>
+      <w:tr>
+        <w:trPr>
+          <w:cantSplit/>
+        </w:trPr>
+        <w:tc>
+          <w:tcPr>
+            <w:tcW w:type="dxa" w:w="2050"/>
+          </w:tcPr>
+          <w:p>
+            <w:pPr>
+              <w:spacing w:after="0"/>
+              <w:jc w:val="left"/>
+            </w:pPr>
+            <w:r/>
+            <w:r>
+              <w:rPr>
+                <w:rFonts w:ascii="Calibri Light" w:hAnsi="Calibri Light"/>
+                <w:b w:val="0"/>
+                <w:color w:val="000000"/>
+                <w:sz w:val="17"/>
+              </w:rPr>
+              <w:t>Grok 4.5</w:t>
+            </w:r>
+          </w:p>
+        </w:tc>
+        <w:tc>
+          <w:tcPr>
+            <w:tcW w:type="dxa" w:w="1298"/>
+          </w:tcPr>
+          <w:p>
+            <w:pPr>
+              <w:spacing w:after="0"/>
+              <w:jc w:val="center"/>
+            </w:pPr>
+            <w:r/>
+            <w:r>
+              <w:rPr>
+                <w:rFonts w:ascii="Calibri Light" w:hAnsi="Calibri Light"/>
+                <w:b w:val="0"/>
+                <w:color w:val="000000"/>
+                <w:sz w:val="17"/>
+              </w:rPr>
+              <w:t>$2.00</w:t>
+            </w:r>
+          </w:p>
+        </w:tc>
+        <w:tc>
+          <w:tcPr>
+            <w:tcW w:type="dxa" w:w="1298"/>
+          </w:tcPr>
+          <w:p>
+            <w:pPr>
+              <w:spacing w:after="0"/>
+              <w:jc w:val="center"/>
+            </w:pPr>
+            <w:r/>
+            <w:r>
+              <w:rPr>
+                <w:rFonts w:ascii="Calibri Light" w:hAnsi="Calibri Light"/>
+                <w:b w:val="0"/>
+                <w:color w:val="000000"/>
+                <w:sz w:val="17"/>
+              </w:rPr>
+              <w:t>$6.00</w:t>
+            </w:r>
+          </w:p>
+        </w:tc>
+        <w:tc>
+          <w:tcPr>
+            <w:tcW w:type="dxa" w:w="1298"/>
+          </w:tcPr>
+          <w:p>
+            <w:pPr>
+              <w:spacing w:after="0"/>
+              <w:jc w:val="center"/>
+            </w:pPr>
+            <w:r/>
+            <w:r>
+              <w:rPr>
+                <w:rFonts w:ascii="Calibri Light" w:hAnsi="Calibri Light"/>
+                <w:b w:val="0"/>
+                <w:color w:val="000000"/>
+                <w:sz w:val="17"/>
+              </w:rPr>
+              <w:t>$0.19</w:t>
+            </w:r>
+          </w:p>
+        </w:tc>
+        <w:tc>
+          <w:tcPr>
+            <w:tcW w:type="dxa" w:w="1298"/>
+          </w:tcPr>
+          <w:p>
+            <w:pPr>
+              <w:spacing w:after="0"/>
+              <w:jc w:val="center"/>
+            </w:pPr>
+            <w:r/>
+            <w:r>
+              <w:rPr>
+                <w:rFonts w:ascii="Calibri Light" w:hAnsi="Calibri Light"/>
+                <w:b w:val="0"/>
+                <w:color w:val="000000"/>
+                <w:sz w:val="17"/>
+              </w:rPr>
+              <w:t>$0.21</w:t>
+            </w:r>
+          </w:p>
+        </w:tc>
+        <w:tc>
+          <w:tcPr>
+            <w:tcW w:type="dxa" w:w="1298"/>
+          </w:tcPr>
+          <w:p>
+            <w:pPr>
+              <w:spacing w:after="0"/>
+              <w:jc w:val="center"/>
+            </w:pPr>
+            <w:r/>
+            <w:r>
+              <w:rPr>
+                <w:rFonts w:ascii="Calibri Light" w:hAnsi="Calibri Light"/>
+                <w:b w:val="0"/>
+                <w:color w:val="000000"/>
+                <w:sz w:val="17"/>
+              </w:rPr>
+              <w:t>$0.26</w:t>
+            </w:r>
+          </w:p>
+        </w:tc>
+        <w:tc>
+          <w:tcPr>
+            <w:tcW w:type="dxa" w:w="1298"/>
+          </w:tcPr>
+          <w:p>
+            <w:pPr>
+              <w:spacing w:after="0"/>
+              <w:jc w:val="center"/>
+            </w:pPr>
+            <w:r/>
+            <w:r>
+              <w:rPr>
+                <w:rFonts w:ascii="Calibri Light" w:hAnsi="Calibri Light"/>
+                <w:b w:val="0"/>
+                <w:color w:val="000000"/>
+                <w:sz w:val="17"/>
+              </w:rPr>
+              <w:t>$0.30</w:t>
+            </w:r>
+          </w:p>
+        </w:tc>
+      </w:tr>
+      <w:tr>
+        <w:trPr>
+          <w:cantSplit/>
+        </w:trPr>
+        <w:tc>
+          <w:tcPr>
+            <w:tcW w:type="dxa" w:w="2050"/>
+            <w:shd w:val="clear" w:fill="EAF0F8"/>
+          </w:tcPr>
+          <w:p>
+            <w:pPr>
+              <w:spacing w:after="0"/>
+              <w:jc w:val="left"/>
+            </w:pPr>
+            <w:r/>
+            <w:r>
+              <w:rPr>
+                <w:rFonts w:ascii="Calibri Light" w:hAnsi="Calibri Light"/>
+                <w:b w:val="0"/>
+                <w:color w:val="000000"/>
+                <w:sz w:val="17"/>
+              </w:rPr>
               <w:t>Muse Spark 1.1</w:t>
             </w:r>
           </w:p>
@@ -1702,6 +1855,7 @@
         <w:tc>
           <w:tcPr>
             <w:tcW w:type="dxa" w:w="1298"/>
+            <w:shd w:val="clear" w:fill="EAF0F8"/>
           </w:tcPr>
           <w:p>
             <w:pPr>
@@ -1723,6 +1877,7 @@
         <w:tc>
           <w:tcPr>
             <w:tcW w:type="dxa" w:w="1298"/>
+            <w:shd w:val="clear" w:fill="EAF0F8"/>
           </w:tcPr>
           <w:p>
             <w:pPr>
@@ -1744,6 +1899,7 @@
         <w:tc>
           <w:tcPr>
             <w:tcW w:type="dxa" w:w="1298"/>
+            <w:shd w:val="clear" w:fill="EAF0F8"/>
           </w:tcPr>
           <w:p>
             <w:pPr>
@@ -1765,6 +1921,7 @@
         <w:tc>
           <w:tcPr>
             <w:tcW w:type="dxa" w:w="1298"/>
+            <w:shd w:val="clear" w:fill="EAF0F8"/>
           </w:tcPr>
           <w:p>
             <w:pPr>
@@ -1786,6 +1943,7 @@
         <w:tc>
           <w:tcPr>
             <w:tcW w:type="dxa" w:w="1298"/>
+            <w:shd w:val="clear" w:fill="EAF0F8"/>
           </w:tcPr>
           <w:p>
             <w:pPr>
@@ -1807,6 +1965,7 @@
         <w:tc>
           <w:tcPr>
             <w:tcW w:type="dxa" w:w="1298"/>
+            <w:shd w:val="clear" w:fill="EAF0F8"/>
           </w:tcPr>
           <w:p>
             <w:pPr>
@@ -1833,7 +1992,6 @@
         <w:tc>
           <w:tcPr>
             <w:tcW w:type="dxa" w:w="2050"/>
-            <w:shd w:val="clear" w:fill="EAF0F8"/>
           </w:tcPr>
           <w:p>
             <w:pPr>
@@ -1855,7 +2013,6 @@
         <w:tc>
           <w:tcPr>
             <w:tcW w:type="dxa" w:w="1298"/>
-            <w:shd w:val="clear" w:fill="EAF0F8"/>
           </w:tcPr>
           <w:p>
             <w:pPr>
@@ -1877,7 +2034,6 @@
         <w:tc>
           <w:tcPr>
             <w:tcW w:type="dxa" w:w="1298"/>
-            <w:shd w:val="clear" w:fill="EAF0F8"/>
           </w:tcPr>
           <w:p>
             <w:pPr>
@@ -1899,7 +2055,6 @@
         <w:tc>
           <w:tcPr>
             <w:tcW w:type="dxa" w:w="1298"/>
-            <w:shd w:val="clear" w:fill="EAF0F8"/>
           </w:tcPr>
           <w:p>
             <w:pPr>
@@ -1921,7 +2076,6 @@
         <w:tc>
           <w:tcPr>
             <w:tcW w:type="dxa" w:w="1298"/>
-            <w:shd w:val="clear" w:fill="EAF0F8"/>
           </w:tcPr>
           <w:p>
             <w:pPr>
@@ -1943,7 +2097,6 @@
         <w:tc>
           <w:tcPr>
             <w:tcW w:type="dxa" w:w="1298"/>
-            <w:shd w:val="clear" w:fill="EAF0F8"/>
           </w:tcPr>
           <w:p>
             <w:pPr>
@@ -1965,7 +2118,6 @@
         <w:tc>
           <w:tcPr>
             <w:tcW w:type="dxa" w:w="1298"/>
-            <w:shd w:val="clear" w:fill="EAF0F8"/>
           </w:tcPr>
           <w:p>
             <w:pPr>
@@ -2003,7 +2155,7 @@
           <w:color w:val="000000"/>
           <w:sz w:val="20"/>
         </w:rPr>
-        <w:t>Prices are published list prices, including Claude Mythos 5, Anthropic's limited-availability flagship at $10 and $50, exactly twice Opus. Per-task figures are our arithmetic.</w:t>
+        <w:t>Prices are published list prices, including Claude Mythos 5 at $10/$50 and Google's frontier Gemini 3.1 Pro at $2/$12. Per-task figures are our arithmetic.</w:t>
       </w:r>
     </w:p>
     <w:p>
@@ -2018,7 +2170,7 @@
           <w:color w:val="000000"/>
           <w:sz w:val="20"/>
         </w:rPr>
-        <w:t>On tokens alone the cheap tier wins almost mechanically, because Opus at sixty cents an attempt only beats Muse Spark at about thirteen cents if it succeeds nearly five times as often, and no frontier gap is that wide. That is exactly where the token-only view fails, because a failed agentic attempt is not free: it burns reviewer time, breaks the automation downstream, and erodes trust in the seat. Assign a conservative seventeen dollars to each failed attempt, about ten minutes of a fully loaded operator, and the ranking inverts. Opus succeeding nine times in ten finishes the task for about $2.56; Muse Spark succeeding three times in four finishes it for about $5.83, more than twice as much despite tokens at a quarter of the price. The cheapest model on the sheet is the most expensive to run, and the near-priciest is the cheapest. That inversion is the thesis of this note. It is also why a lower sticker often produces a larger bill: a cheaper token invites longer contexts and more agent loops, and the failures it hides are billed to the buyer in labor, not tokens. The same arithmetic reaches the top of the sheet: Mythos 5, at twice Opus's price, still runs near-cheapest, so the priciest model on the market finishes work second-cheapest.</w:t>
+        <w:t>On tokens alone the cheap tier wins almost mechanically, because Opus at sixty cents an attempt only beats Muse Spark at about thirteen cents if it succeeds nearly five times as often, and no frontier gap is that wide. That is exactly where the token-only view fails, because a failed agentic attempt is not free: it burns reviewer time, breaks the automation downstream, and erodes trust in the seat. Assign a conservative seventeen dollars to each failed attempt, about ten minutes of a fully loaded operator, and the ranking inverts. Opus succeeding nine times in ten finishes the task for about $2.56; Muse Spark succeeding three times in four finishes it for about $5.83, more than twice as much despite tokens at a quarter of the price. The cheapest model on the sheet is the most expensive to run, and the near-priciest is the cheapest. That inversion is the thesis of this note. It is also why a lower sticker often produces a larger bill: a cheaper token invites longer contexts and more agent loops, and the failures it hides are billed to the buyer in labor, not tokens. The same arithmetic reaches the top of the sheet: Mythos 5, at twice Opus's price, still runs near-cheapest, the priciest sticker on the sheet finishing among the cheapest to run. It also produces the note's real challenger. Gemini 3.1 Pro is a frontier model at two and twelve dollars, under half Opus's per-attempt cost, and it finishes the reference task for about $2.62 against Opus's $2.56. Opus keeps the crown by a hair, and only because we assume Anthropic is the more reliable; if Google matches it, Gemini is the cheapest way to finish real work.</w:t>
       </w:r>
     </w:p>
     <w:p>
@@ -2033,7 +2185,7 @@
           <w:color w:val="000000"/>
           <w:sz w:val="20"/>
         </w:rPr>
-        <w:t>The conclusion does not rest on the seventeen-dollar figure. Solve for the failure cost at which the premium breaks even: at a fifteen-point reliability edge it pays once a failure costs more than about $2.24, at ten points more than $3.67, at five points more than $7.93. Only if failure is free does the cheap tier win, and in production it never is. The premium is defensible whenever mistakes are expensive, which is the reliability-gated work where most enterprise value sits, so value per token belongs to whoever pairs the highest reliability with a defensible price, not the lowest number.</w:t>
+        <w:t>The conclusion does not rest on the seventeen-dollar figure; solve for the failure cost at which the premium breaks even: at a fifteen-point reliability edge it pays once a failure costs more than about $2.24, at ten points more than $3.67, at five points more than $7.93. Only if failure is free does the cheap tier win, and in production it never is. The premium is defensible whenever mistakes are expensive, which is the reliability-gated work where most enterprise value sits, so value per token belongs to whoever pairs the highest reliability with a defensible price, not the lowest number.</w:t>
       </w:r>
     </w:p>
     <w:p>
@@ -2214,7 +2366,7 @@
           <w:color w:val="000000"/>
           <w:sz w:val="20"/>
         </w:rPr>
-        <w:t>Meta is the one structural price warrior, because it does not need model margin. Pricing Muse Spark near or below cost drives the complement toward zero while Meta monetizes the surface, the ad load, and its own silicon, durable because an ad engine funds it, not external capital. Commoditizing a market you need not profit from is not winning it.</w:t>
+        <w:t>Meta is a structural price warrior, because it does not need model margin: pricing Muse Spark near or below cost drives the complement toward zero while Meta monetizes the surface, the ad load, and its own silicon, durable because an ad engine funds it, not external capital. Commoditizing a market you need not profit from is not winning it.</w:t>
       </w:r>
     </w:p>
     <w:p>
@@ -2229,7 +2381,7 @@
           <w:color w:val="000000"/>
           <w:sz w:val="20"/>
         </w:rPr>
-        <w:t>xAI is the capability story that does not fix the economics. The mid-July Grok 4.5 refresh, which the company says adds native computer use, multimodal input, and a real-time feed from X and Starlink that no rival can replicate, is a genuine jump that makes Grok the value leader on paper. It changes nothing: the AI segment earns about $3.2B against a FY25 operating loss north of six billion, subsidized through the SpaceX and Starlink cross-flow, a balance-sheet decision rather than a business model. A better cheap model does not close a six-billion-dollar loss.</w:t>
+        <w:t>xAI is the capability story that does not fix the economics. The mid-July Grok 4.5 refresh, which the company says adds native computer use, multimodal input, and a real-time feed from X and Starlink that no rival can replicate, is a genuine jump that makes Grok the value leader on paper. It changes nothing: the AI segment earns about $3.2B against a FY25 operating loss north of six billion, subsidized through the SpaceX and Starlink cross-flow, a balance-sheet decision, not a business model, and a better cheap model does not close a six-billion-dollar loss.</w:t>
       </w:r>
     </w:p>
     <w:p>
@@ -2260,6 +2412,21 @@
           <w:sz w:val="20"/>
         </w:rPr>
         <w:t>Anthropic defends a two-tier premium and declines to chase. Opus holds at five and twenty-five, and Claude Mythos 5 sits above it as a limited-availability flagship priced at ten and fifty, exactly twice Opus on output. On PitchBook's marks Anthropic carries a $965B valuation on forty-seven billion of gross run-rate revenue, the best capital efficiency among the labs, and a first quarterly operating profit near $559M, though that figure excludes stock compensation and rides a SpaceX ramp discount, flattering the steady state. The strategy: hold list price, extend the premium upward, and prove enterprises keep buying it.</w:t>
+      </w:r>
+    </w:p>
+    <w:p>
+      <w:pPr>
+        <w:spacing w:after="140"/>
+      </w:pPr>
+      <w:r>
+        <w:rPr>
+          <w:rFonts w:ascii="Calibri Light" w:hAnsi="Calibri Light"/>
+          <w:b w:val="0"/>
+          <w:i w:val="0"/>
+          <w:color w:val="000000"/>
+          <w:sz w:val="20"/>
+        </w:rPr>
+        <w:t>Google is the player this war should fear most, because it can fight on both fronts at once. Gemini 3.1 Pro is a frontier model at two and twelve dollars, funded like Meta's Muse from an advertising engine, distributed like ChatGPT through Search, Workspace, Android, and Cloud, and served on Google's own TPUs, which give it the best cost structure here with no third-party silicon tax. Meta commoditizes to sell ads but has no frontier model; Google can commoditize and still field one, a stronger hand than any pure premium defender or price warrior alone.</w:t>
       </w:r>
     </w:p>
     <w:p>
@@ -2376,7 +2543,7 @@
           <w:color w:val="000000"/>
           <w:sz w:val="20"/>
         </w:rPr>
-        <w:t>Repricing events rarely kill the top or bottom of a market; they hollow out the middle. The vulnerable layer is undifferentiated mid-tier access, neither the cheapest useful inference nor the most reliable premium surface. It reprices to commodity within quarters, because Luna and Muse Spark now define good enough at the floor while Opus and Mythos set a reliability bar the middle cannot clear. Capital and revenue drain to the ends.</w:t>
+        <w:t>Repricing events rarely kill the top or bottom of a market; they hollow out the middle. The vulnerable layer is undifferentiated mid-tier access, neither the cheapest useful inference nor the most reliable premium surface. It reprices to commodity within quarters, because Luna and Muse Spark now define good enough at the floor while Opus and Mythos set a reliability bar the middle cannot clear. Capital and revenue drain to the ends. One name complicates this: Gemini 3.1 Pro sits in the middle the note calls hollow, but it is a differentiated frontier model, not the undifferentiated mid-tier that dies. A frontier model at a mid price is not the squeezed middle; it is the strongest value position on the sheet.</w:t>
       </w:r>
     </w:p>
     <w:p>
@@ -2444,7 +2611,7 @@
           <w:color w:val="000000"/>
           <w:sz w:val="20"/>
         </w:rPr>
-        <w:t>The buildout is insulated. High-bandwidth memory, wafer fabrication equipment, data-center power, cooling, and permitted baseload are priced on capacity scarcity, not model margin, the same memory-bandwidth wall that sets output pricing. A model-layer price war does not cancel compute demand; at the volumes the cheap tier chases it raises it. The complex faces a financing shock, not a pricing one.</w:t>
+        <w:t>The buildout is insulated. High-bandwidth memory, wafer fabrication equipment, data-center power, cooling, and permitted baseload are priced on capacity scarcity, not model margin, the same memory-bandwidth wall that sets output pricing. A model-layer price war does not cancel compute demand; at the volumes the cheap tier chases, it raises it. The complex faces a financing shock, not a pricing one.</w:t>
       </w:r>
     </w:p>
     <w:p>
@@ -2523,7 +2690,7 @@
           <w:color w:val="000000"/>
           <w:sz w:val="20"/>
         </w:rPr>
-        <w:t>Financing makes the war possible. The roughly three-and-a-half-trillion-dollar private-credit market is the marginal source of AI capital, and labs price below serving cost because debt funds the gap. Anthropic's roughly thirty-five-billion-dollar June chip-bond stack is the template; xAI's cross-subsidy is the same in a corporate wrapper. A war paid for by credit ends when the credit reprices, not when a margin breaks, so the covenant is the market's appetite for negative-margin token sales, tying the price war to the coming IPO.</w:t>
+        <w:t>Financing makes the war possible: the roughly three-and-a-half-trillion-dollar private-credit market is the marginal source of AI capital, and labs price below serving cost because debt funds the gap. Anthropic's roughly thirty-five-billion-dollar June chip-bond stack is the template; xAI's cross-subsidy is the same in a corporate wrapper. A war paid for by credit ends when the credit reprices, not when a margin breaks, so the covenant is the market's appetite for negative-margin token sales, tying the price war to the coming IPO.</w:t>
       </w:r>
     </w:p>
     <w:p>
@@ -2538,7 +2705,7 @@
           <w:color w:val="000000"/>
           <w:sz w:val="20"/>
         </w:rPr>
-        <w:t>The IPO is the pressure test. The repricing lands about three months before Anthropic's October S-1, which forces open what private markets have never seen: model-layer gross margin, mix, and any enterprise attach. Filing at a $965B mark while a rival prices comparable-claim inference at a quarter of the rate is the hardest setup and the cleanest validation at once: hold price and attach through the window and the best-value thesis is proven under live fire. The gross-margin page, not any benchmark, is the filing's most repriced disclosure.</w:t>
+        <w:t>The IPO is the pressure test. It lands about three months before Anthropic's October S-1, which forces open what private markets have never seen: model-layer gross margin, mix, and any enterprise attach. Filing at a $965B mark while a rival prices comparable-claim inference at a quarter of the rate is the hardest setup and cleanest validation at once: hold price and attach through the window and the best-value thesis is proven under live fire. The gross-margin page, not any benchmark, is the filing's most repriced disclosure.</w:t>
       </w:r>
     </w:p>
     <w:p>
@@ -2576,22 +2743,7 @@
           <w:color w:val="000000"/>
           <w:sz w:val="20"/>
         </w:rPr>
-        <w:t>Consumers almost never pay per token. They pay a flat subscription near twenty dollars a month, in attention and data on an ad-funded free tier (Meta's model), or invisibly through AI folded into a subscription they hold. The token war reaches them indirectly but governs what they are offered.</w:t>
-      </w:r>
-    </w:p>
-    <w:p>
-      <w:pPr>
-        <w:spacing w:after="140"/>
-      </w:pPr>
-      <w:r>
-        <w:rPr>
-          <w:rFonts w:ascii="Calibri Light" w:hAnsi="Calibri Light"/>
-          <w:b w:val="0"/>
-          <w:i w:val="0"/>
-          <w:color w:val="000000"/>
-          <w:sz w:val="20"/>
-        </w:rPr>
-        <w:t>The central consequence is that cheaper inference makes the free tier good enough: when serving a capable model costs a fraction of a year ago, the rational move is to give more away, so capability inflates at the free tier while willingness to pay compresses above it. That is the mirror of the enterprise story: enterprises pay for reliability they can measure, consumers will not pay for quality they cannot perceive. The same barbell forms, a free ad-funded tier where Meta is advantaged against a premium agent that books, buys, and codes, and distribution decides it, because a user will not switch assistants over a difference they cannot feel.</w:t>
+        <w:t>Consumers almost never pay per token: a flat subscription near twenty dollars a month, attention and data on an ad-funded free tier (Meta's model), or nothing visible when AI is folded into a subscription they hold. Cheaper inference makes the free tier good enough, so capability inflates there while willingness to pay compresses above it, the mirror of the enterprise story: enterprises pay for reliability they can measure, consumers will not for quality they cannot perceive. Distribution decides this one, because a user will not switch assistants over a difference they cannot feel.</w:t>
       </w:r>
     </w:p>
     <w:p>
@@ -2629,7 +2781,7 @@
           <w:color w:val="000000"/>
           <w:sz w:val="20"/>
         </w:rPr>
-        <w:t>The war looks like a pricing table but is settled on the desktop and the phone. OpenAI's ChatGPT Work and Codex superapp and Anthropic's Claude Cowork compete for the enterprise-agent seat, the permissioned surface through which agents touch company systems, and whoever owns it owns task routing. That is where the best-value argument becomes a moat: the surface owner routes silently, sending the high-stakes step to Opus or Mythos and the trivial one to the floor, capturing both ends of the barbell. This is why Grok's refresh does not win: a better cheap model with a unique data feed is still only a model, and xAI owns no seat to route it through and no cash to outlast the incumbents. Cheap tokens win benchmarks and spot volume, which churn on the next price sheet; seat reliability, admin tooling, and audit trails cannot be re-procured quarterly. The seat, not the sticker, is the moat.</w:t>
+        <w:t>The war looks like a pricing table but is settled on the desktop and the phone. OpenAI's ChatGPT Work and Codex superapp and Anthropic's Claude Cowork compete for the enterprise-agent seat, the permissioned surface through which agents touch company systems, and whoever owns it owns task routing. That is where the best-value argument becomes a moat: the surface owner routes silently, sending the high-stakes step to Opus or Mythos and the trivial one to the floor, capturing both ends of the barbell. Google is a third front, folding Gemini into Workspace and Search, but the enterprise-agent seat, the permissioned surface where high-stakes work runs, is still contested between OpenAI and Anthropic. This is why Grok's refresh does not win: a better cheap model with a unique data feed is still only a model, and xAI owns no seat to route it through and no cash to outlast the incumbents. Cheap tokens win benchmarks and spot volume, which churn on the next price sheet; seat reliability, admin tooling, and audit trails cannot be re-procured quarterly. The seat, not the sticker, is the moat.</w:t>
       </w:r>
     </w:p>
     <w:p>
@@ -3149,6 +3301,138 @@
                 <w:color w:val="000000"/>
                 <w:sz w:val="17"/>
               </w:rPr>
+              <w:t>Google</w:t>
+            </w:r>
+          </w:p>
+        </w:tc>
+        <w:tc>
+          <w:tcPr>
+            <w:tcW w:type="dxa" w:w="1558"/>
+          </w:tcPr>
+          <w:p>
+            <w:pPr>
+              <w:spacing w:after="0"/>
+              <w:jc w:val="center"/>
+            </w:pPr>
+            <w:r/>
+            <w:r>
+              <w:rPr>
+                <w:rFonts w:ascii="Calibri Light" w:hAnsi="Calibri Light"/>
+                <w:b w:val="0"/>
+                <w:color w:val="000000"/>
+                <w:sz w:val="17"/>
+              </w:rPr>
+              <w:t>Frontier value: Gemini 3.1 Pro at $2/$12</w:t>
+            </w:r>
+          </w:p>
+        </w:tc>
+        <w:tc>
+          <w:tcPr>
+            <w:tcW w:type="dxa" w:w="1558"/>
+          </w:tcPr>
+          <w:p>
+            <w:pPr>
+              <w:spacing w:after="0"/>
+              <w:jc w:val="center"/>
+            </w:pPr>
+            <w:r/>
+            <w:r>
+              <w:rPr>
+                <w:rFonts w:ascii="Calibri Light" w:hAnsi="Calibri Light"/>
+                <w:b w:val="0"/>
+                <w:color w:val="000000"/>
+                <w:sz w:val="17"/>
+              </w:rPr>
+              <w:t>Strong frontier: Gemini Pro and Flash</w:t>
+            </w:r>
+          </w:p>
+        </w:tc>
+        <w:tc>
+          <w:tcPr>
+            <w:tcW w:type="dxa" w:w="1558"/>
+          </w:tcPr>
+          <w:p>
+            <w:pPr>
+              <w:spacing w:after="0"/>
+              <w:jc w:val="center"/>
+            </w:pPr>
+            <w:r/>
+            <w:r>
+              <w:rPr>
+                <w:rFonts w:ascii="Calibri Light" w:hAnsi="Calibri Light"/>
+                <w:b w:val="0"/>
+                <w:color w:val="000000"/>
+                <w:sz w:val="17"/>
+              </w:rPr>
+              <w:t>Search, Workspace, Cloud, and its own TPUs</w:t>
+            </w:r>
+          </w:p>
+        </w:tc>
+        <w:tc>
+          <w:tcPr>
+            <w:tcW w:type="dxa" w:w="1558"/>
+          </w:tcPr>
+          <w:p>
+            <w:pPr>
+              <w:spacing w:after="0"/>
+              <w:jc w:val="center"/>
+            </w:pPr>
+            <w:r/>
+            <w:r>
+              <w:rPr>
+                <w:rFonts w:ascii="Calibri Light" w:hAnsi="Calibri Light"/>
+                <w:b w:val="0"/>
+                <w:color w:val="000000"/>
+                <w:sz w:val="17"/>
+              </w:rPr>
+              <w:t>Best cost structure; ad and cloud funded</w:t>
+            </w:r>
+          </w:p>
+        </w:tc>
+        <w:tc>
+          <w:tcPr>
+            <w:tcW w:type="dxa" w:w="1558"/>
+          </w:tcPr>
+          <w:p>
+            <w:pPr>
+              <w:spacing w:after="0"/>
+              <w:jc w:val="center"/>
+            </w:pPr>
+            <w:r/>
+            <w:r>
+              <w:rPr>
+                <w:rFonts w:ascii="Calibri Light" w:hAnsi="Calibri Light"/>
+                <w:b w:val="0"/>
+                <w:color w:val="000000"/>
+                <w:sz w:val="17"/>
+              </w:rPr>
+              <w:t>Dark horse</w:t>
+            </w:r>
+          </w:p>
+        </w:tc>
+      </w:tr>
+      <w:tr>
+        <w:trPr>
+          <w:cantSplit/>
+        </w:trPr>
+        <w:tc>
+          <w:tcPr>
+            <w:tcW w:type="dxa" w:w="2050"/>
+            <w:shd w:val="clear" w:fill="EAF0F8"/>
+          </w:tcPr>
+          <w:p>
+            <w:pPr>
+              <w:spacing w:after="0"/>
+              <w:jc w:val="left"/>
+            </w:pPr>
+            <w:r/>
+            <w:r>
+              <w:rPr>
+                <w:rFonts w:ascii="Calibri Light" w:hAnsi="Calibri Light"/>
+                <w:b w:val="0"/>
+                <w:color w:val="000000"/>
+                <w:sz w:val="17"/>
+              </w:rPr>
               <w:t>Meta</w:t>
             </w:r>
           </w:p>
@@ -3156,6 +3440,7 @@
         <w:tc>
           <w:tcPr>
             <w:tcW w:type="dxa" w:w="1558"/>
+            <w:shd w:val="clear" w:fill="EAF0F8"/>
           </w:tcPr>
           <w:p>
             <w:pPr>
@@ -3177,6 +3462,7 @@
         <w:tc>
           <w:tcPr>
             <w:tcW w:type="dxa" w:w="1558"/>
+            <w:shd w:val="clear" w:fill="EAF0F8"/>
           </w:tcPr>
           <w:p>
             <w:pPr>
@@ -3198,6 +3484,7 @@
         <w:tc>
           <w:tcPr>
             <w:tcW w:type="dxa" w:w="1558"/>
+            <w:shd w:val="clear" w:fill="EAF0F8"/>
           </w:tcPr>
           <w:p>
             <w:pPr>
@@ -3219,6 +3506,7 @@
         <w:tc>
           <w:tcPr>
             <w:tcW w:type="dxa" w:w="1558"/>
+            <w:shd w:val="clear" w:fill="EAF0F8"/>
           </w:tcPr>
           <w:p>
             <w:pPr>
@@ -3240,6 +3528,7 @@
         <w:tc>
           <w:tcPr>
             <w:tcW w:type="dxa" w:w="1558"/>
+            <w:shd w:val="clear" w:fill="EAF0F8"/>
           </w:tcPr>
           <w:p>
             <w:pPr>
@@ -3266,7 +3555,6 @@
         <w:tc>
           <w:tcPr>
             <w:tcW w:type="dxa" w:w="2050"/>
-            <w:shd w:val="clear" w:fill="EAF0F8"/>
           </w:tcPr>
           <w:p>
             <w:pPr>
@@ -3288,7 +3576,6 @@
         <w:tc>
           <w:tcPr>
             <w:tcW w:type="dxa" w:w="1558"/>
-            <w:shd w:val="clear" w:fill="EAF0F8"/>
           </w:tcPr>
           <w:p>
             <w:pPr>
@@ -3310,7 +3597,6 @@
         <w:tc>
           <w:tcPr>
             <w:tcW w:type="dxa" w:w="1558"/>
-            <w:shd w:val="clear" w:fill="EAF0F8"/>
           </w:tcPr>
           <w:p>
             <w:pPr>
@@ -3332,7 +3618,6 @@
         <w:tc>
           <w:tcPr>
             <w:tcW w:type="dxa" w:w="1558"/>
-            <w:shd w:val="clear" w:fill="EAF0F8"/>
           </w:tcPr>
           <w:p>
             <w:pPr>
@@ -3354,7 +3639,6 @@
         <w:tc>
           <w:tcPr>
             <w:tcW w:type="dxa" w:w="1558"/>
-            <w:shd w:val="clear" w:fill="EAF0F8"/>
           </w:tcPr>
           <w:p>
             <w:pPr>
@@ -3376,7 +3660,6 @@
         <w:tc>
           <w:tcPr>
             <w:tcW w:type="dxa" w:w="1558"/>
-            <w:shd w:val="clear" w:fill="EAF0F8"/>
           </w:tcPr>
           <w:p>
             <w:pPr>
@@ -3429,7 +3712,7 @@
           <w:color w:val="000000"/>
           <w:sz w:val="20"/>
         </w:rPr>
-        <w:t>Anthropic owns both ends of the value frontier, and the distinction matters. The best model outright is Claude Mythos 5, the limited-availability flagship above Opus on capability and, at ten and fifty, exactly twice Opus. At the top of the risk curve, where a mistake costs the most, its reliability edge earns that premium, and once the edge over Opus reaches about three points Mythos is also the cheapest way to finish the work. The best value on the market is Claude Opus 4.8, which finishes a representative task for about $2.56 despite a near-top sticker. Either way, the company is Anthropic.</w:t>
+        <w:t>Anthropic owns both ends of the value frontier, and the distinction matters. The best model outright is Claude Mythos 5, the limited-availability flagship above Opus on capability and, at ten and fifty, exactly twice Opus. At the top of the risk curve, where a mistake costs the most, its reliability edge earns that premium, and once the edge over Opus reaches about three points Mythos is also the cheapest way to finish the work. The best value on the market is Claude Opus 4.8, which finishes a representative task for about $2.56 despite a near-top sticker, though Google's Gemini 3.1 Pro is now within a whisker. Either way, the company is Anthropic.</w:t>
       </w:r>
     </w:p>
     <w:p>
@@ -3444,7 +3727,7 @@
           <w:color w:val="000000"/>
           <w:sz w:val="20"/>
         </w:rPr>
-        <w:t>Is Opus really best, or an artifact of our reliability assumption? The verdict is sturdier than it looks. Against Sol it wins at every equal level of reliability, because Sol prices output at thirty dollars to Opus's twenty-five, so Sol can take the value crown only by being materially more reliable, which nothing in the quality data suggests. Against the cheap tier it wins once its reliability edge clears a few points, a low bar the break-even math confirms. The one load-bearing assumption is the ordering, that Anthropic's models are the most reliable, and that is what the business-quality data supports: Anthropic outscores every other lab on our composite. The controversial part is not the pick but what it says about the market: the companies winning the price-cut headlines are selling the worst value in it, and the model the war was meant to kill is the cheapest way to get real work done.</w:t>
+        <w:t>Is Opus really best, or an artifact of our reliability assumption? Against Sol the answer is airtight: Opus wins at every equal level of reliability, because Sol prices output higher, so Sol takes the crown only by being materially more reliable, which nothing suggests. Against Google it is not airtight, and this is the note's real soft joint. Gemini 3.1 Pro's tokens cost under half Opus's, so at equal reliability Gemini is cheaper, and Opus holds the value crown only if Anthropic's reliability edge over Google clears about two points, a thinner and more contestable claim than the rest, because Google's frontier model is genuinely frontier. Against the failure-tolerant cheap tier Opus still wins on a small edge. The controversial part is not the pick but what it says about the market: the companies winning the price-cut headlines sell the worst value, and the value crown is now a photo finish between Anthropic and Google.</w:t>
       </w:r>
     </w:p>
     <w:p>
@@ -3467,7 +3750,7 @@
           <w:color w:val="000000"/>
           <w:sz w:val="20"/>
         </w:rPr>
-        <w:t>The verdict breaks if OpenAI turns its distribution lead into the enterprise seat before Anthropic locks it, or if Anthropic cuts flagship pricing and concedes the value argument it must sell. The segmentation read breaks if agents self-correct cheaply, collapsing the cost of failure and the premium with it, or if Meta or a capability-rich xAI builds a credible enterprise surface. We watch five dated markers: Anthropic's flagship pricing by August 31, the first enterprise-agent seat or attach metric by September 30, the first consumer free-tier or ARPU signal by November 30, chip-backed private-credit terms through 2027, and above all Anthropic's October S-1, whose gross-margin page converts most of this note from argument into fact.</w:t>
+        <w:t>The verdict breaks if OpenAI turns its distribution lead into the enterprise seat before Anthropic locks it, or if Anthropic cuts flagship pricing and concedes the value argument it must sell. The segmentation read breaks if agents self-correct cheaply, collapsing the cost of failure and the premium with it, or if Meta or a capability-rich xAI builds a credible enterprise surface. The value call breaks if Google's reliability matches Anthropic's, which would hand Gemini 3.1 Pro the value crown outright and its TPU cost structure the durability to keep it. We watch five dated markers: Anthropic's flagship pricing by August 31, the first enterprise-agent seat or attach metric by September 30, the first consumer free-tier or ARPU signal by November 30, chip-backed private-credit terms through 2027, and above all Anthropic's October S-1, whose gross-margin page converts most of this note from argument into fact.</w:t>
       </w:r>
     </w:p>
     <w:p>
@@ -3491,7 +3774,7 @@
           <w:color w:val="000000"/>
           <w:sz w:val="20"/>
         </w:rPr>
-        <w:t>Published API price lists, accessed July 2026: the Anthropic pricing page (platform.claude.com/docs/en/about-claude/pricing) for Claude Opus 4.8 at $5 and $25 and the limited-availability Claude Mythos 5 at $10 and $50; and the vendors' own price lists for GPT-5.6 Sol and Luna, Grok 4.5, and Meta Muse Spark 1.1.</w:t>
+        <w:t>Published API price lists, accessed July 2026: Anthropic (platform.claude.com) for Claude Opus 4.8 at $5/$25 and Claude Mythos 5 at $10/$50; OpenAI (developers.openai.com) for GPT-5.6 Sol at $5/$30 and Luna at $1/$6; xAI (docs.x.ai) for Grok 4.5 at $2/$6 up to 200k context; and Google (ai.google.dev) for Gemini 3.1 Pro at $2/$12 up to 200k context. Meta Muse Spark 1.1 at $1.25/$4.25 is from Meta's list. The OpenAI, xAI, and Meta figures already in the note were verified unchanged.</w:t>
       </w:r>
     </w:p>
     <w:p>

--- a/output/Frontier_AI_Price_Wars_Jul2026.docx
+++ b/output/Frontier_AI_Price_Wars_Jul2026.docx
@@ -2381,7 +2381,7 @@
           <w:color w:val="000000"/>
           <w:sz w:val="20"/>
         </w:rPr>
-        <w:t>xAI is the capability story that does not fix the economics. The mid-July Grok 4.5 refresh, which the company says adds native computer use, multimodal input, and a real-time feed from X and Starlink that no rival can replicate, is a genuine jump that makes Grok the value leader on paper. It changes nothing: the AI segment earns about $3.2B against a FY25 operating loss north of six billion, subsidized through the SpaceX and Starlink cross-flow, a balance-sheet decision, not a business model, and a better cheap model does not close a six-billion-dollar loss.</w:t>
+        <w:t>xAI is the capability story that does not fix the economics. The mid-July Grok 4.5 refresh, which the company says adds native computer use, multimodal input, and a real-time feed from X and Starlink that no rival can replicate, is a genuine jump that makes Grok the value leader on paper. It changes nothing: the AI segment turns about $2B of revenue against a FY25 operating loss we estimate north of six billion, and xAI is now a SpaceX operating subsidiary following the $250B February acquisition, so the losses ride the SpaceX and Starlink cross-flow, a balance-sheet decision, not a business model, and a better cheap model does not close a six-billion-dollar loss.</w:t>
       </w:r>
     </w:p>
     <w:p>
@@ -2396,7 +2396,7 @@
           <w:color w:val="000000"/>
           <w:sz w:val="20"/>
         </w:rPr>
-        <w:t>OpenAI is running segmentation, not a race to zero, and the tell is that Sol lists above Opus on output. Luna harvests price-sensitive volume while Sol defends the premium, and with roughly twenty-five billion in net revenue, about nine hundred million weekly users, and Codex above one and a half million, OpenAI needs the premium because its rich multiple and thin capital efficiency cannot ride six-dollar output.</w:t>
+        <w:t>OpenAI is running segmentation, not a race to zero, and the tell is that Sol lists above Opus on output. Luna harvests price-sensitive volume while Sol defends the premium, and with roughly thirty billion in revenue on PitchBook's latest mark, about nine hundred million weekly users, and Codex above one and a half million, OpenAI needs the premium because its rich multiple and thin capital efficiency cannot ride six-dollar output.</w:t>
       </w:r>
     </w:p>
     <w:p>
@@ -2426,7 +2426,7 @@
           <w:color w:val="000000"/>
           <w:sz w:val="20"/>
         </w:rPr>
-        <w:t>Google is the player this war should fear most, because it can fight on both fronts at once. Gemini 3.1 Pro is a frontier model at two and twelve dollars, funded like Meta's Muse from an advertising engine, distributed like ChatGPT through Search, Workspace, Android, and Cloud, and served on Google's own TPUs, which give it the best cost structure here with no third-party silicon tax. Meta commoditizes to sell ads but has no frontier model; Google can commoditize and still field one, a stronger hand than any pure premium defender or price warrior alone.</w:t>
+        <w:t>Google is the player this war should fear most, because it can fight on both fronts at once. Gemini 3.1 Pro is a frontier model at two and twelve dollars, funded like Meta's Muse from an advertising engine, distributed like ChatGPT through Search, Workspace, Android, and Cloud, and served on Google's own TPUs, which give it the best cost structure here with no third-party silicon tax. The tell is that Anthropic's own $34.5B June chip-bond raise is earmarked for Alphabet-developed TPUs, so even the premium defender buys its silicon from Google. Meta commoditizes to sell ads but has no frontier model; Google can commoditize and still field one, a stronger hand than any pure premium defender or price warrior alone.</w:t>
       </w:r>
     </w:p>
     <w:p>
@@ -2596,7 +2596,7 @@
           <w:color w:val="000000"/>
           <w:sz w:val="20"/>
         </w:rPr>
-        <w:t>Cheaper inference is accretive to buyers and the application layer and dilutive to the model layer, because every dollar cut from output pricing lands with whoever owns the workflow, not the lab that cut it. A valuation dislocation follows: Anthropic trades near 20.5 times gross run-rate revenue against OpenAI's 34.1, so the market pays more for the weaker position; if the thesis survives the S-1 that gap is the trade.</w:t>
+        <w:t>Cheaper inference is accretive to buyers and the application layer and dilutive to the model layer, because every dollar cut from output pricing lands with whoever owns the workflow, not the lab that cut it. A valuation dislocation follows: Anthropic trades near 20.5 times revenue, $965B on $47B of gross run-rate, against OpenAI's 28, $852B on $30B, so the market still pays more for the weaker position; if the thesis survives the S-1 that gap is the trade.</w:t>
       </w:r>
     </w:p>
     <w:p>
@@ -2690,7 +2690,7 @@
           <w:color w:val="000000"/>
           <w:sz w:val="20"/>
         </w:rPr>
-        <w:t>Financing makes the war possible: the roughly three-and-a-half-trillion-dollar private-credit market is the marginal source of AI capital, and labs price below serving cost because debt funds the gap. Anthropic's roughly thirty-five-billion-dollar June chip-bond stack is the template; xAI's cross-subsidy is the same in a corporate wrapper. A war paid for by credit ends when the credit reprices, not when a margin breaks, so the covenant is the market's appetite for negative-margin token sales, tying the price war to the coming IPO.</w:t>
+        <w:t>Financing makes the war possible: the roughly three-and-a-half-trillion-dollar private-credit market is the marginal source of AI capital, and labs price below serving cost because debt funds the gap. Anthropic's $34.5B June chip-bond stack, earmarked for Alphabet-developed TPUs, is the template; xAI's cross-subsidy, now folded inside SpaceX, is the same in a corporate wrapper. A war paid for by credit ends when the credit reprices, not when a margin breaks, so the covenant is the market's appetite for negative-margin token sales, tying the price war to the coming IPO.</w:t>
       </w:r>
     </w:p>
     <w:p>
@@ -2705,7 +2705,7 @@
           <w:color w:val="000000"/>
           <w:sz w:val="20"/>
         </w:rPr>
-        <w:t>The IPO is the pressure test. It lands about three months before Anthropic's October S-1, which forces open what private markets have never seen: model-layer gross margin, mix, and any enterprise attach. Filing at a $965B mark while a rival prices comparable-claim inference at a quarter of the rate is the hardest setup and cleanest validation at once: hold price and attach through the window and the best-value thesis is proven under live fire. The gross-margin page, not any benchmark, is the filing's most repriced disclosure.</w:t>
+        <w:t>The IPO is the pressure test. OpenAI's own September filing front-runs it, but Anthropic's October S-1 is the one that forces open what private markets have never seen: model-layer gross margin, mix, and any enterprise attach. Filing at a $965B mark while a rival prices comparable-claim inference at a quarter of the rate is the hardest setup and cleanest validation at once: hold price and attach through the window and the best-value thesis is proven under live fire. The gross-margin page, not any benchmark, is the filing's most repriced disclosure.</w:t>
       </w:r>
     </w:p>
     <w:p>
@@ -3822,7 +3822,7 @@
           <w:color w:val="000000"/>
           <w:sz w:val="20"/>
         </w:rPr>
-        <w:t>PitchBook company data: Anthropic at a $965B mark on $47B of gross run-rate revenue with a first quarterly operating profit near $559M; OpenAI at $852B on roughly $25B of net revenue with about 900M weekly users; xAI's AI segment near $3.2B of revenue against a FY25 operating loss above $6.36B inside a combined structure marked near $1.97T.</w:t>
+        <w:t>PitchBook company data: Anthropic at a $965B mark on $47B of gross run-rate revenue with a first quarterly operating profit near $559M; OpenAI at $852B on about $30B of revenue (TTM 4Q2026) with about 900M weekly users; xAI, now a SpaceX operating subsidiary after its $250B February 2026 acquisition, turning about $2B of revenue against a FY25 operating loss we estimate above $6B.</w:t>
       </w:r>
     </w:p>
     <w:p>
@@ -3838,7 +3838,7 @@
           <w:color w:val="000000"/>
           <w:sz w:val="20"/>
         </w:rPr>
-        <w:t>Reporting on Anthropic's roughly $35B chip-bond financing from June 2026 and on the roughly $3.5T market in AI-linked private credit.</w:t>
+        <w:t>Reporting on Anthropic's $34.5B June 2026 chip-bond financing, earmarked for Alphabet-developed (Google) TPUs, and on the roughly $3.5T market in AI-linked private credit.</w:t>
       </w:r>
     </w:p>
     <w:p>

--- a/output/Frontier_AI_Price_Wars_Jul2026.docx
+++ b/output/Frontier_AI_Price_Wars_Jul2026.docx
@@ -2381,7 +2381,47 @@
           <w:color w:val="000000"/>
           <w:sz w:val="20"/>
         </w:rPr>
-        <w:t>xAI is the capability story that does not fix the economics. The mid-July Grok 4.5 refresh, which the company says adds native computer use, multimodal input, and a real-time feed from X and Starlink that no rival can replicate, is a genuine jump that makes Grok the value leader on paper. It changes nothing: the AI segment turns about $2B of revenue against a FY25 operating loss we estimate north of six billion, and xAI is now a SpaceX operating subsidiary following the $250B February acquisition, so the losses ride the SpaceX and Starlink cross-flow, a balance-sheet decision, not a business model, and a better cheap model does not close a six-billion-dollar loss.</w:t>
+        <w:t xml:space="preserve">xAI is the capability story that does not fix the economics. The mid-July Grok 4.5 refresh, which the company says adds native computer use, multimodal input, and a real-time feed from X and Starlink that no rival can replicate, is a genuine jump that makes Grok the value leader on paper. It changes nothing: the AI segment </w:t>
+      </w:r>
+      <w:r>
+        <w:rPr>
+          <w:rFonts w:ascii="Calibri Light" w:hAnsi="Calibri Light"/>
+          <w:b/>
+          <w:i w:val="0"/>
+          <w:color w:val="000000"/>
+          <w:sz w:val="20"/>
+        </w:rPr>
+        <w:t>turns about $2B of revenue</w:t>
+      </w:r>
+      <w:r>
+        <w:rPr>
+          <w:rFonts w:ascii="Calibri Light" w:hAnsi="Calibri Light"/>
+          <w:b w:val="0"/>
+          <w:i w:val="0"/>
+          <w:color w:val="000000"/>
+          <w:sz w:val="20"/>
+        </w:rPr>
+        <w:t xml:space="preserve"> against a FY25 operating loss we estimate north of six billion, and </w:t>
+      </w:r>
+      <w:r>
+        <w:rPr>
+          <w:rFonts w:ascii="Calibri Light" w:hAnsi="Calibri Light"/>
+          <w:b/>
+          <w:i w:val="0"/>
+          <w:color w:val="000000"/>
+          <w:sz w:val="20"/>
+        </w:rPr>
+        <w:t>xAI is now a SpaceX operating subsidiary following the $250B February acquisition</w:t>
+      </w:r>
+      <w:r>
+        <w:rPr>
+          <w:rFonts w:ascii="Calibri Light" w:hAnsi="Calibri Light"/>
+          <w:b w:val="0"/>
+          <w:i w:val="0"/>
+          <w:color w:val="000000"/>
+          <w:sz w:val="20"/>
+        </w:rPr>
+        <w:t>, so the losses ride the SpaceX and Starlink cross-flow, a balance-sheet decision, not a business model, and a better cheap model does not close a six-billion-dollar loss.</w:t>
       </w:r>
     </w:p>
     <w:p>
@@ -2396,7 +2436,27 @@
           <w:color w:val="000000"/>
           <w:sz w:val="20"/>
         </w:rPr>
-        <w:t>OpenAI is running segmentation, not a race to zero, and the tell is that Sol lists above Opus on output. Luna harvests price-sensitive volume while Sol defends the premium, and with roughly thirty billion in revenue on PitchBook's latest mark, about nine hundred million weekly users, and Codex above one and a half million, OpenAI needs the premium because its rich multiple and thin capital efficiency cannot ride six-dollar output.</w:t>
+        <w:t xml:space="preserve">OpenAI is running segmentation, not a race to zero, and the tell is that Sol lists above Opus on output. Luna harvests price-sensitive volume while Sol defends the premium, and with </w:t>
+      </w:r>
+      <w:r>
+        <w:rPr>
+          <w:rFonts w:ascii="Calibri Light" w:hAnsi="Calibri Light"/>
+          <w:b/>
+          <w:i w:val="0"/>
+          <w:color w:val="000000"/>
+          <w:sz w:val="20"/>
+        </w:rPr>
+        <w:t>roughly thirty billion in revenue on PitchBook's latest mark</w:t>
+      </w:r>
+      <w:r>
+        <w:rPr>
+          <w:rFonts w:ascii="Calibri Light" w:hAnsi="Calibri Light"/>
+          <w:b w:val="0"/>
+          <w:i w:val="0"/>
+          <w:color w:val="000000"/>
+          <w:sz w:val="20"/>
+        </w:rPr>
+        <w:t>, about nine hundred million weekly users, and Codex above one and a half million, OpenAI needs the premium because its rich multiple and thin capital efficiency cannot ride six-dollar output.</w:t>
       </w:r>
     </w:p>
     <w:p>
@@ -2426,7 +2486,27 @@
           <w:color w:val="000000"/>
           <w:sz w:val="20"/>
         </w:rPr>
-        <w:t>Google is the player this war should fear most, because it can fight on both fronts at once. Gemini 3.1 Pro is a frontier model at two and twelve dollars, funded like Meta's Muse from an advertising engine, distributed like ChatGPT through Search, Workspace, Android, and Cloud, and served on Google's own TPUs, which give it the best cost structure here with no third-party silicon tax. The tell is that Anthropic's own $34.5B June chip-bond raise is earmarked for Alphabet-developed TPUs, so even the premium defender buys its silicon from Google. Meta commoditizes to sell ads but has no frontier model; Google can commoditize and still field one, a stronger hand than any pure premium defender or price warrior alone.</w:t>
+        <w:t xml:space="preserve">Google is the player this war should fear most, because it can fight on both fronts at once. Gemini 3.1 Pro is a frontier model at two and twelve dollars, funded like Meta's Muse from an advertising engine, distributed like ChatGPT through Search, Workspace, Android, and Cloud, and served on Google's own TPUs, which give it the best cost structure here with no third-party silicon tax. </w:t>
+      </w:r>
+      <w:r>
+        <w:rPr>
+          <w:rFonts w:ascii="Calibri Light" w:hAnsi="Calibri Light"/>
+          <w:b/>
+          <w:i w:val="0"/>
+          <w:color w:val="000000"/>
+          <w:sz w:val="20"/>
+        </w:rPr>
+        <w:t>The tell is that Anthropic's own $34.5B June chip-bond raise is earmarked for Alphabet-developed TPUs, so even the premium defender buys its silicon from Google.</w:t>
+      </w:r>
+      <w:r>
+        <w:rPr>
+          <w:rFonts w:ascii="Calibri Light" w:hAnsi="Calibri Light"/>
+          <w:b w:val="0"/>
+          <w:i w:val="0"/>
+          <w:color w:val="000000"/>
+          <w:sz w:val="20"/>
+        </w:rPr>
+        <w:t xml:space="preserve"> Meta commoditizes to sell ads but has no frontier model; Google can commoditize and still field one, a stronger hand than any pure premium defender or price warrior alone.</w:t>
       </w:r>
     </w:p>
     <w:p>
@@ -2596,7 +2676,27 @@
           <w:color w:val="000000"/>
           <w:sz w:val="20"/>
         </w:rPr>
-        <w:t>Cheaper inference is accretive to buyers and the application layer and dilutive to the model layer, because every dollar cut from output pricing lands with whoever owns the workflow, not the lab that cut it. A valuation dislocation follows: Anthropic trades near 20.5 times revenue, $965B on $47B of gross run-rate, against OpenAI's 28, $852B on $30B, so the market still pays more for the weaker position; if the thesis survives the S-1 that gap is the trade.</w:t>
+        <w:t xml:space="preserve">Cheaper inference is accretive to buyers and the application layer and dilutive to the model layer, because every dollar cut from output pricing lands with whoever owns the workflow, not the lab that cut it. A valuation dislocation follows: Anthropic trades near 20.5 times revenue, </w:t>
+      </w:r>
+      <w:r>
+        <w:rPr>
+          <w:rFonts w:ascii="Calibri Light" w:hAnsi="Calibri Light"/>
+          <w:b/>
+          <w:i w:val="0"/>
+          <w:color w:val="000000"/>
+          <w:sz w:val="20"/>
+        </w:rPr>
+        <w:t>$965B on $47B of gross run-rate, against OpenAI's 28, $852B on $30B</w:t>
+      </w:r>
+      <w:r>
+        <w:rPr>
+          <w:rFonts w:ascii="Calibri Light" w:hAnsi="Calibri Light"/>
+          <w:b w:val="0"/>
+          <w:i w:val="0"/>
+          <w:color w:val="000000"/>
+          <w:sz w:val="20"/>
+        </w:rPr>
+        <w:t>, so the market still pays more for the weaker position; if the thesis survives the S-1 that gap is the trade.</w:t>
       </w:r>
     </w:p>
     <w:p>
@@ -2690,7 +2790,47 @@
           <w:color w:val="000000"/>
           <w:sz w:val="20"/>
         </w:rPr>
-        <w:t>Financing makes the war possible: the roughly three-and-a-half-trillion-dollar private-credit market is the marginal source of AI capital, and labs price below serving cost because debt funds the gap. Anthropic's $34.5B June chip-bond stack, earmarked for Alphabet-developed TPUs, is the template; xAI's cross-subsidy, now folded inside SpaceX, is the same in a corporate wrapper. A war paid for by credit ends when the credit reprices, not when a margin breaks, so the covenant is the market's appetite for negative-margin token sales, tying the price war to the coming IPO.</w:t>
+        <w:t xml:space="preserve">Financing makes the war possible: the roughly three-and-a-half-trillion-dollar private-credit market is the marginal source of AI capital, and labs price below serving cost because debt funds the gap. Anthropic's </w:t>
+      </w:r>
+      <w:r>
+        <w:rPr>
+          <w:rFonts w:ascii="Calibri Light" w:hAnsi="Calibri Light"/>
+          <w:b/>
+          <w:i w:val="0"/>
+          <w:color w:val="000000"/>
+          <w:sz w:val="20"/>
+        </w:rPr>
+        <w:t>$34.5B June chip-bond stack, earmarked for Alphabet-developed TPUs</w:t>
+      </w:r>
+      <w:r>
+        <w:rPr>
+          <w:rFonts w:ascii="Calibri Light" w:hAnsi="Calibri Light"/>
+          <w:b w:val="0"/>
+          <w:i w:val="0"/>
+          <w:color w:val="000000"/>
+          <w:sz w:val="20"/>
+        </w:rPr>
+        <w:t xml:space="preserve">, is the template; xAI's cross-subsidy, </w:t>
+      </w:r>
+      <w:r>
+        <w:rPr>
+          <w:rFonts w:ascii="Calibri Light" w:hAnsi="Calibri Light"/>
+          <w:b/>
+          <w:i w:val="0"/>
+          <w:color w:val="000000"/>
+          <w:sz w:val="20"/>
+        </w:rPr>
+        <w:t>now folded inside SpaceX</w:t>
+      </w:r>
+      <w:r>
+        <w:rPr>
+          <w:rFonts w:ascii="Calibri Light" w:hAnsi="Calibri Light"/>
+          <w:b w:val="0"/>
+          <w:i w:val="0"/>
+          <w:color w:val="000000"/>
+          <w:sz w:val="20"/>
+        </w:rPr>
+        <w:t>, is the same in a corporate wrapper. A war paid for by credit ends when the credit reprices, not when a margin breaks, so the covenant is the market's appetite for negative-margin token sales, tying the price war to the coming IPO.</w:t>
       </w:r>
     </w:p>
     <w:p>
@@ -2705,7 +2845,27 @@
           <w:color w:val="000000"/>
           <w:sz w:val="20"/>
         </w:rPr>
-        <w:t>The IPO is the pressure test. OpenAI's own September filing front-runs it, but Anthropic's October S-1 is the one that forces open what private markets have never seen: model-layer gross margin, mix, and any enterprise attach. Filing at a $965B mark while a rival prices comparable-claim inference at a quarter of the rate is the hardest setup and cleanest validation at once: hold price and attach through the window and the best-value thesis is proven under live fire. The gross-margin page, not any benchmark, is the filing's most repriced disclosure.</w:t>
+        <w:t xml:space="preserve">The IPO is the pressure test. </w:t>
+      </w:r>
+      <w:r>
+        <w:rPr>
+          <w:rFonts w:ascii="Calibri Light" w:hAnsi="Calibri Light"/>
+          <w:b/>
+          <w:i w:val="0"/>
+          <w:color w:val="000000"/>
+          <w:sz w:val="20"/>
+        </w:rPr>
+        <w:t>OpenAI's own September filing front-runs it, but Anthropic's October S-1 is the one that</w:t>
+      </w:r>
+      <w:r>
+        <w:rPr>
+          <w:rFonts w:ascii="Calibri Light" w:hAnsi="Calibri Light"/>
+          <w:b w:val="0"/>
+          <w:i w:val="0"/>
+          <w:color w:val="000000"/>
+          <w:sz w:val="20"/>
+        </w:rPr>
+        <w:t xml:space="preserve"> forces open what private markets have never seen: model-layer gross margin, mix, and any enterprise attach. Filing at a $965B mark while a rival prices comparable-claim inference at a quarter of the rate is the hardest setup and cleanest validation at once: hold price and attach through the window and the best-value thesis is proven under live fire. The gross-margin page, not any benchmark, is the filing's most repriced disclosure.</w:t>
       </w:r>
     </w:p>
     <w:p>
@@ -3822,7 +3982,47 @@
           <w:color w:val="000000"/>
           <w:sz w:val="20"/>
         </w:rPr>
-        <w:t>PitchBook company data: Anthropic at a $965B mark on $47B of gross run-rate revenue with a first quarterly operating profit near $559M; OpenAI at $852B on about $30B of revenue (TTM 4Q2026) with about 900M weekly users; xAI, now a SpaceX operating subsidiary after its $250B February 2026 acquisition, turning about $2B of revenue against a FY25 operating loss we estimate above $6B.</w:t>
+        <w:t xml:space="preserve">PitchBook company data: Anthropic at a $965B mark on $47B of gross run-rate revenue with a first quarterly operating profit near $559M; OpenAI at $852B on </w:t>
+      </w:r>
+      <w:r>
+        <w:rPr>
+          <w:rFonts w:ascii="Calibri Light" w:hAnsi="Calibri Light"/>
+          <w:b/>
+          <w:i w:val="0"/>
+          <w:color w:val="000000"/>
+          <w:sz w:val="20"/>
+        </w:rPr>
+        <w:t>about $30B of revenue (TTM 4Q2026)</w:t>
+      </w:r>
+      <w:r>
+        <w:rPr>
+          <w:rFonts w:ascii="Calibri Light" w:hAnsi="Calibri Light"/>
+          <w:b w:val="0"/>
+          <w:i w:val="0"/>
+          <w:color w:val="000000"/>
+          <w:sz w:val="20"/>
+        </w:rPr>
+        <w:t xml:space="preserve"> with about 900M weekly users; </w:t>
+      </w:r>
+      <w:r>
+        <w:rPr>
+          <w:rFonts w:ascii="Calibri Light" w:hAnsi="Calibri Light"/>
+          <w:b/>
+          <w:i w:val="0"/>
+          <w:color w:val="000000"/>
+          <w:sz w:val="20"/>
+        </w:rPr>
+        <w:t>xAI, now a SpaceX operating subsidiary after its $250B February 2026 acquisition, turning about $2B of revenue</w:t>
+      </w:r>
+      <w:r>
+        <w:rPr>
+          <w:rFonts w:ascii="Calibri Light" w:hAnsi="Calibri Light"/>
+          <w:b w:val="0"/>
+          <w:i w:val="0"/>
+          <w:color w:val="000000"/>
+          <w:sz w:val="20"/>
+        </w:rPr>
+        <w:t xml:space="preserve"> against a FY25 operating loss we estimate above $6B.</w:t>
       </w:r>
     </w:p>
     <w:p>
@@ -3838,7 +4038,27 @@
           <w:color w:val="000000"/>
           <w:sz w:val="20"/>
         </w:rPr>
-        <w:t>Reporting on Anthropic's $34.5B June 2026 chip-bond financing, earmarked for Alphabet-developed (Google) TPUs, and on the roughly $3.5T market in AI-linked private credit.</w:t>
+        <w:t xml:space="preserve">Reporting on Anthropic's </w:t>
+      </w:r>
+      <w:r>
+        <w:rPr>
+          <w:rFonts w:ascii="Calibri Light" w:hAnsi="Calibri Light"/>
+          <w:b/>
+          <w:i w:val="0"/>
+          <w:color w:val="000000"/>
+          <w:sz w:val="20"/>
+        </w:rPr>
+        <w:t>$34.5B June 2026 chip-bond financing, earmarked for Alphabet-developed (Google) TPUs</w:t>
+      </w:r>
+      <w:r>
+        <w:rPr>
+          <w:rFonts w:ascii="Calibri Light" w:hAnsi="Calibri Light"/>
+          <w:b w:val="0"/>
+          <w:i w:val="0"/>
+          <w:color w:val="000000"/>
+          <w:sz w:val="20"/>
+        </w:rPr>
+        <w:t>, and on the roughly $3.5T market in AI-linked private credit.</w:t>
       </w:r>
     </w:p>
     <w:p>

--- a/output/Frontier_AI_Price_Wars_Jul2026.docx
+++ b/output/Frontier_AI_Price_Wars_Jul2026.docx
@@ -3910,7 +3910,27 @@
           <w:color w:val="000000"/>
           <w:sz w:val="20"/>
         </w:rPr>
-        <w:t>The verdict breaks if OpenAI turns its distribution lead into the enterprise seat before Anthropic locks it, or if Anthropic cuts flagship pricing and concedes the value argument it must sell. The segmentation read breaks if agents self-correct cheaply, collapsing the cost of failure and the premium with it, or if Meta or a capability-rich xAI builds a credible enterprise surface. The value call breaks if Google's reliability matches Anthropic's, which would hand Gemini 3.1 Pro the value crown outright and its TPU cost structure the durability to keep it. We watch five dated markers: Anthropic's flagship pricing by August 31, the first enterprise-agent seat or attach metric by September 30, the first consumer free-tier or ARPU signal by November 30, chip-backed private-credit terms through 2027, and above all Anthropic's October S-1, whose gross-margin page converts most of this note from argument into fact.</w:t>
+        <w:t xml:space="preserve">The verdict breaks if OpenAI turns its distribution lead into the enterprise seat before Anthropic locks it, or if Anthropic cuts flagship pricing and concedes the value argument it must sell. The segmentation read breaks if agents self-correct cheaply, collapsing the cost of failure and the premium with it, or if Meta or a capability-rich xAI builds a credible enterprise surface. The value call breaks if Google's reliability matches Anthropic's, which would hand Gemini 3.1 Pro the value crown outright and its TPU cost structure the durability to keep it. We watch six dated markers: Anthropic's flagship pricing by August 31, the first enterprise-agent seat or attach metric by September 30, the first consumer free-tier or ARPU signal by November 30, chip-backed private-credit terms through 2027, </w:t>
+      </w:r>
+      <w:r>
+        <w:rPr>
+          <w:rFonts w:ascii="Calibri Light" w:hAnsi="Calibri Light"/>
+          <w:b/>
+          <w:i w:val="0"/>
+          <w:color w:val="000000"/>
+          <w:sz w:val="20"/>
+        </w:rPr>
+        <w:t>whether Anthropic's $34.5B chip-bond converts into delivered Alphabet TPU capacity by December 31, 2026, which would confirm that Google's own silicon underwrites even its closest rival and hardens the cost-structure edge behind the value call</w:t>
+      </w:r>
+      <w:r>
+        <w:rPr>
+          <w:rFonts w:ascii="Calibri Light" w:hAnsi="Calibri Light"/>
+          <w:b w:val="0"/>
+          <w:i w:val="0"/>
+          <w:color w:val="000000"/>
+          <w:sz w:val="20"/>
+        </w:rPr>
+        <w:t>, and above all Anthropic's October S-1, whose gross-margin page converts most of this note from argument into fact.</w:t>
       </w:r>
     </w:p>
     <w:p>

--- a/output/Frontier_AI_Price_Wars_Jul2026.docx
+++ b/output/Frontier_AI_Price_Wars_Jul2026.docx
@@ -14,7 +14,7 @@
           <w:color w:val="000000"/>
           <w:sz w:val="28"/>
         </w:rPr>
-        <w:t>Q3 2026  Frontier AI's Token Trap</w:t>
+        <w:t>Q3 2026  Anthropic is winning on value, not price</w:t>
       </w:r>
     </w:p>
     <w:p>
@@ -29,7 +29,7 @@
           <w:color w:val="2F5496"/>
           <w:sz w:val="24"/>
         </w:rPr>
-        <w:t>Anthropic's priciest tokens do the cheapest work.</w:t>
+        <w:t>Frontier AI's token trap, where the priciest tokens do the cheapest work</w:t>
       </w:r>
     </w:p>
     <w:p>
@@ -104,7 +104,7 @@
           <w:color w:val="000000"/>
           <w:sz w:val="20"/>
         </w:rPr>
-        <w:t>Global</w:t>
+        <w:t>US</w:t>
       </w:r>
     </w:p>
     <w:p>
@@ -154,7 +154,7 @@
           <w:color w:val="000000"/>
           <w:sz w:val="20"/>
         </w:rPr>
-        <w:t>Client only (Platform only, no preview on N&amp;A)</w:t>
+        <w:t>Public (Full report on N&amp;A + platform)</w:t>
       </w:r>
     </w:p>
     <w:p>
@@ -234,7 +234,7 @@
           <w:color w:val="000000"/>
           <w:sz w:val="20"/>
         </w:rPr>
-        <w:t>Harrison Rolfes, Senior Research Director</w:t>
+        <w:t>Harrison Rolfes, Senior Research Analyst</w:t>
       </w:r>
     </w:p>
     <w:p>
@@ -249,7 +249,7 @@
           <w:color w:val="000000"/>
           <w:sz w:val="20"/>
         </w:rPr>
-        <w:t>Published on July 10, 2026</w:t>
+        <w:t>Published on July 17, 2026</w:t>
       </w:r>
     </w:p>
     <w:p>
@@ -514,6 +514,21 @@
             </a:graphic>
           </wp:inline>
         </w:drawing>
+      </w:r>
+    </w:p>
+    <w:p>
+      <w:pPr>
+        <w:spacing w:after="120"/>
+      </w:pPr>
+      <w:r>
+        <w:rPr>
+          <w:rFonts w:ascii="Calibri Light" w:hAnsi="Calibri Light"/>
+          <w:b/>
+          <w:i w:val="0"/>
+          <w:color w:val="2F5496"/>
+          <w:sz w:val="22"/>
+        </w:rPr>
+        <w:t>The market is pricing tokens. It should be pricing work.</w:t>
       </w:r>
     </w:p>
     <w:p>
@@ -836,7 +851,47 @@
           <w:color w:val="000000"/>
           <w:sz w:val="20"/>
         </w:rPr>
-        <w:t>Buyers do not want cheap tokens; they want the most completed work per dollar. The correct unit is the cost per completed task: the tokens an attempt consumes times their price, times the attempts it takes to succeed at a fixed quality bar. A model that succeeds with probability p needs on average one divided by p attempts, so one at a quarter of the price that needs three tries is not cheaper. Take a representative agentic task of sixty thousand input and twelve thousand output tokens per attempt.</w:t>
+        <w:t xml:space="preserve">Buyers do not want cheap tokens; they want the most completed work per dollar. The correct unit is the cost per completed task. </w:t>
+      </w:r>
+      <w:r>
+        <w:rPr>
+          <w:rFonts w:ascii="Calibri Light" w:hAnsi="Calibri Light"/>
+          <w:b/>
+          <w:i w:val="0"/>
+          <w:color w:val="000000"/>
+          <w:sz w:val="20"/>
+        </w:rPr>
+        <w:t>Cost per completed task = (tokens in x price in + tokens out x price out) x expected attempts to succeed at a fixed quality bar.</w:t>
+      </w:r>
+      <w:r>
+        <w:rPr>
+          <w:rFonts w:ascii="Calibri Light" w:hAnsi="Calibri Light"/>
+          <w:b w:val="0"/>
+          <w:i w:val="0"/>
+          <w:color w:val="000000"/>
+          <w:sz w:val="20"/>
+        </w:rPr>
+        <w:t xml:space="preserve"> A model that succeeds with probability p needs on average one divided by p attempts, so one at a quarter of the price that needs three tries is not cheaper. </w:t>
+      </w:r>
+      <w:r>
+        <w:rPr>
+          <w:rFonts w:ascii="Calibri Light" w:hAnsi="Calibri Light"/>
+          <w:b/>
+          <w:i w:val="0"/>
+          <w:color w:val="000000"/>
+          <w:sz w:val="20"/>
+        </w:rPr>
+        <w:t>That estimate treats retries as independent; in production, failures are correlated, since a model that misreads a task tends to miss it again, so the geometric figure flatters the cheap tier and the premium's true edge is wider than the table below.</w:t>
+      </w:r>
+      <w:r>
+        <w:rPr>
+          <w:rFonts w:ascii="Calibri Light" w:hAnsi="Calibri Light"/>
+          <w:b w:val="0"/>
+          <w:i w:val="0"/>
+          <w:color w:val="000000"/>
+          <w:sz w:val="20"/>
+        </w:rPr>
+        <w:t xml:space="preserve"> Take a representative agentic task of sixty thousand input and twelve thousand output tokens per attempt.</w:t>
       </w:r>
     </w:p>
     <w:p>
@@ -2170,7 +2225,27 @@
           <w:color w:val="000000"/>
           <w:sz w:val="20"/>
         </w:rPr>
-        <w:t>On tokens alone the cheap tier wins almost mechanically, because Opus at sixty cents an attempt only beats Muse Spark at about thirteen cents if it succeeds nearly five times as often, and no frontier gap is that wide. That is exactly where the token-only view fails, because a failed agentic attempt is not free: it burns reviewer time, breaks the automation downstream, and erodes trust in the seat. Assign a conservative seventeen dollars to each failed attempt, about ten minutes of a fully loaded operator, and the ranking inverts. Opus succeeding nine times in ten finishes the task for about $2.56; Muse Spark succeeding three times in four finishes it for about $5.83, more than twice as much despite tokens at a quarter of the price. The cheapest model on the sheet is the most expensive to run, and the near-priciest is the cheapest. That inversion is the thesis of this note. It is also why a lower sticker often produces a larger bill: a cheaper token invites longer contexts and more agent loops, and the failures it hides are billed to the buyer in labor, not tokens. The same arithmetic reaches the top of the sheet: Mythos 5, at twice Opus's price, still runs near-cheapest, the priciest sticker on the sheet finishing among the cheapest to run. It also produces the note's real challenger. Gemini 3.1 Pro is a frontier model at two and twelve dollars, under half Opus's per-attempt cost, and it finishes the reference task for about $2.62 against Opus's $2.56. Opus keeps the crown by a hair, and only because we assume Anthropic is the more reliable; if Google matches it, Gemini is the cheapest way to finish real work.</w:t>
+        <w:t xml:space="preserve">On tokens alone the cheap tier wins almost mechanically, because Opus at sixty cents an attempt only beats Muse Spark at about thirteen cents if it succeeds nearly five times as often, and no frontier gap is that wide. That is exactly where the token-only view fails, because a failed agentic attempt is not free: it burns reviewer time, breaks the automation downstream, and erodes trust in the seat. </w:t>
+      </w:r>
+      <w:r>
+        <w:rPr>
+          <w:rFonts w:ascii="Calibri Light" w:hAnsi="Calibri Light"/>
+          <w:b/>
+          <w:i w:val="0"/>
+          <w:color w:val="000000"/>
+          <w:sz w:val="20"/>
+        </w:rPr>
+        <w:t>The cost of a failure is not one number: it is near zero for failure-tolerant work like drafting and internal search, and hundreds of dollars for a wrong answer that reaches a customer or a regulator, and that spread is not noise, it is the reason the market segments.</w:t>
+      </w:r>
+      <w:r>
+        <w:rPr>
+          <w:rFonts w:ascii="Calibri Light" w:hAnsi="Calibri Light"/>
+          <w:b w:val="0"/>
+          <w:i w:val="0"/>
+          <w:color w:val="000000"/>
+          <w:sz w:val="20"/>
+        </w:rPr>
+        <w:t xml:space="preserve"> Assign a conservative seventeen dollars to each failed attempt, about ten minutes of a fully loaded operator, and the ranking inverts. Opus succeeding nine times in ten finishes the task for about $2.56; Muse Spark succeeding three times in four finishes it for about $5.83, more than twice as much despite tokens at a quarter of the price. The cheapest model on the sheet is the most expensive to run, and the near-priciest is the cheapest. That inversion is the thesis of this note. It is also why a lower sticker often produces a larger bill: a cheaper token invites longer contexts and more agent loops, and the failures it hides are billed to the buyer in labor, not tokens. The same arithmetic reaches the top of the sheet: Mythos 5, at twice Opus's price, still runs near-cheapest, the priciest sticker on the sheet finishing among the cheapest to run. It also produces the note's real challenger. Gemini 3.1 Pro is a frontier model at two and twelve dollars, under half Opus's per-attempt cost, and it finishes the reference task for about $2.62 against Opus's $2.56. Opus keeps the crown by a hair, and only because we assume Anthropic is the more reliable; if Google matches it, Gemini is the cheapest way to finish real work.</w:t>
       </w:r>
     </w:p>
     <w:p>
@@ -2446,7 +2521,7 @@
           <w:color w:val="000000"/>
           <w:sz w:val="20"/>
         </w:rPr>
-        <w:t>roughly thirty billion in revenue on PitchBook's latest mark</w:t>
+        <w:t>roughly twenty-five billion in net revenue</w:t>
       </w:r>
       <w:r>
         <w:rPr>
@@ -2686,7 +2761,7 @@
           <w:color w:val="000000"/>
           <w:sz w:val="20"/>
         </w:rPr>
-        <w:t>$965B on $47B of gross run-rate, against OpenAI's 28, $852B on $30B</w:t>
+        <w:t>$965B on $47B of gross run-rate, against OpenAI's 34, $852B on $25B</w:t>
       </w:r>
       <w:r>
         <w:rPr>
@@ -2696,7 +2771,7 @@
           <w:color w:val="000000"/>
           <w:sz w:val="20"/>
         </w:rPr>
-        <w:t>, so the market still pays more for the weaker position; if the thesis survives the S-1 that gap is the trade.</w:t>
+        <w:t>, so the market pays more for the weaker position; if the thesis survives the S-1 that gap is the trade.</w:t>
       </w:r>
     </w:p>
     <w:p>
@@ -4012,7 +4087,7 @@
           <w:color w:val="000000"/>
           <w:sz w:val="20"/>
         </w:rPr>
-        <w:t>about $30B of revenue (TTM 4Q2026)</w:t>
+        <w:t>about $25B of net ARR</w:t>
       </w:r>
       <w:r>
         <w:rPr>
